--- a/discoverer-neo/docs/user-guide/manual/Discoverer-Neo-MANAGER-Guide-Full-pt-PT.docx
+++ b/discoverer-neo/docs/user-guide/manual/Discoverer-Neo-MANAGER-Guide-Full-pt-PT.docx
@@ -54,7 +54,7 @@
           <w:sz w:val="22"/>
           <w:szCs w:val="22"/>
         </w:rPr>
-        <w:t>Versão 2.0.0</w:t>
+        <w:t>Versão 2.0.1</w:t>
       </w:r>
     </w:p>
     <w:p>
@@ -74,7 +74,7 @@
     <w:sdt>
       <w:sdtPr>
         <w:alias w:val="Índice"/>
-        <w:id w:val="91210211"/>
+        <w:id w:val="-269469104"/>
       </w:sdtPr>
       <w:sdtEndPr/>
       <w:sdtContent>
@@ -102,7 +102,7 @@
           <w:r>
             <w:fldChar w:fldCharType="separate"/>
           </w:r>
-          <w:hyperlink w:anchor="_Toc241668745" w:history="1">
+          <w:hyperlink w:anchor="_Toc241671276" w:history="1">
             <w:r>
               <w:rPr>
                 <w:rStyle w:val="Hiperligao"/>
@@ -126,7 +126,7 @@
               <w:rPr>
                 <w:noProof/>
               </w:rPr>
-              <w:instrText xml:space="preserve"> PAGEREF _Toc241668745 \h </w:instrText>
+              <w:instrText xml:space="preserve"> PAGEREF _Toc241671276 \h </w:instrText>
             </w:r>
             <w:r>
               <w:rPr>
@@ -168,7 +168,7 @@
               <w14:ligatures w14:val="standardContextual"/>
             </w:rPr>
           </w:pPr>
-          <w:hyperlink w:anchor="_Toc241668746" w:history="1">
+          <w:hyperlink w:anchor="_Toc241671277" w:history="1">
             <w:r>
               <w:rPr>
                 <w:rStyle w:val="Hiperligao"/>
@@ -192,7 +192,7 @@
               <w:rPr>
                 <w:noProof/>
               </w:rPr>
-              <w:instrText xml:space="preserve"> PAGEREF _Toc241668746 \h </w:instrText>
+              <w:instrText xml:space="preserve"> PAGEREF _Toc241671277 \h </w:instrText>
             </w:r>
             <w:r>
               <w:rPr>
@@ -234,7 +234,7 @@
               <w14:ligatures w14:val="standardContextual"/>
             </w:rPr>
           </w:pPr>
-          <w:hyperlink w:anchor="_Toc241668747" w:history="1">
+          <w:hyperlink w:anchor="_Toc241671278" w:history="1">
             <w:r>
               <w:rPr>
                 <w:rStyle w:val="Hiperligao"/>
@@ -258,7 +258,7 @@
               <w:rPr>
                 <w:noProof/>
               </w:rPr>
-              <w:instrText xml:space="preserve"> PAGEREF _Toc241668747 \h </w:instrText>
+              <w:instrText xml:space="preserve"> PAGEREF _Toc241671278 \h </w:instrText>
             </w:r>
             <w:r>
               <w:rPr>
@@ -300,7 +300,7 @@
               <w14:ligatures w14:val="standardContextual"/>
             </w:rPr>
           </w:pPr>
-          <w:hyperlink w:anchor="_Toc241668748" w:history="1">
+          <w:hyperlink w:anchor="_Toc241671279" w:history="1">
             <w:r>
               <w:rPr>
                 <w:rStyle w:val="Hiperligao"/>
@@ -324,7 +324,7 @@
               <w:rPr>
                 <w:noProof/>
               </w:rPr>
-              <w:instrText xml:space="preserve"> PAGEREF _Toc241668748 \h </w:instrText>
+              <w:instrText xml:space="preserve"> PAGEREF _Toc241671279 \h </w:instrText>
             </w:r>
             <w:r>
               <w:rPr>
@@ -366,7 +366,7 @@
               <w14:ligatures w14:val="standardContextual"/>
             </w:rPr>
           </w:pPr>
-          <w:hyperlink w:anchor="_Toc241668749" w:history="1">
+          <w:hyperlink w:anchor="_Toc241671280" w:history="1">
             <w:r>
               <w:rPr>
                 <w:rStyle w:val="Hiperligao"/>
@@ -390,7 +390,7 @@
               <w:rPr>
                 <w:noProof/>
               </w:rPr>
-              <w:instrText xml:space="preserve"> PAGEREF _Toc241668749 \h </w:instrText>
+              <w:instrText xml:space="preserve"> PAGEREF _Toc241671280 \h </w:instrText>
             </w:r>
             <w:r>
               <w:rPr>
@@ -432,7 +432,7 @@
               <w14:ligatures w14:val="standardContextual"/>
             </w:rPr>
           </w:pPr>
-          <w:hyperlink w:anchor="_Toc241668750" w:history="1">
+          <w:hyperlink w:anchor="_Toc241671281" w:history="1">
             <w:r>
               <w:rPr>
                 <w:rStyle w:val="Hiperligao"/>
@@ -456,7 +456,7 @@
               <w:rPr>
                 <w:noProof/>
               </w:rPr>
-              <w:instrText xml:space="preserve"> PAGEREF _Toc241668750 \h </w:instrText>
+              <w:instrText xml:space="preserve"> PAGEREF _Toc241671281 \h </w:instrText>
             </w:r>
             <w:r>
               <w:rPr>
@@ -498,7 +498,7 @@
               <w14:ligatures w14:val="standardContextual"/>
             </w:rPr>
           </w:pPr>
-          <w:hyperlink w:anchor="_Toc241668751" w:history="1">
+          <w:hyperlink w:anchor="_Toc241671282" w:history="1">
             <w:r>
               <w:rPr>
                 <w:rStyle w:val="Hiperligao"/>
@@ -522,7 +522,7 @@
               <w:rPr>
                 <w:noProof/>
               </w:rPr>
-              <w:instrText xml:space="preserve"> PAGEREF _Toc241668751 \h </w:instrText>
+              <w:instrText xml:space="preserve"> PAGEREF _Toc241671282 \h </w:instrText>
             </w:r>
             <w:r>
               <w:rPr>
@@ -564,7 +564,7 @@
               <w14:ligatures w14:val="standardContextual"/>
             </w:rPr>
           </w:pPr>
-          <w:hyperlink w:anchor="_Toc241668752" w:history="1">
+          <w:hyperlink w:anchor="_Toc241671283" w:history="1">
             <w:r>
               <w:rPr>
                 <w:rStyle w:val="Hiperligao"/>
@@ -588,7 +588,7 @@
               <w:rPr>
                 <w:noProof/>
               </w:rPr>
-              <w:instrText xml:space="preserve"> PAGEREF _Toc241668752 \h </w:instrText>
+              <w:instrText xml:space="preserve"> PAGEREF _Toc241671283 \h </w:instrText>
             </w:r>
             <w:r>
               <w:rPr>
@@ -630,7 +630,7 @@
               <w14:ligatures w14:val="standardContextual"/>
             </w:rPr>
           </w:pPr>
-          <w:hyperlink w:anchor="_Toc241668753" w:history="1">
+          <w:hyperlink w:anchor="_Toc241671284" w:history="1">
             <w:r>
               <w:rPr>
                 <w:rStyle w:val="Hiperligao"/>
@@ -654,7 +654,7 @@
               <w:rPr>
                 <w:noProof/>
               </w:rPr>
-              <w:instrText xml:space="preserve"> PAGEREF _Toc241668753 \h </w:instrText>
+              <w:instrText xml:space="preserve"> PAGEREF _Toc241671284 \h </w:instrText>
             </w:r>
             <w:r>
               <w:rPr>
@@ -696,7 +696,7 @@
               <w14:ligatures w14:val="standardContextual"/>
             </w:rPr>
           </w:pPr>
-          <w:hyperlink w:anchor="_Toc241668754" w:history="1">
+          <w:hyperlink w:anchor="_Toc241671285" w:history="1">
             <w:r>
               <w:rPr>
                 <w:rStyle w:val="Hiperligao"/>
@@ -720,7 +720,7 @@
               <w:rPr>
                 <w:noProof/>
               </w:rPr>
-              <w:instrText xml:space="preserve"> PAGEREF _Toc241668754 \h </w:instrText>
+              <w:instrText xml:space="preserve"> PAGEREF _Toc241671285 \h </w:instrText>
             </w:r>
             <w:r>
               <w:rPr>
@@ -762,7 +762,7 @@
               <w14:ligatures w14:val="standardContextual"/>
             </w:rPr>
           </w:pPr>
-          <w:hyperlink w:anchor="_Toc241668755" w:history="1">
+          <w:hyperlink w:anchor="_Toc241671286" w:history="1">
             <w:r>
               <w:rPr>
                 <w:rStyle w:val="Hiperligao"/>
@@ -786,7 +786,7 @@
               <w:rPr>
                 <w:noProof/>
               </w:rPr>
-              <w:instrText xml:space="preserve"> PAGEREF _Toc241668755 \h </w:instrText>
+              <w:instrText xml:space="preserve"> PAGEREF _Toc241671286 \h </w:instrText>
             </w:r>
             <w:r>
               <w:rPr>
@@ -828,7 +828,7 @@
               <w14:ligatures w14:val="standardContextual"/>
             </w:rPr>
           </w:pPr>
-          <w:hyperlink w:anchor="_Toc241668756" w:history="1">
+          <w:hyperlink w:anchor="_Toc241671287" w:history="1">
             <w:r>
               <w:rPr>
                 <w:rStyle w:val="Hiperligao"/>
@@ -852,7 +852,7 @@
               <w:rPr>
                 <w:noProof/>
               </w:rPr>
-              <w:instrText xml:space="preserve"> PAGEREF _Toc241668756 \h </w:instrText>
+              <w:instrText xml:space="preserve"> PAGEREF _Toc241671287 \h </w:instrText>
             </w:r>
             <w:r>
               <w:rPr>
@@ -894,7 +894,7 @@
               <w14:ligatures w14:val="standardContextual"/>
             </w:rPr>
           </w:pPr>
-          <w:hyperlink w:anchor="_Toc241668757" w:history="1">
+          <w:hyperlink w:anchor="_Toc241671288" w:history="1">
             <w:r>
               <w:rPr>
                 <w:rStyle w:val="Hiperligao"/>
@@ -918,7 +918,7 @@
               <w:rPr>
                 <w:noProof/>
               </w:rPr>
-              <w:instrText xml:space="preserve"> PAGEREF _Toc241668757 \h </w:instrText>
+              <w:instrText xml:space="preserve"> PAGEREF _Toc241671288 \h </w:instrText>
             </w:r>
             <w:r>
               <w:rPr>
@@ -960,7 +960,7 @@
               <w14:ligatures w14:val="standardContextual"/>
             </w:rPr>
           </w:pPr>
-          <w:hyperlink w:anchor="_Toc241668758" w:history="1">
+          <w:hyperlink w:anchor="_Toc241671289" w:history="1">
             <w:r>
               <w:rPr>
                 <w:rStyle w:val="Hiperligao"/>
@@ -984,7 +984,7 @@
               <w:rPr>
                 <w:noProof/>
               </w:rPr>
-              <w:instrText xml:space="preserve"> PAGEREF _Toc241668758 \h </w:instrText>
+              <w:instrText xml:space="preserve"> PAGEREF _Toc241671289 \h </w:instrText>
             </w:r>
             <w:r>
               <w:rPr>
@@ -1026,7 +1026,7 @@
               <w14:ligatures w14:val="standardContextual"/>
             </w:rPr>
           </w:pPr>
-          <w:hyperlink w:anchor="_Toc241668759" w:history="1">
+          <w:hyperlink w:anchor="_Toc241671290" w:history="1">
             <w:r>
               <w:rPr>
                 <w:rStyle w:val="Hiperligao"/>
@@ -1050,7 +1050,7 @@
               <w:rPr>
                 <w:noProof/>
               </w:rPr>
-              <w:instrText xml:space="preserve"> PAGEREF _Toc241668759 \h </w:instrText>
+              <w:instrText xml:space="preserve"> PAGEREF _Toc241671290 \h </w:instrText>
             </w:r>
             <w:r>
               <w:rPr>
@@ -1092,7 +1092,7 @@
               <w14:ligatures w14:val="standardContextual"/>
             </w:rPr>
           </w:pPr>
-          <w:hyperlink w:anchor="_Toc241668760" w:history="1">
+          <w:hyperlink w:anchor="_Toc241671291" w:history="1">
             <w:r>
               <w:rPr>
                 <w:rStyle w:val="Hiperligao"/>
@@ -1116,7 +1116,7 @@
               <w:rPr>
                 <w:noProof/>
               </w:rPr>
-              <w:instrText xml:space="preserve"> PAGEREF _Toc241668760 \h </w:instrText>
+              <w:instrText xml:space="preserve"> PAGEREF _Toc241671291 \h </w:instrText>
             </w:r>
             <w:r>
               <w:rPr>
@@ -1158,7 +1158,7 @@
               <w14:ligatures w14:val="standardContextual"/>
             </w:rPr>
           </w:pPr>
-          <w:hyperlink w:anchor="_Toc241668761" w:history="1">
+          <w:hyperlink w:anchor="_Toc241671292" w:history="1">
             <w:r>
               <w:rPr>
                 <w:rStyle w:val="Hiperligao"/>
@@ -1182,7 +1182,7 @@
               <w:rPr>
                 <w:noProof/>
               </w:rPr>
-              <w:instrText xml:space="preserve"> PAGEREF _Toc241668761 \h </w:instrText>
+              <w:instrText xml:space="preserve"> PAGEREF _Toc241671292 \h </w:instrText>
             </w:r>
             <w:r>
               <w:rPr>
@@ -1224,7 +1224,7 @@
               <w14:ligatures w14:val="standardContextual"/>
             </w:rPr>
           </w:pPr>
-          <w:hyperlink w:anchor="_Toc241668762" w:history="1">
+          <w:hyperlink w:anchor="_Toc241671293" w:history="1">
             <w:r>
               <w:rPr>
                 <w:rStyle w:val="Hiperligao"/>
@@ -1248,7 +1248,7 @@
               <w:rPr>
                 <w:noProof/>
               </w:rPr>
-              <w:instrText xml:space="preserve"> PAGEREF _Toc241668762 \h </w:instrText>
+              <w:instrText xml:space="preserve"> PAGEREF _Toc241671293 \h </w:instrText>
             </w:r>
             <w:r>
               <w:rPr>
@@ -1290,7 +1290,7 @@
               <w14:ligatures w14:val="standardContextual"/>
             </w:rPr>
           </w:pPr>
-          <w:hyperlink w:anchor="_Toc241668763" w:history="1">
+          <w:hyperlink w:anchor="_Toc241671294" w:history="1">
             <w:r>
               <w:rPr>
                 <w:rStyle w:val="Hiperligao"/>
@@ -1314,7 +1314,7 @@
               <w:rPr>
                 <w:noProof/>
               </w:rPr>
-              <w:instrText xml:space="preserve"> PAGEREF _Toc241668763 \h </w:instrText>
+              <w:instrText xml:space="preserve"> PAGEREF _Toc241671294 \h </w:instrText>
             </w:r>
             <w:r>
               <w:rPr>
@@ -1356,7 +1356,7 @@
               <w14:ligatures w14:val="standardContextual"/>
             </w:rPr>
           </w:pPr>
-          <w:hyperlink w:anchor="_Toc241668764" w:history="1">
+          <w:hyperlink w:anchor="_Toc241671295" w:history="1">
             <w:r>
               <w:rPr>
                 <w:rStyle w:val="Hiperligao"/>
@@ -1380,7 +1380,7 @@
               <w:rPr>
                 <w:noProof/>
               </w:rPr>
-              <w:instrText xml:space="preserve"> PAGEREF _Toc241668764 \h </w:instrText>
+              <w:instrText xml:space="preserve"> PAGEREF _Toc241671295 \h </w:instrText>
             </w:r>
             <w:r>
               <w:rPr>
@@ -1422,7 +1422,7 @@
               <w14:ligatures w14:val="standardContextual"/>
             </w:rPr>
           </w:pPr>
-          <w:hyperlink w:anchor="_Toc241668765" w:history="1">
+          <w:hyperlink w:anchor="_Toc241671296" w:history="1">
             <w:r>
               <w:rPr>
                 <w:rStyle w:val="Hiperligao"/>
@@ -1446,7 +1446,7 @@
               <w:rPr>
                 <w:noProof/>
               </w:rPr>
-              <w:instrText xml:space="preserve"> PAGEREF _Toc241668765 \h </w:instrText>
+              <w:instrText xml:space="preserve"> PAGEREF _Toc241671296 \h </w:instrText>
             </w:r>
             <w:r>
               <w:rPr>
@@ -1488,7 +1488,7 @@
               <w14:ligatures w14:val="standardContextual"/>
             </w:rPr>
           </w:pPr>
-          <w:hyperlink w:anchor="_Toc241668766" w:history="1">
+          <w:hyperlink w:anchor="_Toc241671297" w:history="1">
             <w:r>
               <w:rPr>
                 <w:rStyle w:val="Hiperligao"/>
@@ -1512,7 +1512,7 @@
               <w:rPr>
                 <w:noProof/>
               </w:rPr>
-              <w:instrText xml:space="preserve"> PAGEREF _Toc241668766 \h </w:instrText>
+              <w:instrText xml:space="preserve"> PAGEREF _Toc241671297 \h </w:instrText>
             </w:r>
             <w:r>
               <w:rPr>
@@ -1554,7 +1554,7 @@
               <w14:ligatures w14:val="standardContextual"/>
             </w:rPr>
           </w:pPr>
-          <w:hyperlink w:anchor="_Toc241668767" w:history="1">
+          <w:hyperlink w:anchor="_Toc241671298" w:history="1">
             <w:r>
               <w:rPr>
                 <w:rStyle w:val="Hiperligao"/>
@@ -1578,7 +1578,7 @@
               <w:rPr>
                 <w:noProof/>
               </w:rPr>
-              <w:instrText xml:space="preserve"> PAGEREF _Toc241668767 \h </w:instrText>
+              <w:instrText xml:space="preserve"> PAGEREF _Toc241671298 \h </w:instrText>
             </w:r>
             <w:r>
               <w:rPr>
@@ -1620,7 +1620,7 @@
               <w14:ligatures w14:val="standardContextual"/>
             </w:rPr>
           </w:pPr>
-          <w:hyperlink w:anchor="_Toc241668768" w:history="1">
+          <w:hyperlink w:anchor="_Toc241671299" w:history="1">
             <w:r>
               <w:rPr>
                 <w:rStyle w:val="Hiperligao"/>
@@ -1644,7 +1644,7 @@
               <w:rPr>
                 <w:noProof/>
               </w:rPr>
-              <w:instrText xml:space="preserve"> PAGEREF _Toc241668768 \h </w:instrText>
+              <w:instrText xml:space="preserve"> PAGEREF _Toc241671299 \h </w:instrText>
             </w:r>
             <w:r>
               <w:rPr>
@@ -1686,7 +1686,7 @@
               <w14:ligatures w14:val="standardContextual"/>
             </w:rPr>
           </w:pPr>
-          <w:hyperlink w:anchor="_Toc241668769" w:history="1">
+          <w:hyperlink w:anchor="_Toc241671300" w:history="1">
             <w:r>
               <w:rPr>
                 <w:rStyle w:val="Hiperligao"/>
@@ -1710,7 +1710,7 @@
               <w:rPr>
                 <w:noProof/>
               </w:rPr>
-              <w:instrText xml:space="preserve"> PAGEREF _Toc241668769 \h </w:instrText>
+              <w:instrText xml:space="preserve"> PAGEREF _Toc241671300 \h </w:instrText>
             </w:r>
             <w:r>
               <w:rPr>
@@ -1752,7 +1752,7 @@
               <w14:ligatures w14:val="standardContextual"/>
             </w:rPr>
           </w:pPr>
-          <w:hyperlink w:anchor="_Toc241668770" w:history="1">
+          <w:hyperlink w:anchor="_Toc241671301" w:history="1">
             <w:r>
               <w:rPr>
                 <w:rStyle w:val="Hiperligao"/>
@@ -1776,7 +1776,7 @@
               <w:rPr>
                 <w:noProof/>
               </w:rPr>
-              <w:instrText xml:space="preserve"> PAGEREF _Toc241668770 \h </w:instrText>
+              <w:instrText xml:space="preserve"> PAGEREF _Toc241671301 \h </w:instrText>
             </w:r>
             <w:r>
               <w:rPr>
@@ -1818,7 +1818,7 @@
               <w14:ligatures w14:val="standardContextual"/>
             </w:rPr>
           </w:pPr>
-          <w:hyperlink w:anchor="_Toc241668771" w:history="1">
+          <w:hyperlink w:anchor="_Toc241671302" w:history="1">
             <w:r>
               <w:rPr>
                 <w:rStyle w:val="Hiperligao"/>
@@ -1842,7 +1842,7 @@
               <w:rPr>
                 <w:noProof/>
               </w:rPr>
-              <w:instrText xml:space="preserve"> PAGEREF _Toc241668771 \h </w:instrText>
+              <w:instrText xml:space="preserve"> PAGEREF _Toc241671302 \h </w:instrText>
             </w:r>
             <w:r>
               <w:rPr>
@@ -1884,7 +1884,7 @@
               <w14:ligatures w14:val="standardContextual"/>
             </w:rPr>
           </w:pPr>
-          <w:hyperlink w:anchor="_Toc241668772" w:history="1">
+          <w:hyperlink w:anchor="_Toc241671303" w:history="1">
             <w:r>
               <w:rPr>
                 <w:rStyle w:val="Hiperligao"/>
@@ -1908,7 +1908,7 @@
               <w:rPr>
                 <w:noProof/>
               </w:rPr>
-              <w:instrText xml:space="preserve"> PAGEREF _Toc241668772 \h </w:instrText>
+              <w:instrText xml:space="preserve"> PAGEREF _Toc241671303 \h </w:instrText>
             </w:r>
             <w:r>
               <w:rPr>
@@ -1950,7 +1950,7 @@
               <w14:ligatures w14:val="standardContextual"/>
             </w:rPr>
           </w:pPr>
-          <w:hyperlink w:anchor="_Toc241668773" w:history="1">
+          <w:hyperlink w:anchor="_Toc241671304" w:history="1">
             <w:r>
               <w:rPr>
                 <w:rStyle w:val="Hiperligao"/>
@@ -1974,7 +1974,7 @@
               <w:rPr>
                 <w:noProof/>
               </w:rPr>
-              <w:instrText xml:space="preserve"> PAGEREF _Toc241668773 \h </w:instrText>
+              <w:instrText xml:space="preserve"> PAGEREF _Toc241671304 \h </w:instrText>
             </w:r>
             <w:r>
               <w:rPr>
@@ -2016,7 +2016,7 @@
               <w14:ligatures w14:val="standardContextual"/>
             </w:rPr>
           </w:pPr>
-          <w:hyperlink w:anchor="_Toc241668774" w:history="1">
+          <w:hyperlink w:anchor="_Toc241671305" w:history="1">
             <w:r>
               <w:rPr>
                 <w:rStyle w:val="Hiperligao"/>
@@ -2040,7 +2040,7 @@
               <w:rPr>
                 <w:noProof/>
               </w:rPr>
-              <w:instrText xml:space="preserve"> PAGEREF _Toc241668774 \h </w:instrText>
+              <w:instrText xml:space="preserve"> PAGEREF _Toc241671305 \h </w:instrText>
             </w:r>
             <w:r>
               <w:rPr>
@@ -2082,7 +2082,7 @@
               <w14:ligatures w14:val="standardContextual"/>
             </w:rPr>
           </w:pPr>
-          <w:hyperlink w:anchor="_Toc241668775" w:history="1">
+          <w:hyperlink w:anchor="_Toc241671306" w:history="1">
             <w:r>
               <w:rPr>
                 <w:rStyle w:val="Hiperligao"/>
@@ -2106,7 +2106,7 @@
               <w:rPr>
                 <w:noProof/>
               </w:rPr>
-              <w:instrText xml:space="preserve"> PAGEREF _Toc241668775 \h </w:instrText>
+              <w:instrText xml:space="preserve"> PAGEREF _Toc241671306 \h </w:instrText>
             </w:r>
             <w:r>
               <w:rPr>
@@ -2148,7 +2148,7 @@
               <w14:ligatures w14:val="standardContextual"/>
             </w:rPr>
           </w:pPr>
-          <w:hyperlink w:anchor="_Toc241668776" w:history="1">
+          <w:hyperlink w:anchor="_Toc241671307" w:history="1">
             <w:r>
               <w:rPr>
                 <w:rStyle w:val="Hiperligao"/>
@@ -2172,7 +2172,7 @@
               <w:rPr>
                 <w:noProof/>
               </w:rPr>
-              <w:instrText xml:space="preserve"> PAGEREF _Toc241668776 \h </w:instrText>
+              <w:instrText xml:space="preserve"> PAGEREF _Toc241671307 \h </w:instrText>
             </w:r>
             <w:r>
               <w:rPr>
@@ -2214,7 +2214,7 @@
               <w14:ligatures w14:val="standardContextual"/>
             </w:rPr>
           </w:pPr>
-          <w:hyperlink w:anchor="_Toc241668777" w:history="1">
+          <w:hyperlink w:anchor="_Toc241671308" w:history="1">
             <w:r>
               <w:rPr>
                 <w:rStyle w:val="Hiperligao"/>
@@ -2238,7 +2238,7 @@
               <w:rPr>
                 <w:noProof/>
               </w:rPr>
-              <w:instrText xml:space="preserve"> PAGEREF _Toc241668777 \h </w:instrText>
+              <w:instrText xml:space="preserve"> PAGEREF _Toc241671308 \h </w:instrText>
             </w:r>
             <w:r>
               <w:rPr>
@@ -2280,7 +2280,7 @@
               <w14:ligatures w14:val="standardContextual"/>
             </w:rPr>
           </w:pPr>
-          <w:hyperlink w:anchor="_Toc241668778" w:history="1">
+          <w:hyperlink w:anchor="_Toc241671309" w:history="1">
             <w:r>
               <w:rPr>
                 <w:rStyle w:val="Hiperligao"/>
@@ -2304,7 +2304,7 @@
               <w:rPr>
                 <w:noProof/>
               </w:rPr>
-              <w:instrText xml:space="preserve"> PAGEREF _Toc241668778 \h </w:instrText>
+              <w:instrText xml:space="preserve"> PAGEREF _Toc241671309 \h </w:instrText>
             </w:r>
             <w:r>
               <w:rPr>
@@ -2346,7 +2346,7 @@
               <w14:ligatures w14:val="standardContextual"/>
             </w:rPr>
           </w:pPr>
-          <w:hyperlink w:anchor="_Toc241668779" w:history="1">
+          <w:hyperlink w:anchor="_Toc241671310" w:history="1">
             <w:r>
               <w:rPr>
                 <w:rStyle w:val="Hiperligao"/>
@@ -2370,7 +2370,7 @@
               <w:rPr>
                 <w:noProof/>
               </w:rPr>
-              <w:instrText xml:space="preserve"> PAGEREF _Toc241668779 \h </w:instrText>
+              <w:instrText xml:space="preserve"> PAGEREF _Toc241671310 \h </w:instrText>
             </w:r>
             <w:r>
               <w:rPr>
@@ -2412,7 +2412,7 @@
               <w14:ligatures w14:val="standardContextual"/>
             </w:rPr>
           </w:pPr>
-          <w:hyperlink w:anchor="_Toc241668780" w:history="1">
+          <w:hyperlink w:anchor="_Toc241671311" w:history="1">
             <w:r>
               <w:rPr>
                 <w:rStyle w:val="Hiperligao"/>
@@ -2436,7 +2436,7 @@
               <w:rPr>
                 <w:noProof/>
               </w:rPr>
-              <w:instrText xml:space="preserve"> PAGEREF _Toc241668780 \h </w:instrText>
+              <w:instrText xml:space="preserve"> PAGEREF _Toc241671311 \h </w:instrText>
             </w:r>
             <w:r>
               <w:rPr>
@@ -2478,7 +2478,7 @@
               <w14:ligatures w14:val="standardContextual"/>
             </w:rPr>
           </w:pPr>
-          <w:hyperlink w:anchor="_Toc241668781" w:history="1">
+          <w:hyperlink w:anchor="_Toc241671312" w:history="1">
             <w:r>
               <w:rPr>
                 <w:rStyle w:val="Hiperligao"/>
@@ -2502,7 +2502,7 @@
               <w:rPr>
                 <w:noProof/>
               </w:rPr>
-              <w:instrText xml:space="preserve"> PAGEREF _Toc241668781 \h </w:instrText>
+              <w:instrText xml:space="preserve"> PAGEREF _Toc241671312 \h </w:instrText>
             </w:r>
             <w:r>
               <w:rPr>
@@ -2544,7 +2544,7 @@
               <w14:ligatures w14:val="standardContextual"/>
             </w:rPr>
           </w:pPr>
-          <w:hyperlink w:anchor="_Toc241668782" w:history="1">
+          <w:hyperlink w:anchor="_Toc241671313" w:history="1">
             <w:r>
               <w:rPr>
                 <w:rStyle w:val="Hiperligao"/>
@@ -2568,7 +2568,7 @@
               <w:rPr>
                 <w:noProof/>
               </w:rPr>
-              <w:instrText xml:space="preserve"> PAGEREF _Toc241668782 \h </w:instrText>
+              <w:instrText xml:space="preserve"> PAGEREF _Toc241671313 \h </w:instrText>
             </w:r>
             <w:r>
               <w:rPr>
@@ -2610,7 +2610,7 @@
               <w14:ligatures w14:val="standardContextual"/>
             </w:rPr>
           </w:pPr>
-          <w:hyperlink w:anchor="_Toc241668783" w:history="1">
+          <w:hyperlink w:anchor="_Toc241671314" w:history="1">
             <w:r>
               <w:rPr>
                 <w:rStyle w:val="Hiperligao"/>
@@ -2634,7 +2634,7 @@
               <w:rPr>
                 <w:noProof/>
               </w:rPr>
-              <w:instrText xml:space="preserve"> PAGEREF _Toc241668783 \h </w:instrText>
+              <w:instrText xml:space="preserve"> PAGEREF _Toc241671314 \h </w:instrText>
             </w:r>
             <w:r>
               <w:rPr>
@@ -2676,7 +2676,7 @@
               <w14:ligatures w14:val="standardContextual"/>
             </w:rPr>
           </w:pPr>
-          <w:hyperlink w:anchor="_Toc241668784" w:history="1">
+          <w:hyperlink w:anchor="_Toc241671315" w:history="1">
             <w:r>
               <w:rPr>
                 <w:rStyle w:val="Hiperligao"/>
@@ -2700,7 +2700,7 @@
               <w:rPr>
                 <w:noProof/>
               </w:rPr>
-              <w:instrText xml:space="preserve"> PAGEREF _Toc241668784 \h </w:instrText>
+              <w:instrText xml:space="preserve"> PAGEREF _Toc241671315 \h </w:instrText>
             </w:r>
             <w:r>
               <w:rPr>
@@ -2742,7 +2742,7 @@
               <w14:ligatures w14:val="standardContextual"/>
             </w:rPr>
           </w:pPr>
-          <w:hyperlink w:anchor="_Toc241668785" w:history="1">
+          <w:hyperlink w:anchor="_Toc241671316" w:history="1">
             <w:r>
               <w:rPr>
                 <w:rStyle w:val="Hiperligao"/>
@@ -2766,7 +2766,7 @@
               <w:rPr>
                 <w:noProof/>
               </w:rPr>
-              <w:instrText xml:space="preserve"> PAGEREF _Toc241668785 \h </w:instrText>
+              <w:instrText xml:space="preserve"> PAGEREF _Toc241671316 \h </w:instrText>
             </w:r>
             <w:r>
               <w:rPr>
@@ -2808,7 +2808,7 @@
               <w14:ligatures w14:val="standardContextual"/>
             </w:rPr>
           </w:pPr>
-          <w:hyperlink w:anchor="_Toc241668786" w:history="1">
+          <w:hyperlink w:anchor="_Toc241671317" w:history="1">
             <w:r>
               <w:rPr>
                 <w:rStyle w:val="Hiperligao"/>
@@ -2832,7 +2832,7 @@
               <w:rPr>
                 <w:noProof/>
               </w:rPr>
-              <w:instrText xml:space="preserve"> PAGEREF _Toc241668786 \h </w:instrText>
+              <w:instrText xml:space="preserve"> PAGEREF _Toc241671317 \h </w:instrText>
             </w:r>
             <w:r>
               <w:rPr>
@@ -2874,7 +2874,7 @@
               <w14:ligatures w14:val="standardContextual"/>
             </w:rPr>
           </w:pPr>
-          <w:hyperlink w:anchor="_Toc241668787" w:history="1">
+          <w:hyperlink w:anchor="_Toc241671318" w:history="1">
             <w:r>
               <w:rPr>
                 <w:rStyle w:val="Hiperligao"/>
@@ -2898,7 +2898,7 @@
               <w:rPr>
                 <w:noProof/>
               </w:rPr>
-              <w:instrText xml:space="preserve"> PAGEREF _Toc241668787 \h </w:instrText>
+              <w:instrText xml:space="preserve"> PAGEREF _Toc241671318 \h </w:instrText>
             </w:r>
             <w:r>
               <w:rPr>
@@ -2946,7 +2946,7 @@
       <w:pPr>
         <w:pStyle w:val="Ttulo1"/>
       </w:pPr>
-      <w:bookmarkStart w:id="0" w:name="_Toc241668745"/>
+      <w:bookmarkStart w:id="0" w:name="_Toc241671276"/>
       <w:r>
         <w:lastRenderedPageBreak/>
         <w:t>A sua função num relance</w:t>
@@ -3027,7 +3027,7 @@
       <w:pPr>
         <w:pStyle w:val="Ttulo2"/>
       </w:pPr>
-      <w:bookmarkStart w:id="1" w:name="_Toc241668746"/>
+      <w:bookmarkStart w:id="1" w:name="_Toc241671277"/>
       <w:r>
         <w:t>Pode / Não pode</w:t>
       </w:r>
@@ -3752,7 +3752,7 @@
       <w:pPr>
         <w:pStyle w:val="Ttulo2"/>
       </w:pPr>
-      <w:bookmarkStart w:id="2" w:name="_Toc241668747"/>
+      <w:bookmarkStart w:id="2" w:name="_Toc241671278"/>
       <w:r>
         <w:t>De onde vem o seu acesso</w:t>
       </w:r>
@@ -4362,7 +4362,7 @@
       <w:pPr>
         <w:pStyle w:val="Ttulo2"/>
       </w:pPr>
-      <w:bookmarkStart w:id="3" w:name="_Toc241668748"/>
+      <w:bookmarkStart w:id="3" w:name="_Toc241671279"/>
       <w:r>
         <w:t>Como iniciar sessão, alterar a palavra-passe e terminar sessão</w:t>
       </w:r>
@@ -4487,7 +4487,7 @@
         </w:rPr>
         <w:lastRenderedPageBreak/>
         <w:drawing>
-          <wp:inline distT="0" distB="0" distL="0" distR="0" wp14:anchorId="18875663" wp14:editId="1B09C2CC">
+          <wp:inline distT="0" distB="0" distL="0" distR="0" wp14:anchorId="7104CCFD" wp14:editId="6038ED89">
             <wp:extent cx="5715000" cy="3571875"/>
             <wp:effectExtent l="0" t="0" r="0" b="0"/>
             <wp:docPr id="217" name="01-login.png" descr="A página de início de sessão com Email, Palavra-passe, Manter sessão iniciada e o botão Iniciar sessão." title="A página de início de sessão com Email, Palavra-passe, Manter sessão iniciada e o botão Iniciar sessão."/>
@@ -4598,7 +4598,7 @@
         </w:rPr>
         <w:lastRenderedPageBreak/>
         <w:drawing>
-          <wp:inline distT="0" distB="0" distL="0" distR="0" wp14:anchorId="6082D3BD" wp14:editId="1601EC61">
+          <wp:inline distT="0" distB="0" distL="0" distR="0" wp14:anchorId="02FD82B4" wp14:editId="528BF660">
             <wp:extent cx="5715000" cy="3571875"/>
             <wp:effectExtent l="0" t="0" r="0" b="0"/>
             <wp:docPr id="218" name="03-user-menu.png" descr="O menu da conta aberto, com Definições e Terminar sessão." title="O menu da conta aberto, com Definições e Terminar sessão."/>
@@ -4651,7 +4651,7 @@
         <w:pStyle w:val="Ttulo1"/>
         <w:pageBreakBefore/>
       </w:pPr>
-      <w:bookmarkStart w:id="4" w:name="_Toc241668749"/>
+      <w:bookmarkStart w:id="4" w:name="_Toc241671280"/>
       <w:r>
         <w:lastRenderedPageBreak/>
         <w:t>Painel</w:t>
@@ -4684,7 +4684,7 @@
           <w:noProof/>
         </w:rPr>
         <w:drawing>
-          <wp:inline distT="0" distB="0" distL="0" distR="0" wp14:anchorId="62D5FC3C" wp14:editId="463A7013">
+          <wp:inline distT="0" distB="0" distL="0" distR="0" wp14:anchorId="5E77A98D" wp14:editId="2FB06D8D">
             <wp:extent cx="5715000" cy="5133975"/>
             <wp:effectExtent l="0" t="0" r="0" b="0"/>
             <wp:docPr id="219" name="01-dashboard-sidebar.png" descr="O painel do Manager com a barra lateral completa e os cartões de resumo." title="O painel do Manager com a barra lateral completa e os cartões de resumo."/>
@@ -5192,7 +5192,7 @@
         <w:pStyle w:val="Ttulo1"/>
         <w:pageBreakBefore/>
       </w:pPr>
-      <w:bookmarkStart w:id="5" w:name="_Toc241668750"/>
+      <w:bookmarkStart w:id="5" w:name="_Toc241671281"/>
       <w:r>
         <w:lastRenderedPageBreak/>
         <w:t>Áreas de Negócio</w:t>
@@ -5215,7 +5215,7 @@
           <w:noProof/>
         </w:rPr>
         <w:drawing>
-          <wp:inline distT="0" distB="0" distL="0" distR="0" wp14:anchorId="4AEA606B" wp14:editId="1C81C8B5">
+          <wp:inline distT="0" distB="0" distL="0" distR="0" wp14:anchorId="1E678035" wp14:editId="03AE3DC2">
             <wp:extent cx="5715000" cy="3571875"/>
             <wp:effectExtent l="0" t="0" r="0" b="0"/>
             <wp:docPr id="220" name="07-business-areas.png" descr="A página Áreas de Negócio com apenas as áreas concedidas ao Manager." title="A página Áreas de Negócio com apenas as áreas concedidas ao Manager."/>
@@ -5789,7 +5789,7 @@
       <w:pPr>
         <w:pStyle w:val="Ttulo2"/>
       </w:pPr>
-      <w:bookmarkStart w:id="6" w:name="_Toc241668751"/>
+      <w:bookmarkStart w:id="6" w:name="_Toc241671282"/>
       <w:r>
         <w:lastRenderedPageBreak/>
         <w:t>Exemplo: verificar quem pode criar mapas numa área</w:t>
@@ -5883,7 +5883,7 @@
         <w:pStyle w:val="Ttulo1"/>
         <w:pageBreakBefore/>
       </w:pPr>
-      <w:bookmarkStart w:id="7" w:name="_Toc241668752"/>
+      <w:bookmarkStart w:id="7" w:name="_Toc241671283"/>
       <w:r>
         <w:lastRenderedPageBreak/>
         <w:t>Pastas</w:t>
@@ -5906,7 +5906,7 @@
           <w:noProof/>
         </w:rPr>
         <w:drawing>
-          <wp:inline distT="0" distB="0" distL="0" distR="0" wp14:anchorId="39FD8772" wp14:editId="4E41E306">
+          <wp:inline distT="0" distB="0" distL="0" distR="0" wp14:anchorId="4E840069" wp14:editId="39109A2E">
             <wp:extent cx="5715000" cy="3571875"/>
             <wp:effectExtent l="0" t="0" r="0" b="0"/>
             <wp:docPr id="221" name="11-folders.png" descr="A página Pastas com uma área de negócio escolhida e as respetivas pastas listadas." title="A página Pastas com uma área de negócio escolhida e as respetivas pastas listadas."/>
@@ -6881,7 +6881,7 @@
       <w:pPr>
         <w:pStyle w:val="Ttulo2"/>
       </w:pPr>
-      <w:bookmarkStart w:id="8" w:name="_Toc241668753"/>
+      <w:bookmarkStart w:id="8" w:name="_Toc241671284"/>
       <w:r>
         <w:t>O assistente de pastas</w:t>
       </w:r>
@@ -8024,7 +8024,7 @@
       <w:pPr>
         <w:pStyle w:val="Ttulo2"/>
       </w:pPr>
-      <w:bookmarkStart w:id="9" w:name="_Toc241668754"/>
+      <w:bookmarkStart w:id="9" w:name="_Toc241671285"/>
       <w:r>
         <w:t>Exemplo: adicionar uma pasta a partir de uma tabela</w:t>
       </w:r>
@@ -8218,7 +8218,7 @@
         <w:pStyle w:val="Ttulo1"/>
         <w:pageBreakBefore/>
       </w:pPr>
-      <w:bookmarkStart w:id="10" w:name="_Toc241668755"/>
+      <w:bookmarkStart w:id="10" w:name="_Toc241671286"/>
       <w:r>
         <w:lastRenderedPageBreak/>
         <w:t>Itens</w:t>
@@ -8241,7 +8241,7 @@
           <w:noProof/>
         </w:rPr>
         <w:drawing>
-          <wp:inline distT="0" distB="0" distL="0" distR="0" wp14:anchorId="50AF4960" wp14:editId="6F9ECCCD">
+          <wp:inline distT="0" distB="0" distL="0" distR="0" wp14:anchorId="4CF7AEFA" wp14:editId="5500859C">
             <wp:extent cx="5715000" cy="3571875"/>
             <wp:effectExtent l="0" t="0" r="0" b="0"/>
             <wp:docPr id="222" name="17-items.png" descr="A página Itens para uma pasta escolhida, com a lista dos respetivos itens." title="A página Itens para uma pasta escolhida, com a lista dos respetivos itens."/>
@@ -10363,7 +10363,7 @@
         <w:pStyle w:val="Ttulo1"/>
         <w:pageBreakBefore/>
       </w:pPr>
-      <w:bookmarkStart w:id="11" w:name="_Toc241668756"/>
+      <w:bookmarkStart w:id="11" w:name="_Toc241671287"/>
       <w:r>
         <w:lastRenderedPageBreak/>
         <w:t>Junções</w:t>
@@ -10386,7 +10386,7 @@
           <w:noProof/>
         </w:rPr>
         <w:drawing>
-          <wp:inline distT="0" distB="0" distL="0" distR="0" wp14:anchorId="3A23C803" wp14:editId="09BCF887">
+          <wp:inline distT="0" distB="0" distL="0" distR="0" wp14:anchorId="101294E1" wp14:editId="33E64219">
             <wp:extent cx="3324225" cy="3362325"/>
             <wp:effectExtent l="0" t="0" r="0" b="0"/>
             <wp:docPr id="223" name="21-joins-new-dialog.png" descr="A caixa de diálogo Nova Junção com duas listas de pastas e um par de colunas." title="A caixa de diálogo Nova Junção com duas listas de pastas e um par de colunas."/>
@@ -12243,7 +12243,7 @@
       <w:pPr>
         <w:pStyle w:val="Ttulo2"/>
       </w:pPr>
-      <w:bookmarkStart w:id="12" w:name="_Toc241668757"/>
+      <w:bookmarkStart w:id="12" w:name="_Toc241671288"/>
       <w:r>
         <w:t>Exemplo: juntar duas pastas</w:t>
       </w:r>
@@ -12442,7 +12442,7 @@
         <w:pStyle w:val="Ttulo1"/>
         <w:pageBreakBefore/>
       </w:pPr>
-      <w:bookmarkStart w:id="13" w:name="_Toc241668758"/>
+      <w:bookmarkStart w:id="13" w:name="_Toc241671289"/>
       <w:r>
         <w:lastRenderedPageBreak/>
         <w:t>Hierarquias</w:t>
@@ -12465,7 +12465,7 @@
           <w:noProof/>
         </w:rPr>
         <w:drawing>
-          <wp:inline distT="0" distB="0" distL="0" distR="0" wp14:anchorId="319719ED" wp14:editId="0CCA6C7F">
+          <wp:inline distT="0" distB="0" distL="0" distR="0" wp14:anchorId="23828210" wp14:editId="60C47681">
             <wp:extent cx="4362450" cy="2762250"/>
             <wp:effectExtent l="0" t="0" r="0" b="0"/>
             <wp:docPr id="224" name="26-hierarchies-level-added.png" descr="Uma caixa de diálogo de hierarquia com uma linha de nível a mostrar o nome e as listas de pasta e item." title="Uma caixa de diálogo de hierarquia com uma linha de nível a mostrar o nome e as listas de pasta e item."/>
@@ -13333,7 +13333,7 @@
         <w:pStyle w:val="Ttulo1"/>
         <w:pageBreakBefore/>
       </w:pPr>
-      <w:bookmarkStart w:id="14" w:name="_Toc241668759"/>
+      <w:bookmarkStart w:id="14" w:name="_Toc241671290"/>
       <w:r>
         <w:lastRenderedPageBreak/>
         <w:t>Funções Personalizadas</w:t>
@@ -13356,7 +13356,7 @@
           <w:noProof/>
         </w:rPr>
         <w:drawing>
-          <wp:inline distT="0" distB="0" distL="0" distR="0" wp14:anchorId="4CB0FDFB" wp14:editId="3D0C68B7">
+          <wp:inline distT="0" distB="0" distL="0" distR="0" wp14:anchorId="6C0312C5" wp14:editId="4CF3FC96">
             <wp:extent cx="5715000" cy="3571875"/>
             <wp:effectExtent l="0" t="0" r="0" b="0"/>
             <wp:docPr id="225" name="09-custom-functions.png" descr="A página Funções Personalizadas com a lista, Atualizar tudo e Nova Função." title="A página Funções Personalizadas com a lista, Atualizar tudo e Nova Função."/>
@@ -14898,7 +14898,7 @@
       <w:pPr>
         <w:pStyle w:val="Ttulo2"/>
       </w:pPr>
-      <w:bookmarkStart w:id="15" w:name="_Toc241668760"/>
+      <w:bookmarkStart w:id="15" w:name="_Toc241671291"/>
       <w:r>
         <w:t>Exemplo: registar uma função de um package</w:t>
       </w:r>
@@ -15044,7 +15044,7 @@
         <w:pStyle w:val="Ttulo1"/>
         <w:pageBreakBefore/>
       </w:pPr>
-      <w:bookmarkStart w:id="16" w:name="_Toc241668761"/>
+      <w:bookmarkStart w:id="16" w:name="_Toc241671292"/>
       <w:r>
         <w:lastRenderedPageBreak/>
         <w:t>Origens de Dados</w:t>
@@ -15067,7 +15067,7 @@
           <w:noProof/>
         </w:rPr>
         <w:drawing>
-          <wp:inline distT="0" distB="0" distL="0" distR="0" wp14:anchorId="201A08DA" wp14:editId="21D25AE7">
+          <wp:inline distT="0" distB="0" distL="0" distR="0" wp14:anchorId="472DEB6C" wp14:editId="47AD5B69">
             <wp:extent cx="5715000" cy="3571875"/>
             <wp:effectExtent l="0" t="0" r="0" b="0"/>
             <wp:docPr id="226" name="08-data-sources.png" descr="A página Origens de Dados com a lista de ligações e os ícones de linha." title="A página Origens de Dados com a lista de ligações e os ícones de linha."/>
@@ -15742,7 +15742,7 @@
         <w:pStyle w:val="Ttulo1"/>
         <w:pageBreakBefore/>
       </w:pPr>
-      <w:bookmarkStart w:id="17" w:name="_Toc241668762"/>
+      <w:bookmarkStart w:id="17" w:name="_Toc241671293"/>
       <w:r>
         <w:lastRenderedPageBreak/>
         <w:t>Utilizadores</w:t>
@@ -15775,7 +15775,7 @@
           <w:noProof/>
         </w:rPr>
         <w:drawing>
-          <wp:inline distT="0" distB="0" distL="0" distR="0" wp14:anchorId="1DF6233E" wp14:editId="06B2B467">
+          <wp:inline distT="0" distB="0" distL="0" distR="0" wp14:anchorId="6098A86E" wp14:editId="5B826345">
             <wp:extent cx="5715000" cy="3571875"/>
             <wp:effectExtent l="0" t="0" r="0" b="0"/>
             <wp:docPr id="227" name="06-users.png" descr="A lista de Utilizadores só de leitura, sem os botões Novo Utilizador nem Ficheiro de credenciais." title="A lista de Utilizadores só de leitura, sem os botões Novo Utilizador nem Ficheiro de credenciais."/>
@@ -15892,7 +15892,7 @@
       <w:pPr>
         <w:pStyle w:val="Ttulo2"/>
       </w:pPr>
-      <w:bookmarkStart w:id="18" w:name="_Toc241668763"/>
+      <w:bookmarkStart w:id="18" w:name="_Toc241671294"/>
       <w:r>
         <w:t>Mapas de uma pessoa</w:t>
       </w:r>
@@ -15934,7 +15934,7 @@
           <w:noProof/>
         </w:rPr>
         <w:drawing>
-          <wp:inline distT="0" distB="0" distL="0" distR="0" wp14:anchorId="10BF93B6" wp14:editId="20925AC0">
+          <wp:inline distT="0" distB="0" distL="0" distR="0" wp14:anchorId="342729B4" wp14:editId="5D77BDD9">
             <wp:extent cx="4362450" cy="2190750"/>
             <wp:effectExtent l="0" t="0" r="0" b="0"/>
             <wp:docPr id="228" name="12-users-maps-dialog.png" descr="A caixa de diálogo Mapas de um utilizador, com listas de nível de partilha e ícones de proprietário e remover." title="A caixa de diálogo Mapas de um utilizador, com listas de nível de partilha e ícones de proprietário e remover."/>
@@ -17235,7 +17235,7 @@
       <w:pPr>
         <w:pStyle w:val="Ttulo2"/>
       </w:pPr>
-      <w:bookmarkStart w:id="19" w:name="_Toc241668764"/>
+      <w:bookmarkStart w:id="19" w:name="_Toc241671295"/>
       <w:r>
         <w:t>Exemplo: dar um mapa a um colega que assume o trabalho</w:t>
       </w:r>
@@ -17363,7 +17363,7 @@
         <w:pStyle w:val="Ttulo1"/>
         <w:pageBreakBefore/>
       </w:pPr>
-      <w:bookmarkStart w:id="20" w:name="_Toc241668765"/>
+      <w:bookmarkStart w:id="20" w:name="_Toc241671296"/>
       <w:r>
         <w:lastRenderedPageBreak/>
         <w:t>Mapas</w:t>
@@ -17396,7 +17396,7 @@
           <w:noProof/>
         </w:rPr>
         <w:drawing>
-          <wp:inline distT="0" distB="0" distL="0" distR="0" wp14:anchorId="29B042FB" wp14:editId="6A0658BE">
+          <wp:inline distT="0" distB="0" distL="0" distR="0" wp14:anchorId="55BB1768" wp14:editId="057DC800">
             <wp:extent cx="5715000" cy="3429000"/>
             <wp:effectExtent l="0" t="0" r="0" b="0"/>
             <wp:docPr id="229" name="02-maps-all.png" descr="A lista de Mapas, separador Todos, com os ícones Copiar, Partilhar, Agendar e Exportar em cada linha." title="A lista de Mapas, separador Todos, com os ícones Copiar, Partilhar, Agendar e Exportar em cada linha."/>
@@ -17448,7 +17448,7 @@
       <w:pPr>
         <w:pStyle w:val="Ttulo2"/>
       </w:pPr>
-      <w:bookmarkStart w:id="21" w:name="_Toc241668766"/>
+      <w:bookmarkStart w:id="21" w:name="_Toc241671297"/>
       <w:r>
         <w:t>Encontrar um mapa</w:t>
       </w:r>
@@ -18074,7 +18074,7 @@
       <w:pPr>
         <w:pStyle w:val="Ttulo2"/>
       </w:pPr>
-      <w:bookmarkStart w:id="22" w:name="_Toc241668767"/>
+      <w:bookmarkStart w:id="22" w:name="_Toc241671298"/>
       <w:r>
         <w:lastRenderedPageBreak/>
         <w:t>O que faz cada ícone</w:t>
@@ -18674,7 +18674,7 @@
       <w:pPr>
         <w:pStyle w:val="Ttulo2"/>
       </w:pPr>
-      <w:bookmarkStart w:id="23" w:name="_Toc241668768"/>
+      <w:bookmarkStart w:id="23" w:name="_Toc241671299"/>
       <w:r>
         <w:t>Copiar um mapa para construir o seu</w:t>
       </w:r>
@@ -18763,7 +18763,7 @@
       <w:pPr>
         <w:pStyle w:val="Ttulo2"/>
       </w:pPr>
-      <w:bookmarkStart w:id="24" w:name="_Toc241668769"/>
+      <w:bookmarkStart w:id="24" w:name="_Toc241671300"/>
       <w:r>
         <w:t>Partilhar um mapa</w:t>
       </w:r>
@@ -18868,7 +18868,7 @@
         </w:rPr>
         <w:lastRenderedPageBreak/>
         <w:drawing>
-          <wp:inline distT="0" distB="0" distL="0" distR="0" wp14:anchorId="10876EC2" wp14:editId="36B0B403">
+          <wp:inline distT="0" distB="0" distL="0" distR="0" wp14:anchorId="456E6BF6" wp14:editId="38308C8B">
             <wp:extent cx="3743325" cy="3895725"/>
             <wp:effectExtent l="0" t="0" r="0" b="0"/>
             <wp:docPr id="230" name="03-share-dialog.png" descr="A caixa de diálogo Partilhar mapa com uma caixa de pesquisa e os botões Pode ver, Pode exportar e Pode editar." title="A caixa de diálogo Partilhar mapa com uma caixa de pesquisa e os botões Pode ver, Pode exportar e Pode editar."/>
@@ -18951,7 +18951,7 @@
         <w:pStyle w:val="Ttulo1"/>
         <w:pageBreakBefore/>
       </w:pPr>
-      <w:bookmarkStart w:id="25" w:name="_Toc241668770"/>
+      <w:bookmarkStart w:id="25" w:name="_Toc241671301"/>
       <w:r>
         <w:lastRenderedPageBreak/>
         <w:t>Construtor de mapas</w:t>
@@ -18984,7 +18984,7 @@
           <w:noProof/>
         </w:rPr>
         <w:drawing>
-          <wp:inline distT="0" distB="0" distL="0" distR="0" wp14:anchorId="33F69F06" wp14:editId="173F6B0B">
+          <wp:inline distT="0" distB="0" distL="0" distR="0" wp14:anchorId="398C719C" wp14:editId="5BEF4197">
             <wp:extent cx="5715000" cy="3571875"/>
             <wp:effectExtent l="0" t="0" r="0" b="0"/>
             <wp:docPr id="231" name="05-builder-overview.png" descr="O construtor de mapas com a árvore Áreas de Negócio, a área de Colunas e o painel Propriedades." title="O construtor de mapas com a árvore Áreas de Negócio, a área de Colunas e o painel Propriedades."/>
@@ -19036,7 +19036,7 @@
       <w:pPr>
         <w:pStyle w:val="Ttulo2"/>
       </w:pPr>
-      <w:bookmarkStart w:id="26" w:name="_Toc241668771"/>
+      <w:bookmarkStart w:id="26" w:name="_Toc241671302"/>
       <w:r>
         <w:t>O que pode guardar</w:t>
       </w:r>
@@ -19417,7 +19417,7 @@
       <w:pPr>
         <w:pStyle w:val="Ttulo2"/>
       </w:pPr>
-      <w:bookmarkStart w:id="27" w:name="_Toc241668772"/>
+      <w:bookmarkStart w:id="27" w:name="_Toc241671303"/>
       <w:r>
         <w:t>A barra de ferramentas</w:t>
       </w:r>
@@ -20258,7 +20258,7 @@
       <w:pPr>
         <w:pStyle w:val="Ttulo2"/>
       </w:pPr>
-      <w:bookmarkStart w:id="28" w:name="_Toc241668773"/>
+      <w:bookmarkStart w:id="28" w:name="_Toc241671304"/>
       <w:r>
         <w:t>Construir um mapa</w:t>
       </w:r>
@@ -20426,7 +20426,7 @@
       <w:pPr>
         <w:pStyle w:val="Ttulo2"/>
       </w:pPr>
-      <w:bookmarkStart w:id="29" w:name="_Toc241668774"/>
+      <w:bookmarkStart w:id="29" w:name="_Toc241671305"/>
       <w:r>
         <w:t>Configurar coluna</w:t>
       </w:r>
@@ -22343,7 +22343,7 @@
       <w:pPr>
         <w:pStyle w:val="Ttulo2"/>
       </w:pPr>
-      <w:bookmarkStart w:id="30" w:name="_Toc241668775"/>
+      <w:bookmarkStart w:id="30" w:name="_Toc241671306"/>
       <w:r>
         <w:lastRenderedPageBreak/>
         <w:t>Os cinco separadores de definições</w:t>
@@ -24009,7 +24009,7 @@
       <w:pPr>
         <w:pStyle w:val="Ttulo2"/>
       </w:pPr>
-      <w:bookmarkStart w:id="31" w:name="_Toc241668776"/>
+      <w:bookmarkStart w:id="31" w:name="_Toc241671307"/>
       <w:r>
         <w:t>Formatação condicional</w:t>
       </w:r>
@@ -24715,7 +24715,7 @@
       <w:pPr>
         <w:pStyle w:val="Ttulo2"/>
       </w:pPr>
-      <w:bookmarkStart w:id="32" w:name="_Toc241668777"/>
+      <w:bookmarkStart w:id="32" w:name="_Toc241671308"/>
       <w:r>
         <w:t>Mapas recusados</w:t>
       </w:r>
@@ -24731,7 +24731,7 @@
         <w:pStyle w:val="Ttulo1"/>
         <w:pageBreakBefore/>
       </w:pPr>
-      <w:bookmarkStart w:id="33" w:name="_Toc241668778"/>
+      <w:bookmarkStart w:id="33" w:name="_Toc241671309"/>
       <w:r>
         <w:lastRenderedPageBreak/>
         <w:t>Visualizador de mapas</w:t>
@@ -24774,7 +24774,7 @@
           <w:noProof/>
         </w:rPr>
         <w:drawing>
-          <wp:inline distT="0" distB="0" distL="0" distR="0" wp14:anchorId="76FA51DF" wp14:editId="7C23BFC9">
+          <wp:inline distT="0" distB="0" distL="0" distR="0" wp14:anchorId="04B4287B" wp14:editId="0E81BC5F">
             <wp:extent cx="5715000" cy="3571875"/>
             <wp:effectExtent l="0" t="0" r="0" b="0"/>
             <wp:docPr id="232" name="06-viewer-results.png" descr="Uma execução concluída com os botões Excel, CSV e PDF por cima da grelha de resultados." title="Uma execução concluída com os botões Excel, CSV e PDF por cima da grelha de resultados."/>
@@ -25662,7 +25662,7 @@
       <w:pPr>
         <w:pStyle w:val="Ttulo2"/>
       </w:pPr>
-      <w:bookmarkStart w:id="34" w:name="_Toc241668779"/>
+      <w:bookmarkStart w:id="34" w:name="_Toc241671310"/>
       <w:r>
         <w:t>Exportar para PDF</w:t>
       </w:r>
@@ -26074,7 +26074,7 @@
       <w:pPr>
         <w:pStyle w:val="Ttulo2"/>
       </w:pPr>
-      <w:bookmarkStart w:id="35" w:name="_Toc241668780"/>
+      <w:bookmarkStart w:id="35" w:name="_Toc241671311"/>
       <w:r>
         <w:t>Exemplo: executar e exportar GD_M.M10_V01.DIS</w:t>
       </w:r>
@@ -26187,7 +26187,7 @@
         <w:pStyle w:val="Ttulo1"/>
         <w:pageBreakBefore/>
       </w:pPr>
-      <w:bookmarkStart w:id="36" w:name="_Toc241668781"/>
+      <w:bookmarkStart w:id="36" w:name="_Toc241671312"/>
       <w:r>
         <w:lastRenderedPageBreak/>
         <w:t>Agendamentos</w:t>
@@ -26210,7 +26210,7 @@
           <w:noProof/>
         </w:rPr>
         <w:drawing>
-          <wp:inline distT="0" distB="0" distL="0" distR="0" wp14:anchorId="028171E4" wp14:editId="3AFAF2A6">
+          <wp:inline distT="0" distB="0" distL="0" distR="0" wp14:anchorId="22243924" wp14:editId="62B0EF7F">
             <wp:extent cx="5715000" cy="3571875"/>
             <wp:effectExtent l="0" t="0" r="0" b="0"/>
             <wp:docPr id="233" name="38-schedules-list.png" descr="A página Agendamentos com um agendamento em pausa e os respetivos ícones de ação." title="A página Agendamentos com um agendamento em pausa e os respetivos ícones de ação."/>
@@ -28271,7 +28271,7 @@
       <w:pPr>
         <w:pStyle w:val="Ttulo2"/>
       </w:pPr>
-      <w:bookmarkStart w:id="37" w:name="_Toc241668782"/>
+      <w:bookmarkStart w:id="37" w:name="_Toc241671313"/>
       <w:r>
         <w:t>Exemplo: agendar uma execução semanal</w:t>
       </w:r>
@@ -28437,7 +28437,7 @@
         <w:pStyle w:val="Ttulo1"/>
         <w:pageBreakBefore/>
       </w:pPr>
-      <w:bookmarkStart w:id="38" w:name="_Toc241668783"/>
+      <w:bookmarkStart w:id="38" w:name="_Toc241671314"/>
       <w:r>
         <w:lastRenderedPageBreak/>
         <w:t>Execuções</w:t>
@@ -28467,7 +28467,7 @@
           <w:noProof/>
         </w:rPr>
         <w:drawing>
-          <wp:inline distT="0" distB="0" distL="0" distR="0" wp14:anchorId="483B9456" wp14:editId="30B68368">
+          <wp:inline distT="0" distB="0" distL="0" distR="0" wp14:anchorId="38E0B7AD" wp14:editId="1FF327D7">
             <wp:extent cx="5715000" cy="3571875"/>
             <wp:effectExtent l="0" t="0" r="0" b="0"/>
             <wp:docPr id="234" name="11-runs.png" descr="A página Execuções com os filtros Mapa, Estado e Tipo e a lista de execuções." title="A página Execuções com os filtros Mapa, Estado e Tipo e a lista de execuções."/>
@@ -29189,7 +29189,7 @@
         <w:pStyle w:val="Ttulo1"/>
         <w:pageBreakBefore/>
       </w:pPr>
-      <w:bookmarkStart w:id="39" w:name="_Toc241668784"/>
+      <w:bookmarkStart w:id="39" w:name="_Toc241671315"/>
       <w:r>
         <w:lastRenderedPageBreak/>
         <w:t>Exportações</w:t>
@@ -29219,7 +29219,7 @@
           <w:noProof/>
         </w:rPr>
         <w:drawing>
-          <wp:inline distT="0" distB="0" distL="0" distR="0" wp14:anchorId="64DBF04A" wp14:editId="649E39F9">
+          <wp:inline distT="0" distB="0" distL="0" distR="0" wp14:anchorId="4E4C1B3A" wp14:editId="58BD5BC8">
             <wp:extent cx="5715000" cy="3571875"/>
             <wp:effectExtent l="0" t="0" r="0" b="0"/>
             <wp:docPr id="235" name="44-exports.png" descr="A página Exportações com a lista de exportações e um botão Transferir nas concluídas." title="A página Exportações com a lista de exportações e um botão Transferir nas concluídas."/>
@@ -29496,7 +29496,7 @@
         <w:pStyle w:val="Ttulo1"/>
         <w:pageBreakBefore/>
       </w:pPr>
-      <w:bookmarkStart w:id="40" w:name="_Toc241668785"/>
+      <w:bookmarkStart w:id="40" w:name="_Toc241671316"/>
       <w:r>
         <w:lastRenderedPageBreak/>
         <w:t>Definições</w:t>
@@ -29539,7 +29539,7 @@
           <w:noProof/>
         </w:rPr>
         <w:drawing>
-          <wp:inline distT="0" distB="0" distL="0" distR="0" wp14:anchorId="2522DF4C" wp14:editId="45DD3848">
+          <wp:inline distT="0" distB="0" distL="0" distR="0" wp14:anchorId="7376EE15" wp14:editId="34988115">
             <wp:extent cx="5715000" cy="3571875"/>
             <wp:effectExtent l="0" t="0" r="0" b="0"/>
             <wp:docPr id="236" name="04-settings.png" descr="A página Definições com os cartões Idioma de exibição, Aparência e Paleta." title="A página Definições com os cartões Idioma de exibição, Aparência e Paleta."/>
@@ -30093,7 +30093,7 @@
         <w:pStyle w:val="Ttulo1"/>
         <w:pageBreakBefore/>
       </w:pPr>
-      <w:bookmarkStart w:id="41" w:name="_Toc241668786"/>
+      <w:bookmarkStart w:id="41" w:name="_Toc241671317"/>
       <w:r>
         <w:lastRenderedPageBreak/>
         <w:t>Perguntas frequentes</w:t>
@@ -30323,7 +30323,7 @@
         <w:pStyle w:val="Ttulo1"/>
         <w:pageBreakBefore/>
       </w:pPr>
-      <w:bookmarkStart w:id="42" w:name="_Toc241668787"/>
+      <w:bookmarkStart w:id="42" w:name="_Toc241671318"/>
       <w:r>
         <w:lastRenderedPageBreak/>
         <w:t>Glossário</w:t>
@@ -31524,7 +31524,7 @@
         <w:sz w:val="16"/>
         <w:szCs w:val="16"/>
       </w:rPr>
-      <w:t>Discoverer Neo 2.0.0 · Guia completo · MANAGER</w:t>
+      <w:t>Discoverer Neo 2.0.1 · Guia completo · MANAGER</w:t>
     </w:r>
   </w:p>
 </w:hdr>
@@ -31533,10 +31533,10 @@
 <file path=word/numbering.xml><?xml version="1.0" encoding="utf-8"?>
 <w:numbering xmlns:wpc="http://schemas.microsoft.com/office/word/2010/wordprocessingCanvas" xmlns:cx="http://schemas.microsoft.com/office/drawing/2014/chartex" xmlns:cx1="http://schemas.microsoft.com/office/drawing/2015/9/8/chartex" xmlns:cx2="http://schemas.microsoft.com/office/drawing/2015/10/21/chartex" xmlns:cx3="http://schemas.microsoft.com/office/drawing/2016/5/9/chartex" xmlns:cx4="http://schemas.microsoft.com/office/drawing/2016/5/10/chartex" xmlns:cx5="http://schemas.microsoft.com/office/drawing/2016/5/11/chartex" xmlns:cx6="http://schemas.microsoft.com/office/drawing/2016/5/12/chartex" xmlns:cx7="http://schemas.microsoft.com/office/drawing/2016/5/13/chartex" xmlns:cx8="http://schemas.microsoft.com/office/drawing/2016/5/14/chartex" xmlns:mc="http://schemas.openxmlformats.org/markup-compatibility/2006" xmlns:aink="http://schemas.microsoft.com/office/drawing/2016/ink" xmlns:am3d="http://schemas.microsoft.com/office/drawing/2017/model3d" xmlns:o="urn:schemas-microsoft-com:office:office" xmlns:oel="http://schemas.microsoft.com/office/2019/extlst" xmlns:r="http://schemas.openxmlformats.org/officeDocument/2006/relationships" xmlns:m="http://schemas.openxmlformats.org/officeDocument/2006/math" xmlns:v="urn:schemas-microsoft-com:vml" xmlns:wp14="http://schemas.microsoft.com/office/word/2010/wordprocessingDrawing" xmlns:wp="http://schemas.openxmlformats.org/drawingml/2006/wordprocessingDrawing" xmlns:w10="urn:schemas-microsoft-com:office:word" xmlns:w="http://schemas.openxmlformats.org/wordprocessingml/2006/main" xmlns:w14="http://schemas.microsoft.com/office/word/2010/wordml" xmlns:w15="http://schemas.microsoft.com/office/word/2012/wordml" xmlns:w16cex="http://schemas.microsoft.com/office/word/2018/wordml/cex" xmlns:w16cid="http://schemas.microsoft.com/office/word/2016/wordml/cid" xmlns:w16="http://schemas.microsoft.com/office/word/2018/wordml" xmlns:w16sdtdh="http://schemas.microsoft.com/office/word/2020/wordml/sdtdatahash" xmlns:w16se="http://schemas.microsoft.com/office/word/2015/wordml/symex" xmlns:wpg="http://schemas.microsoft.com/office/word/2010/wordprocessingGroup" xmlns:wpi="http://schemas.microsoft.com/office/word/2010/wordprocessingInk" xmlns:wne="http://schemas.microsoft.com/office/word/2006/wordml" xmlns:wps="http://schemas.microsoft.com/office/word/2010/wordprocessingShape" mc:Ignorable="w14 w15 w16se w16cid w16 w16cex w16sdtdh wp14">
   <w:abstractNum w:abstractNumId="0" w15:restartNumberingAfterBreak="0">
-    <w:nsid w:val="01722F92"/>
+    <w:nsid w:val="275776EB"/>
     <w:multiLevelType w:val="hybridMultilevel"/>
-    <w:tmpl w:val="499659BE"/>
-    <w:lvl w:ilvl="0" w:tplc="6AE41758">
+    <w:tmpl w:val="B7143252"/>
+    <w:lvl w:ilvl="0" w:tplc="E5A0D920">
       <w:start w:val="1"/>
       <w:numFmt w:val="decimal"/>
       <w:lvlText w:val="%1."/>
@@ -31545,7 +31545,7 @@
         <w:ind w:left="360" w:hanging="300"/>
       </w:pPr>
     </w:lvl>
-    <w:lvl w:ilvl="1" w:tplc="F14EF114" w:tentative="1">
+    <w:lvl w:ilvl="1" w:tplc="299CD3E0" w:tentative="1">
       <w:start w:val="1"/>
       <w:numFmt w:val="lowerLetter"/>
       <w:lvlText w:val="%2."/>
@@ -31554,47 +31554,511 @@
         <w:ind w:left="720" w:hanging="300"/>
       </w:pPr>
     </w:lvl>
-    <w:lvl w:ilvl="2" w:tplc="18028600">
+    <w:lvl w:ilvl="2" w:tplc="D1F67958">
       <w:numFmt w:val="decimal"/>
       <w:lvlText w:val=""/>
       <w:lvlJc w:val="left"/>
     </w:lvl>
-    <w:lvl w:ilvl="3" w:tplc="225A2E36">
+    <w:lvl w:ilvl="3" w:tplc="A382527C">
       <w:numFmt w:val="decimal"/>
       <w:lvlText w:val=""/>
       <w:lvlJc w:val="left"/>
     </w:lvl>
-    <w:lvl w:ilvl="4" w:tplc="2A7EB2C0">
+    <w:lvl w:ilvl="4" w:tplc="B576E438">
       <w:numFmt w:val="decimal"/>
       <w:lvlText w:val=""/>
       <w:lvlJc w:val="left"/>
     </w:lvl>
-    <w:lvl w:ilvl="5" w:tplc="226CC9E8">
+    <w:lvl w:ilvl="5" w:tplc="FDF654F8">
       <w:numFmt w:val="decimal"/>
       <w:lvlText w:val=""/>
       <w:lvlJc w:val="left"/>
     </w:lvl>
-    <w:lvl w:ilvl="6" w:tplc="5FA25A2A">
+    <w:lvl w:ilvl="6" w:tplc="414C58C2">
       <w:numFmt w:val="decimal"/>
       <w:lvlText w:val=""/>
       <w:lvlJc w:val="left"/>
     </w:lvl>
-    <w:lvl w:ilvl="7" w:tplc="7BF25BCE">
+    <w:lvl w:ilvl="7" w:tplc="73446444">
       <w:numFmt w:val="decimal"/>
       <w:lvlText w:val=""/>
       <w:lvlJc w:val="left"/>
     </w:lvl>
-    <w:lvl w:ilvl="8" w:tplc="53B80A36">
+    <w:lvl w:ilvl="8" w:tplc="24AE6C1A">
       <w:numFmt w:val="decimal"/>
       <w:lvlText w:val=""/>
       <w:lvlJc w:val="left"/>
     </w:lvl>
   </w:abstractNum>
   <w:abstractNum w:abstractNumId="1" w15:restartNumberingAfterBreak="0">
-    <w:nsid w:val="0C652E55"/>
+    <w:nsid w:val="2C101BF4"/>
     <w:multiLevelType w:val="hybridMultilevel"/>
-    <w:tmpl w:val="62605D92"/>
-    <w:lvl w:ilvl="0" w:tplc="15884E64">
+    <w:tmpl w:val="3AA643DE"/>
+    <w:lvl w:ilvl="0" w:tplc="F3EE852E">
+      <w:start w:val="1"/>
+      <w:numFmt w:val="decimal"/>
+      <w:lvlText w:val="%1."/>
+      <w:lvlJc w:val="left"/>
+      <w:pPr>
+        <w:ind w:left="360" w:hanging="300"/>
+      </w:pPr>
+    </w:lvl>
+    <w:lvl w:ilvl="1" w:tplc="C436D02A" w:tentative="1">
+      <w:start w:val="1"/>
+      <w:numFmt w:val="lowerLetter"/>
+      <w:lvlText w:val="%2."/>
+      <w:lvlJc w:val="left"/>
+      <w:pPr>
+        <w:ind w:left="720" w:hanging="300"/>
+      </w:pPr>
+    </w:lvl>
+    <w:lvl w:ilvl="2" w:tplc="94A04600">
+      <w:numFmt w:val="decimal"/>
+      <w:lvlText w:val=""/>
+      <w:lvlJc w:val="left"/>
+    </w:lvl>
+    <w:lvl w:ilvl="3" w:tplc="E54E664E">
+      <w:numFmt w:val="decimal"/>
+      <w:lvlText w:val=""/>
+      <w:lvlJc w:val="left"/>
+    </w:lvl>
+    <w:lvl w:ilvl="4" w:tplc="28BC41CC">
+      <w:numFmt w:val="decimal"/>
+      <w:lvlText w:val=""/>
+      <w:lvlJc w:val="left"/>
+    </w:lvl>
+    <w:lvl w:ilvl="5" w:tplc="7ED67D36">
+      <w:numFmt w:val="decimal"/>
+      <w:lvlText w:val=""/>
+      <w:lvlJc w:val="left"/>
+    </w:lvl>
+    <w:lvl w:ilvl="6" w:tplc="0A9095B8">
+      <w:numFmt w:val="decimal"/>
+      <w:lvlText w:val=""/>
+      <w:lvlJc w:val="left"/>
+    </w:lvl>
+    <w:lvl w:ilvl="7" w:tplc="4DD2D98C">
+      <w:numFmt w:val="decimal"/>
+      <w:lvlText w:val=""/>
+      <w:lvlJc w:val="left"/>
+    </w:lvl>
+    <w:lvl w:ilvl="8" w:tplc="5B2404D6">
+      <w:numFmt w:val="decimal"/>
+      <w:lvlText w:val=""/>
+      <w:lvlJc w:val="left"/>
+    </w:lvl>
+  </w:abstractNum>
+  <w:abstractNum w:abstractNumId="2" w15:restartNumberingAfterBreak="0">
+    <w:nsid w:val="3F1B21F9"/>
+    <w:multiLevelType w:val="hybridMultilevel"/>
+    <w:tmpl w:val="214492DE"/>
+    <w:lvl w:ilvl="0" w:tplc="B518F00E">
+      <w:start w:val="1"/>
+      <w:numFmt w:val="decimal"/>
+      <w:lvlText w:val="%1."/>
+      <w:lvlJc w:val="left"/>
+      <w:pPr>
+        <w:ind w:left="360" w:hanging="300"/>
+      </w:pPr>
+    </w:lvl>
+    <w:lvl w:ilvl="1" w:tplc="DE3A0348" w:tentative="1">
+      <w:start w:val="1"/>
+      <w:numFmt w:val="lowerLetter"/>
+      <w:lvlText w:val="%2."/>
+      <w:lvlJc w:val="left"/>
+      <w:pPr>
+        <w:ind w:left="720" w:hanging="300"/>
+      </w:pPr>
+    </w:lvl>
+    <w:lvl w:ilvl="2" w:tplc="286077BA">
+      <w:numFmt w:val="decimal"/>
+      <w:lvlText w:val=""/>
+      <w:lvlJc w:val="left"/>
+    </w:lvl>
+    <w:lvl w:ilvl="3" w:tplc="9DD0BEB2">
+      <w:numFmt w:val="decimal"/>
+      <w:lvlText w:val=""/>
+      <w:lvlJc w:val="left"/>
+    </w:lvl>
+    <w:lvl w:ilvl="4" w:tplc="4D10B596">
+      <w:numFmt w:val="decimal"/>
+      <w:lvlText w:val=""/>
+      <w:lvlJc w:val="left"/>
+    </w:lvl>
+    <w:lvl w:ilvl="5" w:tplc="E87ECF2A">
+      <w:numFmt w:val="decimal"/>
+      <w:lvlText w:val=""/>
+      <w:lvlJc w:val="left"/>
+    </w:lvl>
+    <w:lvl w:ilvl="6" w:tplc="FC340550">
+      <w:numFmt w:val="decimal"/>
+      <w:lvlText w:val=""/>
+      <w:lvlJc w:val="left"/>
+    </w:lvl>
+    <w:lvl w:ilvl="7" w:tplc="0FEC2710">
+      <w:numFmt w:val="decimal"/>
+      <w:lvlText w:val=""/>
+      <w:lvlJc w:val="left"/>
+    </w:lvl>
+    <w:lvl w:ilvl="8" w:tplc="DB3C1A58">
+      <w:numFmt w:val="decimal"/>
+      <w:lvlText w:val=""/>
+      <w:lvlJc w:val="left"/>
+    </w:lvl>
+  </w:abstractNum>
+  <w:abstractNum w:abstractNumId="3" w15:restartNumberingAfterBreak="0">
+    <w:nsid w:val="4960322D"/>
+    <w:multiLevelType w:val="hybridMultilevel"/>
+    <w:tmpl w:val="2C6EC162"/>
+    <w:lvl w:ilvl="0" w:tplc="671AC734">
+      <w:start w:val="1"/>
+      <w:numFmt w:val="decimal"/>
+      <w:lvlText w:val="%1."/>
+      <w:lvlJc w:val="left"/>
+      <w:pPr>
+        <w:ind w:left="360" w:hanging="300"/>
+      </w:pPr>
+    </w:lvl>
+    <w:lvl w:ilvl="1" w:tplc="B6D0F28C" w:tentative="1">
+      <w:start w:val="1"/>
+      <w:numFmt w:val="lowerLetter"/>
+      <w:lvlText w:val="%2."/>
+      <w:lvlJc w:val="left"/>
+      <w:pPr>
+        <w:ind w:left="720" w:hanging="300"/>
+      </w:pPr>
+    </w:lvl>
+    <w:lvl w:ilvl="2" w:tplc="7A6E56D8">
+      <w:numFmt w:val="decimal"/>
+      <w:lvlText w:val=""/>
+      <w:lvlJc w:val="left"/>
+    </w:lvl>
+    <w:lvl w:ilvl="3" w:tplc="FFAE8208">
+      <w:numFmt w:val="decimal"/>
+      <w:lvlText w:val=""/>
+      <w:lvlJc w:val="left"/>
+    </w:lvl>
+    <w:lvl w:ilvl="4" w:tplc="EDA21926">
+      <w:numFmt w:val="decimal"/>
+      <w:lvlText w:val=""/>
+      <w:lvlJc w:val="left"/>
+    </w:lvl>
+    <w:lvl w:ilvl="5" w:tplc="0C94E5E8">
+      <w:numFmt w:val="decimal"/>
+      <w:lvlText w:val=""/>
+      <w:lvlJc w:val="left"/>
+    </w:lvl>
+    <w:lvl w:ilvl="6" w:tplc="9796D320">
+      <w:numFmt w:val="decimal"/>
+      <w:lvlText w:val=""/>
+      <w:lvlJc w:val="left"/>
+    </w:lvl>
+    <w:lvl w:ilvl="7" w:tplc="2C96E106">
+      <w:numFmt w:val="decimal"/>
+      <w:lvlText w:val=""/>
+      <w:lvlJc w:val="left"/>
+    </w:lvl>
+    <w:lvl w:ilvl="8" w:tplc="22E2ABC4">
+      <w:numFmt w:val="decimal"/>
+      <w:lvlText w:val=""/>
+      <w:lvlJc w:val="left"/>
+    </w:lvl>
+  </w:abstractNum>
+  <w:abstractNum w:abstractNumId="4" w15:restartNumberingAfterBreak="0">
+    <w:nsid w:val="4AC12237"/>
+    <w:multiLevelType w:val="hybridMultilevel"/>
+    <w:tmpl w:val="B9163A2A"/>
+    <w:lvl w:ilvl="0" w:tplc="CDD27F8E">
+      <w:start w:val="1"/>
+      <w:numFmt w:val="decimal"/>
+      <w:lvlText w:val="%1."/>
+      <w:lvlJc w:val="left"/>
+      <w:pPr>
+        <w:ind w:left="360" w:hanging="300"/>
+      </w:pPr>
+    </w:lvl>
+    <w:lvl w:ilvl="1" w:tplc="EDE644C2" w:tentative="1">
+      <w:start w:val="1"/>
+      <w:numFmt w:val="lowerLetter"/>
+      <w:lvlText w:val="%2."/>
+      <w:lvlJc w:val="left"/>
+      <w:pPr>
+        <w:ind w:left="720" w:hanging="300"/>
+      </w:pPr>
+    </w:lvl>
+    <w:lvl w:ilvl="2" w:tplc="240A07DA">
+      <w:numFmt w:val="decimal"/>
+      <w:lvlText w:val=""/>
+      <w:lvlJc w:val="left"/>
+    </w:lvl>
+    <w:lvl w:ilvl="3" w:tplc="A300C2E6">
+      <w:numFmt w:val="decimal"/>
+      <w:lvlText w:val=""/>
+      <w:lvlJc w:val="left"/>
+    </w:lvl>
+    <w:lvl w:ilvl="4" w:tplc="9BC430A8">
+      <w:numFmt w:val="decimal"/>
+      <w:lvlText w:val=""/>
+      <w:lvlJc w:val="left"/>
+    </w:lvl>
+    <w:lvl w:ilvl="5" w:tplc="2B920A3C">
+      <w:numFmt w:val="decimal"/>
+      <w:lvlText w:val=""/>
+      <w:lvlJc w:val="left"/>
+    </w:lvl>
+    <w:lvl w:ilvl="6" w:tplc="E58EFD16">
+      <w:numFmt w:val="decimal"/>
+      <w:lvlText w:val=""/>
+      <w:lvlJc w:val="left"/>
+    </w:lvl>
+    <w:lvl w:ilvl="7" w:tplc="DAAEBDAE">
+      <w:numFmt w:val="decimal"/>
+      <w:lvlText w:val=""/>
+      <w:lvlJc w:val="left"/>
+    </w:lvl>
+    <w:lvl w:ilvl="8" w:tplc="76F4E20A">
+      <w:numFmt w:val="decimal"/>
+      <w:lvlText w:val=""/>
+      <w:lvlJc w:val="left"/>
+    </w:lvl>
+  </w:abstractNum>
+  <w:abstractNum w:abstractNumId="5" w15:restartNumberingAfterBreak="0">
+    <w:nsid w:val="4AEC0DFD"/>
+    <w:multiLevelType w:val="hybridMultilevel"/>
+    <w:tmpl w:val="AA3420FA"/>
+    <w:lvl w:ilvl="0" w:tplc="6608C96A">
+      <w:start w:val="1"/>
+      <w:numFmt w:val="decimal"/>
+      <w:lvlText w:val="%1."/>
+      <w:lvlJc w:val="left"/>
+      <w:pPr>
+        <w:ind w:left="360" w:hanging="300"/>
+      </w:pPr>
+    </w:lvl>
+    <w:lvl w:ilvl="1" w:tplc="A68CDD9A" w:tentative="1">
+      <w:start w:val="1"/>
+      <w:numFmt w:val="lowerLetter"/>
+      <w:lvlText w:val="%2."/>
+      <w:lvlJc w:val="left"/>
+      <w:pPr>
+        <w:ind w:left="720" w:hanging="300"/>
+      </w:pPr>
+    </w:lvl>
+    <w:lvl w:ilvl="2" w:tplc="FB98B6B0">
+      <w:numFmt w:val="decimal"/>
+      <w:lvlText w:val=""/>
+      <w:lvlJc w:val="left"/>
+    </w:lvl>
+    <w:lvl w:ilvl="3" w:tplc="08E0DDA0">
+      <w:numFmt w:val="decimal"/>
+      <w:lvlText w:val=""/>
+      <w:lvlJc w:val="left"/>
+    </w:lvl>
+    <w:lvl w:ilvl="4" w:tplc="EBA4ABD6">
+      <w:numFmt w:val="decimal"/>
+      <w:lvlText w:val=""/>
+      <w:lvlJc w:val="left"/>
+    </w:lvl>
+    <w:lvl w:ilvl="5" w:tplc="9D682B4A">
+      <w:numFmt w:val="decimal"/>
+      <w:lvlText w:val=""/>
+      <w:lvlJc w:val="left"/>
+    </w:lvl>
+    <w:lvl w:ilvl="6" w:tplc="178A8BEE">
+      <w:numFmt w:val="decimal"/>
+      <w:lvlText w:val=""/>
+      <w:lvlJc w:val="left"/>
+    </w:lvl>
+    <w:lvl w:ilvl="7" w:tplc="CFD6F6D2">
+      <w:numFmt w:val="decimal"/>
+      <w:lvlText w:val=""/>
+      <w:lvlJc w:val="left"/>
+    </w:lvl>
+    <w:lvl w:ilvl="8" w:tplc="6FC0966C">
+      <w:numFmt w:val="decimal"/>
+      <w:lvlText w:val=""/>
+      <w:lvlJc w:val="left"/>
+    </w:lvl>
+  </w:abstractNum>
+  <w:abstractNum w:abstractNumId="6" w15:restartNumberingAfterBreak="0">
+    <w:nsid w:val="4C0C384E"/>
+    <w:multiLevelType w:val="hybridMultilevel"/>
+    <w:tmpl w:val="943A04C4"/>
+    <w:lvl w:ilvl="0" w:tplc="3F609D22">
+      <w:start w:val="1"/>
+      <w:numFmt w:val="decimal"/>
+      <w:lvlText w:val="%1."/>
+      <w:lvlJc w:val="left"/>
+      <w:pPr>
+        <w:ind w:left="360" w:hanging="300"/>
+      </w:pPr>
+    </w:lvl>
+    <w:lvl w:ilvl="1" w:tplc="87A8BA66" w:tentative="1">
+      <w:start w:val="1"/>
+      <w:numFmt w:val="lowerLetter"/>
+      <w:lvlText w:val="%2."/>
+      <w:lvlJc w:val="left"/>
+      <w:pPr>
+        <w:ind w:left="720" w:hanging="300"/>
+      </w:pPr>
+    </w:lvl>
+    <w:lvl w:ilvl="2" w:tplc="71843D38">
+      <w:numFmt w:val="decimal"/>
+      <w:lvlText w:val=""/>
+      <w:lvlJc w:val="left"/>
+    </w:lvl>
+    <w:lvl w:ilvl="3" w:tplc="EE42E8F8">
+      <w:numFmt w:val="decimal"/>
+      <w:lvlText w:val=""/>
+      <w:lvlJc w:val="left"/>
+    </w:lvl>
+    <w:lvl w:ilvl="4" w:tplc="14462BD6">
+      <w:numFmt w:val="decimal"/>
+      <w:lvlText w:val=""/>
+      <w:lvlJc w:val="left"/>
+    </w:lvl>
+    <w:lvl w:ilvl="5" w:tplc="34E23702">
+      <w:numFmt w:val="decimal"/>
+      <w:lvlText w:val=""/>
+      <w:lvlJc w:val="left"/>
+    </w:lvl>
+    <w:lvl w:ilvl="6" w:tplc="994692DE">
+      <w:numFmt w:val="decimal"/>
+      <w:lvlText w:val=""/>
+      <w:lvlJc w:val="left"/>
+    </w:lvl>
+    <w:lvl w:ilvl="7" w:tplc="EFB0D180">
+      <w:numFmt w:val="decimal"/>
+      <w:lvlText w:val=""/>
+      <w:lvlJc w:val="left"/>
+    </w:lvl>
+    <w:lvl w:ilvl="8" w:tplc="C1E88E8C">
+      <w:numFmt w:val="decimal"/>
+      <w:lvlText w:val=""/>
+      <w:lvlJc w:val="left"/>
+    </w:lvl>
+  </w:abstractNum>
+  <w:abstractNum w:abstractNumId="7" w15:restartNumberingAfterBreak="0">
+    <w:nsid w:val="4C4525EF"/>
+    <w:multiLevelType w:val="hybridMultilevel"/>
+    <w:tmpl w:val="FF621118"/>
+    <w:lvl w:ilvl="0" w:tplc="486A5A96">
+      <w:start w:val="1"/>
+      <w:numFmt w:val="decimal"/>
+      <w:lvlText w:val="%1."/>
+      <w:lvlJc w:val="left"/>
+      <w:pPr>
+        <w:ind w:left="360" w:hanging="300"/>
+      </w:pPr>
+    </w:lvl>
+    <w:lvl w:ilvl="1" w:tplc="7F02D8C6" w:tentative="1">
+      <w:start w:val="1"/>
+      <w:numFmt w:val="lowerLetter"/>
+      <w:lvlText w:val="%2."/>
+      <w:lvlJc w:val="left"/>
+      <w:pPr>
+        <w:ind w:left="720" w:hanging="300"/>
+      </w:pPr>
+    </w:lvl>
+    <w:lvl w:ilvl="2" w:tplc="E1F2BA92">
+      <w:numFmt w:val="decimal"/>
+      <w:lvlText w:val=""/>
+      <w:lvlJc w:val="left"/>
+    </w:lvl>
+    <w:lvl w:ilvl="3" w:tplc="F6DC1862">
+      <w:numFmt w:val="decimal"/>
+      <w:lvlText w:val=""/>
+      <w:lvlJc w:val="left"/>
+    </w:lvl>
+    <w:lvl w:ilvl="4" w:tplc="D78A5BB6">
+      <w:numFmt w:val="decimal"/>
+      <w:lvlText w:val=""/>
+      <w:lvlJc w:val="left"/>
+    </w:lvl>
+    <w:lvl w:ilvl="5" w:tplc="D71A7D7E">
+      <w:numFmt w:val="decimal"/>
+      <w:lvlText w:val=""/>
+      <w:lvlJc w:val="left"/>
+    </w:lvl>
+    <w:lvl w:ilvl="6" w:tplc="C7C8E39C">
+      <w:numFmt w:val="decimal"/>
+      <w:lvlText w:val=""/>
+      <w:lvlJc w:val="left"/>
+    </w:lvl>
+    <w:lvl w:ilvl="7" w:tplc="6204A964">
+      <w:numFmt w:val="decimal"/>
+      <w:lvlText w:val=""/>
+      <w:lvlJc w:val="left"/>
+    </w:lvl>
+    <w:lvl w:ilvl="8" w:tplc="0C02E900">
+      <w:numFmt w:val="decimal"/>
+      <w:lvlText w:val=""/>
+      <w:lvlJc w:val="left"/>
+    </w:lvl>
+  </w:abstractNum>
+  <w:abstractNum w:abstractNumId="8" w15:restartNumberingAfterBreak="0">
+    <w:nsid w:val="4EBC5A6B"/>
+    <w:multiLevelType w:val="hybridMultilevel"/>
+    <w:tmpl w:val="1B3E945E"/>
+    <w:lvl w:ilvl="0" w:tplc="47CE32D0">
+      <w:start w:val="1"/>
+      <w:numFmt w:val="decimal"/>
+      <w:lvlText w:val="%1."/>
+      <w:lvlJc w:val="left"/>
+      <w:pPr>
+        <w:ind w:left="360" w:hanging="300"/>
+      </w:pPr>
+    </w:lvl>
+    <w:lvl w:ilvl="1" w:tplc="B7744E44" w:tentative="1">
+      <w:start w:val="1"/>
+      <w:numFmt w:val="lowerLetter"/>
+      <w:lvlText w:val="%2."/>
+      <w:lvlJc w:val="left"/>
+      <w:pPr>
+        <w:ind w:left="720" w:hanging="300"/>
+      </w:pPr>
+    </w:lvl>
+    <w:lvl w:ilvl="2" w:tplc="1958BF12">
+      <w:numFmt w:val="decimal"/>
+      <w:lvlText w:val=""/>
+      <w:lvlJc w:val="left"/>
+    </w:lvl>
+    <w:lvl w:ilvl="3" w:tplc="C20E0D24">
+      <w:numFmt w:val="decimal"/>
+      <w:lvlText w:val=""/>
+      <w:lvlJc w:val="left"/>
+    </w:lvl>
+    <w:lvl w:ilvl="4" w:tplc="9168DAF0">
+      <w:numFmt w:val="decimal"/>
+      <w:lvlText w:val=""/>
+      <w:lvlJc w:val="left"/>
+    </w:lvl>
+    <w:lvl w:ilvl="5" w:tplc="B8064C76">
+      <w:numFmt w:val="decimal"/>
+      <w:lvlText w:val=""/>
+      <w:lvlJc w:val="left"/>
+    </w:lvl>
+    <w:lvl w:ilvl="6" w:tplc="C600AA68">
+      <w:numFmt w:val="decimal"/>
+      <w:lvlText w:val=""/>
+      <w:lvlJc w:val="left"/>
+    </w:lvl>
+    <w:lvl w:ilvl="7" w:tplc="F34A06C2">
+      <w:numFmt w:val="decimal"/>
+      <w:lvlText w:val=""/>
+      <w:lvlJc w:val="left"/>
+    </w:lvl>
+    <w:lvl w:ilvl="8" w:tplc="C2466BE8">
+      <w:numFmt w:val="decimal"/>
+      <w:lvlText w:val=""/>
+      <w:lvlJc w:val="left"/>
+    </w:lvl>
+  </w:abstractNum>
+  <w:abstractNum w:abstractNumId="9" w15:restartNumberingAfterBreak="0">
+    <w:nsid w:val="50D959A3"/>
+    <w:multiLevelType w:val="hybridMultilevel"/>
+    <w:tmpl w:val="27183D76"/>
+    <w:lvl w:ilvl="0" w:tplc="40A09146">
       <w:start w:val="1"/>
       <w:numFmt w:val="bullet"/>
       <w:lvlText w:val="•"/>
@@ -31603,7 +32067,7 @@
         <w:ind w:left="360" w:hanging="260"/>
       </w:pPr>
     </w:lvl>
-    <w:lvl w:ilvl="1" w:tplc="EBA83E3E" w:tentative="1">
+    <w:lvl w:ilvl="1" w:tplc="C1A2DAA4" w:tentative="1">
       <w:start w:val="1"/>
       <w:numFmt w:val="bullet"/>
       <w:lvlText w:val="–"/>
@@ -31612,47 +32076,47 @@
         <w:ind w:left="720" w:hanging="260"/>
       </w:pPr>
     </w:lvl>
-    <w:lvl w:ilvl="2" w:tplc="1FE60E0A">
+    <w:lvl w:ilvl="2" w:tplc="5C7A4F9E">
       <w:numFmt w:val="decimal"/>
       <w:lvlText w:val=""/>
       <w:lvlJc w:val="left"/>
     </w:lvl>
-    <w:lvl w:ilvl="3" w:tplc="E71EF87A">
+    <w:lvl w:ilvl="3" w:tplc="BD367730">
       <w:numFmt w:val="decimal"/>
       <w:lvlText w:val=""/>
       <w:lvlJc w:val="left"/>
     </w:lvl>
-    <w:lvl w:ilvl="4" w:tplc="1D5A8CC6">
+    <w:lvl w:ilvl="4" w:tplc="DF380F0C">
       <w:numFmt w:val="decimal"/>
       <w:lvlText w:val=""/>
       <w:lvlJc w:val="left"/>
     </w:lvl>
-    <w:lvl w:ilvl="5" w:tplc="EE142562">
+    <w:lvl w:ilvl="5" w:tplc="925A310A">
       <w:numFmt w:val="decimal"/>
       <w:lvlText w:val=""/>
       <w:lvlJc w:val="left"/>
     </w:lvl>
-    <w:lvl w:ilvl="6" w:tplc="8668AF36">
+    <w:lvl w:ilvl="6" w:tplc="D0C47D62">
       <w:numFmt w:val="decimal"/>
       <w:lvlText w:val=""/>
       <w:lvlJc w:val="left"/>
     </w:lvl>
-    <w:lvl w:ilvl="7" w:tplc="192AC264">
+    <w:lvl w:ilvl="7" w:tplc="92FEB66E">
       <w:numFmt w:val="decimal"/>
       <w:lvlText w:val=""/>
       <w:lvlJc w:val="left"/>
     </w:lvl>
-    <w:lvl w:ilvl="8" w:tplc="10A261FA">
+    <w:lvl w:ilvl="8" w:tplc="4E06BD42">
       <w:numFmt w:val="decimal"/>
       <w:lvlText w:val=""/>
       <w:lvlJc w:val="left"/>
     </w:lvl>
   </w:abstractNum>
-  <w:abstractNum w:abstractNumId="2" w15:restartNumberingAfterBreak="0">
-    <w:nsid w:val="16CF4821"/>
+  <w:abstractNum w:abstractNumId="10" w15:restartNumberingAfterBreak="0">
+    <w:nsid w:val="5C5D2F7C"/>
     <w:multiLevelType w:val="hybridMultilevel"/>
-    <w:tmpl w:val="CCDED978"/>
-    <w:lvl w:ilvl="0" w:tplc="4BD46E7C">
+    <w:tmpl w:val="C60A107C"/>
+    <w:lvl w:ilvl="0" w:tplc="A17EE0D8">
       <w:start w:val="1"/>
       <w:numFmt w:val="decimal"/>
       <w:lvlText w:val="%1."/>
@@ -31661,7 +32125,7 @@
         <w:ind w:left="360" w:hanging="300"/>
       </w:pPr>
     </w:lvl>
-    <w:lvl w:ilvl="1" w:tplc="028E3B22" w:tentative="1">
+    <w:lvl w:ilvl="1" w:tplc="3948E454" w:tentative="1">
       <w:start w:val="1"/>
       <w:numFmt w:val="lowerLetter"/>
       <w:lvlText w:val="%2."/>
@@ -31670,47 +32134,47 @@
         <w:ind w:left="720" w:hanging="300"/>
       </w:pPr>
     </w:lvl>
-    <w:lvl w:ilvl="2" w:tplc="DA6887C8">
+    <w:lvl w:ilvl="2" w:tplc="2126FFBA">
       <w:numFmt w:val="decimal"/>
       <w:lvlText w:val=""/>
       <w:lvlJc w:val="left"/>
     </w:lvl>
-    <w:lvl w:ilvl="3" w:tplc="6B02B06C">
+    <w:lvl w:ilvl="3" w:tplc="1D22FEA6">
       <w:numFmt w:val="decimal"/>
       <w:lvlText w:val=""/>
       <w:lvlJc w:val="left"/>
     </w:lvl>
-    <w:lvl w:ilvl="4" w:tplc="9BF0C050">
+    <w:lvl w:ilvl="4" w:tplc="BED20746">
       <w:numFmt w:val="decimal"/>
       <w:lvlText w:val=""/>
       <w:lvlJc w:val="left"/>
     </w:lvl>
-    <w:lvl w:ilvl="5" w:tplc="2DB24992">
+    <w:lvl w:ilvl="5" w:tplc="8C1473DE">
       <w:numFmt w:val="decimal"/>
       <w:lvlText w:val=""/>
       <w:lvlJc w:val="left"/>
     </w:lvl>
-    <w:lvl w:ilvl="6" w:tplc="BA780E40">
+    <w:lvl w:ilvl="6" w:tplc="A4E6A41E">
       <w:numFmt w:val="decimal"/>
       <w:lvlText w:val=""/>
       <w:lvlJc w:val="left"/>
     </w:lvl>
-    <w:lvl w:ilvl="7" w:tplc="130E823E">
+    <w:lvl w:ilvl="7" w:tplc="7C1EFA10">
       <w:numFmt w:val="decimal"/>
       <w:lvlText w:val=""/>
       <w:lvlJc w:val="left"/>
     </w:lvl>
-    <w:lvl w:ilvl="8" w:tplc="F23444FE">
+    <w:lvl w:ilvl="8" w:tplc="F572CAA4">
       <w:numFmt w:val="decimal"/>
       <w:lvlText w:val=""/>
       <w:lvlJc w:val="left"/>
     </w:lvl>
   </w:abstractNum>
-  <w:abstractNum w:abstractNumId="3" w15:restartNumberingAfterBreak="0">
-    <w:nsid w:val="19DD6125"/>
+  <w:abstractNum w:abstractNumId="11" w15:restartNumberingAfterBreak="0">
+    <w:nsid w:val="734A1CCE"/>
     <w:multiLevelType w:val="hybridMultilevel"/>
-    <w:tmpl w:val="38AEC8A4"/>
-    <w:lvl w:ilvl="0" w:tplc="E9FCF4A6">
+    <w:tmpl w:val="7A7EACCC"/>
+    <w:lvl w:ilvl="0" w:tplc="C332FEBE">
       <w:start w:val="1"/>
       <w:numFmt w:val="decimal"/>
       <w:lvlText w:val="%1."/>
@@ -31719,7 +32183,7 @@
         <w:ind w:left="360" w:hanging="300"/>
       </w:pPr>
     </w:lvl>
-    <w:lvl w:ilvl="1" w:tplc="0CFA38D4" w:tentative="1">
+    <w:lvl w:ilvl="1" w:tplc="6362087E" w:tentative="1">
       <w:start w:val="1"/>
       <w:numFmt w:val="lowerLetter"/>
       <w:lvlText w:val="%2."/>
@@ -31728,105 +32192,47 @@
         <w:ind w:left="720" w:hanging="300"/>
       </w:pPr>
     </w:lvl>
-    <w:lvl w:ilvl="2" w:tplc="9F2265CE">
+    <w:lvl w:ilvl="2" w:tplc="0BDC37BA">
       <w:numFmt w:val="decimal"/>
       <w:lvlText w:val=""/>
       <w:lvlJc w:val="left"/>
     </w:lvl>
-    <w:lvl w:ilvl="3" w:tplc="E5126D56">
+    <w:lvl w:ilvl="3" w:tplc="293E74B2">
       <w:numFmt w:val="decimal"/>
       <w:lvlText w:val=""/>
       <w:lvlJc w:val="left"/>
     </w:lvl>
-    <w:lvl w:ilvl="4" w:tplc="001CA3CC">
+    <w:lvl w:ilvl="4" w:tplc="71AA1DC2">
       <w:numFmt w:val="decimal"/>
       <w:lvlText w:val=""/>
       <w:lvlJc w:val="left"/>
     </w:lvl>
-    <w:lvl w:ilvl="5" w:tplc="362C9D6C">
+    <w:lvl w:ilvl="5" w:tplc="0C325ED8">
       <w:numFmt w:val="decimal"/>
       <w:lvlText w:val=""/>
       <w:lvlJc w:val="left"/>
     </w:lvl>
-    <w:lvl w:ilvl="6" w:tplc="B59EEF34">
+    <w:lvl w:ilvl="6" w:tplc="E6DAE6A4">
       <w:numFmt w:val="decimal"/>
       <w:lvlText w:val=""/>
       <w:lvlJc w:val="left"/>
     </w:lvl>
-    <w:lvl w:ilvl="7" w:tplc="567C5C64">
+    <w:lvl w:ilvl="7" w:tplc="D3503C2A">
       <w:numFmt w:val="decimal"/>
       <w:lvlText w:val=""/>
       <w:lvlJc w:val="left"/>
     </w:lvl>
-    <w:lvl w:ilvl="8" w:tplc="E698FF1A">
+    <w:lvl w:ilvl="8" w:tplc="89669A9C">
       <w:numFmt w:val="decimal"/>
       <w:lvlText w:val=""/>
       <w:lvlJc w:val="left"/>
     </w:lvl>
   </w:abstractNum>
-  <w:abstractNum w:abstractNumId="4" w15:restartNumberingAfterBreak="0">
-    <w:nsid w:val="1C231CC9"/>
+  <w:abstractNum w:abstractNumId="12" w15:restartNumberingAfterBreak="0">
+    <w:nsid w:val="7FA93B9C"/>
     <w:multiLevelType w:val="hybridMultilevel"/>
-    <w:tmpl w:val="F2540086"/>
-    <w:lvl w:ilvl="0" w:tplc="6A3E61BA">
-      <w:start w:val="1"/>
-      <w:numFmt w:val="decimal"/>
-      <w:lvlText w:val="%1."/>
-      <w:lvlJc w:val="left"/>
-      <w:pPr>
-        <w:ind w:left="360" w:hanging="300"/>
-      </w:pPr>
-    </w:lvl>
-    <w:lvl w:ilvl="1" w:tplc="83CA7DBC" w:tentative="1">
-      <w:start w:val="1"/>
-      <w:numFmt w:val="lowerLetter"/>
-      <w:lvlText w:val="%2."/>
-      <w:lvlJc w:val="left"/>
-      <w:pPr>
-        <w:ind w:left="720" w:hanging="300"/>
-      </w:pPr>
-    </w:lvl>
-    <w:lvl w:ilvl="2" w:tplc="34505D48">
-      <w:numFmt w:val="decimal"/>
-      <w:lvlText w:val=""/>
-      <w:lvlJc w:val="left"/>
-    </w:lvl>
-    <w:lvl w:ilvl="3" w:tplc="0DE08AEE">
-      <w:numFmt w:val="decimal"/>
-      <w:lvlText w:val=""/>
-      <w:lvlJc w:val="left"/>
-    </w:lvl>
-    <w:lvl w:ilvl="4" w:tplc="4C445EB6">
-      <w:numFmt w:val="decimal"/>
-      <w:lvlText w:val=""/>
-      <w:lvlJc w:val="left"/>
-    </w:lvl>
-    <w:lvl w:ilvl="5" w:tplc="028AAE82">
-      <w:numFmt w:val="decimal"/>
-      <w:lvlText w:val=""/>
-      <w:lvlJc w:val="left"/>
-    </w:lvl>
-    <w:lvl w:ilvl="6" w:tplc="303E31C8">
-      <w:numFmt w:val="decimal"/>
-      <w:lvlText w:val=""/>
-      <w:lvlJc w:val="left"/>
-    </w:lvl>
-    <w:lvl w:ilvl="7" w:tplc="3394025C">
-      <w:numFmt w:val="decimal"/>
-      <w:lvlText w:val=""/>
-      <w:lvlJc w:val="left"/>
-    </w:lvl>
-    <w:lvl w:ilvl="8" w:tplc="CA9C7828">
-      <w:numFmt w:val="decimal"/>
-      <w:lvlText w:val=""/>
-      <w:lvlJc w:val="left"/>
-    </w:lvl>
-  </w:abstractNum>
-  <w:abstractNum w:abstractNumId="5" w15:restartNumberingAfterBreak="0">
-    <w:nsid w:val="1EAF530D"/>
-    <w:multiLevelType w:val="hybridMultilevel"/>
-    <w:tmpl w:val="C1A6AEB2"/>
-    <w:lvl w:ilvl="0" w:tplc="8EEA485A" w:tentative="1">
+    <w:tmpl w:val="06E83098"/>
+    <w:lvl w:ilvl="0" w:tplc="9F50704E" w:tentative="1">
       <w:start w:val="1"/>
       <w:numFmt w:val="bullet"/>
       <w:lvlText w:val="●"/>
@@ -31835,7 +32241,7 @@
         <w:ind w:left="720" w:hanging="360"/>
       </w:pPr>
     </w:lvl>
-    <w:lvl w:ilvl="1" w:tplc="FF18CC9E" w:tentative="1">
+    <w:lvl w:ilvl="1" w:tplc="BA94662E" w:tentative="1">
       <w:start w:val="1"/>
       <w:numFmt w:val="bullet"/>
       <w:lvlText w:val="○"/>
@@ -31844,7 +32250,7 @@
         <w:ind w:left="1440" w:hanging="360"/>
       </w:pPr>
     </w:lvl>
-    <w:lvl w:ilvl="2" w:tplc="40683304" w:tentative="1">
+    <w:lvl w:ilvl="2" w:tplc="594A0102" w:tentative="1">
       <w:start w:val="1"/>
       <w:numFmt w:val="bullet"/>
       <w:lvlText w:val="■"/>
@@ -31853,7 +32259,7 @@
         <w:ind w:left="2160" w:hanging="360"/>
       </w:pPr>
     </w:lvl>
-    <w:lvl w:ilvl="3" w:tplc="AFCEDF22" w:tentative="1">
+    <w:lvl w:ilvl="3" w:tplc="0060E3BE" w:tentative="1">
       <w:start w:val="1"/>
       <w:numFmt w:val="bullet"/>
       <w:lvlText w:val="●"/>
@@ -31862,7 +32268,7 @@
         <w:ind w:left="2880" w:hanging="360"/>
       </w:pPr>
     </w:lvl>
-    <w:lvl w:ilvl="4" w:tplc="B9104400" w:tentative="1">
+    <w:lvl w:ilvl="4" w:tplc="6DCE18F6" w:tentative="1">
       <w:start w:val="1"/>
       <w:numFmt w:val="bullet"/>
       <w:lvlText w:val="○"/>
@@ -31871,7 +32277,7 @@
         <w:ind w:left="3600" w:hanging="360"/>
       </w:pPr>
     </w:lvl>
-    <w:lvl w:ilvl="5" w:tplc="06D2F5AE" w:tentative="1">
+    <w:lvl w:ilvl="5" w:tplc="FFCCB9E8" w:tentative="1">
       <w:start w:val="1"/>
       <w:numFmt w:val="bullet"/>
       <w:lvlText w:val="■"/>
@@ -31880,7 +32286,7 @@
         <w:ind w:left="4320" w:hanging="360"/>
       </w:pPr>
     </w:lvl>
-    <w:lvl w:ilvl="6" w:tplc="DCD8CECA" w:tentative="1">
+    <w:lvl w:ilvl="6" w:tplc="68FC174E" w:tentative="1">
       <w:start w:val="1"/>
       <w:numFmt w:val="bullet"/>
       <w:lvlText w:val="●"/>
@@ -31889,7 +32295,7 @@
         <w:ind w:left="5040" w:hanging="360"/>
       </w:pPr>
     </w:lvl>
-    <w:lvl w:ilvl="7" w:tplc="C17E7C16" w:tentative="1">
+    <w:lvl w:ilvl="7" w:tplc="4EAC6F8A" w:tentative="1">
       <w:start w:val="1"/>
       <w:numFmt w:val="bullet"/>
       <w:lvlText w:val="●"/>
@@ -31898,7 +32304,7 @@
         <w:ind w:left="5760" w:hanging="360"/>
       </w:pPr>
     </w:lvl>
-    <w:lvl w:ilvl="8" w:tplc="FAB80246" w:tentative="1">
+    <w:lvl w:ilvl="8" w:tplc="8D928A36" w:tentative="1">
       <w:start w:val="1"/>
       <w:numFmt w:val="bullet"/>
       <w:lvlText w:val="●"/>
@@ -31908,486 +32314,80 @@
       </w:pPr>
     </w:lvl>
   </w:abstractNum>
-  <w:abstractNum w:abstractNumId="6" w15:restartNumberingAfterBreak="0">
-    <w:nsid w:val="25211119"/>
-    <w:multiLevelType w:val="hybridMultilevel"/>
-    <w:tmpl w:val="3F0C32E4"/>
-    <w:lvl w:ilvl="0" w:tplc="B1C41DBA">
-      <w:start w:val="1"/>
-      <w:numFmt w:val="decimal"/>
-      <w:lvlText w:val="%1."/>
-      <w:lvlJc w:val="left"/>
-      <w:pPr>
-        <w:ind w:left="360" w:hanging="300"/>
-      </w:pPr>
-    </w:lvl>
-    <w:lvl w:ilvl="1" w:tplc="E02215A0" w:tentative="1">
-      <w:start w:val="1"/>
-      <w:numFmt w:val="lowerLetter"/>
-      <w:lvlText w:val="%2."/>
-      <w:lvlJc w:val="left"/>
-      <w:pPr>
-        <w:ind w:left="720" w:hanging="300"/>
-      </w:pPr>
-    </w:lvl>
-    <w:lvl w:ilvl="2" w:tplc="F1FE33C6">
-      <w:numFmt w:val="decimal"/>
-      <w:lvlText w:val=""/>
-      <w:lvlJc w:val="left"/>
-    </w:lvl>
-    <w:lvl w:ilvl="3" w:tplc="98963DEE">
-      <w:numFmt w:val="decimal"/>
-      <w:lvlText w:val=""/>
-      <w:lvlJc w:val="left"/>
-    </w:lvl>
-    <w:lvl w:ilvl="4" w:tplc="5ADAD572">
-      <w:numFmt w:val="decimal"/>
-      <w:lvlText w:val=""/>
-      <w:lvlJc w:val="left"/>
-    </w:lvl>
-    <w:lvl w:ilvl="5" w:tplc="176AC684">
-      <w:numFmt w:val="decimal"/>
-      <w:lvlText w:val=""/>
-      <w:lvlJc w:val="left"/>
-    </w:lvl>
-    <w:lvl w:ilvl="6" w:tplc="353C8E28">
-      <w:numFmt w:val="decimal"/>
-      <w:lvlText w:val=""/>
-      <w:lvlJc w:val="left"/>
-    </w:lvl>
-    <w:lvl w:ilvl="7" w:tplc="35C4F7AA">
-      <w:numFmt w:val="decimal"/>
-      <w:lvlText w:val=""/>
-      <w:lvlJc w:val="left"/>
-    </w:lvl>
-    <w:lvl w:ilvl="8" w:tplc="F410BE98">
-      <w:numFmt w:val="decimal"/>
-      <w:lvlText w:val=""/>
-      <w:lvlJc w:val="left"/>
-    </w:lvl>
-  </w:abstractNum>
-  <w:abstractNum w:abstractNumId="7" w15:restartNumberingAfterBreak="0">
-    <w:nsid w:val="2DCD59E6"/>
-    <w:multiLevelType w:val="hybridMultilevel"/>
-    <w:tmpl w:val="13BA08F2"/>
-    <w:lvl w:ilvl="0" w:tplc="73E0C20E">
-      <w:start w:val="1"/>
-      <w:numFmt w:val="decimal"/>
-      <w:lvlText w:val="%1."/>
-      <w:lvlJc w:val="left"/>
-      <w:pPr>
-        <w:ind w:left="360" w:hanging="300"/>
-      </w:pPr>
-    </w:lvl>
-    <w:lvl w:ilvl="1" w:tplc="3898956C" w:tentative="1">
-      <w:start w:val="1"/>
-      <w:numFmt w:val="lowerLetter"/>
-      <w:lvlText w:val="%2."/>
-      <w:lvlJc w:val="left"/>
-      <w:pPr>
-        <w:ind w:left="720" w:hanging="300"/>
-      </w:pPr>
-    </w:lvl>
-    <w:lvl w:ilvl="2" w:tplc="C7BE3B54">
-      <w:numFmt w:val="decimal"/>
-      <w:lvlText w:val=""/>
-      <w:lvlJc w:val="left"/>
-    </w:lvl>
-    <w:lvl w:ilvl="3" w:tplc="4DE4BD42">
-      <w:numFmt w:val="decimal"/>
-      <w:lvlText w:val=""/>
-      <w:lvlJc w:val="left"/>
-    </w:lvl>
-    <w:lvl w:ilvl="4" w:tplc="1B54B468">
-      <w:numFmt w:val="decimal"/>
-      <w:lvlText w:val=""/>
-      <w:lvlJc w:val="left"/>
-    </w:lvl>
-    <w:lvl w:ilvl="5" w:tplc="7018E53E">
-      <w:numFmt w:val="decimal"/>
-      <w:lvlText w:val=""/>
-      <w:lvlJc w:val="left"/>
-    </w:lvl>
-    <w:lvl w:ilvl="6" w:tplc="3636052A">
-      <w:numFmt w:val="decimal"/>
-      <w:lvlText w:val=""/>
-      <w:lvlJc w:val="left"/>
-    </w:lvl>
-    <w:lvl w:ilvl="7" w:tplc="695666F0">
-      <w:numFmt w:val="decimal"/>
-      <w:lvlText w:val=""/>
-      <w:lvlJc w:val="left"/>
-    </w:lvl>
-    <w:lvl w:ilvl="8" w:tplc="953A60FE">
-      <w:numFmt w:val="decimal"/>
-      <w:lvlText w:val=""/>
-      <w:lvlJc w:val="left"/>
-    </w:lvl>
-  </w:abstractNum>
-  <w:abstractNum w:abstractNumId="8" w15:restartNumberingAfterBreak="0">
-    <w:nsid w:val="43DF7350"/>
-    <w:multiLevelType w:val="hybridMultilevel"/>
-    <w:tmpl w:val="3B548A94"/>
-    <w:lvl w:ilvl="0" w:tplc="B3D44A8E">
-      <w:start w:val="1"/>
-      <w:numFmt w:val="decimal"/>
-      <w:lvlText w:val="%1."/>
-      <w:lvlJc w:val="left"/>
-      <w:pPr>
-        <w:ind w:left="360" w:hanging="300"/>
-      </w:pPr>
-    </w:lvl>
-    <w:lvl w:ilvl="1" w:tplc="8C04F370" w:tentative="1">
-      <w:start w:val="1"/>
-      <w:numFmt w:val="lowerLetter"/>
-      <w:lvlText w:val="%2."/>
-      <w:lvlJc w:val="left"/>
-      <w:pPr>
-        <w:ind w:left="720" w:hanging="300"/>
-      </w:pPr>
-    </w:lvl>
-    <w:lvl w:ilvl="2" w:tplc="9820A36A">
-      <w:numFmt w:val="decimal"/>
-      <w:lvlText w:val=""/>
-      <w:lvlJc w:val="left"/>
-    </w:lvl>
-    <w:lvl w:ilvl="3" w:tplc="A3B4D638">
-      <w:numFmt w:val="decimal"/>
-      <w:lvlText w:val=""/>
-      <w:lvlJc w:val="left"/>
-    </w:lvl>
-    <w:lvl w:ilvl="4" w:tplc="ADAAD48E">
-      <w:numFmt w:val="decimal"/>
-      <w:lvlText w:val=""/>
-      <w:lvlJc w:val="left"/>
-    </w:lvl>
-    <w:lvl w:ilvl="5" w:tplc="D83AABB0">
-      <w:numFmt w:val="decimal"/>
-      <w:lvlText w:val=""/>
-      <w:lvlJc w:val="left"/>
-    </w:lvl>
-    <w:lvl w:ilvl="6" w:tplc="0E868374">
-      <w:numFmt w:val="decimal"/>
-      <w:lvlText w:val=""/>
-      <w:lvlJc w:val="left"/>
-    </w:lvl>
-    <w:lvl w:ilvl="7" w:tplc="7E72708E">
-      <w:numFmt w:val="decimal"/>
-      <w:lvlText w:val=""/>
-      <w:lvlJc w:val="left"/>
-    </w:lvl>
-    <w:lvl w:ilvl="8" w:tplc="6DB2A71A">
-      <w:numFmt w:val="decimal"/>
-      <w:lvlText w:val=""/>
-      <w:lvlJc w:val="left"/>
-    </w:lvl>
-  </w:abstractNum>
-  <w:abstractNum w:abstractNumId="9" w15:restartNumberingAfterBreak="0">
-    <w:nsid w:val="4C406FCF"/>
-    <w:multiLevelType w:val="hybridMultilevel"/>
-    <w:tmpl w:val="6C009A22"/>
-    <w:lvl w:ilvl="0" w:tplc="8F761810">
-      <w:start w:val="1"/>
-      <w:numFmt w:val="decimal"/>
-      <w:lvlText w:val="%1."/>
-      <w:lvlJc w:val="left"/>
-      <w:pPr>
-        <w:ind w:left="360" w:hanging="300"/>
-      </w:pPr>
-    </w:lvl>
-    <w:lvl w:ilvl="1" w:tplc="91B2D560" w:tentative="1">
-      <w:start w:val="1"/>
-      <w:numFmt w:val="lowerLetter"/>
-      <w:lvlText w:val="%2."/>
-      <w:lvlJc w:val="left"/>
-      <w:pPr>
-        <w:ind w:left="720" w:hanging="300"/>
-      </w:pPr>
-    </w:lvl>
-    <w:lvl w:ilvl="2" w:tplc="59F0E8C4">
-      <w:numFmt w:val="decimal"/>
-      <w:lvlText w:val=""/>
-      <w:lvlJc w:val="left"/>
-    </w:lvl>
-    <w:lvl w:ilvl="3" w:tplc="2C7CD692">
-      <w:numFmt w:val="decimal"/>
-      <w:lvlText w:val=""/>
-      <w:lvlJc w:val="left"/>
-    </w:lvl>
-    <w:lvl w:ilvl="4" w:tplc="2F8A1ADE">
-      <w:numFmt w:val="decimal"/>
-      <w:lvlText w:val=""/>
-      <w:lvlJc w:val="left"/>
-    </w:lvl>
-    <w:lvl w:ilvl="5" w:tplc="35401F06">
-      <w:numFmt w:val="decimal"/>
-      <w:lvlText w:val=""/>
-      <w:lvlJc w:val="left"/>
-    </w:lvl>
-    <w:lvl w:ilvl="6" w:tplc="68F644A6">
-      <w:numFmt w:val="decimal"/>
-      <w:lvlText w:val=""/>
-      <w:lvlJc w:val="left"/>
-    </w:lvl>
-    <w:lvl w:ilvl="7" w:tplc="F978182C">
-      <w:numFmt w:val="decimal"/>
-      <w:lvlText w:val=""/>
-      <w:lvlJc w:val="left"/>
-    </w:lvl>
-    <w:lvl w:ilvl="8" w:tplc="9C48E83C">
-      <w:numFmt w:val="decimal"/>
-      <w:lvlText w:val=""/>
-      <w:lvlJc w:val="left"/>
-    </w:lvl>
-  </w:abstractNum>
-  <w:abstractNum w:abstractNumId="10" w15:restartNumberingAfterBreak="0">
-    <w:nsid w:val="5A8D2E1B"/>
-    <w:multiLevelType w:val="hybridMultilevel"/>
-    <w:tmpl w:val="1F06A9A6"/>
-    <w:lvl w:ilvl="0" w:tplc="D81EABCA">
-      <w:start w:val="1"/>
-      <w:numFmt w:val="decimal"/>
-      <w:lvlText w:val="%1."/>
-      <w:lvlJc w:val="left"/>
-      <w:pPr>
-        <w:ind w:left="360" w:hanging="300"/>
-      </w:pPr>
-    </w:lvl>
-    <w:lvl w:ilvl="1" w:tplc="03E8463C" w:tentative="1">
-      <w:start w:val="1"/>
-      <w:numFmt w:val="lowerLetter"/>
-      <w:lvlText w:val="%2."/>
-      <w:lvlJc w:val="left"/>
-      <w:pPr>
-        <w:ind w:left="720" w:hanging="300"/>
-      </w:pPr>
-    </w:lvl>
-    <w:lvl w:ilvl="2" w:tplc="BC3822DA">
-      <w:numFmt w:val="decimal"/>
-      <w:lvlText w:val=""/>
-      <w:lvlJc w:val="left"/>
-    </w:lvl>
-    <w:lvl w:ilvl="3" w:tplc="72324340">
-      <w:numFmt w:val="decimal"/>
-      <w:lvlText w:val=""/>
-      <w:lvlJc w:val="left"/>
-    </w:lvl>
-    <w:lvl w:ilvl="4" w:tplc="3E300DBE">
-      <w:numFmt w:val="decimal"/>
-      <w:lvlText w:val=""/>
-      <w:lvlJc w:val="left"/>
-    </w:lvl>
-    <w:lvl w:ilvl="5" w:tplc="ACEC83DC">
-      <w:numFmt w:val="decimal"/>
-      <w:lvlText w:val=""/>
-      <w:lvlJc w:val="left"/>
-    </w:lvl>
-    <w:lvl w:ilvl="6" w:tplc="3918D02C">
-      <w:numFmt w:val="decimal"/>
-      <w:lvlText w:val=""/>
-      <w:lvlJc w:val="left"/>
-    </w:lvl>
-    <w:lvl w:ilvl="7" w:tplc="B6E86238">
-      <w:numFmt w:val="decimal"/>
-      <w:lvlText w:val=""/>
-      <w:lvlJc w:val="left"/>
-    </w:lvl>
-    <w:lvl w:ilvl="8" w:tplc="93443538">
-      <w:numFmt w:val="decimal"/>
-      <w:lvlText w:val=""/>
-      <w:lvlJc w:val="left"/>
-    </w:lvl>
-  </w:abstractNum>
-  <w:abstractNum w:abstractNumId="11" w15:restartNumberingAfterBreak="0">
-    <w:nsid w:val="5E8278A5"/>
-    <w:multiLevelType w:val="hybridMultilevel"/>
-    <w:tmpl w:val="6B064D40"/>
-    <w:lvl w:ilvl="0" w:tplc="EFD690BA">
-      <w:start w:val="1"/>
-      <w:numFmt w:val="decimal"/>
-      <w:lvlText w:val="%1."/>
-      <w:lvlJc w:val="left"/>
-      <w:pPr>
-        <w:ind w:left="360" w:hanging="300"/>
-      </w:pPr>
-    </w:lvl>
-    <w:lvl w:ilvl="1" w:tplc="DCA40D68" w:tentative="1">
-      <w:start w:val="1"/>
-      <w:numFmt w:val="lowerLetter"/>
-      <w:lvlText w:val="%2."/>
-      <w:lvlJc w:val="left"/>
-      <w:pPr>
-        <w:ind w:left="720" w:hanging="300"/>
-      </w:pPr>
-    </w:lvl>
-    <w:lvl w:ilvl="2" w:tplc="A612ACC4">
-      <w:numFmt w:val="decimal"/>
-      <w:lvlText w:val=""/>
-      <w:lvlJc w:val="left"/>
-    </w:lvl>
-    <w:lvl w:ilvl="3" w:tplc="5874BD5A">
-      <w:numFmt w:val="decimal"/>
-      <w:lvlText w:val=""/>
-      <w:lvlJc w:val="left"/>
-    </w:lvl>
-    <w:lvl w:ilvl="4" w:tplc="DEE0C518">
-      <w:numFmt w:val="decimal"/>
-      <w:lvlText w:val=""/>
-      <w:lvlJc w:val="left"/>
-    </w:lvl>
-    <w:lvl w:ilvl="5" w:tplc="CAA2428A">
-      <w:numFmt w:val="decimal"/>
-      <w:lvlText w:val=""/>
-      <w:lvlJc w:val="left"/>
-    </w:lvl>
-    <w:lvl w:ilvl="6" w:tplc="098CC2C2">
-      <w:numFmt w:val="decimal"/>
-      <w:lvlText w:val=""/>
-      <w:lvlJc w:val="left"/>
-    </w:lvl>
-    <w:lvl w:ilvl="7" w:tplc="4650C6C8">
-      <w:numFmt w:val="decimal"/>
-      <w:lvlText w:val=""/>
-      <w:lvlJc w:val="left"/>
-    </w:lvl>
-    <w:lvl w:ilvl="8" w:tplc="9266F664">
-      <w:numFmt w:val="decimal"/>
-      <w:lvlText w:val=""/>
-      <w:lvlJc w:val="left"/>
-    </w:lvl>
-  </w:abstractNum>
-  <w:abstractNum w:abstractNumId="12" w15:restartNumberingAfterBreak="0">
-    <w:nsid w:val="60C125E0"/>
-    <w:multiLevelType w:val="hybridMultilevel"/>
-    <w:tmpl w:val="94DE8852"/>
-    <w:lvl w:ilvl="0" w:tplc="413E7638">
-      <w:start w:val="1"/>
-      <w:numFmt w:val="decimal"/>
-      <w:lvlText w:val="%1."/>
-      <w:lvlJc w:val="left"/>
-      <w:pPr>
-        <w:ind w:left="360" w:hanging="300"/>
-      </w:pPr>
-    </w:lvl>
-    <w:lvl w:ilvl="1" w:tplc="DB200BF0" w:tentative="1">
-      <w:start w:val="1"/>
-      <w:numFmt w:val="lowerLetter"/>
-      <w:lvlText w:val="%2."/>
-      <w:lvlJc w:val="left"/>
-      <w:pPr>
-        <w:ind w:left="720" w:hanging="300"/>
-      </w:pPr>
-    </w:lvl>
-    <w:lvl w:ilvl="2" w:tplc="4C747E74">
-      <w:numFmt w:val="decimal"/>
-      <w:lvlText w:val=""/>
-      <w:lvlJc w:val="left"/>
-    </w:lvl>
-    <w:lvl w:ilvl="3" w:tplc="BFB87DB0">
-      <w:numFmt w:val="decimal"/>
-      <w:lvlText w:val=""/>
-      <w:lvlJc w:val="left"/>
-    </w:lvl>
-    <w:lvl w:ilvl="4" w:tplc="27BC9F4C">
-      <w:numFmt w:val="decimal"/>
-      <w:lvlText w:val=""/>
-      <w:lvlJc w:val="left"/>
-    </w:lvl>
-    <w:lvl w:ilvl="5" w:tplc="BCA48E78">
-      <w:numFmt w:val="decimal"/>
-      <w:lvlText w:val=""/>
-      <w:lvlJc w:val="left"/>
-    </w:lvl>
-    <w:lvl w:ilvl="6" w:tplc="0CAC8482">
-      <w:numFmt w:val="decimal"/>
-      <w:lvlText w:val=""/>
-      <w:lvlJc w:val="left"/>
-    </w:lvl>
-    <w:lvl w:ilvl="7" w:tplc="F6CEC808">
-      <w:numFmt w:val="decimal"/>
-      <w:lvlText w:val=""/>
-      <w:lvlJc w:val="left"/>
-    </w:lvl>
-    <w:lvl w:ilvl="8" w:tplc="743C7B96">
-      <w:numFmt w:val="decimal"/>
-      <w:lvlText w:val=""/>
-      <w:lvlJc w:val="left"/>
-    </w:lvl>
-  </w:abstractNum>
-  <w:num w:numId="1" w16cid:durableId="491407132">
+  <w:num w:numId="1" w16cid:durableId="468010014">
+    <w:abstractNumId w:val="12"/>
+    <w:lvlOverride w:ilvl="0">
+      <w:startOverride w:val="1"/>
+    </w:lvlOverride>
+  </w:num>
+  <w:num w:numId="2" w16cid:durableId="2025084164">
+    <w:abstractNumId w:val="9"/>
+    <w:lvlOverride w:ilvl="0">
+      <w:startOverride w:val="1"/>
+    </w:lvlOverride>
+  </w:num>
+  <w:num w:numId="3" w16cid:durableId="1506096839">
+    <w:abstractNumId w:val="3"/>
+    <w:lvlOverride w:ilvl="0">
+      <w:startOverride w:val="1"/>
+    </w:lvlOverride>
+  </w:num>
+  <w:num w:numId="4" w16cid:durableId="236985759">
+    <w:abstractNumId w:val="6"/>
+    <w:lvlOverride w:ilvl="0">
+      <w:startOverride w:val="1"/>
+    </w:lvlOverride>
+  </w:num>
+  <w:num w:numId="5" w16cid:durableId="1359165445">
+    <w:abstractNumId w:val="2"/>
+    <w:lvlOverride w:ilvl="0">
+      <w:startOverride w:val="1"/>
+    </w:lvlOverride>
+  </w:num>
+  <w:num w:numId="6" w16cid:durableId="2019117619">
+    <w:abstractNumId w:val="4"/>
+    <w:lvlOverride w:ilvl="0">
+      <w:startOverride w:val="1"/>
+    </w:lvlOverride>
+  </w:num>
+  <w:num w:numId="7" w16cid:durableId="30422530">
+    <w:abstractNumId w:val="0"/>
+    <w:lvlOverride w:ilvl="0">
+      <w:startOverride w:val="1"/>
+    </w:lvlOverride>
+  </w:num>
+  <w:num w:numId="8" w16cid:durableId="536042348">
+    <w:abstractNumId w:val="7"/>
+    <w:lvlOverride w:ilvl="0">
+      <w:startOverride w:val="1"/>
+    </w:lvlOverride>
+  </w:num>
+  <w:num w:numId="9" w16cid:durableId="1032538989">
+    <w:abstractNumId w:val="8"/>
+    <w:lvlOverride w:ilvl="0">
+      <w:startOverride w:val="1"/>
+    </w:lvlOverride>
+  </w:num>
+  <w:num w:numId="10" w16cid:durableId="2061201127">
+    <w:abstractNumId w:val="11"/>
+    <w:lvlOverride w:ilvl="0">
+      <w:startOverride w:val="1"/>
+    </w:lvlOverride>
+  </w:num>
+  <w:num w:numId="11" w16cid:durableId="425154299">
     <w:abstractNumId w:val="5"/>
     <w:lvlOverride w:ilvl="0">
       <w:startOverride w:val="1"/>
     </w:lvlOverride>
   </w:num>
-  <w:num w:numId="2" w16cid:durableId="1177960873">
+  <w:num w:numId="12" w16cid:durableId="1284581412">
     <w:abstractNumId w:val="1"/>
     <w:lvlOverride w:ilvl="0">
       <w:startOverride w:val="1"/>
     </w:lvlOverride>
   </w:num>
-  <w:num w:numId="3" w16cid:durableId="1923366781">
-    <w:abstractNumId w:val="2"/>
-    <w:lvlOverride w:ilvl="0">
-      <w:startOverride w:val="1"/>
-    </w:lvlOverride>
-  </w:num>
-  <w:num w:numId="4" w16cid:durableId="227157467">
-    <w:abstractNumId w:val="11"/>
-    <w:lvlOverride w:ilvl="0">
-      <w:startOverride w:val="1"/>
-    </w:lvlOverride>
-  </w:num>
-  <w:num w:numId="5" w16cid:durableId="1651011548">
-    <w:abstractNumId w:val="6"/>
-    <w:lvlOverride w:ilvl="0">
-      <w:startOverride w:val="1"/>
-    </w:lvlOverride>
-  </w:num>
-  <w:num w:numId="6" w16cid:durableId="147939751">
-    <w:abstractNumId w:val="0"/>
-    <w:lvlOverride w:ilvl="0">
-      <w:startOverride w:val="1"/>
-    </w:lvlOverride>
-  </w:num>
-  <w:num w:numId="7" w16cid:durableId="635992814">
-    <w:abstractNumId w:val="9"/>
-    <w:lvlOverride w:ilvl="0">
-      <w:startOverride w:val="1"/>
-    </w:lvlOverride>
-  </w:num>
-  <w:num w:numId="8" w16cid:durableId="791170216">
-    <w:abstractNumId w:val="7"/>
-    <w:lvlOverride w:ilvl="0">
-      <w:startOverride w:val="1"/>
-    </w:lvlOverride>
-  </w:num>
-  <w:num w:numId="9" w16cid:durableId="781657221">
-    <w:abstractNumId w:val="3"/>
-    <w:lvlOverride w:ilvl="0">
-      <w:startOverride w:val="1"/>
-    </w:lvlOverride>
-  </w:num>
-  <w:num w:numId="10" w16cid:durableId="1963490659">
-    <w:abstractNumId w:val="12"/>
-    <w:lvlOverride w:ilvl="0">
-      <w:startOverride w:val="1"/>
-    </w:lvlOverride>
-  </w:num>
-  <w:num w:numId="11" w16cid:durableId="762529742">
-    <w:abstractNumId w:val="4"/>
-    <w:lvlOverride w:ilvl="0">
-      <w:startOverride w:val="1"/>
-    </w:lvlOverride>
-  </w:num>
-  <w:num w:numId="12" w16cid:durableId="1890460012">
+  <w:num w:numId="13" w16cid:durableId="82380987">
     <w:abstractNumId w:val="10"/>
-    <w:lvlOverride w:ilvl="0">
-      <w:startOverride w:val="1"/>
-    </w:lvlOverride>
-  </w:num>
-  <w:num w:numId="13" w16cid:durableId="709034501">
-    <w:abstractNumId w:val="8"/>
     <w:lvlOverride w:ilvl="0">
       <w:startOverride w:val="1"/>
     </w:lvlOverride>
@@ -33067,7 +33067,7 @@
     <w:autoRedefine/>
     <w:uiPriority w:val="39"/>
     <w:unhideWhenUsed/>
-    <w:rsid w:val="00D063CE"/>
+    <w:rsid w:val="00832A82"/>
     <w:pPr>
       <w:spacing w:after="100"/>
     </w:pPr>
@@ -33079,7 +33079,7 @@
     <w:autoRedefine/>
     <w:uiPriority w:val="39"/>
     <w:unhideWhenUsed/>
-    <w:rsid w:val="00D063CE"/>
+    <w:rsid w:val="00832A82"/>
     <w:pPr>
       <w:spacing w:after="100"/>
       <w:ind w:left="210"/>

--- a/discoverer-neo/docs/user-guide/manual/Discoverer-Neo-MANAGER-Guide-Full-pt-PT.docx
+++ b/discoverer-neo/docs/user-guide/manual/Discoverer-Neo-MANAGER-Guide-Full-pt-PT.docx
@@ -74,7 +74,7 @@
     <w:sdt>
       <w:sdtPr>
         <w:alias w:val="Índice"/>
-        <w:id w:val="-731080206"/>
+        <w:id w:val="-1642182793"/>
       </w:sdtPr>
       <w:sdtEndPr/>
       <w:sdtContent>
@@ -102,7 +102,7 @@
           <w:r>
             <w:fldChar w:fldCharType="separate"/>
           </w:r>
-          <w:hyperlink w:anchor="_Toc241692185" w:history="1">
+          <w:hyperlink w:anchor="_Toc241692797" w:history="1">
             <w:r>
               <w:rPr>
                 <w:rStyle w:val="Hiperligao"/>
@@ -126,7 +126,7 @@
               <w:rPr>
                 <w:noProof/>
               </w:rPr>
-              <w:instrText xml:space="preserve"> PAGEREF _Toc241692185 \h </w:instrText>
+              <w:instrText xml:space="preserve"> PAGEREF _Toc241692797 \h </w:instrText>
             </w:r>
             <w:r>
               <w:rPr>
@@ -168,7 +168,7 @@
               <w14:ligatures w14:val="standardContextual"/>
             </w:rPr>
           </w:pPr>
-          <w:hyperlink w:anchor="_Toc241692186" w:history="1">
+          <w:hyperlink w:anchor="_Toc241692798" w:history="1">
             <w:r>
               <w:rPr>
                 <w:rStyle w:val="Hiperligao"/>
@@ -192,7 +192,7 @@
               <w:rPr>
                 <w:noProof/>
               </w:rPr>
-              <w:instrText xml:space="preserve"> PAGEREF _Toc241692186 \h </w:instrText>
+              <w:instrText xml:space="preserve"> PAGEREF _Toc241692798 \h </w:instrText>
             </w:r>
             <w:r>
               <w:rPr>
@@ -234,7 +234,7 @@
               <w14:ligatures w14:val="standardContextual"/>
             </w:rPr>
           </w:pPr>
-          <w:hyperlink w:anchor="_Toc241692187" w:history="1">
+          <w:hyperlink w:anchor="_Toc241692799" w:history="1">
             <w:r>
               <w:rPr>
                 <w:rStyle w:val="Hiperligao"/>
@@ -258,7 +258,7 @@
               <w:rPr>
                 <w:noProof/>
               </w:rPr>
-              <w:instrText xml:space="preserve"> PAGEREF _Toc241692187 \h </w:instrText>
+              <w:instrText xml:space="preserve"> PAGEREF _Toc241692799 \h </w:instrText>
             </w:r>
             <w:r>
               <w:rPr>
@@ -300,7 +300,7 @@
               <w14:ligatures w14:val="standardContextual"/>
             </w:rPr>
           </w:pPr>
-          <w:hyperlink w:anchor="_Toc241692188" w:history="1">
+          <w:hyperlink w:anchor="_Toc241692800" w:history="1">
             <w:r>
               <w:rPr>
                 <w:rStyle w:val="Hiperligao"/>
@@ -324,7 +324,7 @@
               <w:rPr>
                 <w:noProof/>
               </w:rPr>
-              <w:instrText xml:space="preserve"> PAGEREF _Toc241692188 \h </w:instrText>
+              <w:instrText xml:space="preserve"> PAGEREF _Toc241692800 \h </w:instrText>
             </w:r>
             <w:r>
               <w:rPr>
@@ -366,7 +366,7 @@
               <w14:ligatures w14:val="standardContextual"/>
             </w:rPr>
           </w:pPr>
-          <w:hyperlink w:anchor="_Toc241692189" w:history="1">
+          <w:hyperlink w:anchor="_Toc241692801" w:history="1">
             <w:r>
               <w:rPr>
                 <w:rStyle w:val="Hiperligao"/>
@@ -390,7 +390,7 @@
               <w:rPr>
                 <w:noProof/>
               </w:rPr>
-              <w:instrText xml:space="preserve"> PAGEREF _Toc241692189 \h </w:instrText>
+              <w:instrText xml:space="preserve"> PAGEREF _Toc241692801 \h </w:instrText>
             </w:r>
             <w:r>
               <w:rPr>
@@ -432,7 +432,7 @@
               <w14:ligatures w14:val="standardContextual"/>
             </w:rPr>
           </w:pPr>
-          <w:hyperlink w:anchor="_Toc241692190" w:history="1">
+          <w:hyperlink w:anchor="_Toc241692802" w:history="1">
             <w:r>
               <w:rPr>
                 <w:rStyle w:val="Hiperligao"/>
@@ -456,7 +456,7 @@
               <w:rPr>
                 <w:noProof/>
               </w:rPr>
-              <w:instrText xml:space="preserve"> PAGEREF _Toc241692190 \h </w:instrText>
+              <w:instrText xml:space="preserve"> PAGEREF _Toc241692802 \h </w:instrText>
             </w:r>
             <w:r>
               <w:rPr>
@@ -498,7 +498,7 @@
               <w14:ligatures w14:val="standardContextual"/>
             </w:rPr>
           </w:pPr>
-          <w:hyperlink w:anchor="_Toc241692191" w:history="1">
+          <w:hyperlink w:anchor="_Toc241692803" w:history="1">
             <w:r>
               <w:rPr>
                 <w:rStyle w:val="Hiperligao"/>
@@ -522,7 +522,7 @@
               <w:rPr>
                 <w:noProof/>
               </w:rPr>
-              <w:instrText xml:space="preserve"> PAGEREF _Toc241692191 \h </w:instrText>
+              <w:instrText xml:space="preserve"> PAGEREF _Toc241692803 \h </w:instrText>
             </w:r>
             <w:r>
               <w:rPr>
@@ -564,7 +564,7 @@
               <w14:ligatures w14:val="standardContextual"/>
             </w:rPr>
           </w:pPr>
-          <w:hyperlink w:anchor="_Toc241692192" w:history="1">
+          <w:hyperlink w:anchor="_Toc241692804" w:history="1">
             <w:r>
               <w:rPr>
                 <w:rStyle w:val="Hiperligao"/>
@@ -588,7 +588,7 @@
               <w:rPr>
                 <w:noProof/>
               </w:rPr>
-              <w:instrText xml:space="preserve"> PAGEREF _Toc241692192 \h </w:instrText>
+              <w:instrText xml:space="preserve"> PAGEREF _Toc241692804 \h </w:instrText>
             </w:r>
             <w:r>
               <w:rPr>
@@ -630,7 +630,7 @@
               <w14:ligatures w14:val="standardContextual"/>
             </w:rPr>
           </w:pPr>
-          <w:hyperlink w:anchor="_Toc241692193" w:history="1">
+          <w:hyperlink w:anchor="_Toc241692805" w:history="1">
             <w:r>
               <w:rPr>
                 <w:rStyle w:val="Hiperligao"/>
@@ -654,7 +654,7 @@
               <w:rPr>
                 <w:noProof/>
               </w:rPr>
-              <w:instrText xml:space="preserve"> PAGEREF _Toc241692193 \h </w:instrText>
+              <w:instrText xml:space="preserve"> PAGEREF _Toc241692805 \h </w:instrText>
             </w:r>
             <w:r>
               <w:rPr>
@@ -696,7 +696,7 @@
               <w14:ligatures w14:val="standardContextual"/>
             </w:rPr>
           </w:pPr>
-          <w:hyperlink w:anchor="_Toc241692194" w:history="1">
+          <w:hyperlink w:anchor="_Toc241692806" w:history="1">
             <w:r>
               <w:rPr>
                 <w:rStyle w:val="Hiperligao"/>
@@ -720,7 +720,7 @@
               <w:rPr>
                 <w:noProof/>
               </w:rPr>
-              <w:instrText xml:space="preserve"> PAGEREF _Toc241692194 \h </w:instrText>
+              <w:instrText xml:space="preserve"> PAGEREF _Toc241692806 \h </w:instrText>
             </w:r>
             <w:r>
               <w:rPr>
@@ -762,7 +762,7 @@
               <w14:ligatures w14:val="standardContextual"/>
             </w:rPr>
           </w:pPr>
-          <w:hyperlink w:anchor="_Toc241692195" w:history="1">
+          <w:hyperlink w:anchor="_Toc241692807" w:history="1">
             <w:r>
               <w:rPr>
                 <w:rStyle w:val="Hiperligao"/>
@@ -786,7 +786,7 @@
               <w:rPr>
                 <w:noProof/>
               </w:rPr>
-              <w:instrText xml:space="preserve"> PAGEREF _Toc241692195 \h </w:instrText>
+              <w:instrText xml:space="preserve"> PAGEREF _Toc241692807 \h </w:instrText>
             </w:r>
             <w:r>
               <w:rPr>
@@ -828,7 +828,7 @@
               <w14:ligatures w14:val="standardContextual"/>
             </w:rPr>
           </w:pPr>
-          <w:hyperlink w:anchor="_Toc241692196" w:history="1">
+          <w:hyperlink w:anchor="_Toc241692808" w:history="1">
             <w:r>
               <w:rPr>
                 <w:rStyle w:val="Hiperligao"/>
@@ -852,7 +852,7 @@
               <w:rPr>
                 <w:noProof/>
               </w:rPr>
-              <w:instrText xml:space="preserve"> PAGEREF _Toc241692196 \h </w:instrText>
+              <w:instrText xml:space="preserve"> PAGEREF _Toc241692808 \h </w:instrText>
             </w:r>
             <w:r>
               <w:rPr>
@@ -894,7 +894,7 @@
               <w14:ligatures w14:val="standardContextual"/>
             </w:rPr>
           </w:pPr>
-          <w:hyperlink w:anchor="_Toc241692197" w:history="1">
+          <w:hyperlink w:anchor="_Toc241692809" w:history="1">
             <w:r>
               <w:rPr>
                 <w:rStyle w:val="Hiperligao"/>
@@ -918,7 +918,7 @@
               <w:rPr>
                 <w:noProof/>
               </w:rPr>
-              <w:instrText xml:space="preserve"> PAGEREF _Toc241692197 \h </w:instrText>
+              <w:instrText xml:space="preserve"> PAGEREF _Toc241692809 \h </w:instrText>
             </w:r>
             <w:r>
               <w:rPr>
@@ -960,7 +960,7 @@
               <w14:ligatures w14:val="standardContextual"/>
             </w:rPr>
           </w:pPr>
-          <w:hyperlink w:anchor="_Toc241692198" w:history="1">
+          <w:hyperlink w:anchor="_Toc241692810" w:history="1">
             <w:r>
               <w:rPr>
                 <w:rStyle w:val="Hiperligao"/>
@@ -984,7 +984,7 @@
               <w:rPr>
                 <w:noProof/>
               </w:rPr>
-              <w:instrText xml:space="preserve"> PAGEREF _Toc241692198 \h </w:instrText>
+              <w:instrText xml:space="preserve"> PAGEREF _Toc241692810 \h </w:instrText>
             </w:r>
             <w:r>
               <w:rPr>
@@ -1026,7 +1026,7 @@
               <w14:ligatures w14:val="standardContextual"/>
             </w:rPr>
           </w:pPr>
-          <w:hyperlink w:anchor="_Toc241692199" w:history="1">
+          <w:hyperlink w:anchor="_Toc241692811" w:history="1">
             <w:r>
               <w:rPr>
                 <w:rStyle w:val="Hiperligao"/>
@@ -1050,7 +1050,7 @@
               <w:rPr>
                 <w:noProof/>
               </w:rPr>
-              <w:instrText xml:space="preserve"> PAGEREF _Toc241692199 \h </w:instrText>
+              <w:instrText xml:space="preserve"> PAGEREF _Toc241692811 \h </w:instrText>
             </w:r>
             <w:r>
               <w:rPr>
@@ -1092,7 +1092,7 @@
               <w14:ligatures w14:val="standardContextual"/>
             </w:rPr>
           </w:pPr>
-          <w:hyperlink w:anchor="_Toc241692200" w:history="1">
+          <w:hyperlink w:anchor="_Toc241692812" w:history="1">
             <w:r>
               <w:rPr>
                 <w:rStyle w:val="Hiperligao"/>
@@ -1116,7 +1116,7 @@
               <w:rPr>
                 <w:noProof/>
               </w:rPr>
-              <w:instrText xml:space="preserve"> PAGEREF _Toc241692200 \h </w:instrText>
+              <w:instrText xml:space="preserve"> PAGEREF _Toc241692812 \h </w:instrText>
             </w:r>
             <w:r>
               <w:rPr>
@@ -1158,7 +1158,7 @@
               <w14:ligatures w14:val="standardContextual"/>
             </w:rPr>
           </w:pPr>
-          <w:hyperlink w:anchor="_Toc241692201" w:history="1">
+          <w:hyperlink w:anchor="_Toc241692813" w:history="1">
             <w:r>
               <w:rPr>
                 <w:rStyle w:val="Hiperligao"/>
@@ -1182,7 +1182,7 @@
               <w:rPr>
                 <w:noProof/>
               </w:rPr>
-              <w:instrText xml:space="preserve"> PAGEREF _Toc241692201 \h </w:instrText>
+              <w:instrText xml:space="preserve"> PAGEREF _Toc241692813 \h </w:instrText>
             </w:r>
             <w:r>
               <w:rPr>
@@ -1224,7 +1224,7 @@
               <w14:ligatures w14:val="standardContextual"/>
             </w:rPr>
           </w:pPr>
-          <w:hyperlink w:anchor="_Toc241692202" w:history="1">
+          <w:hyperlink w:anchor="_Toc241692814" w:history="1">
             <w:r>
               <w:rPr>
                 <w:rStyle w:val="Hiperligao"/>
@@ -1248,7 +1248,7 @@
               <w:rPr>
                 <w:noProof/>
               </w:rPr>
-              <w:instrText xml:space="preserve"> PAGEREF _Toc241692202 \h </w:instrText>
+              <w:instrText xml:space="preserve"> PAGEREF _Toc241692814 \h </w:instrText>
             </w:r>
             <w:r>
               <w:rPr>
@@ -1290,7 +1290,7 @@
               <w14:ligatures w14:val="standardContextual"/>
             </w:rPr>
           </w:pPr>
-          <w:hyperlink w:anchor="_Toc241692203" w:history="1">
+          <w:hyperlink w:anchor="_Toc241692815" w:history="1">
             <w:r>
               <w:rPr>
                 <w:rStyle w:val="Hiperligao"/>
@@ -1314,7 +1314,7 @@
               <w:rPr>
                 <w:noProof/>
               </w:rPr>
-              <w:instrText xml:space="preserve"> PAGEREF _Toc241692203 \h </w:instrText>
+              <w:instrText xml:space="preserve"> PAGEREF _Toc241692815 \h </w:instrText>
             </w:r>
             <w:r>
               <w:rPr>
@@ -1356,7 +1356,7 @@
               <w14:ligatures w14:val="standardContextual"/>
             </w:rPr>
           </w:pPr>
-          <w:hyperlink w:anchor="_Toc241692204" w:history="1">
+          <w:hyperlink w:anchor="_Toc241692816" w:history="1">
             <w:r>
               <w:rPr>
                 <w:rStyle w:val="Hiperligao"/>
@@ -1380,7 +1380,7 @@
               <w:rPr>
                 <w:noProof/>
               </w:rPr>
-              <w:instrText xml:space="preserve"> PAGEREF _Toc241692204 \h </w:instrText>
+              <w:instrText xml:space="preserve"> PAGEREF _Toc241692816 \h </w:instrText>
             </w:r>
             <w:r>
               <w:rPr>
@@ -1422,7 +1422,7 @@
               <w14:ligatures w14:val="standardContextual"/>
             </w:rPr>
           </w:pPr>
-          <w:hyperlink w:anchor="_Toc241692205" w:history="1">
+          <w:hyperlink w:anchor="_Toc241692817" w:history="1">
             <w:r>
               <w:rPr>
                 <w:rStyle w:val="Hiperligao"/>
@@ -1446,7 +1446,7 @@
               <w:rPr>
                 <w:noProof/>
               </w:rPr>
-              <w:instrText xml:space="preserve"> PAGEREF _Toc241692205 \h </w:instrText>
+              <w:instrText xml:space="preserve"> PAGEREF _Toc241692817 \h </w:instrText>
             </w:r>
             <w:r>
               <w:rPr>
@@ -1488,7 +1488,7 @@
               <w14:ligatures w14:val="standardContextual"/>
             </w:rPr>
           </w:pPr>
-          <w:hyperlink w:anchor="_Toc241692206" w:history="1">
+          <w:hyperlink w:anchor="_Toc241692818" w:history="1">
             <w:r>
               <w:rPr>
                 <w:rStyle w:val="Hiperligao"/>
@@ -1512,7 +1512,7 @@
               <w:rPr>
                 <w:noProof/>
               </w:rPr>
-              <w:instrText xml:space="preserve"> PAGEREF _Toc241692206 \h </w:instrText>
+              <w:instrText xml:space="preserve"> PAGEREF _Toc241692818 \h </w:instrText>
             </w:r>
             <w:r>
               <w:rPr>
@@ -1554,7 +1554,7 @@
               <w14:ligatures w14:val="standardContextual"/>
             </w:rPr>
           </w:pPr>
-          <w:hyperlink w:anchor="_Toc241692207" w:history="1">
+          <w:hyperlink w:anchor="_Toc241692819" w:history="1">
             <w:r>
               <w:rPr>
                 <w:rStyle w:val="Hiperligao"/>
@@ -1578,7 +1578,7 @@
               <w:rPr>
                 <w:noProof/>
               </w:rPr>
-              <w:instrText xml:space="preserve"> PAGEREF _Toc241692207 \h </w:instrText>
+              <w:instrText xml:space="preserve"> PAGEREF _Toc241692819 \h </w:instrText>
             </w:r>
             <w:r>
               <w:rPr>
@@ -1620,7 +1620,7 @@
               <w14:ligatures w14:val="standardContextual"/>
             </w:rPr>
           </w:pPr>
-          <w:hyperlink w:anchor="_Toc241692208" w:history="1">
+          <w:hyperlink w:anchor="_Toc241692820" w:history="1">
             <w:r>
               <w:rPr>
                 <w:rStyle w:val="Hiperligao"/>
@@ -1644,7 +1644,7 @@
               <w:rPr>
                 <w:noProof/>
               </w:rPr>
-              <w:instrText xml:space="preserve"> PAGEREF _Toc241692208 \h </w:instrText>
+              <w:instrText xml:space="preserve"> PAGEREF _Toc241692820 \h </w:instrText>
             </w:r>
             <w:r>
               <w:rPr>
@@ -1686,7 +1686,7 @@
               <w14:ligatures w14:val="standardContextual"/>
             </w:rPr>
           </w:pPr>
-          <w:hyperlink w:anchor="_Toc241692209" w:history="1">
+          <w:hyperlink w:anchor="_Toc241692821" w:history="1">
             <w:r>
               <w:rPr>
                 <w:rStyle w:val="Hiperligao"/>
@@ -1710,7 +1710,7 @@
               <w:rPr>
                 <w:noProof/>
               </w:rPr>
-              <w:instrText xml:space="preserve"> PAGEREF _Toc241692209 \h </w:instrText>
+              <w:instrText xml:space="preserve"> PAGEREF _Toc241692821 \h </w:instrText>
             </w:r>
             <w:r>
               <w:rPr>
@@ -1752,7 +1752,7 @@
               <w14:ligatures w14:val="standardContextual"/>
             </w:rPr>
           </w:pPr>
-          <w:hyperlink w:anchor="_Toc241692210" w:history="1">
+          <w:hyperlink w:anchor="_Toc241692822" w:history="1">
             <w:r>
               <w:rPr>
                 <w:rStyle w:val="Hiperligao"/>
@@ -1776,7 +1776,7 @@
               <w:rPr>
                 <w:noProof/>
               </w:rPr>
-              <w:instrText xml:space="preserve"> PAGEREF _Toc241692210 \h </w:instrText>
+              <w:instrText xml:space="preserve"> PAGEREF _Toc241692822 \h </w:instrText>
             </w:r>
             <w:r>
               <w:rPr>
@@ -1818,7 +1818,7 @@
               <w14:ligatures w14:val="standardContextual"/>
             </w:rPr>
           </w:pPr>
-          <w:hyperlink w:anchor="_Toc241692211" w:history="1">
+          <w:hyperlink w:anchor="_Toc241692823" w:history="1">
             <w:r>
               <w:rPr>
                 <w:rStyle w:val="Hiperligao"/>
@@ -1842,7 +1842,7 @@
               <w:rPr>
                 <w:noProof/>
               </w:rPr>
-              <w:instrText xml:space="preserve"> PAGEREF _Toc241692211 \h </w:instrText>
+              <w:instrText xml:space="preserve"> PAGEREF _Toc241692823 \h </w:instrText>
             </w:r>
             <w:r>
               <w:rPr>
@@ -1884,7 +1884,7 @@
               <w14:ligatures w14:val="standardContextual"/>
             </w:rPr>
           </w:pPr>
-          <w:hyperlink w:anchor="_Toc241692212" w:history="1">
+          <w:hyperlink w:anchor="_Toc241692824" w:history="1">
             <w:r>
               <w:rPr>
                 <w:rStyle w:val="Hiperligao"/>
@@ -1908,7 +1908,7 @@
               <w:rPr>
                 <w:noProof/>
               </w:rPr>
-              <w:instrText xml:space="preserve"> PAGEREF _Toc241692212 \h </w:instrText>
+              <w:instrText xml:space="preserve"> PAGEREF _Toc241692824 \h </w:instrText>
             </w:r>
             <w:r>
               <w:rPr>
@@ -1950,7 +1950,7 @@
               <w14:ligatures w14:val="standardContextual"/>
             </w:rPr>
           </w:pPr>
-          <w:hyperlink w:anchor="_Toc241692213" w:history="1">
+          <w:hyperlink w:anchor="_Toc241692825" w:history="1">
             <w:r>
               <w:rPr>
                 <w:rStyle w:val="Hiperligao"/>
@@ -1974,7 +1974,7 @@
               <w:rPr>
                 <w:noProof/>
               </w:rPr>
-              <w:instrText xml:space="preserve"> PAGEREF _Toc241692213 \h </w:instrText>
+              <w:instrText xml:space="preserve"> PAGEREF _Toc241692825 \h </w:instrText>
             </w:r>
             <w:r>
               <w:rPr>
@@ -2016,7 +2016,7 @@
               <w14:ligatures w14:val="standardContextual"/>
             </w:rPr>
           </w:pPr>
-          <w:hyperlink w:anchor="_Toc241692214" w:history="1">
+          <w:hyperlink w:anchor="_Toc241692826" w:history="1">
             <w:r>
               <w:rPr>
                 <w:rStyle w:val="Hiperligao"/>
@@ -2040,7 +2040,7 @@
               <w:rPr>
                 <w:noProof/>
               </w:rPr>
-              <w:instrText xml:space="preserve"> PAGEREF _Toc241692214 \h </w:instrText>
+              <w:instrText xml:space="preserve"> PAGEREF _Toc241692826 \h </w:instrText>
             </w:r>
             <w:r>
               <w:rPr>
@@ -2082,7 +2082,7 @@
               <w14:ligatures w14:val="standardContextual"/>
             </w:rPr>
           </w:pPr>
-          <w:hyperlink w:anchor="_Toc241692215" w:history="1">
+          <w:hyperlink w:anchor="_Toc241692827" w:history="1">
             <w:r>
               <w:rPr>
                 <w:rStyle w:val="Hiperligao"/>
@@ -2106,7 +2106,7 @@
               <w:rPr>
                 <w:noProof/>
               </w:rPr>
-              <w:instrText xml:space="preserve"> PAGEREF _Toc241692215 \h </w:instrText>
+              <w:instrText xml:space="preserve"> PAGEREF _Toc241692827 \h </w:instrText>
             </w:r>
             <w:r>
               <w:rPr>
@@ -2148,7 +2148,7 @@
               <w14:ligatures w14:val="standardContextual"/>
             </w:rPr>
           </w:pPr>
-          <w:hyperlink w:anchor="_Toc241692216" w:history="1">
+          <w:hyperlink w:anchor="_Toc241692828" w:history="1">
             <w:r>
               <w:rPr>
                 <w:rStyle w:val="Hiperligao"/>
@@ -2172,7 +2172,7 @@
               <w:rPr>
                 <w:noProof/>
               </w:rPr>
-              <w:instrText xml:space="preserve"> PAGEREF _Toc241692216 \h </w:instrText>
+              <w:instrText xml:space="preserve"> PAGEREF _Toc241692828 \h </w:instrText>
             </w:r>
             <w:r>
               <w:rPr>
@@ -2214,7 +2214,7 @@
               <w14:ligatures w14:val="standardContextual"/>
             </w:rPr>
           </w:pPr>
-          <w:hyperlink w:anchor="_Toc241692217" w:history="1">
+          <w:hyperlink w:anchor="_Toc241692829" w:history="1">
             <w:r>
               <w:rPr>
                 <w:rStyle w:val="Hiperligao"/>
@@ -2238,7 +2238,7 @@
               <w:rPr>
                 <w:noProof/>
               </w:rPr>
-              <w:instrText xml:space="preserve"> PAGEREF _Toc241692217 \h </w:instrText>
+              <w:instrText xml:space="preserve"> PAGEREF _Toc241692829 \h </w:instrText>
             </w:r>
             <w:r>
               <w:rPr>
@@ -2280,7 +2280,7 @@
               <w14:ligatures w14:val="standardContextual"/>
             </w:rPr>
           </w:pPr>
-          <w:hyperlink w:anchor="_Toc241692218" w:history="1">
+          <w:hyperlink w:anchor="_Toc241692830" w:history="1">
             <w:r>
               <w:rPr>
                 <w:rStyle w:val="Hiperligao"/>
@@ -2304,7 +2304,7 @@
               <w:rPr>
                 <w:noProof/>
               </w:rPr>
-              <w:instrText xml:space="preserve"> PAGEREF _Toc241692218 \h </w:instrText>
+              <w:instrText xml:space="preserve"> PAGEREF _Toc241692830 \h </w:instrText>
             </w:r>
             <w:r>
               <w:rPr>
@@ -2352,7 +2352,7 @@
       <w:pPr>
         <w:pStyle w:val="Ttulo1"/>
       </w:pPr>
-      <w:bookmarkStart w:id="0" w:name="_Toc241692185"/>
+      <w:bookmarkStart w:id="0" w:name="_Toc241692797"/>
       <w:r>
         <w:lastRenderedPageBreak/>
         <w:t>A sua função num relance</w:t>
@@ -2433,7 +2433,7 @@
       <w:pPr>
         <w:pStyle w:val="Ttulo2"/>
       </w:pPr>
-      <w:bookmarkStart w:id="1" w:name="_Toc241692186"/>
+      <w:bookmarkStart w:id="1" w:name="_Toc241692798"/>
       <w:r>
         <w:t>Pode / Não pode</w:t>
       </w:r>
@@ -2454,7 +2454,7 @@
           <w:left w:w="10" w:type="dxa"/>
           <w:right w:w="10" w:type="dxa"/>
         </w:tblCellMar>
-        <w:tblLook w:val="0000" w:firstRow="0" w:lastRow="0" w:firstColumn="0" w:lastColumn="0" w:noHBand="0" w:noVBand="0"/>
+        <w:tblLook w:val="04A0" w:firstRow="1" w:lastRow="0" w:firstColumn="1" w:lastColumn="0" w:noHBand="0" w:noVBand="1"/>
       </w:tblPr>
       <w:tblGrid>
         <w:gridCol w:w="4513"/>
@@ -3208,7 +3208,7 @@
       <w:pPr>
         <w:pStyle w:val="Ttulo2"/>
       </w:pPr>
-      <w:bookmarkStart w:id="2" w:name="_Toc241692187"/>
+      <w:bookmarkStart w:id="2" w:name="_Toc241692799"/>
       <w:r>
         <w:t>De onde vem o seu acesso</w:t>
       </w:r>
@@ -3310,7 +3310,7 @@
           <w:left w:w="10" w:type="dxa"/>
           <w:right w:w="10" w:type="dxa"/>
         </w:tblCellMar>
-        <w:tblLook w:val="0000" w:firstRow="0" w:lastRow="0" w:firstColumn="0" w:lastColumn="0" w:noHBand="0" w:noVBand="0"/>
+        <w:tblLook w:val="04A0" w:firstRow="1" w:lastRow="0" w:firstColumn="1" w:lastColumn="0" w:noHBand="0" w:noVBand="1"/>
       </w:tblPr>
       <w:tblGrid>
         <w:gridCol w:w="1362"/>
@@ -3818,7 +3818,7 @@
       <w:pPr>
         <w:pStyle w:val="Ttulo2"/>
       </w:pPr>
-      <w:bookmarkStart w:id="3" w:name="_Toc241692188"/>
+      <w:bookmarkStart w:id="3" w:name="_Toc241692800"/>
       <w:r>
         <w:t>Como iniciar sessão, alterar a palavra-passe e terminar sessão</w:t>
       </w:r>
@@ -3943,10 +3943,10 @@
         </w:rPr>
         <w:lastRenderedPageBreak/>
         <w:drawing>
-          <wp:inline distT="0" distB="0" distL="0" distR="0" wp14:anchorId="02048641" wp14:editId="029F1833">
+          <wp:inline distT="0" distB="0" distL="0" distR="0" wp14:anchorId="05000BFC" wp14:editId="6DD8672F">
             <wp:extent cx="5715000" cy="3571875"/>
             <wp:effectExtent l="0" t="0" r="0" b="0"/>
-            <wp:docPr id="212" name="01-login.png" descr="A página de início de sessão com Email, Palavra-passe, Manter sessão iniciada e o botão Iniciar sessão." title="A página de início de sessão com Email, Palavra-passe, Manter sessão iniciada e o botão Iniciar sessão."/>
+            <wp:docPr id="16" name="01-login.png" descr="A página de início de sessão com Email, Palavra-passe, Manter sessão iniciada e o botão Iniciar sessão." title="A página de início de sessão com Email, Palavra-passe, Manter sessão iniciada e o botão Iniciar sessão."/>
             <wp:cNvGraphicFramePr>
               <a:graphicFrameLocks xmlns:a="http://schemas.openxmlformats.org/drawingml/2006/main" noChangeAspect="1"/>
             </wp:cNvGraphicFramePr>
@@ -4054,10 +4054,10 @@
         </w:rPr>
         <w:lastRenderedPageBreak/>
         <w:drawing>
-          <wp:inline distT="0" distB="0" distL="0" distR="0" wp14:anchorId="2C7012EE" wp14:editId="6292F9FD">
+          <wp:inline distT="0" distB="0" distL="0" distR="0" wp14:anchorId="21FB6F76" wp14:editId="45EFBF3C">
             <wp:extent cx="5715000" cy="3571875"/>
             <wp:effectExtent l="0" t="0" r="0" b="0"/>
-            <wp:docPr id="213" name="03-user-menu.png" descr="O menu da conta aberto, com Definições e Terminar sessão." title="O menu da conta aberto, com Definições e Terminar sessão."/>
+            <wp:docPr id="17" name="03-user-menu.png" descr="O menu da conta aberto, com Definições e Terminar sessão." title="O menu da conta aberto, com Definições e Terminar sessão."/>
             <wp:cNvGraphicFramePr>
               <a:graphicFrameLocks xmlns:a="http://schemas.openxmlformats.org/drawingml/2006/main" noChangeAspect="1"/>
             </wp:cNvGraphicFramePr>
@@ -4107,7 +4107,7 @@
         <w:pStyle w:val="Ttulo1"/>
         <w:pageBreakBefore/>
       </w:pPr>
-      <w:bookmarkStart w:id="4" w:name="_Toc241692189"/>
+      <w:bookmarkStart w:id="4" w:name="_Toc241692801"/>
       <w:r>
         <w:lastRenderedPageBreak/>
         <w:t>Painel</w:t>
@@ -4140,10 +4140,10 @@
           <w:noProof/>
         </w:rPr>
         <w:drawing>
-          <wp:inline distT="0" distB="0" distL="0" distR="0" wp14:anchorId="3B8D46B0" wp14:editId="35DD975E">
+          <wp:inline distT="0" distB="0" distL="0" distR="0" wp14:anchorId="19883192" wp14:editId="18E2808A">
             <wp:extent cx="5715000" cy="5133975"/>
             <wp:effectExtent l="0" t="0" r="0" b="0"/>
-            <wp:docPr id="214" name="01-dashboard-sidebar.png" descr="O painel do Manager com a barra lateral e os cartões de resumo." title="O painel do Manager com a barra lateral e os cartões de resumo."/>
+            <wp:docPr id="18" name="01-dashboard-sidebar.png" descr="O painel do Manager com a barra lateral e os cartões de resumo." title="O painel do Manager com a barra lateral e os cartões de resumo."/>
             <wp:cNvGraphicFramePr>
               <a:graphicFrameLocks xmlns:a="http://schemas.openxmlformats.org/drawingml/2006/main" noChangeAspect="1"/>
             </wp:cNvGraphicFramePr>
@@ -4203,7 +4203,7 @@
           <w:left w:w="10" w:type="dxa"/>
           <w:right w:w="10" w:type="dxa"/>
         </w:tblCellMar>
-        <w:tblLook w:val="0000" w:firstRow="0" w:lastRow="0" w:firstColumn="0" w:lastColumn="0" w:noHBand="0" w:noVBand="0"/>
+        <w:tblLook w:val="04A0" w:firstRow="1" w:lastRow="0" w:firstColumn="1" w:lastColumn="0" w:noHBand="0" w:noVBand="1"/>
       </w:tblPr>
       <w:tblGrid>
         <w:gridCol w:w="2578"/>
@@ -4648,7 +4648,7 @@
         <w:pStyle w:val="Ttulo1"/>
         <w:pageBreakBefore/>
       </w:pPr>
-      <w:bookmarkStart w:id="5" w:name="_Toc241692190"/>
+      <w:bookmarkStart w:id="5" w:name="_Toc241692802"/>
       <w:r>
         <w:lastRenderedPageBreak/>
         <w:t>Funções Personalizadas</w:t>
@@ -4671,10 +4671,10 @@
           <w:noProof/>
         </w:rPr>
         <w:drawing>
-          <wp:inline distT="0" distB="0" distL="0" distR="0" wp14:anchorId="1104CB4A" wp14:editId="7FF79D10">
+          <wp:inline distT="0" distB="0" distL="0" distR="0" wp14:anchorId="4469E116" wp14:editId="2CECD040">
             <wp:extent cx="5715000" cy="3571875"/>
             <wp:effectExtent l="0" t="0" r="0" b="0"/>
-            <wp:docPr id="215" name="08-custom-functions.png" descr="A página Funções Personalizadas com a lista, Atualizar tudo e Nova Função." title="A página Funções Personalizadas com a lista, Atualizar tudo e Nova Função."/>
+            <wp:docPr id="19" name="08-custom-functions.png" descr="A página Funções Personalizadas com a lista, Atualizar tudo e Nova Função." title="A página Funções Personalizadas com a lista, Atualizar tudo e Nova Função."/>
             <wp:cNvGraphicFramePr>
               <a:graphicFrameLocks xmlns:a="http://schemas.openxmlformats.org/drawingml/2006/main" noChangeAspect="1"/>
             </wp:cNvGraphicFramePr>
@@ -4734,7 +4734,7 @@
           <w:left w:w="10" w:type="dxa"/>
           <w:right w:w="10" w:type="dxa"/>
         </w:tblCellMar>
-        <w:tblLook w:val="0000" w:firstRow="0" w:lastRow="0" w:firstColumn="0" w:lastColumn="0" w:noHBand="0" w:noVBand="0"/>
+        <w:tblLook w:val="04A0" w:firstRow="1" w:lastRow="0" w:firstColumn="1" w:lastColumn="0" w:noHBand="0" w:noVBand="1"/>
       </w:tblPr>
       <w:tblGrid>
         <w:gridCol w:w="5641"/>
@@ -5315,7 +5315,7 @@
           <w:left w:w="10" w:type="dxa"/>
           <w:right w:w="10" w:type="dxa"/>
         </w:tblCellMar>
-        <w:tblLook w:val="0000" w:firstRow="0" w:lastRow="0" w:firstColumn="0" w:lastColumn="0" w:noHBand="0" w:noVBand="0"/>
+        <w:tblLook w:val="04A0" w:firstRow="1" w:lastRow="0" w:firstColumn="1" w:lastColumn="0" w:noHBand="0" w:noVBand="1"/>
       </w:tblPr>
       <w:tblGrid>
         <w:gridCol w:w="3610"/>
@@ -5938,7 +5938,7 @@
           <w:left w:w="10" w:type="dxa"/>
           <w:right w:w="10" w:type="dxa"/>
         </w:tblCellMar>
-        <w:tblLook w:val="0000" w:firstRow="0" w:lastRow="0" w:firstColumn="0" w:lastColumn="0" w:noHBand="0" w:noVBand="0"/>
+        <w:tblLook w:val="04A0" w:firstRow="1" w:lastRow="0" w:firstColumn="1" w:lastColumn="0" w:noHBand="0" w:noVBand="1"/>
       </w:tblPr>
       <w:tblGrid>
         <w:gridCol w:w="3139"/>
@@ -6213,7 +6213,7 @@
       <w:pPr>
         <w:pStyle w:val="Ttulo2"/>
       </w:pPr>
-      <w:bookmarkStart w:id="6" w:name="_Toc241692191"/>
+      <w:bookmarkStart w:id="6" w:name="_Toc241692803"/>
       <w:r>
         <w:t>Exemplo: registar uma função de um package</w:t>
       </w:r>
@@ -6359,7 +6359,7 @@
         <w:pStyle w:val="Ttulo1"/>
         <w:pageBreakBefore/>
       </w:pPr>
-      <w:bookmarkStart w:id="7" w:name="_Toc241692192"/>
+      <w:bookmarkStart w:id="7" w:name="_Toc241692804"/>
       <w:r>
         <w:lastRenderedPageBreak/>
         <w:t>Origens de Dados</w:t>
@@ -6382,10 +6382,10 @@
           <w:noProof/>
         </w:rPr>
         <w:drawing>
-          <wp:inline distT="0" distB="0" distL="0" distR="0" wp14:anchorId="59515E14" wp14:editId="21931B6E">
+          <wp:inline distT="0" distB="0" distL="0" distR="0" wp14:anchorId="13FDF720" wp14:editId="10FE523B">
             <wp:extent cx="5715000" cy="3571875"/>
             <wp:effectExtent l="0" t="0" r="0" b="0"/>
-            <wp:docPr id="216" name="07-data-sources.png" descr="A página Origens de Dados com a lista de ligações e os ícones de linha." title="A página Origens de Dados com a lista de ligações e os ícones de linha."/>
+            <wp:docPr id="20" name="07-data-sources.png" descr="A página Origens de Dados com a lista de ligações e os ícones de linha." title="A página Origens de Dados com a lista de ligações e os ícones de linha."/>
             <wp:cNvGraphicFramePr>
               <a:graphicFrameLocks xmlns:a="http://schemas.openxmlformats.org/drawingml/2006/main" noChangeAspect="1"/>
             </wp:cNvGraphicFramePr>
@@ -6445,7 +6445,7 @@
           <w:left w:w="10" w:type="dxa"/>
           <w:right w:w="10" w:type="dxa"/>
         </w:tblCellMar>
-        <w:tblLook w:val="0000" w:firstRow="0" w:lastRow="0" w:firstColumn="0" w:lastColumn="0" w:noHBand="0" w:noVBand="0"/>
+        <w:tblLook w:val="04A0" w:firstRow="1" w:lastRow="0" w:firstColumn="1" w:lastColumn="0" w:noHBand="0" w:noVBand="1"/>
       </w:tblPr>
       <w:tblGrid>
         <w:gridCol w:w="5901"/>
@@ -7057,7 +7057,7 @@
         <w:pStyle w:val="Ttulo1"/>
         <w:pageBreakBefore/>
       </w:pPr>
-      <w:bookmarkStart w:id="8" w:name="_Toc241692193"/>
+      <w:bookmarkStart w:id="8" w:name="_Toc241692805"/>
       <w:r>
         <w:lastRenderedPageBreak/>
         <w:t>Utilizadores</w:t>
@@ -7090,10 +7090,10 @@
           <w:noProof/>
         </w:rPr>
         <w:drawing>
-          <wp:inline distT="0" distB="0" distL="0" distR="0" wp14:anchorId="23900F99" wp14:editId="68B322BE">
+          <wp:inline distT="0" distB="0" distL="0" distR="0" wp14:anchorId="07A55F7A" wp14:editId="6E4C8E14">
             <wp:extent cx="5715000" cy="3571875"/>
             <wp:effectExtent l="0" t="0" r="0" b="0"/>
-            <wp:docPr id="217" name="06-users.png" descr="A lista de Utilizadores só de leitura, sem os botões Novo Utilizador nem Ficheiro de credenciais." title="A lista de Utilizadores só de leitura, sem os botões Novo Utilizador nem Ficheiro de credenciais."/>
+            <wp:docPr id="21" name="06-users.png" descr="A lista de Utilizadores só de leitura, sem os botões Novo Utilizador nem Ficheiro de credenciais." title="A lista de Utilizadores só de leitura, sem os botões Novo Utilizador nem Ficheiro de credenciais."/>
             <wp:cNvGraphicFramePr>
               <a:graphicFrameLocks xmlns:a="http://schemas.openxmlformats.org/drawingml/2006/main" noChangeAspect="1"/>
             </wp:cNvGraphicFramePr>
@@ -7207,7 +7207,7 @@
       <w:pPr>
         <w:pStyle w:val="Ttulo2"/>
       </w:pPr>
-      <w:bookmarkStart w:id="9" w:name="_Toc241692194"/>
+      <w:bookmarkStart w:id="9" w:name="_Toc241692806"/>
       <w:r>
         <w:t>Mapas de uma pessoa</w:t>
       </w:r>
@@ -7249,10 +7249,10 @@
           <w:noProof/>
         </w:rPr>
         <w:drawing>
-          <wp:inline distT="0" distB="0" distL="0" distR="0" wp14:anchorId="3B48BBC6" wp14:editId="70587238">
-            <wp:extent cx="4362450" cy="2190750"/>
+          <wp:inline distT="0" distB="0" distL="0" distR="0" wp14:anchorId="09F38F67" wp14:editId="5FD118E4">
+            <wp:extent cx="4362450" cy="1819275"/>
             <wp:effectExtent l="0" t="0" r="0" b="0"/>
-            <wp:docPr id="218" name="11-users-maps-dialog.png" descr="A caixa de diálogo Mapas de um utilizador, com listas de nível de partilha e ícones de proprietário e remover." title="A caixa de diálogo Mapas de um utilizador, com listas de nível de partilha e ícones de proprietário e remover."/>
+            <wp:docPr id="22" name="11-users-maps-dialog.png" descr="A caixa de diálogo Mapas de um utilizador, com listas de nível de partilha e ícones de proprietário e remover." title="A caixa de diálogo Mapas de um utilizador, com listas de nível de partilha e ícones de proprietário e remover."/>
             <wp:cNvGraphicFramePr>
               <a:graphicFrameLocks xmlns:a="http://schemas.openxmlformats.org/drawingml/2006/main" noChangeAspect="1"/>
             </wp:cNvGraphicFramePr>
@@ -7275,7 +7275,7 @@
                   <pic:spPr bwMode="auto">
                     <a:xfrm>
                       <a:off x="0" y="0"/>
-                      <a:ext cx="4362450" cy="2190750"/>
+                      <a:ext cx="4362450" cy="1819275"/>
                     </a:xfrm>
                     <a:prstGeom prst="rect">
                       <a:avLst/>
@@ -7312,7 +7312,7 @@
           <w:left w:w="10" w:type="dxa"/>
           <w:right w:w="10" w:type="dxa"/>
         </w:tblCellMar>
-        <w:tblLook w:val="0000" w:firstRow="0" w:lastRow="0" w:firstColumn="0" w:lastColumn="0" w:noHBand="0" w:noVBand="0"/>
+        <w:tblLook w:val="04A0" w:firstRow="1" w:lastRow="0" w:firstColumn="1" w:lastColumn="0" w:noHBand="0" w:noVBand="1"/>
       </w:tblPr>
       <w:tblGrid>
         <w:gridCol w:w="4247"/>
@@ -7865,7 +7865,7 @@
           <w:left w:w="10" w:type="dxa"/>
           <w:right w:w="10" w:type="dxa"/>
         </w:tblCellMar>
-        <w:tblLook w:val="0000" w:firstRow="0" w:lastRow="0" w:firstColumn="0" w:lastColumn="0" w:noHBand="0" w:noVBand="0"/>
+        <w:tblLook w:val="04A0" w:firstRow="1" w:lastRow="0" w:firstColumn="1" w:lastColumn="0" w:noHBand="0" w:noVBand="1"/>
       </w:tblPr>
       <w:tblGrid>
         <w:gridCol w:w="3139"/>
@@ -8275,7 +8275,7 @@
           <w:left w:w="10" w:type="dxa"/>
           <w:right w:w="10" w:type="dxa"/>
         </w:tblCellMar>
-        <w:tblLook w:val="0000" w:firstRow="0" w:lastRow="0" w:firstColumn="0" w:lastColumn="0" w:noHBand="0" w:noVBand="0"/>
+        <w:tblLook w:val="04A0" w:firstRow="1" w:lastRow="0" w:firstColumn="1" w:lastColumn="0" w:noHBand="0" w:noVBand="1"/>
       </w:tblPr>
       <w:tblGrid>
         <w:gridCol w:w="1761"/>
@@ -8550,7 +8550,7 @@
       <w:pPr>
         <w:pStyle w:val="Ttulo2"/>
       </w:pPr>
-      <w:bookmarkStart w:id="10" w:name="_Toc241692195"/>
+      <w:bookmarkStart w:id="10" w:name="_Toc241692807"/>
       <w:r>
         <w:t>Exemplo: dar um mapa a um colega que assume o trabalho</w:t>
       </w:r>
@@ -8678,7 +8678,7 @@
         <w:pStyle w:val="Ttulo1"/>
         <w:pageBreakBefore/>
       </w:pPr>
-      <w:bookmarkStart w:id="11" w:name="_Toc241692196"/>
+      <w:bookmarkStart w:id="11" w:name="_Toc241692808"/>
       <w:r>
         <w:lastRenderedPageBreak/>
         <w:t>Mapas</w:t>
@@ -8711,10 +8711,10 @@
           <w:noProof/>
         </w:rPr>
         <w:drawing>
-          <wp:inline distT="0" distB="0" distL="0" distR="0" wp14:anchorId="0C22BFA4" wp14:editId="2C1E9C45">
+          <wp:inline distT="0" distB="0" distL="0" distR="0" wp14:anchorId="73B4BEB0" wp14:editId="78045A4C">
             <wp:extent cx="5715000" cy="3429000"/>
             <wp:effectExtent l="0" t="0" r="0" b="0"/>
-            <wp:docPr id="219" name="02-maps-all.png" descr="A lista de Mapas, separador Todos, com os ícones Copiar, Partilhar, Agendar e Exportar em cada linha." title="A lista de Mapas, separador Todos, com os ícones Copiar, Partilhar, Agendar e Exportar em cada linha."/>
+            <wp:docPr id="23" name="02-maps-all.png" descr="A lista de Mapas, separador Todos, com os ícones Copiar, Partilhar, Agendar e Exportar em cada linha." title="A lista de Mapas, separador Todos, com os ícones Copiar, Partilhar, Agendar e Exportar em cada linha."/>
             <wp:cNvGraphicFramePr>
               <a:graphicFrameLocks xmlns:a="http://schemas.openxmlformats.org/drawingml/2006/main" noChangeAspect="1"/>
             </wp:cNvGraphicFramePr>
@@ -8763,7 +8763,7 @@
       <w:pPr>
         <w:pStyle w:val="Ttulo2"/>
       </w:pPr>
-      <w:bookmarkStart w:id="12" w:name="_Toc241692197"/>
+      <w:bookmarkStart w:id="12" w:name="_Toc241692809"/>
       <w:r>
         <w:t>Encontrar um mapa</w:t>
       </w:r>
@@ -8784,7 +8784,7 @@
           <w:left w:w="10" w:type="dxa"/>
           <w:right w:w="10" w:type="dxa"/>
         </w:tblCellMar>
-        <w:tblLook w:val="0000" w:firstRow="0" w:lastRow="0" w:firstColumn="0" w:lastColumn="0" w:noHBand="0" w:noVBand="0"/>
+        <w:tblLook w:val="04A0" w:firstRow="1" w:lastRow="0" w:firstColumn="1" w:lastColumn="0" w:noHBand="0" w:noVBand="1"/>
       </w:tblPr>
       <w:tblGrid>
         <w:gridCol w:w="4247"/>
@@ -9389,7 +9389,7 @@
       <w:pPr>
         <w:pStyle w:val="Ttulo2"/>
       </w:pPr>
-      <w:bookmarkStart w:id="13" w:name="_Toc241692198"/>
+      <w:bookmarkStart w:id="13" w:name="_Toc241692810"/>
       <w:r>
         <w:lastRenderedPageBreak/>
         <w:t>O que faz cada ícone</w:t>
@@ -9411,7 +9411,7 @@
           <w:left w:w="10" w:type="dxa"/>
           <w:right w:w="10" w:type="dxa"/>
         </w:tblCellMar>
-        <w:tblLook w:val="0000" w:firstRow="0" w:lastRow="0" w:firstColumn="0" w:lastColumn="0" w:noHBand="0" w:noVBand="0"/>
+        <w:tblLook w:val="04A0" w:firstRow="1" w:lastRow="0" w:firstColumn="1" w:lastColumn="0" w:noHBand="0" w:noVBand="1"/>
       </w:tblPr>
       <w:tblGrid>
         <w:gridCol w:w="4247"/>
@@ -9989,7 +9989,7 @@
       <w:pPr>
         <w:pStyle w:val="Ttulo2"/>
       </w:pPr>
-      <w:bookmarkStart w:id="14" w:name="_Toc241692199"/>
+      <w:bookmarkStart w:id="14" w:name="_Toc241692811"/>
       <w:r>
         <w:t>Copiar um mapa para construir o seu</w:t>
       </w:r>
@@ -10078,7 +10078,7 @@
       <w:pPr>
         <w:pStyle w:val="Ttulo2"/>
       </w:pPr>
-      <w:bookmarkStart w:id="15" w:name="_Toc241692200"/>
+      <w:bookmarkStart w:id="15" w:name="_Toc241692812"/>
       <w:r>
         <w:t>Partilhar um mapa</w:t>
       </w:r>
@@ -10183,10 +10183,10 @@
         </w:rPr>
         <w:lastRenderedPageBreak/>
         <w:drawing>
-          <wp:inline distT="0" distB="0" distL="0" distR="0" wp14:anchorId="2D5DC48E" wp14:editId="014A4BFD">
+          <wp:inline distT="0" distB="0" distL="0" distR="0" wp14:anchorId="5A091942" wp14:editId="2A1AD85D">
             <wp:extent cx="3743325" cy="3895725"/>
             <wp:effectExtent l="0" t="0" r="0" b="0"/>
-            <wp:docPr id="220" name="03-share-dialog.png" descr="A caixa de diálogo Partilhar mapa com uma caixa de pesquisa e os botões Pode ver, Pode exportar e Pode editar." title="A caixa de diálogo Partilhar mapa com uma caixa de pesquisa e os botões Pode ver, Pode exportar e Pode editar."/>
+            <wp:docPr id="24" name="03-share-dialog.png" descr="A caixa de diálogo Partilhar mapa com uma caixa de pesquisa e os botões Pode ver, Pode exportar e Pode editar." title="A caixa de diálogo Partilhar mapa com uma caixa de pesquisa e os botões Pode ver, Pode exportar e Pode editar."/>
             <wp:cNvGraphicFramePr>
               <a:graphicFrameLocks xmlns:a="http://schemas.openxmlformats.org/drawingml/2006/main" noChangeAspect="1"/>
             </wp:cNvGraphicFramePr>
@@ -10266,7 +10266,7 @@
         <w:pStyle w:val="Ttulo1"/>
         <w:pageBreakBefore/>
       </w:pPr>
-      <w:bookmarkStart w:id="16" w:name="_Toc241692201"/>
+      <w:bookmarkStart w:id="16" w:name="_Toc241692813"/>
       <w:r>
         <w:lastRenderedPageBreak/>
         <w:t>Construtor de mapas</w:t>
@@ -10299,10 +10299,10 @@
           <w:noProof/>
         </w:rPr>
         <w:drawing>
-          <wp:inline distT="0" distB="0" distL="0" distR="0" wp14:anchorId="1A51D891" wp14:editId="50EDFA3C">
+          <wp:inline distT="0" distB="0" distL="0" distR="0" wp14:anchorId="62EB2407" wp14:editId="71D1FBE1">
             <wp:extent cx="5715000" cy="3571875"/>
             <wp:effectExtent l="0" t="0" r="0" b="0"/>
-            <wp:docPr id="221" name="05-builder-overview.png" descr="O construtor de mapas com a árvore Áreas de Negócio, a área de Colunas e o painel Propriedades." title="O construtor de mapas com a árvore Áreas de Negócio, a área de Colunas e o painel Propriedades."/>
+            <wp:docPr id="25" name="05-builder-overview.png" descr="O construtor de mapas com a árvore Áreas de Negócio, a área de Colunas e o painel Propriedades." title="O construtor de mapas com a árvore Áreas de Negócio, a área de Colunas e o painel Propriedades."/>
             <wp:cNvGraphicFramePr>
               <a:graphicFrameLocks xmlns:a="http://schemas.openxmlformats.org/drawingml/2006/main" noChangeAspect="1"/>
             </wp:cNvGraphicFramePr>
@@ -10351,7 +10351,7 @@
       <w:pPr>
         <w:pStyle w:val="Ttulo2"/>
       </w:pPr>
-      <w:bookmarkStart w:id="17" w:name="_Toc241692202"/>
+      <w:bookmarkStart w:id="17" w:name="_Toc241692814"/>
       <w:r>
         <w:t>O que pode guardar</w:t>
       </w:r>
@@ -10372,7 +10372,7 @@
           <w:left w:w="10" w:type="dxa"/>
           <w:right w:w="10" w:type="dxa"/>
         </w:tblCellMar>
-        <w:tblLook w:val="0000" w:firstRow="0" w:lastRow="0" w:firstColumn="0" w:lastColumn="0" w:noHBand="0" w:noVBand="0"/>
+        <w:tblLook w:val="04A0" w:firstRow="1" w:lastRow="0" w:firstColumn="1" w:lastColumn="0" w:noHBand="0" w:noVBand="1"/>
       </w:tblPr>
       <w:tblGrid>
         <w:gridCol w:w="4513"/>
@@ -10732,7 +10732,7 @@
       <w:pPr>
         <w:pStyle w:val="Ttulo2"/>
       </w:pPr>
-      <w:bookmarkStart w:id="18" w:name="_Toc241692203"/>
+      <w:bookmarkStart w:id="18" w:name="_Toc241692815"/>
       <w:r>
         <w:t>A barra de ferramentas</w:t>
       </w:r>
@@ -10753,7 +10753,7 @@
           <w:left w:w="10" w:type="dxa"/>
           <w:right w:w="10" w:type="dxa"/>
         </w:tblCellMar>
-        <w:tblLook w:val="0000" w:firstRow="0" w:lastRow="0" w:firstColumn="0" w:lastColumn="0" w:noHBand="0" w:noVBand="0"/>
+        <w:tblLook w:val="04A0" w:firstRow="1" w:lastRow="0" w:firstColumn="1" w:lastColumn="0" w:noHBand="0" w:noVBand="1"/>
       </w:tblPr>
       <w:tblGrid>
         <w:gridCol w:w="4750"/>
@@ -11573,7 +11573,7 @@
       <w:pPr>
         <w:pStyle w:val="Ttulo2"/>
       </w:pPr>
-      <w:bookmarkStart w:id="19" w:name="_Toc241692204"/>
+      <w:bookmarkStart w:id="19" w:name="_Toc241692816"/>
       <w:r>
         <w:t>Construir um mapa</w:t>
       </w:r>
@@ -11741,7 +11741,7 @@
       <w:pPr>
         <w:pStyle w:val="Ttulo2"/>
       </w:pPr>
-      <w:bookmarkStart w:id="20" w:name="_Toc241692205"/>
+      <w:bookmarkStart w:id="20" w:name="_Toc241692817"/>
       <w:r>
         <w:t>Configurar coluna</w:t>
       </w:r>
@@ -11762,7 +11762,7 @@
           <w:left w:w="10" w:type="dxa"/>
           <w:right w:w="10" w:type="dxa"/>
         </w:tblCellMar>
-        <w:tblLook w:val="0000" w:firstRow="0" w:lastRow="0" w:firstColumn="0" w:lastColumn="0" w:noHBand="0" w:noVBand="0"/>
+        <w:tblLook w:val="04A0" w:firstRow="1" w:lastRow="0" w:firstColumn="1" w:lastColumn="0" w:noHBand="0" w:noVBand="1"/>
       </w:tblPr>
       <w:tblGrid>
         <w:gridCol w:w="4247"/>
@@ -12561,7 +12561,7 @@
           <w:left w:w="10" w:type="dxa"/>
           <w:right w:w="10" w:type="dxa"/>
         </w:tblCellMar>
-        <w:tblLook w:val="0000" w:firstRow="0" w:lastRow="0" w:firstColumn="0" w:lastColumn="0" w:noHBand="0" w:noVBand="0"/>
+        <w:tblLook w:val="04A0" w:firstRow="1" w:lastRow="0" w:firstColumn="1" w:lastColumn="0" w:noHBand="0" w:noVBand="1"/>
       </w:tblPr>
       <w:tblGrid>
         <w:gridCol w:w="3139"/>
@@ -12910,7 +12910,7 @@
           <w:left w:w="10" w:type="dxa"/>
           <w:right w:w="10" w:type="dxa"/>
         </w:tblCellMar>
-        <w:tblLook w:val="0000" w:firstRow="0" w:lastRow="0" w:firstColumn="0" w:lastColumn="0" w:noHBand="0" w:noVBand="0"/>
+        <w:tblLook w:val="04A0" w:firstRow="1" w:lastRow="0" w:firstColumn="1" w:lastColumn="0" w:noHBand="0" w:noVBand="1"/>
       </w:tblPr>
       <w:tblGrid>
         <w:gridCol w:w="3139"/>
@@ -13196,7 +13196,7 @@
           <w:left w:w="10" w:type="dxa"/>
           <w:right w:w="10" w:type="dxa"/>
         </w:tblCellMar>
-        <w:tblLook w:val="0000" w:firstRow="0" w:lastRow="0" w:firstColumn="0" w:lastColumn="0" w:noHBand="0" w:noVBand="0"/>
+        <w:tblLook w:val="04A0" w:firstRow="1" w:lastRow="0" w:firstColumn="1" w:lastColumn="0" w:noHBand="0" w:noVBand="1"/>
       </w:tblPr>
       <w:tblGrid>
         <w:gridCol w:w="5743"/>
@@ -13658,7 +13658,7 @@
       <w:pPr>
         <w:pStyle w:val="Ttulo2"/>
       </w:pPr>
-      <w:bookmarkStart w:id="21" w:name="_Toc241692206"/>
+      <w:bookmarkStart w:id="21" w:name="_Toc241692818"/>
       <w:r>
         <w:lastRenderedPageBreak/>
         <w:t>Os cinco separadores de definições</w:t>
@@ -13680,7 +13680,7 @@
           <w:left w:w="10" w:type="dxa"/>
           <w:right w:w="10" w:type="dxa"/>
         </w:tblCellMar>
-        <w:tblLook w:val="0000" w:firstRow="0" w:lastRow="0" w:firstColumn="0" w:lastColumn="0" w:noHBand="0" w:noVBand="0"/>
+        <w:tblLook w:val="04A0" w:firstRow="1" w:lastRow="0" w:firstColumn="1" w:lastColumn="0" w:noHBand="0" w:noVBand="1"/>
       </w:tblPr>
       <w:tblGrid>
         <w:gridCol w:w="4778"/>
@@ -14262,7 +14262,7 @@
           <w:left w:w="10" w:type="dxa"/>
           <w:right w:w="10" w:type="dxa"/>
         </w:tblCellMar>
-        <w:tblLook w:val="0000" w:firstRow="0" w:lastRow="0" w:firstColumn="0" w:lastColumn="0" w:noHBand="0" w:noVBand="0"/>
+        <w:tblLook w:val="04A0" w:firstRow="1" w:lastRow="0" w:firstColumn="1" w:lastColumn="0" w:noHBand="0" w:noVBand="1"/>
       </w:tblPr>
       <w:tblGrid>
         <w:gridCol w:w="4513"/>
@@ -14943,7 +14943,7 @@
           <w:left w:w="10" w:type="dxa"/>
           <w:right w:w="10" w:type="dxa"/>
         </w:tblCellMar>
-        <w:tblLook w:val="0000" w:firstRow="0" w:lastRow="0" w:firstColumn="0" w:lastColumn="0" w:noHBand="0" w:noVBand="0"/>
+        <w:tblLook w:val="04A0" w:firstRow="1" w:lastRow="0" w:firstColumn="1" w:lastColumn="0" w:noHBand="0" w:noVBand="1"/>
       </w:tblPr>
       <w:tblGrid>
         <w:gridCol w:w="4513"/>
@@ -15324,7 +15324,7 @@
       <w:pPr>
         <w:pStyle w:val="Ttulo2"/>
       </w:pPr>
-      <w:bookmarkStart w:id="22" w:name="_Toc241692207"/>
+      <w:bookmarkStart w:id="22" w:name="_Toc241692819"/>
       <w:r>
         <w:t>Formatação condicional</w:t>
       </w:r>
@@ -15380,7 +15380,7 @@
           <w:left w:w="10" w:type="dxa"/>
           <w:right w:w="10" w:type="dxa"/>
         </w:tblCellMar>
-        <w:tblLook w:val="0000" w:firstRow="0" w:lastRow="0" w:firstColumn="0" w:lastColumn="0" w:noHBand="0" w:noVBand="0"/>
+        <w:tblLook w:val="04A0" w:firstRow="1" w:lastRow="0" w:firstColumn="1" w:lastColumn="0" w:noHBand="0" w:noVBand="1"/>
       </w:tblPr>
       <w:tblGrid>
         <w:gridCol w:w="3139"/>
@@ -16030,7 +16030,7 @@
       <w:pPr>
         <w:pStyle w:val="Ttulo2"/>
       </w:pPr>
-      <w:bookmarkStart w:id="23" w:name="_Toc241692208"/>
+      <w:bookmarkStart w:id="23" w:name="_Toc241692820"/>
       <w:r>
         <w:t>Mapas recusados</w:t>
       </w:r>
@@ -16046,7 +16046,7 @@
         <w:pStyle w:val="Ttulo1"/>
         <w:pageBreakBefore/>
       </w:pPr>
-      <w:bookmarkStart w:id="24" w:name="_Toc241692209"/>
+      <w:bookmarkStart w:id="24" w:name="_Toc241692821"/>
       <w:r>
         <w:lastRenderedPageBreak/>
         <w:t>Visualizador de mapas</w:t>
@@ -16089,10 +16089,10 @@
           <w:noProof/>
         </w:rPr>
         <w:drawing>
-          <wp:inline distT="0" distB="0" distL="0" distR="0" wp14:anchorId="54A5A0AE" wp14:editId="7112234D">
+          <wp:inline distT="0" distB="0" distL="0" distR="0" wp14:anchorId="1FB8D0B0" wp14:editId="102AC3C9">
             <wp:extent cx="5715000" cy="3571875"/>
             <wp:effectExtent l="0" t="0" r="0" b="0"/>
-            <wp:docPr id="222" name="06-viewer-results.png" descr="Uma execução concluída com os botões Excel, CSV e PDF por cima da grelha de resultados." title="Uma execução concluída com os botões Excel, CSV e PDF por cima da grelha de resultados."/>
+            <wp:docPr id="26" name="06-viewer-results.png" descr="Uma execução concluída com os botões Excel, CSV e PDF por cima da grelha de resultados." title="Uma execução concluída com os botões Excel, CSV e PDF por cima da grelha de resultados."/>
             <wp:cNvGraphicFramePr>
               <a:graphicFrameLocks xmlns:a="http://schemas.openxmlformats.org/drawingml/2006/main" noChangeAspect="1"/>
             </wp:cNvGraphicFramePr>
@@ -16152,7 +16152,7 @@
           <w:left w:w="10" w:type="dxa"/>
           <w:right w:w="10" w:type="dxa"/>
         </w:tblCellMar>
-        <w:tblLook w:val="0000" w:firstRow="0" w:lastRow="0" w:firstColumn="0" w:lastColumn="0" w:noHBand="0" w:noVBand="0"/>
+        <w:tblLook w:val="04A0" w:firstRow="1" w:lastRow="0" w:firstColumn="1" w:lastColumn="0" w:noHBand="0" w:noVBand="1"/>
       </w:tblPr>
       <w:tblGrid>
         <w:gridCol w:w="5157"/>
@@ -16977,7 +16977,7 @@
       <w:pPr>
         <w:pStyle w:val="Ttulo2"/>
       </w:pPr>
-      <w:bookmarkStart w:id="25" w:name="_Toc241692210"/>
+      <w:bookmarkStart w:id="25" w:name="_Toc241692822"/>
       <w:r>
         <w:t>Exportar para PDF</w:t>
       </w:r>
@@ -17023,7 +17023,7 @@
           <w:left w:w="10" w:type="dxa"/>
           <w:right w:w="10" w:type="dxa"/>
         </w:tblCellMar>
-        <w:tblLook w:val="0000" w:firstRow="0" w:lastRow="0" w:firstColumn="0" w:lastColumn="0" w:noHBand="0" w:noVBand="0"/>
+        <w:tblLook w:val="04A0" w:firstRow="1" w:lastRow="0" w:firstColumn="1" w:lastColumn="0" w:noHBand="0" w:noVBand="1"/>
       </w:tblPr>
       <w:tblGrid>
         <w:gridCol w:w="3139"/>
@@ -17389,7 +17389,7 @@
       <w:pPr>
         <w:pStyle w:val="Ttulo2"/>
       </w:pPr>
-      <w:bookmarkStart w:id="26" w:name="_Toc241692211"/>
+      <w:bookmarkStart w:id="26" w:name="_Toc241692823"/>
       <w:r>
         <w:t>Exemplo: executar e exportar GD_M.M10_V01.DIS</w:t>
       </w:r>
@@ -17502,7 +17502,7 @@
         <w:pStyle w:val="Ttulo1"/>
         <w:pageBreakBefore/>
       </w:pPr>
-      <w:bookmarkStart w:id="27" w:name="_Toc241692212"/>
+      <w:bookmarkStart w:id="27" w:name="_Toc241692824"/>
       <w:r>
         <w:lastRenderedPageBreak/>
         <w:t>Agendamentos</w:t>
@@ -17525,10 +17525,10 @@
           <w:noProof/>
         </w:rPr>
         <w:drawing>
-          <wp:inline distT="0" distB="0" distL="0" distR="0" wp14:anchorId="5FE136FC" wp14:editId="5E073EAE">
+          <wp:inline distT="0" distB="0" distL="0" distR="0" wp14:anchorId="53A5B34F" wp14:editId="16DCCDDF">
             <wp:extent cx="5715000" cy="3571875"/>
             <wp:effectExtent l="0" t="0" r="0" b="0"/>
-            <wp:docPr id="223" name="38-schedules-list.png" descr="A página Agendamentos com um agendamento em pausa e os respetivos ícones de ação." title="A página Agendamentos com um agendamento em pausa e os respetivos ícones de ação."/>
+            <wp:docPr id="27" name="38-schedules-list.png" descr="A página Agendamentos com um agendamento em pausa e os respetivos ícones de ação." title="A página Agendamentos com um agendamento em pausa e os respetivos ícones de ação."/>
             <wp:cNvGraphicFramePr>
               <a:graphicFrameLocks xmlns:a="http://schemas.openxmlformats.org/drawingml/2006/main" noChangeAspect="1"/>
             </wp:cNvGraphicFramePr>
@@ -17618,7 +17618,7 @@
           <w:left w:w="10" w:type="dxa"/>
           <w:right w:w="10" w:type="dxa"/>
         </w:tblCellMar>
-        <w:tblLook w:val="0000" w:firstRow="0" w:lastRow="0" w:firstColumn="0" w:lastColumn="0" w:noHBand="0" w:noVBand="0"/>
+        <w:tblLook w:val="04A0" w:firstRow="1" w:lastRow="0" w:firstColumn="1" w:lastColumn="0" w:noHBand="0" w:noVBand="1"/>
       </w:tblPr>
       <w:tblGrid>
         <w:gridCol w:w="5901"/>
@@ -18195,7 +18195,7 @@
           <w:left w:w="10" w:type="dxa"/>
           <w:right w:w="10" w:type="dxa"/>
         </w:tblCellMar>
-        <w:tblLook w:val="0000" w:firstRow="0" w:lastRow="0" w:firstColumn="0" w:lastColumn="0" w:noHBand="0" w:noVBand="0"/>
+        <w:tblLook w:val="04A0" w:firstRow="1" w:lastRow="0" w:firstColumn="1" w:lastColumn="0" w:noHBand="0" w:noVBand="1"/>
       </w:tblPr>
       <w:tblGrid>
         <w:gridCol w:w="3610"/>
@@ -18909,7 +18909,7 @@
           <w:left w:w="10" w:type="dxa"/>
           <w:right w:w="10" w:type="dxa"/>
         </w:tblCellMar>
-        <w:tblLook w:val="0000" w:firstRow="0" w:lastRow="0" w:firstColumn="0" w:lastColumn="0" w:noHBand="0" w:noVBand="0"/>
+        <w:tblLook w:val="04A0" w:firstRow="1" w:lastRow="0" w:firstColumn="1" w:lastColumn="0" w:noHBand="0" w:noVBand="1"/>
       </w:tblPr>
       <w:tblGrid>
         <w:gridCol w:w="4190"/>
@@ -19269,7 +19269,7 @@
           <w:left w:w="10" w:type="dxa"/>
           <w:right w:w="10" w:type="dxa"/>
         </w:tblCellMar>
-        <w:tblLook w:val="0000" w:firstRow="0" w:lastRow="0" w:firstColumn="0" w:lastColumn="0" w:noHBand="0" w:noVBand="0"/>
+        <w:tblLook w:val="04A0" w:firstRow="1" w:lastRow="0" w:firstColumn="1" w:lastColumn="0" w:noHBand="0" w:noVBand="1"/>
       </w:tblPr>
       <w:tblGrid>
         <w:gridCol w:w="3139"/>
@@ -19586,7 +19586,7 @@
       <w:pPr>
         <w:pStyle w:val="Ttulo2"/>
       </w:pPr>
-      <w:bookmarkStart w:id="28" w:name="_Toc241692213"/>
+      <w:bookmarkStart w:id="28" w:name="_Toc241692825"/>
       <w:r>
         <w:t>Exemplo: agendar uma execução semanal</w:t>
       </w:r>
@@ -19752,7 +19752,7 @@
         <w:pStyle w:val="Ttulo1"/>
         <w:pageBreakBefore/>
       </w:pPr>
-      <w:bookmarkStart w:id="29" w:name="_Toc241692214"/>
+      <w:bookmarkStart w:id="29" w:name="_Toc241692826"/>
       <w:r>
         <w:lastRenderedPageBreak/>
         <w:t>Execuções</w:t>
@@ -19782,10 +19782,10 @@
           <w:noProof/>
         </w:rPr>
         <w:drawing>
-          <wp:inline distT="0" distB="0" distL="0" distR="0" wp14:anchorId="56FC90F2" wp14:editId="325177CB">
+          <wp:inline distT="0" distB="0" distL="0" distR="0" wp14:anchorId="2FD29444" wp14:editId="3C8ECDA5">
             <wp:extent cx="5715000" cy="3571875"/>
             <wp:effectExtent l="0" t="0" r="0" b="0"/>
-            <wp:docPr id="224" name="10-runs.png" descr="A página Execuções com os filtros Mapa, Estado e Tipo e a lista de execuções." title="A página Execuções com os filtros Mapa, Estado e Tipo e a lista de execuções."/>
+            <wp:docPr id="28" name="10-runs.png" descr="A página Execuções com os filtros Mapa, Estado e Tipo e a lista de execuções." title="A página Execuções com os filtros Mapa, Estado e Tipo e a lista de execuções."/>
             <wp:cNvGraphicFramePr>
               <a:graphicFrameLocks xmlns:a="http://schemas.openxmlformats.org/drawingml/2006/main" noChangeAspect="1"/>
             </wp:cNvGraphicFramePr>
@@ -19845,7 +19845,7 @@
           <w:left w:w="10" w:type="dxa"/>
           <w:right w:w="10" w:type="dxa"/>
         </w:tblCellMar>
-        <w:tblLook w:val="0000" w:firstRow="0" w:lastRow="0" w:firstColumn="0" w:lastColumn="0" w:noHBand="0" w:noVBand="0"/>
+        <w:tblLook w:val="04A0" w:firstRow="1" w:lastRow="0" w:firstColumn="1" w:lastColumn="0" w:noHBand="0" w:noVBand="1"/>
       </w:tblPr>
       <w:tblGrid>
         <w:gridCol w:w="5157"/>
@@ -20504,7 +20504,7 @@
         <w:pStyle w:val="Ttulo1"/>
         <w:pageBreakBefore/>
       </w:pPr>
-      <w:bookmarkStart w:id="30" w:name="_Toc241692215"/>
+      <w:bookmarkStart w:id="30" w:name="_Toc241692827"/>
       <w:r>
         <w:lastRenderedPageBreak/>
         <w:t>Exportações</w:t>
@@ -20534,10 +20534,10 @@
           <w:noProof/>
         </w:rPr>
         <w:drawing>
-          <wp:inline distT="0" distB="0" distL="0" distR="0" wp14:anchorId="7A6D8574" wp14:editId="56A5A3C2">
+          <wp:inline distT="0" distB="0" distL="0" distR="0" wp14:anchorId="4D73FDB8" wp14:editId="75D96052">
             <wp:extent cx="5715000" cy="3571875"/>
             <wp:effectExtent l="0" t="0" r="0" b="0"/>
-            <wp:docPr id="225" name="44-exports.png" descr="A página Exportações com a lista de exportações e um botão Transferir nas concluídas." title="A página Exportações com a lista de exportações e um botão Transferir nas concluídas."/>
+            <wp:docPr id="29" name="44-exports.png" descr="A página Exportações com a lista de exportações e um botão Transferir nas concluídas." title="A página Exportações com a lista de exportações e um botão Transferir nas concluídas."/>
             <wp:cNvGraphicFramePr>
               <a:graphicFrameLocks xmlns:a="http://schemas.openxmlformats.org/drawingml/2006/main" noChangeAspect="1"/>
             </wp:cNvGraphicFramePr>
@@ -20597,7 +20597,7 @@
           <w:left w:w="10" w:type="dxa"/>
           <w:right w:w="10" w:type="dxa"/>
         </w:tblCellMar>
-        <w:tblLook w:val="0000" w:firstRow="0" w:lastRow="0" w:firstColumn="0" w:lastColumn="0" w:noHBand="0" w:noVBand="0"/>
+        <w:tblLook w:val="04A0" w:firstRow="1" w:lastRow="0" w:firstColumn="1" w:lastColumn="0" w:noHBand="0" w:noVBand="1"/>
       </w:tblPr>
       <w:tblGrid>
         <w:gridCol w:w="5901"/>
@@ -20811,7 +20811,7 @@
         <w:pStyle w:val="Ttulo1"/>
         <w:pageBreakBefore/>
       </w:pPr>
-      <w:bookmarkStart w:id="31" w:name="_Toc241692216"/>
+      <w:bookmarkStart w:id="31" w:name="_Toc241692828"/>
       <w:r>
         <w:lastRenderedPageBreak/>
         <w:t>Definições</w:t>
@@ -20854,10 +20854,10 @@
           <w:noProof/>
         </w:rPr>
         <w:drawing>
-          <wp:inline distT="0" distB="0" distL="0" distR="0" wp14:anchorId="2B88239E" wp14:editId="20CB2B95">
+          <wp:inline distT="0" distB="0" distL="0" distR="0" wp14:anchorId="2F5119E2" wp14:editId="555AC2C0">
             <wp:extent cx="5715000" cy="3571875"/>
             <wp:effectExtent l="0" t="0" r="0" b="0"/>
-            <wp:docPr id="226" name="04-settings.png" descr="A página Definições com os cartões Idioma de exibição, Aparência e Paleta." title="A página Definições com os cartões Idioma de exibição, Aparência e Paleta."/>
+            <wp:docPr id="30" name="04-settings.png" descr="A página Definições com os cartões Idioma de exibição, Aparência e Paleta." title="A página Definições com os cartões Idioma de exibição, Aparência e Paleta."/>
             <wp:cNvGraphicFramePr>
               <a:graphicFrameLocks xmlns:a="http://schemas.openxmlformats.org/drawingml/2006/main" noChangeAspect="1"/>
             </wp:cNvGraphicFramePr>
@@ -20917,7 +20917,7 @@
           <w:left w:w="10" w:type="dxa"/>
           <w:right w:w="10" w:type="dxa"/>
         </w:tblCellMar>
-        <w:tblLook w:val="0000" w:firstRow="0" w:lastRow="0" w:firstColumn="0" w:lastColumn="0" w:noHBand="0" w:noVBand="0"/>
+        <w:tblLook w:val="04A0" w:firstRow="1" w:lastRow="0" w:firstColumn="1" w:lastColumn="0" w:noHBand="0" w:noVBand="1"/>
       </w:tblPr>
       <w:tblGrid>
         <w:gridCol w:w="4247"/>
@@ -21408,7 +21408,7 @@
         <w:pStyle w:val="Ttulo1"/>
         <w:pageBreakBefore/>
       </w:pPr>
-      <w:bookmarkStart w:id="32" w:name="_Toc241692217"/>
+      <w:bookmarkStart w:id="32" w:name="_Toc241692829"/>
       <w:r>
         <w:lastRenderedPageBreak/>
         <w:t>Perguntas frequentes</w:t>
@@ -21608,7 +21608,7 @@
         <w:pStyle w:val="Ttulo1"/>
         <w:pageBreakBefore/>
       </w:pPr>
-      <w:bookmarkStart w:id="33" w:name="_Toc241692218"/>
+      <w:bookmarkStart w:id="33" w:name="_Toc241692830"/>
       <w:r>
         <w:lastRenderedPageBreak/>
         <w:t>Glossário</w:t>
@@ -21630,7 +21630,7 @@
           <w:left w:w="10" w:type="dxa"/>
           <w:right w:w="10" w:type="dxa"/>
         </w:tblCellMar>
-        <w:tblLook w:val="0000" w:firstRow="0" w:lastRow="0" w:firstColumn="0" w:lastColumn="0" w:noHBand="0" w:noVBand="0"/>
+        <w:tblLook w:val="04A0" w:firstRow="1" w:lastRow="0" w:firstColumn="1" w:lastColumn="0" w:noHBand="0" w:noVBand="1"/>
       </w:tblPr>
       <w:tblGrid>
         <w:gridCol w:w="3800"/>
@@ -22818,10 +22818,184 @@
 <file path=word/numbering.xml><?xml version="1.0" encoding="utf-8"?>
 <w:numbering xmlns:wpc="http://schemas.microsoft.com/office/word/2010/wordprocessingCanvas" xmlns:cx="http://schemas.microsoft.com/office/drawing/2014/chartex" xmlns:cx1="http://schemas.microsoft.com/office/drawing/2015/9/8/chartex" xmlns:cx2="http://schemas.microsoft.com/office/drawing/2015/10/21/chartex" xmlns:cx3="http://schemas.microsoft.com/office/drawing/2016/5/9/chartex" xmlns:cx4="http://schemas.microsoft.com/office/drawing/2016/5/10/chartex" xmlns:cx5="http://schemas.microsoft.com/office/drawing/2016/5/11/chartex" xmlns:cx6="http://schemas.microsoft.com/office/drawing/2016/5/12/chartex" xmlns:cx7="http://schemas.microsoft.com/office/drawing/2016/5/13/chartex" xmlns:cx8="http://schemas.microsoft.com/office/drawing/2016/5/14/chartex" xmlns:mc="http://schemas.openxmlformats.org/markup-compatibility/2006" xmlns:aink="http://schemas.microsoft.com/office/drawing/2016/ink" xmlns:am3d="http://schemas.microsoft.com/office/drawing/2017/model3d" xmlns:o="urn:schemas-microsoft-com:office:office" xmlns:oel="http://schemas.microsoft.com/office/2019/extlst" xmlns:r="http://schemas.openxmlformats.org/officeDocument/2006/relationships" xmlns:m="http://schemas.openxmlformats.org/officeDocument/2006/math" xmlns:v="urn:schemas-microsoft-com:vml" xmlns:wp14="http://schemas.microsoft.com/office/word/2010/wordprocessingDrawing" xmlns:wp="http://schemas.openxmlformats.org/drawingml/2006/wordprocessingDrawing" xmlns:w10="urn:schemas-microsoft-com:office:word" xmlns:w="http://schemas.openxmlformats.org/wordprocessingml/2006/main" xmlns:w14="http://schemas.microsoft.com/office/word/2010/wordml" xmlns:w15="http://schemas.microsoft.com/office/word/2012/wordml" xmlns:w16cex="http://schemas.microsoft.com/office/word/2018/wordml/cex" xmlns:w16cid="http://schemas.microsoft.com/office/word/2016/wordml/cid" xmlns:w16="http://schemas.microsoft.com/office/word/2018/wordml" xmlns:w16sdtdh="http://schemas.microsoft.com/office/word/2020/wordml/sdtdatahash" xmlns:w16se="http://schemas.microsoft.com/office/word/2015/wordml/symex" xmlns:wpg="http://schemas.microsoft.com/office/word/2010/wordprocessingGroup" xmlns:wpi="http://schemas.microsoft.com/office/word/2010/wordprocessingInk" xmlns:wne="http://schemas.microsoft.com/office/word/2006/wordml" xmlns:wps="http://schemas.microsoft.com/office/word/2010/wordprocessingShape" mc:Ignorable="w14 w15 w16se w16cid w16 w16cex w16sdtdh wp14">
   <w:abstractNum w:abstractNumId="0" w15:restartNumberingAfterBreak="0">
-    <w:nsid w:val="002074E6"/>
+    <w:nsid w:val="02BD4B6C"/>
     <w:multiLevelType w:val="hybridMultilevel"/>
-    <w:tmpl w:val="F496D86C"/>
-    <w:lvl w:ilvl="0" w:tplc="6602F7E6" w:tentative="1">
+    <w:tmpl w:val="7AC07B80"/>
+    <w:lvl w:ilvl="0" w:tplc="627C9300">
+      <w:start w:val="1"/>
+      <w:numFmt w:val="decimal"/>
+      <w:lvlText w:val="%1."/>
+      <w:lvlJc w:val="left"/>
+      <w:pPr>
+        <w:ind w:left="360" w:hanging="300"/>
+      </w:pPr>
+    </w:lvl>
+    <w:lvl w:ilvl="1" w:tplc="C9B82D46" w:tentative="1">
+      <w:start w:val="1"/>
+      <w:numFmt w:val="lowerLetter"/>
+      <w:lvlText w:val="%2."/>
+      <w:lvlJc w:val="left"/>
+      <w:pPr>
+        <w:ind w:left="720" w:hanging="300"/>
+      </w:pPr>
+    </w:lvl>
+    <w:lvl w:ilvl="2" w:tplc="2DD6C8A2">
+      <w:numFmt w:val="decimal"/>
+      <w:lvlText w:val=""/>
+      <w:lvlJc w:val="left"/>
+    </w:lvl>
+    <w:lvl w:ilvl="3" w:tplc="A56CB498">
+      <w:numFmt w:val="decimal"/>
+      <w:lvlText w:val=""/>
+      <w:lvlJc w:val="left"/>
+    </w:lvl>
+    <w:lvl w:ilvl="4" w:tplc="A290DED8">
+      <w:numFmt w:val="decimal"/>
+      <w:lvlText w:val=""/>
+      <w:lvlJc w:val="left"/>
+    </w:lvl>
+    <w:lvl w:ilvl="5" w:tplc="7E946C26">
+      <w:numFmt w:val="decimal"/>
+      <w:lvlText w:val=""/>
+      <w:lvlJc w:val="left"/>
+    </w:lvl>
+    <w:lvl w:ilvl="6" w:tplc="470E3ED8">
+      <w:numFmt w:val="decimal"/>
+      <w:lvlText w:val=""/>
+      <w:lvlJc w:val="left"/>
+    </w:lvl>
+    <w:lvl w:ilvl="7" w:tplc="739476DA">
+      <w:numFmt w:val="decimal"/>
+      <w:lvlText w:val=""/>
+      <w:lvlJc w:val="left"/>
+    </w:lvl>
+    <w:lvl w:ilvl="8" w:tplc="0D1407E4">
+      <w:numFmt w:val="decimal"/>
+      <w:lvlText w:val=""/>
+      <w:lvlJc w:val="left"/>
+    </w:lvl>
+  </w:abstractNum>
+  <w:abstractNum w:abstractNumId="1" w15:restartNumberingAfterBreak="0">
+    <w:nsid w:val="15EC2CB6"/>
+    <w:multiLevelType w:val="hybridMultilevel"/>
+    <w:tmpl w:val="124C3BA2"/>
+    <w:lvl w:ilvl="0" w:tplc="064C0C90">
+      <w:start w:val="1"/>
+      <w:numFmt w:val="decimal"/>
+      <w:lvlText w:val="%1."/>
+      <w:lvlJc w:val="left"/>
+      <w:pPr>
+        <w:ind w:left="360" w:hanging="300"/>
+      </w:pPr>
+    </w:lvl>
+    <w:lvl w:ilvl="1" w:tplc="73B8F3D4" w:tentative="1">
+      <w:start w:val="1"/>
+      <w:numFmt w:val="lowerLetter"/>
+      <w:lvlText w:val="%2."/>
+      <w:lvlJc w:val="left"/>
+      <w:pPr>
+        <w:ind w:left="720" w:hanging="300"/>
+      </w:pPr>
+    </w:lvl>
+    <w:lvl w:ilvl="2" w:tplc="B3D0A988">
+      <w:numFmt w:val="decimal"/>
+      <w:lvlText w:val=""/>
+      <w:lvlJc w:val="left"/>
+    </w:lvl>
+    <w:lvl w:ilvl="3" w:tplc="3F32F14A">
+      <w:numFmt w:val="decimal"/>
+      <w:lvlText w:val=""/>
+      <w:lvlJc w:val="left"/>
+    </w:lvl>
+    <w:lvl w:ilvl="4" w:tplc="2FA66624">
+      <w:numFmt w:val="decimal"/>
+      <w:lvlText w:val=""/>
+      <w:lvlJc w:val="left"/>
+    </w:lvl>
+    <w:lvl w:ilvl="5" w:tplc="FC40C16A">
+      <w:numFmt w:val="decimal"/>
+      <w:lvlText w:val=""/>
+      <w:lvlJc w:val="left"/>
+    </w:lvl>
+    <w:lvl w:ilvl="6" w:tplc="79C875FE">
+      <w:numFmt w:val="decimal"/>
+      <w:lvlText w:val=""/>
+      <w:lvlJc w:val="left"/>
+    </w:lvl>
+    <w:lvl w:ilvl="7" w:tplc="EC063ED2">
+      <w:numFmt w:val="decimal"/>
+      <w:lvlText w:val=""/>
+      <w:lvlJc w:val="left"/>
+    </w:lvl>
+    <w:lvl w:ilvl="8" w:tplc="8D8A6D5C">
+      <w:numFmt w:val="decimal"/>
+      <w:lvlText w:val=""/>
+      <w:lvlJc w:val="left"/>
+    </w:lvl>
+  </w:abstractNum>
+  <w:abstractNum w:abstractNumId="2" w15:restartNumberingAfterBreak="0">
+    <w:nsid w:val="1A45733E"/>
+    <w:multiLevelType w:val="hybridMultilevel"/>
+    <w:tmpl w:val="D4DC7724"/>
+    <w:lvl w:ilvl="0" w:tplc="302094EE">
+      <w:start w:val="1"/>
+      <w:numFmt w:val="decimal"/>
+      <w:lvlText w:val="%1."/>
+      <w:lvlJc w:val="left"/>
+      <w:pPr>
+        <w:ind w:left="360" w:hanging="300"/>
+      </w:pPr>
+    </w:lvl>
+    <w:lvl w:ilvl="1" w:tplc="E2D6CB7A" w:tentative="1">
+      <w:start w:val="1"/>
+      <w:numFmt w:val="lowerLetter"/>
+      <w:lvlText w:val="%2."/>
+      <w:lvlJc w:val="left"/>
+      <w:pPr>
+        <w:ind w:left="720" w:hanging="300"/>
+      </w:pPr>
+    </w:lvl>
+    <w:lvl w:ilvl="2" w:tplc="ACE09D7A">
+      <w:numFmt w:val="decimal"/>
+      <w:lvlText w:val=""/>
+      <w:lvlJc w:val="left"/>
+    </w:lvl>
+    <w:lvl w:ilvl="3" w:tplc="EA4E4BF6">
+      <w:numFmt w:val="decimal"/>
+      <w:lvlText w:val=""/>
+      <w:lvlJc w:val="left"/>
+    </w:lvl>
+    <w:lvl w:ilvl="4" w:tplc="9B72CBCC">
+      <w:numFmt w:val="decimal"/>
+      <w:lvlText w:val=""/>
+      <w:lvlJc w:val="left"/>
+    </w:lvl>
+    <w:lvl w:ilvl="5" w:tplc="D28A7840">
+      <w:numFmt w:val="decimal"/>
+      <w:lvlText w:val=""/>
+      <w:lvlJc w:val="left"/>
+    </w:lvl>
+    <w:lvl w:ilvl="6" w:tplc="974A6430">
+      <w:numFmt w:val="decimal"/>
+      <w:lvlText w:val=""/>
+      <w:lvlJc w:val="left"/>
+    </w:lvl>
+    <w:lvl w:ilvl="7" w:tplc="1754335C">
+      <w:numFmt w:val="decimal"/>
+      <w:lvlText w:val=""/>
+      <w:lvlJc w:val="left"/>
+    </w:lvl>
+    <w:lvl w:ilvl="8" w:tplc="CA02221A">
+      <w:numFmt w:val="decimal"/>
+      <w:lvlText w:val=""/>
+      <w:lvlJc w:val="left"/>
+    </w:lvl>
+  </w:abstractNum>
+  <w:abstractNum w:abstractNumId="3" w15:restartNumberingAfterBreak="0">
+    <w:nsid w:val="1D381EAA"/>
+    <w:multiLevelType w:val="hybridMultilevel"/>
+    <w:tmpl w:val="4C34FE16"/>
+    <w:lvl w:ilvl="0" w:tplc="2F788740" w:tentative="1">
       <w:start w:val="1"/>
       <w:numFmt w:val="bullet"/>
       <w:lvlText w:val="●"/>
@@ -22830,7 +23004,7 @@
         <w:ind w:left="720" w:hanging="360"/>
       </w:pPr>
     </w:lvl>
-    <w:lvl w:ilvl="1" w:tplc="DA602AC0" w:tentative="1">
+    <w:lvl w:ilvl="1" w:tplc="07F6DAE4" w:tentative="1">
       <w:start w:val="1"/>
       <w:numFmt w:val="bullet"/>
       <w:lvlText w:val="○"/>
@@ -22839,7 +23013,7 @@
         <w:ind w:left="1440" w:hanging="360"/>
       </w:pPr>
     </w:lvl>
-    <w:lvl w:ilvl="2" w:tplc="770A584E" w:tentative="1">
+    <w:lvl w:ilvl="2" w:tplc="1284B986" w:tentative="1">
       <w:start w:val="1"/>
       <w:numFmt w:val="bullet"/>
       <w:lvlText w:val="■"/>
@@ -22848,7 +23022,7 @@
         <w:ind w:left="2160" w:hanging="360"/>
       </w:pPr>
     </w:lvl>
-    <w:lvl w:ilvl="3" w:tplc="04964030" w:tentative="1">
+    <w:lvl w:ilvl="3" w:tplc="FE022A54" w:tentative="1">
       <w:start w:val="1"/>
       <w:numFmt w:val="bullet"/>
       <w:lvlText w:val="●"/>
@@ -22857,7 +23031,7 @@
         <w:ind w:left="2880" w:hanging="360"/>
       </w:pPr>
     </w:lvl>
-    <w:lvl w:ilvl="4" w:tplc="0422D0FC" w:tentative="1">
+    <w:lvl w:ilvl="4" w:tplc="3F9460F6" w:tentative="1">
       <w:start w:val="1"/>
       <w:numFmt w:val="bullet"/>
       <w:lvlText w:val="○"/>
@@ -22866,7 +23040,7 @@
         <w:ind w:left="3600" w:hanging="360"/>
       </w:pPr>
     </w:lvl>
-    <w:lvl w:ilvl="5" w:tplc="CD1AE0CE" w:tentative="1">
+    <w:lvl w:ilvl="5" w:tplc="3D5C4EFA" w:tentative="1">
       <w:start w:val="1"/>
       <w:numFmt w:val="bullet"/>
       <w:lvlText w:val="■"/>
@@ -22875,7 +23049,7 @@
         <w:ind w:left="4320" w:hanging="360"/>
       </w:pPr>
     </w:lvl>
-    <w:lvl w:ilvl="6" w:tplc="F11C4250" w:tentative="1">
+    <w:lvl w:ilvl="6" w:tplc="3F121B1A" w:tentative="1">
       <w:start w:val="1"/>
       <w:numFmt w:val="bullet"/>
       <w:lvlText w:val="●"/>
@@ -22884,7 +23058,7 @@
         <w:ind w:left="5040" w:hanging="360"/>
       </w:pPr>
     </w:lvl>
-    <w:lvl w:ilvl="7" w:tplc="5FD6FF44" w:tentative="1">
+    <w:lvl w:ilvl="7" w:tplc="1B7230B8" w:tentative="1">
       <w:start w:val="1"/>
       <w:numFmt w:val="bullet"/>
       <w:lvlText w:val="●"/>
@@ -22893,7 +23067,7 @@
         <w:ind w:left="5760" w:hanging="360"/>
       </w:pPr>
     </w:lvl>
-    <w:lvl w:ilvl="8" w:tplc="7382D2F4" w:tentative="1">
+    <w:lvl w:ilvl="8" w:tplc="8DFECF9C" w:tentative="1">
       <w:start w:val="1"/>
       <w:numFmt w:val="bullet"/>
       <w:lvlText w:val="●"/>
@@ -22903,11 +23077,11 @@
       </w:pPr>
     </w:lvl>
   </w:abstractNum>
-  <w:abstractNum w:abstractNumId="1" w15:restartNumberingAfterBreak="0">
-    <w:nsid w:val="06F819F4"/>
+  <w:abstractNum w:abstractNumId="4" w15:restartNumberingAfterBreak="0">
+    <w:nsid w:val="59B06D2E"/>
     <w:multiLevelType w:val="hybridMultilevel"/>
-    <w:tmpl w:val="BF34B71E"/>
-    <w:lvl w:ilvl="0" w:tplc="B1CA39DE">
+    <w:tmpl w:val="97A88730"/>
+    <w:lvl w:ilvl="0" w:tplc="A508B5A8">
       <w:start w:val="1"/>
       <w:numFmt w:val="decimal"/>
       <w:lvlText w:val="%1."/>
@@ -22916,7 +23090,7 @@
         <w:ind w:left="360" w:hanging="300"/>
       </w:pPr>
     </w:lvl>
-    <w:lvl w:ilvl="1" w:tplc="5DEE0F84" w:tentative="1">
+    <w:lvl w:ilvl="1" w:tplc="9C726AFE" w:tentative="1">
       <w:start w:val="1"/>
       <w:numFmt w:val="lowerLetter"/>
       <w:lvlText w:val="%2."/>
@@ -22925,47 +23099,47 @@
         <w:ind w:left="720" w:hanging="300"/>
       </w:pPr>
     </w:lvl>
-    <w:lvl w:ilvl="2" w:tplc="813EA180">
+    <w:lvl w:ilvl="2" w:tplc="F3802E78">
       <w:numFmt w:val="decimal"/>
       <w:lvlText w:val=""/>
       <w:lvlJc w:val="left"/>
     </w:lvl>
-    <w:lvl w:ilvl="3" w:tplc="20CA37CC">
+    <w:lvl w:ilvl="3" w:tplc="250CB38C">
       <w:numFmt w:val="decimal"/>
       <w:lvlText w:val=""/>
       <w:lvlJc w:val="left"/>
     </w:lvl>
-    <w:lvl w:ilvl="4" w:tplc="0666D128">
+    <w:lvl w:ilvl="4" w:tplc="927ADDBA">
       <w:numFmt w:val="decimal"/>
       <w:lvlText w:val=""/>
       <w:lvlJc w:val="left"/>
     </w:lvl>
-    <w:lvl w:ilvl="5" w:tplc="A75C1190">
+    <w:lvl w:ilvl="5" w:tplc="C354E356">
       <w:numFmt w:val="decimal"/>
       <w:lvlText w:val=""/>
       <w:lvlJc w:val="left"/>
     </w:lvl>
-    <w:lvl w:ilvl="6" w:tplc="32B6D64A">
+    <w:lvl w:ilvl="6" w:tplc="ECDC61FE">
       <w:numFmt w:val="decimal"/>
       <w:lvlText w:val=""/>
       <w:lvlJc w:val="left"/>
     </w:lvl>
-    <w:lvl w:ilvl="7" w:tplc="72B4BE58">
+    <w:lvl w:ilvl="7" w:tplc="ADC2836E">
       <w:numFmt w:val="decimal"/>
       <w:lvlText w:val=""/>
       <w:lvlJc w:val="left"/>
     </w:lvl>
-    <w:lvl w:ilvl="8" w:tplc="D33EAF8E">
+    <w:lvl w:ilvl="8" w:tplc="B3764C18">
       <w:numFmt w:val="decimal"/>
       <w:lvlText w:val=""/>
       <w:lvlJc w:val="left"/>
     </w:lvl>
   </w:abstractNum>
-  <w:abstractNum w:abstractNumId="2" w15:restartNumberingAfterBreak="0">
-    <w:nsid w:val="0A1D30C7"/>
+  <w:abstractNum w:abstractNumId="5" w15:restartNumberingAfterBreak="0">
+    <w:nsid w:val="5B214325"/>
     <w:multiLevelType w:val="hybridMultilevel"/>
-    <w:tmpl w:val="10CCCD50"/>
-    <w:lvl w:ilvl="0" w:tplc="23DE6C9E">
+    <w:tmpl w:val="68E0BF26"/>
+    <w:lvl w:ilvl="0" w:tplc="9CA03C34">
       <w:start w:val="1"/>
       <w:numFmt w:val="decimal"/>
       <w:lvlText w:val="%1."/>
@@ -22974,7 +23148,7 @@
         <w:ind w:left="360" w:hanging="300"/>
       </w:pPr>
     </w:lvl>
-    <w:lvl w:ilvl="1" w:tplc="649E7582" w:tentative="1">
+    <w:lvl w:ilvl="1" w:tplc="0038DC42" w:tentative="1">
       <w:start w:val="1"/>
       <w:numFmt w:val="lowerLetter"/>
       <w:lvlText w:val="%2."/>
@@ -22983,47 +23157,47 @@
         <w:ind w:left="720" w:hanging="300"/>
       </w:pPr>
     </w:lvl>
-    <w:lvl w:ilvl="2" w:tplc="5F62C88C">
+    <w:lvl w:ilvl="2" w:tplc="851E5072">
       <w:numFmt w:val="decimal"/>
       <w:lvlText w:val=""/>
       <w:lvlJc w:val="left"/>
     </w:lvl>
-    <w:lvl w:ilvl="3" w:tplc="56E87CF8">
+    <w:lvl w:ilvl="3" w:tplc="B84CD2DA">
       <w:numFmt w:val="decimal"/>
       <w:lvlText w:val=""/>
       <w:lvlJc w:val="left"/>
     </w:lvl>
-    <w:lvl w:ilvl="4" w:tplc="BCB2AE6A">
+    <w:lvl w:ilvl="4" w:tplc="6EFACE3A">
       <w:numFmt w:val="decimal"/>
       <w:lvlText w:val=""/>
       <w:lvlJc w:val="left"/>
     </w:lvl>
-    <w:lvl w:ilvl="5" w:tplc="C83E7296">
+    <w:lvl w:ilvl="5" w:tplc="2DA6C6E6">
       <w:numFmt w:val="decimal"/>
       <w:lvlText w:val=""/>
       <w:lvlJc w:val="left"/>
     </w:lvl>
-    <w:lvl w:ilvl="6" w:tplc="74F65A8C">
+    <w:lvl w:ilvl="6" w:tplc="04604D14">
       <w:numFmt w:val="decimal"/>
       <w:lvlText w:val=""/>
       <w:lvlJc w:val="left"/>
     </w:lvl>
-    <w:lvl w:ilvl="7" w:tplc="41C69CA4">
+    <w:lvl w:ilvl="7" w:tplc="58EA6E38">
       <w:numFmt w:val="decimal"/>
       <w:lvlText w:val=""/>
       <w:lvlJc w:val="left"/>
     </w:lvl>
-    <w:lvl w:ilvl="8" w:tplc="C3BCBC8E">
+    <w:lvl w:ilvl="8" w:tplc="F0220B1C">
       <w:numFmt w:val="decimal"/>
       <w:lvlText w:val=""/>
       <w:lvlJc w:val="left"/>
     </w:lvl>
   </w:abstractNum>
-  <w:abstractNum w:abstractNumId="3" w15:restartNumberingAfterBreak="0">
-    <w:nsid w:val="0EC96C43"/>
+  <w:abstractNum w:abstractNumId="6" w15:restartNumberingAfterBreak="0">
+    <w:nsid w:val="5DB81B95"/>
     <w:multiLevelType w:val="hybridMultilevel"/>
-    <w:tmpl w:val="07768852"/>
-    <w:lvl w:ilvl="0" w:tplc="3DEE1CBC">
+    <w:tmpl w:val="C032E0B8"/>
+    <w:lvl w:ilvl="0" w:tplc="90F44728">
       <w:start w:val="1"/>
       <w:numFmt w:val="decimal"/>
       <w:lvlText w:val="%1."/>
@@ -23032,7 +23206,7 @@
         <w:ind w:left="360" w:hanging="300"/>
       </w:pPr>
     </w:lvl>
-    <w:lvl w:ilvl="1" w:tplc="D4FA3200" w:tentative="1">
+    <w:lvl w:ilvl="1" w:tplc="53E4D2AE" w:tentative="1">
       <w:start w:val="1"/>
       <w:numFmt w:val="lowerLetter"/>
       <w:lvlText w:val="%2."/>
@@ -23041,47 +23215,47 @@
         <w:ind w:left="720" w:hanging="300"/>
       </w:pPr>
     </w:lvl>
-    <w:lvl w:ilvl="2" w:tplc="A866DAEA">
+    <w:lvl w:ilvl="2" w:tplc="DBF03B52">
       <w:numFmt w:val="decimal"/>
       <w:lvlText w:val=""/>
       <w:lvlJc w:val="left"/>
     </w:lvl>
-    <w:lvl w:ilvl="3" w:tplc="C548F16A">
+    <w:lvl w:ilvl="3" w:tplc="17602EF0">
       <w:numFmt w:val="decimal"/>
       <w:lvlText w:val=""/>
       <w:lvlJc w:val="left"/>
     </w:lvl>
-    <w:lvl w:ilvl="4" w:tplc="0EBED444">
+    <w:lvl w:ilvl="4" w:tplc="042EC18A">
       <w:numFmt w:val="decimal"/>
       <w:lvlText w:val=""/>
       <w:lvlJc w:val="left"/>
     </w:lvl>
-    <w:lvl w:ilvl="5" w:tplc="EB9694D6">
+    <w:lvl w:ilvl="5" w:tplc="505C3B46">
       <w:numFmt w:val="decimal"/>
       <w:lvlText w:val=""/>
       <w:lvlJc w:val="left"/>
     </w:lvl>
-    <w:lvl w:ilvl="6" w:tplc="53789DDE">
+    <w:lvl w:ilvl="6" w:tplc="4FA27E8A">
       <w:numFmt w:val="decimal"/>
       <w:lvlText w:val=""/>
       <w:lvlJc w:val="left"/>
     </w:lvl>
-    <w:lvl w:ilvl="7" w:tplc="EDBE1FA6">
+    <w:lvl w:ilvl="7" w:tplc="0DE43390">
       <w:numFmt w:val="decimal"/>
       <w:lvlText w:val=""/>
       <w:lvlJc w:val="left"/>
     </w:lvl>
-    <w:lvl w:ilvl="8" w:tplc="AB240C96">
+    <w:lvl w:ilvl="8" w:tplc="809681FC">
       <w:numFmt w:val="decimal"/>
       <w:lvlText w:val=""/>
       <w:lvlJc w:val="left"/>
     </w:lvl>
   </w:abstractNum>
-  <w:abstractNum w:abstractNumId="4" w15:restartNumberingAfterBreak="0">
-    <w:nsid w:val="26D97A9D"/>
+  <w:abstractNum w:abstractNumId="7" w15:restartNumberingAfterBreak="0">
+    <w:nsid w:val="72D807C9"/>
     <w:multiLevelType w:val="hybridMultilevel"/>
-    <w:tmpl w:val="498AC1BE"/>
-    <w:lvl w:ilvl="0" w:tplc="127C8D14">
+    <w:tmpl w:val="D842027E"/>
+    <w:lvl w:ilvl="0" w:tplc="DA12640C">
       <w:start w:val="1"/>
       <w:numFmt w:val="decimal"/>
       <w:lvlText w:val="%1."/>
@@ -23090,7 +23264,7 @@
         <w:ind w:left="360" w:hanging="300"/>
       </w:pPr>
     </w:lvl>
-    <w:lvl w:ilvl="1" w:tplc="C7CC827E" w:tentative="1">
+    <w:lvl w:ilvl="1" w:tplc="749046EC" w:tentative="1">
       <w:start w:val="1"/>
       <w:numFmt w:val="lowerLetter"/>
       <w:lvlText w:val="%2."/>
@@ -23099,47 +23273,47 @@
         <w:ind w:left="720" w:hanging="300"/>
       </w:pPr>
     </w:lvl>
-    <w:lvl w:ilvl="2" w:tplc="7978582A">
+    <w:lvl w:ilvl="2" w:tplc="43F4403A">
       <w:numFmt w:val="decimal"/>
       <w:lvlText w:val=""/>
       <w:lvlJc w:val="left"/>
     </w:lvl>
-    <w:lvl w:ilvl="3" w:tplc="B540DC12">
+    <w:lvl w:ilvl="3" w:tplc="7304F58C">
       <w:numFmt w:val="decimal"/>
       <w:lvlText w:val=""/>
       <w:lvlJc w:val="left"/>
     </w:lvl>
-    <w:lvl w:ilvl="4" w:tplc="5B9CE8EA">
+    <w:lvl w:ilvl="4" w:tplc="A60EFD02">
       <w:numFmt w:val="decimal"/>
       <w:lvlText w:val=""/>
       <w:lvlJc w:val="left"/>
     </w:lvl>
-    <w:lvl w:ilvl="5" w:tplc="D6AC449C">
+    <w:lvl w:ilvl="5" w:tplc="FEE65164">
       <w:numFmt w:val="decimal"/>
       <w:lvlText w:val=""/>
       <w:lvlJc w:val="left"/>
     </w:lvl>
-    <w:lvl w:ilvl="6" w:tplc="98BE432C">
+    <w:lvl w:ilvl="6" w:tplc="C71E5E3E">
       <w:numFmt w:val="decimal"/>
       <w:lvlText w:val=""/>
       <w:lvlJc w:val="left"/>
     </w:lvl>
-    <w:lvl w:ilvl="7" w:tplc="7A28B84A">
+    <w:lvl w:ilvl="7" w:tplc="EE78162E">
       <w:numFmt w:val="decimal"/>
       <w:lvlText w:val=""/>
       <w:lvlJc w:val="left"/>
     </w:lvl>
-    <w:lvl w:ilvl="8" w:tplc="68B44724">
+    <w:lvl w:ilvl="8" w:tplc="225EB934">
       <w:numFmt w:val="decimal"/>
       <w:lvlText w:val=""/>
       <w:lvlJc w:val="left"/>
     </w:lvl>
   </w:abstractNum>
-  <w:abstractNum w:abstractNumId="5" w15:restartNumberingAfterBreak="0">
-    <w:nsid w:val="3463693A"/>
+  <w:abstractNum w:abstractNumId="8" w15:restartNumberingAfterBreak="0">
+    <w:nsid w:val="7CCD12C3"/>
     <w:multiLevelType w:val="hybridMultilevel"/>
-    <w:tmpl w:val="6B02AD80"/>
-    <w:lvl w:ilvl="0" w:tplc="8B329CE0">
+    <w:tmpl w:val="F9585C80"/>
+    <w:lvl w:ilvl="0" w:tplc="38CA132E">
       <w:start w:val="1"/>
       <w:numFmt w:val="decimal"/>
       <w:lvlText w:val="%1."/>
@@ -23148,7 +23322,7 @@
         <w:ind w:left="360" w:hanging="300"/>
       </w:pPr>
     </w:lvl>
-    <w:lvl w:ilvl="1" w:tplc="AF0C09EC" w:tentative="1">
+    <w:lvl w:ilvl="1" w:tplc="1952C838" w:tentative="1">
       <w:start w:val="1"/>
       <w:numFmt w:val="lowerLetter"/>
       <w:lvlText w:val="%2."/>
@@ -23157,163 +23331,47 @@
         <w:ind w:left="720" w:hanging="300"/>
       </w:pPr>
     </w:lvl>
-    <w:lvl w:ilvl="2" w:tplc="E4A04BFC">
+    <w:lvl w:ilvl="2" w:tplc="C3F40058">
       <w:numFmt w:val="decimal"/>
       <w:lvlText w:val=""/>
       <w:lvlJc w:val="left"/>
     </w:lvl>
-    <w:lvl w:ilvl="3" w:tplc="8CC61A60">
+    <w:lvl w:ilvl="3" w:tplc="6B785054">
       <w:numFmt w:val="decimal"/>
       <w:lvlText w:val=""/>
       <w:lvlJc w:val="left"/>
     </w:lvl>
-    <w:lvl w:ilvl="4" w:tplc="1F8814E0">
+    <w:lvl w:ilvl="4" w:tplc="17940A7E">
       <w:numFmt w:val="decimal"/>
       <w:lvlText w:val=""/>
       <w:lvlJc w:val="left"/>
     </w:lvl>
-    <w:lvl w:ilvl="5" w:tplc="1B4A667A">
+    <w:lvl w:ilvl="5" w:tplc="F9280420">
       <w:numFmt w:val="decimal"/>
       <w:lvlText w:val=""/>
       <w:lvlJc w:val="left"/>
     </w:lvl>
-    <w:lvl w:ilvl="6" w:tplc="EE0A992A">
+    <w:lvl w:ilvl="6" w:tplc="B06A78E8">
       <w:numFmt w:val="decimal"/>
       <w:lvlText w:val=""/>
       <w:lvlJc w:val="left"/>
     </w:lvl>
-    <w:lvl w:ilvl="7" w:tplc="7D20D6E8">
+    <w:lvl w:ilvl="7" w:tplc="D82CD040">
       <w:numFmt w:val="decimal"/>
       <w:lvlText w:val=""/>
       <w:lvlJc w:val="left"/>
     </w:lvl>
-    <w:lvl w:ilvl="8" w:tplc="269CA9E6">
+    <w:lvl w:ilvl="8" w:tplc="AEF0DA3E">
       <w:numFmt w:val="decimal"/>
       <w:lvlText w:val=""/>
       <w:lvlJc w:val="left"/>
     </w:lvl>
   </w:abstractNum>
-  <w:abstractNum w:abstractNumId="6" w15:restartNumberingAfterBreak="0">
-    <w:nsid w:val="35677EB3"/>
+  <w:abstractNum w:abstractNumId="9" w15:restartNumberingAfterBreak="0">
+    <w:nsid w:val="7F495C5D"/>
     <w:multiLevelType w:val="hybridMultilevel"/>
-    <w:tmpl w:val="BE4CE290"/>
-    <w:lvl w:ilvl="0" w:tplc="33CED450">
-      <w:start w:val="1"/>
-      <w:numFmt w:val="decimal"/>
-      <w:lvlText w:val="%1."/>
-      <w:lvlJc w:val="left"/>
-      <w:pPr>
-        <w:ind w:left="360" w:hanging="300"/>
-      </w:pPr>
-    </w:lvl>
-    <w:lvl w:ilvl="1" w:tplc="B62403EA" w:tentative="1">
-      <w:start w:val="1"/>
-      <w:numFmt w:val="lowerLetter"/>
-      <w:lvlText w:val="%2."/>
-      <w:lvlJc w:val="left"/>
-      <w:pPr>
-        <w:ind w:left="720" w:hanging="300"/>
-      </w:pPr>
-    </w:lvl>
-    <w:lvl w:ilvl="2" w:tplc="A75A9E8A">
-      <w:numFmt w:val="decimal"/>
-      <w:lvlText w:val=""/>
-      <w:lvlJc w:val="left"/>
-    </w:lvl>
-    <w:lvl w:ilvl="3" w:tplc="AFE6BAD2">
-      <w:numFmt w:val="decimal"/>
-      <w:lvlText w:val=""/>
-      <w:lvlJc w:val="left"/>
-    </w:lvl>
-    <w:lvl w:ilvl="4" w:tplc="9F54FFE0">
-      <w:numFmt w:val="decimal"/>
-      <w:lvlText w:val=""/>
-      <w:lvlJc w:val="left"/>
-    </w:lvl>
-    <w:lvl w:ilvl="5" w:tplc="CD9EDD72">
-      <w:numFmt w:val="decimal"/>
-      <w:lvlText w:val=""/>
-      <w:lvlJc w:val="left"/>
-    </w:lvl>
-    <w:lvl w:ilvl="6" w:tplc="E782E4AE">
-      <w:numFmt w:val="decimal"/>
-      <w:lvlText w:val=""/>
-      <w:lvlJc w:val="left"/>
-    </w:lvl>
-    <w:lvl w:ilvl="7" w:tplc="729E8726">
-      <w:numFmt w:val="decimal"/>
-      <w:lvlText w:val=""/>
-      <w:lvlJc w:val="left"/>
-    </w:lvl>
-    <w:lvl w:ilvl="8" w:tplc="4CEC7A20">
-      <w:numFmt w:val="decimal"/>
-      <w:lvlText w:val=""/>
-      <w:lvlJc w:val="left"/>
-    </w:lvl>
-  </w:abstractNum>
-  <w:abstractNum w:abstractNumId="7" w15:restartNumberingAfterBreak="0">
-    <w:nsid w:val="414955A0"/>
-    <w:multiLevelType w:val="hybridMultilevel"/>
-    <w:tmpl w:val="21704B78"/>
-    <w:lvl w:ilvl="0" w:tplc="9B70ABC4">
-      <w:start w:val="1"/>
-      <w:numFmt w:val="decimal"/>
-      <w:lvlText w:val="%1."/>
-      <w:lvlJc w:val="left"/>
-      <w:pPr>
-        <w:ind w:left="360" w:hanging="300"/>
-      </w:pPr>
-    </w:lvl>
-    <w:lvl w:ilvl="1" w:tplc="10A0165A" w:tentative="1">
-      <w:start w:val="1"/>
-      <w:numFmt w:val="lowerLetter"/>
-      <w:lvlText w:val="%2."/>
-      <w:lvlJc w:val="left"/>
-      <w:pPr>
-        <w:ind w:left="720" w:hanging="300"/>
-      </w:pPr>
-    </w:lvl>
-    <w:lvl w:ilvl="2" w:tplc="CFBE4D5E">
-      <w:numFmt w:val="decimal"/>
-      <w:lvlText w:val=""/>
-      <w:lvlJc w:val="left"/>
-    </w:lvl>
-    <w:lvl w:ilvl="3" w:tplc="77B84FE0">
-      <w:numFmt w:val="decimal"/>
-      <w:lvlText w:val=""/>
-      <w:lvlJc w:val="left"/>
-    </w:lvl>
-    <w:lvl w:ilvl="4" w:tplc="BBAE942E">
-      <w:numFmt w:val="decimal"/>
-      <w:lvlText w:val=""/>
-      <w:lvlJc w:val="left"/>
-    </w:lvl>
-    <w:lvl w:ilvl="5" w:tplc="2CA05CD2">
-      <w:numFmt w:val="decimal"/>
-      <w:lvlText w:val=""/>
-      <w:lvlJc w:val="left"/>
-    </w:lvl>
-    <w:lvl w:ilvl="6" w:tplc="65ACE576">
-      <w:numFmt w:val="decimal"/>
-      <w:lvlText w:val=""/>
-      <w:lvlJc w:val="left"/>
-    </w:lvl>
-    <w:lvl w:ilvl="7" w:tplc="9F4832E8">
-      <w:numFmt w:val="decimal"/>
-      <w:lvlText w:val=""/>
-      <w:lvlJc w:val="left"/>
-    </w:lvl>
-    <w:lvl w:ilvl="8" w:tplc="68168E6C">
-      <w:numFmt w:val="decimal"/>
-      <w:lvlText w:val=""/>
-      <w:lvlJc w:val="left"/>
-    </w:lvl>
-  </w:abstractNum>
-  <w:abstractNum w:abstractNumId="8" w15:restartNumberingAfterBreak="0">
-    <w:nsid w:val="57A759BE"/>
-    <w:multiLevelType w:val="hybridMultilevel"/>
-    <w:tmpl w:val="0958E2C2"/>
-    <w:lvl w:ilvl="0" w:tplc="C8760D90">
+    <w:tmpl w:val="53D8D622"/>
+    <w:lvl w:ilvl="0" w:tplc="7B922E06">
       <w:start w:val="1"/>
       <w:numFmt w:val="bullet"/>
       <w:lvlText w:val="•"/>
@@ -23322,7 +23380,7 @@
         <w:ind w:left="360" w:hanging="260"/>
       </w:pPr>
     </w:lvl>
-    <w:lvl w:ilvl="1" w:tplc="C7B2895A" w:tentative="1">
+    <w:lvl w:ilvl="1" w:tplc="E13AEE58" w:tentative="1">
       <w:start w:val="1"/>
       <w:numFmt w:val="bullet"/>
       <w:lvlText w:val="–"/>
@@ -23331,156 +23389,98 @@
         <w:ind w:left="720" w:hanging="260"/>
       </w:pPr>
     </w:lvl>
-    <w:lvl w:ilvl="2" w:tplc="C2DCE7C8">
+    <w:lvl w:ilvl="2" w:tplc="280A551A">
       <w:numFmt w:val="decimal"/>
       <w:lvlText w:val=""/>
       <w:lvlJc w:val="left"/>
     </w:lvl>
-    <w:lvl w:ilvl="3" w:tplc="75165FF6">
+    <w:lvl w:ilvl="3" w:tplc="49F46BEC">
       <w:numFmt w:val="decimal"/>
       <w:lvlText w:val=""/>
       <w:lvlJc w:val="left"/>
     </w:lvl>
-    <w:lvl w:ilvl="4" w:tplc="D1148CD8">
+    <w:lvl w:ilvl="4" w:tplc="DA92C810">
       <w:numFmt w:val="decimal"/>
       <w:lvlText w:val=""/>
       <w:lvlJc w:val="left"/>
     </w:lvl>
-    <w:lvl w:ilvl="5" w:tplc="DDF0DAF6">
+    <w:lvl w:ilvl="5" w:tplc="ACC47002">
       <w:numFmt w:val="decimal"/>
       <w:lvlText w:val=""/>
       <w:lvlJc w:val="left"/>
     </w:lvl>
-    <w:lvl w:ilvl="6" w:tplc="B9AA4A66">
+    <w:lvl w:ilvl="6" w:tplc="77D0F678">
       <w:numFmt w:val="decimal"/>
       <w:lvlText w:val=""/>
       <w:lvlJc w:val="left"/>
     </w:lvl>
-    <w:lvl w:ilvl="7" w:tplc="8F3A3F14">
+    <w:lvl w:ilvl="7" w:tplc="1A161EF0">
       <w:numFmt w:val="decimal"/>
       <w:lvlText w:val=""/>
       <w:lvlJc w:val="left"/>
     </w:lvl>
-    <w:lvl w:ilvl="8" w:tplc="2D5A2D30">
+    <w:lvl w:ilvl="8" w:tplc="55E6C8A8">
       <w:numFmt w:val="decimal"/>
       <w:lvlText w:val=""/>
       <w:lvlJc w:val="left"/>
     </w:lvl>
   </w:abstractNum>
-  <w:abstractNum w:abstractNumId="9" w15:restartNumberingAfterBreak="0">
-    <w:nsid w:val="6E9B77FD"/>
-    <w:multiLevelType w:val="hybridMultilevel"/>
-    <w:tmpl w:val="F68604BC"/>
-    <w:lvl w:ilvl="0" w:tplc="F9A85344">
-      <w:start w:val="1"/>
-      <w:numFmt w:val="decimal"/>
-      <w:lvlText w:val="%1."/>
-      <w:lvlJc w:val="left"/>
-      <w:pPr>
-        <w:ind w:left="360" w:hanging="300"/>
-      </w:pPr>
-    </w:lvl>
-    <w:lvl w:ilvl="1" w:tplc="C1AA1984" w:tentative="1">
-      <w:start w:val="1"/>
-      <w:numFmt w:val="lowerLetter"/>
-      <w:lvlText w:val="%2."/>
-      <w:lvlJc w:val="left"/>
-      <w:pPr>
-        <w:ind w:left="720" w:hanging="300"/>
-      </w:pPr>
-    </w:lvl>
-    <w:lvl w:ilvl="2" w:tplc="24D0B894">
-      <w:numFmt w:val="decimal"/>
-      <w:lvlText w:val=""/>
-      <w:lvlJc w:val="left"/>
-    </w:lvl>
-    <w:lvl w:ilvl="3" w:tplc="95A2031C">
-      <w:numFmt w:val="decimal"/>
-      <w:lvlText w:val=""/>
-      <w:lvlJc w:val="left"/>
-    </w:lvl>
-    <w:lvl w:ilvl="4" w:tplc="B1382E8E">
-      <w:numFmt w:val="decimal"/>
-      <w:lvlText w:val=""/>
-      <w:lvlJc w:val="left"/>
-    </w:lvl>
-    <w:lvl w:ilvl="5" w:tplc="5822A2C4">
-      <w:numFmt w:val="decimal"/>
-      <w:lvlText w:val=""/>
-      <w:lvlJc w:val="left"/>
-    </w:lvl>
-    <w:lvl w:ilvl="6" w:tplc="C6FE702E">
-      <w:numFmt w:val="decimal"/>
-      <w:lvlText w:val=""/>
-      <w:lvlJc w:val="left"/>
-    </w:lvl>
-    <w:lvl w:ilvl="7" w:tplc="09CC563A">
-      <w:numFmt w:val="decimal"/>
-      <w:lvlText w:val=""/>
-      <w:lvlJc w:val="left"/>
-    </w:lvl>
-    <w:lvl w:ilvl="8" w:tplc="67FEFAD2">
-      <w:numFmt w:val="decimal"/>
-      <w:lvlText w:val=""/>
-      <w:lvlJc w:val="left"/>
-    </w:lvl>
-  </w:abstractNum>
-  <w:num w:numId="1" w16cid:durableId="1485005482">
-    <w:abstractNumId w:val="0"/>
+  <w:num w:numId="1" w16cid:durableId="1882746168">
+    <w:abstractNumId w:val="3"/>
     <w:lvlOverride w:ilvl="0">
       <w:startOverride w:val="1"/>
     </w:lvlOverride>
   </w:num>
-  <w:num w:numId="2" w16cid:durableId="198469631">
+  <w:num w:numId="2" w16cid:durableId="313291571">
+    <w:abstractNumId w:val="9"/>
+    <w:lvlOverride w:ilvl="0">
+      <w:startOverride w:val="1"/>
+    </w:lvlOverride>
+  </w:num>
+  <w:num w:numId="3" w16cid:durableId="1004089016">
     <w:abstractNumId w:val="8"/>
     <w:lvlOverride w:ilvl="0">
       <w:startOverride w:val="1"/>
     </w:lvlOverride>
   </w:num>
-  <w:num w:numId="3" w16cid:durableId="1703825062">
+  <w:num w:numId="4" w16cid:durableId="473640113">
+    <w:abstractNumId w:val="6"/>
+    <w:lvlOverride w:ilvl="0">
+      <w:startOverride w:val="1"/>
+    </w:lvlOverride>
+  </w:num>
+  <w:num w:numId="5" w16cid:durableId="1470439442">
+    <w:abstractNumId w:val="7"/>
+    <w:lvlOverride w:ilvl="0">
+      <w:startOverride w:val="1"/>
+    </w:lvlOverride>
+  </w:num>
+  <w:num w:numId="6" w16cid:durableId="1790202896">
+    <w:abstractNumId w:val="2"/>
+    <w:lvlOverride w:ilvl="0">
+      <w:startOverride w:val="1"/>
+    </w:lvlOverride>
+  </w:num>
+  <w:num w:numId="7" w16cid:durableId="178542333">
+    <w:abstractNumId w:val="1"/>
+    <w:lvlOverride w:ilvl="0">
+      <w:startOverride w:val="1"/>
+    </w:lvlOverride>
+  </w:num>
+  <w:num w:numId="8" w16cid:durableId="726925382">
     <w:abstractNumId w:val="4"/>
     <w:lvlOverride w:ilvl="0">
       <w:startOverride w:val="1"/>
     </w:lvlOverride>
   </w:num>
-  <w:num w:numId="4" w16cid:durableId="1619215354">
-    <w:abstractNumId w:val="2"/>
-    <w:lvlOverride w:ilvl="0">
-      <w:startOverride w:val="1"/>
-    </w:lvlOverride>
-  </w:num>
-  <w:num w:numId="5" w16cid:durableId="1527907588">
-    <w:abstractNumId w:val="3"/>
-    <w:lvlOverride w:ilvl="0">
-      <w:startOverride w:val="1"/>
-    </w:lvlOverride>
-  </w:num>
-  <w:num w:numId="6" w16cid:durableId="83888713">
-    <w:abstractNumId w:val="6"/>
-    <w:lvlOverride w:ilvl="0">
-      <w:startOverride w:val="1"/>
-    </w:lvlOverride>
-  </w:num>
-  <w:num w:numId="7" w16cid:durableId="1163006466">
+  <w:num w:numId="9" w16cid:durableId="1907956958">
     <w:abstractNumId w:val="5"/>
     <w:lvlOverride w:ilvl="0">
       <w:startOverride w:val="1"/>
     </w:lvlOverride>
   </w:num>
-  <w:num w:numId="8" w16cid:durableId="32536692">
-    <w:abstractNumId w:val="9"/>
-    <w:lvlOverride w:ilvl="0">
-      <w:startOverride w:val="1"/>
-    </w:lvlOverride>
-  </w:num>
-  <w:num w:numId="9" w16cid:durableId="1322857390">
-    <w:abstractNumId w:val="1"/>
-    <w:lvlOverride w:ilvl="0">
-      <w:startOverride w:val="1"/>
-    </w:lvlOverride>
-  </w:num>
-  <w:num w:numId="10" w16cid:durableId="436676915">
-    <w:abstractNumId w:val="7"/>
+  <w:num w:numId="10" w16cid:durableId="537661748">
+    <w:abstractNumId w:val="0"/>
     <w:lvlOverride w:ilvl="0">
       <w:startOverride w:val="1"/>
     </w:lvlOverride>
@@ -24160,7 +24160,7 @@
     <w:autoRedefine/>
     <w:uiPriority w:val="39"/>
     <w:unhideWhenUsed/>
-    <w:rsid w:val="00DF6750"/>
+    <w:rsid w:val="000532FE"/>
     <w:pPr>
       <w:spacing w:after="100"/>
     </w:pPr>
@@ -24172,7 +24172,7 @@
     <w:autoRedefine/>
     <w:uiPriority w:val="39"/>
     <w:unhideWhenUsed/>
-    <w:rsid w:val="00DF6750"/>
+    <w:rsid w:val="000532FE"/>
     <w:pPr>
       <w:spacing w:after="100"/>
       <w:ind w:left="210"/>

--- a/discoverer-neo/docs/user-guide/manual/Discoverer-Neo-MANAGER-Guide-Full-pt-PT.docx
+++ b/discoverer-neo/docs/user-guide/manual/Discoverer-Neo-MANAGER-Guide-Full-pt-PT.docx
@@ -74,7 +74,7 @@
     <w:sdt>
       <w:sdtPr>
         <w:alias w:val="Índice"/>
-        <w:id w:val="-811327346"/>
+        <w:id w:val="-256912575"/>
       </w:sdtPr>
       <w:sdtEndPr/>
       <w:sdtContent>
@@ -102,7 +102,7 @@
           <w:r>
             <w:fldChar w:fldCharType="separate"/>
           </w:r>
-          <w:hyperlink w:anchor="_Toc241696621" w:history="1">
+          <w:hyperlink w:anchor="_Toc241745493" w:history="1">
             <w:r>
               <w:rPr>
                 <w:rStyle w:val="Hiperligao"/>
@@ -126,7 +126,7 @@
               <w:rPr>
                 <w:noProof/>
               </w:rPr>
-              <w:instrText xml:space="preserve"> PAGEREF _Toc241696621 \h </w:instrText>
+              <w:instrText xml:space="preserve"> PAGEREF _Toc241745493 \h </w:instrText>
             </w:r>
             <w:r>
               <w:rPr>
@@ -168,7 +168,7 @@
               <w14:ligatures w14:val="standardContextual"/>
             </w:rPr>
           </w:pPr>
-          <w:hyperlink w:anchor="_Toc241696622" w:history="1">
+          <w:hyperlink w:anchor="_Toc241745494" w:history="1">
             <w:r>
               <w:rPr>
                 <w:rStyle w:val="Hiperligao"/>
@@ -192,7 +192,7 @@
               <w:rPr>
                 <w:noProof/>
               </w:rPr>
-              <w:instrText xml:space="preserve"> PAGEREF _Toc241696622 \h </w:instrText>
+              <w:instrText xml:space="preserve"> PAGEREF _Toc241745494 \h </w:instrText>
             </w:r>
             <w:r>
               <w:rPr>
@@ -234,7 +234,7 @@
               <w14:ligatures w14:val="standardContextual"/>
             </w:rPr>
           </w:pPr>
-          <w:hyperlink w:anchor="_Toc241696623" w:history="1">
+          <w:hyperlink w:anchor="_Toc241745495" w:history="1">
             <w:r>
               <w:rPr>
                 <w:rStyle w:val="Hiperligao"/>
@@ -258,7 +258,7 @@
               <w:rPr>
                 <w:noProof/>
               </w:rPr>
-              <w:instrText xml:space="preserve"> PAGEREF _Toc241696623 \h </w:instrText>
+              <w:instrText xml:space="preserve"> PAGEREF _Toc241745495 \h </w:instrText>
             </w:r>
             <w:r>
               <w:rPr>
@@ -300,7 +300,7 @@
               <w14:ligatures w14:val="standardContextual"/>
             </w:rPr>
           </w:pPr>
-          <w:hyperlink w:anchor="_Toc241696624" w:history="1">
+          <w:hyperlink w:anchor="_Toc241745496" w:history="1">
             <w:r>
               <w:rPr>
                 <w:rStyle w:val="Hiperligao"/>
@@ -324,7 +324,7 @@
               <w:rPr>
                 <w:noProof/>
               </w:rPr>
-              <w:instrText xml:space="preserve"> PAGEREF _Toc241696624 \h </w:instrText>
+              <w:instrText xml:space="preserve"> PAGEREF _Toc241745496 \h </w:instrText>
             </w:r>
             <w:r>
               <w:rPr>
@@ -366,7 +366,7 @@
               <w14:ligatures w14:val="standardContextual"/>
             </w:rPr>
           </w:pPr>
-          <w:hyperlink w:anchor="_Toc241696625" w:history="1">
+          <w:hyperlink w:anchor="_Toc241745497" w:history="1">
             <w:r>
               <w:rPr>
                 <w:rStyle w:val="Hiperligao"/>
@@ -390,7 +390,7 @@
               <w:rPr>
                 <w:noProof/>
               </w:rPr>
-              <w:instrText xml:space="preserve"> PAGEREF _Toc241696625 \h </w:instrText>
+              <w:instrText xml:space="preserve"> PAGEREF _Toc241745497 \h </w:instrText>
             </w:r>
             <w:r>
               <w:rPr>
@@ -432,7 +432,7 @@
               <w14:ligatures w14:val="standardContextual"/>
             </w:rPr>
           </w:pPr>
-          <w:hyperlink w:anchor="_Toc241696626" w:history="1">
+          <w:hyperlink w:anchor="_Toc241745498" w:history="1">
             <w:r>
               <w:rPr>
                 <w:rStyle w:val="Hiperligao"/>
@@ -456,7 +456,7 @@
               <w:rPr>
                 <w:noProof/>
               </w:rPr>
-              <w:instrText xml:space="preserve"> PAGEREF _Toc241696626 \h </w:instrText>
+              <w:instrText xml:space="preserve"> PAGEREF _Toc241745498 \h </w:instrText>
             </w:r>
             <w:r>
               <w:rPr>
@@ -498,7 +498,7 @@
               <w14:ligatures w14:val="standardContextual"/>
             </w:rPr>
           </w:pPr>
-          <w:hyperlink w:anchor="_Toc241696627" w:history="1">
+          <w:hyperlink w:anchor="_Toc241745499" w:history="1">
             <w:r>
               <w:rPr>
                 <w:rStyle w:val="Hiperligao"/>
@@ -522,7 +522,7 @@
               <w:rPr>
                 <w:noProof/>
               </w:rPr>
-              <w:instrText xml:space="preserve"> PAGEREF _Toc241696627 \h </w:instrText>
+              <w:instrText xml:space="preserve"> PAGEREF _Toc241745499 \h </w:instrText>
             </w:r>
             <w:r>
               <w:rPr>
@@ -564,7 +564,7 @@
               <w14:ligatures w14:val="standardContextual"/>
             </w:rPr>
           </w:pPr>
-          <w:hyperlink w:anchor="_Toc241696628" w:history="1">
+          <w:hyperlink w:anchor="_Toc241745500" w:history="1">
             <w:r>
               <w:rPr>
                 <w:rStyle w:val="Hiperligao"/>
@@ -588,7 +588,7 @@
               <w:rPr>
                 <w:noProof/>
               </w:rPr>
-              <w:instrText xml:space="preserve"> PAGEREF _Toc241696628 \h </w:instrText>
+              <w:instrText xml:space="preserve"> PAGEREF _Toc241745500 \h </w:instrText>
             </w:r>
             <w:r>
               <w:rPr>
@@ -630,7 +630,7 @@
               <w14:ligatures w14:val="standardContextual"/>
             </w:rPr>
           </w:pPr>
-          <w:hyperlink w:anchor="_Toc241696629" w:history="1">
+          <w:hyperlink w:anchor="_Toc241745501" w:history="1">
             <w:r>
               <w:rPr>
                 <w:rStyle w:val="Hiperligao"/>
@@ -654,7 +654,7 @@
               <w:rPr>
                 <w:noProof/>
               </w:rPr>
-              <w:instrText xml:space="preserve"> PAGEREF _Toc241696629 \h </w:instrText>
+              <w:instrText xml:space="preserve"> PAGEREF _Toc241745501 \h </w:instrText>
             </w:r>
             <w:r>
               <w:rPr>
@@ -696,7 +696,7 @@
               <w14:ligatures w14:val="standardContextual"/>
             </w:rPr>
           </w:pPr>
-          <w:hyperlink w:anchor="_Toc241696630" w:history="1">
+          <w:hyperlink w:anchor="_Toc241745502" w:history="1">
             <w:r>
               <w:rPr>
                 <w:rStyle w:val="Hiperligao"/>
@@ -720,7 +720,7 @@
               <w:rPr>
                 <w:noProof/>
               </w:rPr>
-              <w:instrText xml:space="preserve"> PAGEREF _Toc241696630 \h </w:instrText>
+              <w:instrText xml:space="preserve"> PAGEREF _Toc241745502 \h </w:instrText>
             </w:r>
             <w:r>
               <w:rPr>
@@ -762,7 +762,7 @@
               <w14:ligatures w14:val="standardContextual"/>
             </w:rPr>
           </w:pPr>
-          <w:hyperlink w:anchor="_Toc241696631" w:history="1">
+          <w:hyperlink w:anchor="_Toc241745503" w:history="1">
             <w:r>
               <w:rPr>
                 <w:rStyle w:val="Hiperligao"/>
@@ -786,7 +786,7 @@
               <w:rPr>
                 <w:noProof/>
               </w:rPr>
-              <w:instrText xml:space="preserve"> PAGEREF _Toc241696631 \h </w:instrText>
+              <w:instrText xml:space="preserve"> PAGEREF _Toc241745503 \h </w:instrText>
             </w:r>
             <w:r>
               <w:rPr>
@@ -828,7 +828,7 @@
               <w14:ligatures w14:val="standardContextual"/>
             </w:rPr>
           </w:pPr>
-          <w:hyperlink w:anchor="_Toc241696632" w:history="1">
+          <w:hyperlink w:anchor="_Toc241745504" w:history="1">
             <w:r>
               <w:rPr>
                 <w:rStyle w:val="Hiperligao"/>
@@ -852,7 +852,7 @@
               <w:rPr>
                 <w:noProof/>
               </w:rPr>
-              <w:instrText xml:space="preserve"> PAGEREF _Toc241696632 \h </w:instrText>
+              <w:instrText xml:space="preserve"> PAGEREF _Toc241745504 \h </w:instrText>
             </w:r>
             <w:r>
               <w:rPr>
@@ -894,7 +894,7 @@
               <w14:ligatures w14:val="standardContextual"/>
             </w:rPr>
           </w:pPr>
-          <w:hyperlink w:anchor="_Toc241696633" w:history="1">
+          <w:hyperlink w:anchor="_Toc241745505" w:history="1">
             <w:r>
               <w:rPr>
                 <w:rStyle w:val="Hiperligao"/>
@@ -918,7 +918,7 @@
               <w:rPr>
                 <w:noProof/>
               </w:rPr>
-              <w:instrText xml:space="preserve"> PAGEREF _Toc241696633 \h </w:instrText>
+              <w:instrText xml:space="preserve"> PAGEREF _Toc241745505 \h </w:instrText>
             </w:r>
             <w:r>
               <w:rPr>
@@ -960,7 +960,7 @@
               <w14:ligatures w14:val="standardContextual"/>
             </w:rPr>
           </w:pPr>
-          <w:hyperlink w:anchor="_Toc241696634" w:history="1">
+          <w:hyperlink w:anchor="_Toc241745506" w:history="1">
             <w:r>
               <w:rPr>
                 <w:rStyle w:val="Hiperligao"/>
@@ -984,7 +984,7 @@
               <w:rPr>
                 <w:noProof/>
               </w:rPr>
-              <w:instrText xml:space="preserve"> PAGEREF _Toc241696634 \h </w:instrText>
+              <w:instrText xml:space="preserve"> PAGEREF _Toc241745506 \h </w:instrText>
             </w:r>
             <w:r>
               <w:rPr>
@@ -1026,7 +1026,7 @@
               <w14:ligatures w14:val="standardContextual"/>
             </w:rPr>
           </w:pPr>
-          <w:hyperlink w:anchor="_Toc241696635" w:history="1">
+          <w:hyperlink w:anchor="_Toc241745507" w:history="1">
             <w:r>
               <w:rPr>
                 <w:rStyle w:val="Hiperligao"/>
@@ -1050,7 +1050,7 @@
               <w:rPr>
                 <w:noProof/>
               </w:rPr>
-              <w:instrText xml:space="preserve"> PAGEREF _Toc241696635 \h </w:instrText>
+              <w:instrText xml:space="preserve"> PAGEREF _Toc241745507 \h </w:instrText>
             </w:r>
             <w:r>
               <w:rPr>
@@ -1092,7 +1092,7 @@
               <w14:ligatures w14:val="standardContextual"/>
             </w:rPr>
           </w:pPr>
-          <w:hyperlink w:anchor="_Toc241696636" w:history="1">
+          <w:hyperlink w:anchor="_Toc241745508" w:history="1">
             <w:r>
               <w:rPr>
                 <w:rStyle w:val="Hiperligao"/>
@@ -1116,7 +1116,7 @@
               <w:rPr>
                 <w:noProof/>
               </w:rPr>
-              <w:instrText xml:space="preserve"> PAGEREF _Toc241696636 \h </w:instrText>
+              <w:instrText xml:space="preserve"> PAGEREF _Toc241745508 \h </w:instrText>
             </w:r>
             <w:r>
               <w:rPr>
@@ -1158,7 +1158,7 @@
               <w14:ligatures w14:val="standardContextual"/>
             </w:rPr>
           </w:pPr>
-          <w:hyperlink w:anchor="_Toc241696637" w:history="1">
+          <w:hyperlink w:anchor="_Toc241745509" w:history="1">
             <w:r>
               <w:rPr>
                 <w:rStyle w:val="Hiperligao"/>
@@ -1182,7 +1182,7 @@
               <w:rPr>
                 <w:noProof/>
               </w:rPr>
-              <w:instrText xml:space="preserve"> PAGEREF _Toc241696637 \h </w:instrText>
+              <w:instrText xml:space="preserve"> PAGEREF _Toc241745509 \h </w:instrText>
             </w:r>
             <w:r>
               <w:rPr>
@@ -1224,7 +1224,7 @@
               <w14:ligatures w14:val="standardContextual"/>
             </w:rPr>
           </w:pPr>
-          <w:hyperlink w:anchor="_Toc241696638" w:history="1">
+          <w:hyperlink w:anchor="_Toc241745510" w:history="1">
             <w:r>
               <w:rPr>
                 <w:rStyle w:val="Hiperligao"/>
@@ -1248,7 +1248,7 @@
               <w:rPr>
                 <w:noProof/>
               </w:rPr>
-              <w:instrText xml:space="preserve"> PAGEREF _Toc241696638 \h </w:instrText>
+              <w:instrText xml:space="preserve"> PAGEREF _Toc241745510 \h </w:instrText>
             </w:r>
             <w:r>
               <w:rPr>
@@ -1290,7 +1290,7 @@
               <w14:ligatures w14:val="standardContextual"/>
             </w:rPr>
           </w:pPr>
-          <w:hyperlink w:anchor="_Toc241696639" w:history="1">
+          <w:hyperlink w:anchor="_Toc241745511" w:history="1">
             <w:r>
               <w:rPr>
                 <w:rStyle w:val="Hiperligao"/>
@@ -1314,7 +1314,7 @@
               <w:rPr>
                 <w:noProof/>
               </w:rPr>
-              <w:instrText xml:space="preserve"> PAGEREF _Toc241696639 \h </w:instrText>
+              <w:instrText xml:space="preserve"> PAGEREF _Toc241745511 \h </w:instrText>
             </w:r>
             <w:r>
               <w:rPr>
@@ -1356,7 +1356,7 @@
               <w14:ligatures w14:val="standardContextual"/>
             </w:rPr>
           </w:pPr>
-          <w:hyperlink w:anchor="_Toc241696640" w:history="1">
+          <w:hyperlink w:anchor="_Toc241745512" w:history="1">
             <w:r>
               <w:rPr>
                 <w:rStyle w:val="Hiperligao"/>
@@ -1380,7 +1380,7 @@
               <w:rPr>
                 <w:noProof/>
               </w:rPr>
-              <w:instrText xml:space="preserve"> PAGEREF _Toc241696640 \h </w:instrText>
+              <w:instrText xml:space="preserve"> PAGEREF _Toc241745512 \h </w:instrText>
             </w:r>
             <w:r>
               <w:rPr>
@@ -1422,7 +1422,7 @@
               <w14:ligatures w14:val="standardContextual"/>
             </w:rPr>
           </w:pPr>
-          <w:hyperlink w:anchor="_Toc241696641" w:history="1">
+          <w:hyperlink w:anchor="_Toc241745513" w:history="1">
             <w:r>
               <w:rPr>
                 <w:rStyle w:val="Hiperligao"/>
@@ -1446,7 +1446,7 @@
               <w:rPr>
                 <w:noProof/>
               </w:rPr>
-              <w:instrText xml:space="preserve"> PAGEREF _Toc241696641 \h </w:instrText>
+              <w:instrText xml:space="preserve"> PAGEREF _Toc241745513 \h </w:instrText>
             </w:r>
             <w:r>
               <w:rPr>
@@ -1488,7 +1488,7 @@
               <w14:ligatures w14:val="standardContextual"/>
             </w:rPr>
           </w:pPr>
-          <w:hyperlink w:anchor="_Toc241696642" w:history="1">
+          <w:hyperlink w:anchor="_Toc241745514" w:history="1">
             <w:r>
               <w:rPr>
                 <w:rStyle w:val="Hiperligao"/>
@@ -1512,7 +1512,7 @@
               <w:rPr>
                 <w:noProof/>
               </w:rPr>
-              <w:instrText xml:space="preserve"> PAGEREF _Toc241696642 \h </w:instrText>
+              <w:instrText xml:space="preserve"> PAGEREF _Toc241745514 \h </w:instrText>
             </w:r>
             <w:r>
               <w:rPr>
@@ -1554,7 +1554,7 @@
               <w14:ligatures w14:val="standardContextual"/>
             </w:rPr>
           </w:pPr>
-          <w:hyperlink w:anchor="_Toc241696643" w:history="1">
+          <w:hyperlink w:anchor="_Toc241745515" w:history="1">
             <w:r>
               <w:rPr>
                 <w:rStyle w:val="Hiperligao"/>
@@ -1578,7 +1578,7 @@
               <w:rPr>
                 <w:noProof/>
               </w:rPr>
-              <w:instrText xml:space="preserve"> PAGEREF _Toc241696643 \h </w:instrText>
+              <w:instrText xml:space="preserve"> PAGEREF _Toc241745515 \h </w:instrText>
             </w:r>
             <w:r>
               <w:rPr>
@@ -1620,7 +1620,7 @@
               <w14:ligatures w14:val="standardContextual"/>
             </w:rPr>
           </w:pPr>
-          <w:hyperlink w:anchor="_Toc241696644" w:history="1">
+          <w:hyperlink w:anchor="_Toc241745516" w:history="1">
             <w:r>
               <w:rPr>
                 <w:rStyle w:val="Hiperligao"/>
@@ -1644,7 +1644,7 @@
               <w:rPr>
                 <w:noProof/>
               </w:rPr>
-              <w:instrText xml:space="preserve"> PAGEREF _Toc241696644 \h </w:instrText>
+              <w:instrText xml:space="preserve"> PAGEREF _Toc241745516 \h </w:instrText>
             </w:r>
             <w:r>
               <w:rPr>
@@ -1686,7 +1686,7 @@
               <w14:ligatures w14:val="standardContextual"/>
             </w:rPr>
           </w:pPr>
-          <w:hyperlink w:anchor="_Toc241696645" w:history="1">
+          <w:hyperlink w:anchor="_Toc241745517" w:history="1">
             <w:r>
               <w:rPr>
                 <w:rStyle w:val="Hiperligao"/>
@@ -1710,7 +1710,7 @@
               <w:rPr>
                 <w:noProof/>
               </w:rPr>
-              <w:instrText xml:space="preserve"> PAGEREF _Toc241696645 \h </w:instrText>
+              <w:instrText xml:space="preserve"> PAGEREF _Toc241745517 \h </w:instrText>
             </w:r>
             <w:r>
               <w:rPr>
@@ -1752,7 +1752,7 @@
               <w14:ligatures w14:val="standardContextual"/>
             </w:rPr>
           </w:pPr>
-          <w:hyperlink w:anchor="_Toc241696646" w:history="1">
+          <w:hyperlink w:anchor="_Toc241745518" w:history="1">
             <w:r>
               <w:rPr>
                 <w:rStyle w:val="Hiperligao"/>
@@ -1776,7 +1776,7 @@
               <w:rPr>
                 <w:noProof/>
               </w:rPr>
-              <w:instrText xml:space="preserve"> PAGEREF _Toc241696646 \h </w:instrText>
+              <w:instrText xml:space="preserve"> PAGEREF _Toc241745518 \h </w:instrText>
             </w:r>
             <w:r>
               <w:rPr>
@@ -1818,7 +1818,7 @@
               <w14:ligatures w14:val="standardContextual"/>
             </w:rPr>
           </w:pPr>
-          <w:hyperlink w:anchor="_Toc241696647" w:history="1">
+          <w:hyperlink w:anchor="_Toc241745519" w:history="1">
             <w:r>
               <w:rPr>
                 <w:rStyle w:val="Hiperligao"/>
@@ -1842,7 +1842,7 @@
               <w:rPr>
                 <w:noProof/>
               </w:rPr>
-              <w:instrText xml:space="preserve"> PAGEREF _Toc241696647 \h </w:instrText>
+              <w:instrText xml:space="preserve"> PAGEREF _Toc241745519 \h </w:instrText>
             </w:r>
             <w:r>
               <w:rPr>
@@ -1884,7 +1884,7 @@
               <w14:ligatures w14:val="standardContextual"/>
             </w:rPr>
           </w:pPr>
-          <w:hyperlink w:anchor="_Toc241696648" w:history="1">
+          <w:hyperlink w:anchor="_Toc241745520" w:history="1">
             <w:r>
               <w:rPr>
                 <w:rStyle w:val="Hiperligao"/>
@@ -1908,7 +1908,7 @@
               <w:rPr>
                 <w:noProof/>
               </w:rPr>
-              <w:instrText xml:space="preserve"> PAGEREF _Toc241696648 \h </w:instrText>
+              <w:instrText xml:space="preserve"> PAGEREF _Toc241745520 \h </w:instrText>
             </w:r>
             <w:r>
               <w:rPr>
@@ -1950,7 +1950,7 @@
               <w14:ligatures w14:val="standardContextual"/>
             </w:rPr>
           </w:pPr>
-          <w:hyperlink w:anchor="_Toc241696649" w:history="1">
+          <w:hyperlink w:anchor="_Toc241745521" w:history="1">
             <w:r>
               <w:rPr>
                 <w:rStyle w:val="Hiperligao"/>
@@ -1974,7 +1974,7 @@
               <w:rPr>
                 <w:noProof/>
               </w:rPr>
-              <w:instrText xml:space="preserve"> PAGEREF _Toc241696649 \h </w:instrText>
+              <w:instrText xml:space="preserve"> PAGEREF _Toc241745521 \h </w:instrText>
             </w:r>
             <w:r>
               <w:rPr>
@@ -2016,7 +2016,7 @@
               <w14:ligatures w14:val="standardContextual"/>
             </w:rPr>
           </w:pPr>
-          <w:hyperlink w:anchor="_Toc241696650" w:history="1">
+          <w:hyperlink w:anchor="_Toc241745522" w:history="1">
             <w:r>
               <w:rPr>
                 <w:rStyle w:val="Hiperligao"/>
@@ -2040,7 +2040,7 @@
               <w:rPr>
                 <w:noProof/>
               </w:rPr>
-              <w:instrText xml:space="preserve"> PAGEREF _Toc241696650 \h </w:instrText>
+              <w:instrText xml:space="preserve"> PAGEREF _Toc241745522 \h </w:instrText>
             </w:r>
             <w:r>
               <w:rPr>
@@ -2082,7 +2082,7 @@
               <w14:ligatures w14:val="standardContextual"/>
             </w:rPr>
           </w:pPr>
-          <w:hyperlink w:anchor="_Toc241696651" w:history="1">
+          <w:hyperlink w:anchor="_Toc241745523" w:history="1">
             <w:r>
               <w:rPr>
                 <w:rStyle w:val="Hiperligao"/>
@@ -2106,7 +2106,7 @@
               <w:rPr>
                 <w:noProof/>
               </w:rPr>
-              <w:instrText xml:space="preserve"> PAGEREF _Toc241696651 \h </w:instrText>
+              <w:instrText xml:space="preserve"> PAGEREF _Toc241745523 \h </w:instrText>
             </w:r>
             <w:r>
               <w:rPr>
@@ -2154,7 +2154,7 @@
       <w:pPr>
         <w:pStyle w:val="Ttulo1"/>
       </w:pPr>
-      <w:bookmarkStart w:id="0" w:name="_Toc241696621"/>
+      <w:bookmarkStart w:id="0" w:name="_Toc241745493"/>
       <w:r>
         <w:lastRenderedPageBreak/>
         <w:t>A sua função num relance</w:t>
@@ -2235,7 +2235,7 @@
       <w:pPr>
         <w:pStyle w:val="Ttulo2"/>
       </w:pPr>
-      <w:bookmarkStart w:id="1" w:name="_Toc241696622"/>
+      <w:bookmarkStart w:id="1" w:name="_Toc241745494"/>
       <w:r>
         <w:t>Pode / Não pode</w:t>
       </w:r>
@@ -2969,7 +2969,7 @@
       <w:pPr>
         <w:pStyle w:val="Ttulo2"/>
       </w:pPr>
-      <w:bookmarkStart w:id="2" w:name="_Toc241696623"/>
+      <w:bookmarkStart w:id="2" w:name="_Toc241745495"/>
       <w:r>
         <w:t>De onde vem o seu acesso</w:t>
       </w:r>
@@ -3579,7 +3579,7 @@
       <w:pPr>
         <w:pStyle w:val="Ttulo2"/>
       </w:pPr>
-      <w:bookmarkStart w:id="3" w:name="_Toc241696624"/>
+      <w:bookmarkStart w:id="3" w:name="_Toc241745496"/>
       <w:r>
         <w:t>Como iniciar sessão, alterar a palavra-passe e terminar sessão</w:t>
       </w:r>
@@ -3704,7 +3704,7 @@
         </w:rPr>
         <w:lastRenderedPageBreak/>
         <w:drawing>
-          <wp:inline distT="0" distB="0" distL="0" distR="0" wp14:anchorId="0E1AE606" wp14:editId="38F738AB">
+          <wp:inline distT="0" distB="0" distL="0" distR="0" wp14:anchorId="07E70AE4" wp14:editId="45999403">
             <wp:extent cx="5715000" cy="3571875"/>
             <wp:effectExtent l="0" t="0" r="0" b="0"/>
             <wp:docPr id="210" name="01-login.png" descr="A página de início de sessão com Email, Palavra-passe, Manter sessão iniciada e o botão Iniciar sessão." title="A página de início de sessão com Email, Palavra-passe, Manter sessão iniciada e o botão Iniciar sessão."/>
@@ -3815,7 +3815,7 @@
         </w:rPr>
         <w:lastRenderedPageBreak/>
         <w:drawing>
-          <wp:inline distT="0" distB="0" distL="0" distR="0" wp14:anchorId="7F45C358" wp14:editId="32641542">
+          <wp:inline distT="0" distB="0" distL="0" distR="0" wp14:anchorId="2FCFFFFF" wp14:editId="599CA95C">
             <wp:extent cx="5715000" cy="3571875"/>
             <wp:effectExtent l="0" t="0" r="0" b="0"/>
             <wp:docPr id="211" name="03-user-menu.png" descr="O menu da conta aberto, com Definições e Terminar sessão." title="O menu da conta aberto, com Definições e Terminar sessão."/>
@@ -3868,7 +3868,7 @@
         <w:pStyle w:val="Ttulo1"/>
         <w:pageBreakBefore/>
       </w:pPr>
-      <w:bookmarkStart w:id="4" w:name="_Toc241696625"/>
+      <w:bookmarkStart w:id="4" w:name="_Toc241745497"/>
       <w:r>
         <w:lastRenderedPageBreak/>
         <w:t>Painel</w:t>
@@ -3901,7 +3901,7 @@
           <w:noProof/>
         </w:rPr>
         <w:drawing>
-          <wp:inline distT="0" distB="0" distL="0" distR="0" wp14:anchorId="44905C6B" wp14:editId="71364DBC">
+          <wp:inline distT="0" distB="0" distL="0" distR="0" wp14:anchorId="6A1A1273" wp14:editId="0542B26D">
             <wp:extent cx="5715000" cy="5133975"/>
             <wp:effectExtent l="0" t="0" r="0" b="0"/>
             <wp:docPr id="212" name="01-dashboard-sidebar.png" descr="O painel do Manager com a barra lateral e os cartões de resumo." title="O painel do Manager com a barra lateral e os cartões de resumo."/>
@@ -4409,7 +4409,7 @@
         <w:pStyle w:val="Ttulo1"/>
         <w:pageBreakBefore/>
       </w:pPr>
-      <w:bookmarkStart w:id="5" w:name="_Toc241696626"/>
+      <w:bookmarkStart w:id="5" w:name="_Toc241745498"/>
       <w:r>
         <w:lastRenderedPageBreak/>
         <w:t>Utilizadores</w:t>
@@ -4442,7 +4442,7 @@
           <w:noProof/>
         </w:rPr>
         <w:drawing>
-          <wp:inline distT="0" distB="0" distL="0" distR="0" wp14:anchorId="4B510F78" wp14:editId="7FCB5744">
+          <wp:inline distT="0" distB="0" distL="0" distR="0" wp14:anchorId="6AC3C19B" wp14:editId="72E7587B">
             <wp:extent cx="5715000" cy="3571875"/>
             <wp:effectExtent l="0" t="0" r="0" b="0"/>
             <wp:docPr id="213" name="06-users.png" descr="A lista de Utilizadores para um Manager, sem administradores e sem os botões Novo Utilizador nem Ficheiro de credenciais." title="A lista de Utilizadores para um Manager, sem administradores e sem os botões Novo Utilizador nem Ficheiro de credenciais."/>
@@ -4891,7 +4891,7 @@
       <w:pPr>
         <w:pStyle w:val="Ttulo2"/>
       </w:pPr>
-      <w:bookmarkStart w:id="6" w:name="_Toc241696627"/>
+      <w:bookmarkStart w:id="6" w:name="_Toc241745499"/>
       <w:r>
         <w:lastRenderedPageBreak/>
         <w:t>Mapas de uma pessoa</w:t>
@@ -4934,8 +4934,8 @@
           <w:noProof/>
         </w:rPr>
         <w:drawing>
-          <wp:inline distT="0" distB="0" distL="0" distR="0" wp14:anchorId="36DFC264" wp14:editId="41314561">
-            <wp:extent cx="4362450" cy="1819275"/>
+          <wp:inline distT="0" distB="0" distL="0" distR="0" wp14:anchorId="303A6C95" wp14:editId="4C645A62">
+            <wp:extent cx="4362450" cy="2190750"/>
             <wp:effectExtent l="0" t="0" r="0" b="0"/>
             <wp:docPr id="214" name="09-users-maps-dialog.png" descr="A caixa de diálogo Mapas de um utilizador, com listas de nível de partilha e ícones de proprietário e remover." title="A caixa de diálogo Mapas de um utilizador, com listas de nível de partilha e ícones de proprietário e remover."/>
             <wp:cNvGraphicFramePr>
@@ -4960,7 +4960,7 @@
                   <pic:spPr bwMode="auto">
                     <a:xfrm>
                       <a:off x="0" y="0"/>
-                      <a:ext cx="4362450" cy="1819275"/>
+                      <a:ext cx="4362450" cy="2190750"/>
                     </a:xfrm>
                     <a:prstGeom prst="rect">
                       <a:avLst/>
@@ -6133,6 +6133,7 @@
               <w:spacing w:after="0"/>
             </w:pPr>
             <w:r>
+              <w:lastRenderedPageBreak/>
               <w:t>Pode editar</w:t>
             </w:r>
           </w:p>
@@ -6173,9 +6174,8 @@
       <w:pPr>
         <w:pStyle w:val="Ttulo2"/>
       </w:pPr>
-      <w:bookmarkStart w:id="7" w:name="_Toc241696628"/>
-      <w:r>
-        <w:lastRenderedPageBreak/>
+      <w:bookmarkStart w:id="7" w:name="_Toc241745500"/>
+      <w:r>
         <w:t>Exemplo: dar um mapa a um colega que assume o trabalho</w:t>
       </w:r>
       <w:bookmarkEnd w:id="7"/>
@@ -6302,7 +6302,7 @@
         <w:pStyle w:val="Ttulo1"/>
         <w:pageBreakBefore/>
       </w:pPr>
-      <w:bookmarkStart w:id="8" w:name="_Toc241696629"/>
+      <w:bookmarkStart w:id="8" w:name="_Toc241745501"/>
       <w:r>
         <w:lastRenderedPageBreak/>
         <w:t>Mapas</w:t>
@@ -6335,7 +6335,7 @@
           <w:noProof/>
         </w:rPr>
         <w:drawing>
-          <wp:inline distT="0" distB="0" distL="0" distR="0" wp14:anchorId="1A3F65EB" wp14:editId="0D35AD62">
+          <wp:inline distT="0" distB="0" distL="0" distR="0" wp14:anchorId="40EC3BAA" wp14:editId="41B9CF56">
             <wp:extent cx="5715000" cy="3429000"/>
             <wp:effectExtent l="0" t="0" r="0" b="0"/>
             <wp:docPr id="215" name="02-maps-all.png" descr="A lista de Mapas, separador Todos, com os ícones Copiar, Partilhar, Agendar e Exportar em cada linha." title="A lista de Mapas, separador Todos, com os ícones Copiar, Partilhar, Agendar e Exportar em cada linha."/>
@@ -6387,7 +6387,7 @@
       <w:pPr>
         <w:pStyle w:val="Ttulo2"/>
       </w:pPr>
-      <w:bookmarkStart w:id="9" w:name="_Toc241696630"/>
+      <w:bookmarkStart w:id="9" w:name="_Toc241745502"/>
       <w:r>
         <w:t>Encontrar um mapa</w:t>
       </w:r>
@@ -7013,7 +7013,7 @@
       <w:pPr>
         <w:pStyle w:val="Ttulo2"/>
       </w:pPr>
-      <w:bookmarkStart w:id="10" w:name="_Toc241696631"/>
+      <w:bookmarkStart w:id="10" w:name="_Toc241745503"/>
       <w:r>
         <w:lastRenderedPageBreak/>
         <w:t>O que faz cada ícone</w:t>
@@ -7613,7 +7613,7 @@
       <w:pPr>
         <w:pStyle w:val="Ttulo2"/>
       </w:pPr>
-      <w:bookmarkStart w:id="11" w:name="_Toc241696632"/>
+      <w:bookmarkStart w:id="11" w:name="_Toc241745504"/>
       <w:r>
         <w:t>Copiar um mapa para construir o seu</w:t>
       </w:r>
@@ -7702,7 +7702,7 @@
       <w:pPr>
         <w:pStyle w:val="Ttulo2"/>
       </w:pPr>
-      <w:bookmarkStart w:id="12" w:name="_Toc241696633"/>
+      <w:bookmarkStart w:id="12" w:name="_Toc241745505"/>
       <w:r>
         <w:t>Partilhar um mapa</w:t>
       </w:r>
@@ -7807,7 +7807,7 @@
         </w:rPr>
         <w:lastRenderedPageBreak/>
         <w:drawing>
-          <wp:inline distT="0" distB="0" distL="0" distR="0" wp14:anchorId="5F49473D" wp14:editId="193EE9AC">
+          <wp:inline distT="0" distB="0" distL="0" distR="0" wp14:anchorId="1053E346" wp14:editId="7D429D69">
             <wp:extent cx="3743325" cy="3895725"/>
             <wp:effectExtent l="0" t="0" r="0" b="0"/>
             <wp:docPr id="216" name="03-share-dialog.png" descr="A caixa de diálogo Partilhar mapa com uma caixa de pesquisa e os botões Pode ver, Pode exportar e Pode editar." title="A caixa de diálogo Partilhar mapa com uma caixa de pesquisa e os botões Pode ver, Pode exportar e Pode editar."/>
@@ -7890,7 +7890,7 @@
         <w:pStyle w:val="Ttulo1"/>
         <w:pageBreakBefore/>
       </w:pPr>
-      <w:bookmarkStart w:id="13" w:name="_Toc241696634"/>
+      <w:bookmarkStart w:id="13" w:name="_Toc241745506"/>
       <w:r>
         <w:lastRenderedPageBreak/>
         <w:t>Construtor de mapas</w:t>
@@ -7923,7 +7923,7 @@
           <w:noProof/>
         </w:rPr>
         <w:drawing>
-          <wp:inline distT="0" distB="0" distL="0" distR="0" wp14:anchorId="1D971E4A" wp14:editId="4971B634">
+          <wp:inline distT="0" distB="0" distL="0" distR="0" wp14:anchorId="7F9DD30E" wp14:editId="64B6C17C">
             <wp:extent cx="5715000" cy="3571875"/>
             <wp:effectExtent l="0" t="0" r="0" b="0"/>
             <wp:docPr id="217" name="05-builder-overview.png" descr="O construtor de mapas com a árvore Áreas de Negócio, a área de Colunas e o painel Propriedades." title="O construtor de mapas com a árvore Áreas de Negócio, a área de Colunas e o painel Propriedades."/>
@@ -7975,7 +7975,7 @@
       <w:pPr>
         <w:pStyle w:val="Ttulo2"/>
       </w:pPr>
-      <w:bookmarkStart w:id="14" w:name="_Toc241696635"/>
+      <w:bookmarkStart w:id="14" w:name="_Toc241745507"/>
       <w:r>
         <w:t>O que pode guardar</w:t>
       </w:r>
@@ -8356,7 +8356,7 @@
       <w:pPr>
         <w:pStyle w:val="Ttulo2"/>
       </w:pPr>
-      <w:bookmarkStart w:id="15" w:name="_Toc241696636"/>
+      <w:bookmarkStart w:id="15" w:name="_Toc241745508"/>
       <w:r>
         <w:t>A barra de ferramentas</w:t>
       </w:r>
@@ -9197,7 +9197,7 @@
       <w:pPr>
         <w:pStyle w:val="Ttulo2"/>
       </w:pPr>
-      <w:bookmarkStart w:id="16" w:name="_Toc241696637"/>
+      <w:bookmarkStart w:id="16" w:name="_Toc241745509"/>
       <w:r>
         <w:t>Construir um mapa</w:t>
       </w:r>
@@ -9365,7 +9365,7 @@
       <w:pPr>
         <w:pStyle w:val="Ttulo2"/>
       </w:pPr>
-      <w:bookmarkStart w:id="17" w:name="_Toc241696638"/>
+      <w:bookmarkStart w:id="17" w:name="_Toc241745510"/>
       <w:r>
         <w:t>Configurar coluna</w:t>
       </w:r>
@@ -11282,7 +11282,7 @@
       <w:pPr>
         <w:pStyle w:val="Ttulo2"/>
       </w:pPr>
-      <w:bookmarkStart w:id="18" w:name="_Toc241696639"/>
+      <w:bookmarkStart w:id="18" w:name="_Toc241745511"/>
       <w:r>
         <w:lastRenderedPageBreak/>
         <w:t>Os cinco separadores de definições</w:t>
@@ -12948,7 +12948,7 @@
       <w:pPr>
         <w:pStyle w:val="Ttulo2"/>
       </w:pPr>
-      <w:bookmarkStart w:id="19" w:name="_Toc241696640"/>
+      <w:bookmarkStart w:id="19" w:name="_Toc241745512"/>
       <w:r>
         <w:t>Formatação condicional</w:t>
       </w:r>
@@ -13654,7 +13654,7 @@
       <w:pPr>
         <w:pStyle w:val="Ttulo2"/>
       </w:pPr>
-      <w:bookmarkStart w:id="20" w:name="_Toc241696641"/>
+      <w:bookmarkStart w:id="20" w:name="_Toc241745513"/>
       <w:r>
         <w:t>Mapas recusados</w:t>
       </w:r>
@@ -13670,7 +13670,7 @@
         <w:pStyle w:val="Ttulo1"/>
         <w:pageBreakBefore/>
       </w:pPr>
-      <w:bookmarkStart w:id="21" w:name="_Toc241696642"/>
+      <w:bookmarkStart w:id="21" w:name="_Toc241745514"/>
       <w:r>
         <w:lastRenderedPageBreak/>
         <w:t>Visualizador de mapas</w:t>
@@ -13713,7 +13713,7 @@
           <w:noProof/>
         </w:rPr>
         <w:drawing>
-          <wp:inline distT="0" distB="0" distL="0" distR="0" wp14:anchorId="2A67C102" wp14:editId="69643494">
+          <wp:inline distT="0" distB="0" distL="0" distR="0" wp14:anchorId="5229A68F" wp14:editId="22E7A719">
             <wp:extent cx="5715000" cy="3571875"/>
             <wp:effectExtent l="0" t="0" r="0" b="0"/>
             <wp:docPr id="218" name="06-viewer-results.png" descr="Uma execução concluída com os botões Excel, CSV e PDF por cima da grelha de resultados." title="Uma execução concluída com os botões Excel, CSV e PDF por cima da grelha de resultados."/>
@@ -14601,7 +14601,7 @@
       <w:pPr>
         <w:pStyle w:val="Ttulo2"/>
       </w:pPr>
-      <w:bookmarkStart w:id="22" w:name="_Toc241696643"/>
+      <w:bookmarkStart w:id="22" w:name="_Toc241745515"/>
       <w:r>
         <w:t>Exportar para PDF</w:t>
       </w:r>
@@ -15013,7 +15013,7 @@
       <w:pPr>
         <w:pStyle w:val="Ttulo2"/>
       </w:pPr>
-      <w:bookmarkStart w:id="23" w:name="_Toc241696644"/>
+      <w:bookmarkStart w:id="23" w:name="_Toc241745516"/>
       <w:r>
         <w:t>Exemplo: executar e exportar GD_M.M10_V01.DIS</w:t>
       </w:r>
@@ -15126,7 +15126,7 @@
         <w:pStyle w:val="Ttulo1"/>
         <w:pageBreakBefore/>
       </w:pPr>
-      <w:bookmarkStart w:id="24" w:name="_Toc241696645"/>
+      <w:bookmarkStart w:id="24" w:name="_Toc241745517"/>
       <w:r>
         <w:lastRenderedPageBreak/>
         <w:t>Agendamentos</w:t>
@@ -15149,7 +15149,7 @@
           <w:noProof/>
         </w:rPr>
         <w:drawing>
-          <wp:inline distT="0" distB="0" distL="0" distR="0" wp14:anchorId="4441FD36" wp14:editId="329BEC97">
+          <wp:inline distT="0" distB="0" distL="0" distR="0" wp14:anchorId="2C023A2F" wp14:editId="6C7ED737">
             <wp:extent cx="5715000" cy="3571875"/>
             <wp:effectExtent l="0" t="0" r="0" b="0"/>
             <wp:docPr id="219" name="38-schedules-list.png" descr="A página Agendamentos com um agendamento em pausa e os respetivos ícones de ação." title="A página Agendamentos com um agendamento em pausa e os respetivos ícones de ação."/>
@@ -17210,7 +17210,7 @@
       <w:pPr>
         <w:pStyle w:val="Ttulo2"/>
       </w:pPr>
-      <w:bookmarkStart w:id="25" w:name="_Toc241696646"/>
+      <w:bookmarkStart w:id="25" w:name="_Toc241745518"/>
       <w:r>
         <w:t>Exemplo: agendar uma execução semanal</w:t>
       </w:r>
@@ -17376,7 +17376,7 @@
         <w:pStyle w:val="Ttulo1"/>
         <w:pageBreakBefore/>
       </w:pPr>
-      <w:bookmarkStart w:id="26" w:name="_Toc241696647"/>
+      <w:bookmarkStart w:id="26" w:name="_Toc241745519"/>
       <w:r>
         <w:lastRenderedPageBreak/>
         <w:t>Execuções</w:t>
@@ -17406,7 +17406,7 @@
           <w:noProof/>
         </w:rPr>
         <w:drawing>
-          <wp:inline distT="0" distB="0" distL="0" distR="0" wp14:anchorId="22D02CE2" wp14:editId="27568D48">
+          <wp:inline distT="0" distB="0" distL="0" distR="0" wp14:anchorId="59135762" wp14:editId="560C34EC">
             <wp:extent cx="5715000" cy="3571875"/>
             <wp:effectExtent l="0" t="0" r="0" b="0"/>
             <wp:docPr id="220" name="08-runs.png" descr="A página Execuções com os filtros Mapa, Estado e Tipo e a lista de execuções." title="A página Execuções com os filtros Mapa, Estado e Tipo e a lista de execuções."/>
@@ -18128,7 +18128,7 @@
         <w:pStyle w:val="Ttulo1"/>
         <w:pageBreakBefore/>
       </w:pPr>
-      <w:bookmarkStart w:id="27" w:name="_Toc241696648"/>
+      <w:bookmarkStart w:id="27" w:name="_Toc241745520"/>
       <w:r>
         <w:lastRenderedPageBreak/>
         <w:t>Exportações</w:t>
@@ -18158,7 +18158,7 @@
           <w:noProof/>
         </w:rPr>
         <w:drawing>
-          <wp:inline distT="0" distB="0" distL="0" distR="0" wp14:anchorId="3E76B8F5" wp14:editId="6BA25283">
+          <wp:inline distT="0" distB="0" distL="0" distR="0" wp14:anchorId="2D573846" wp14:editId="0616968C">
             <wp:extent cx="5715000" cy="3571875"/>
             <wp:effectExtent l="0" t="0" r="0" b="0"/>
             <wp:docPr id="221" name="44-exports.png" descr="A página Exportações com a lista de exportações e um botão Transferir nas concluídas." title="A página Exportações com a lista de exportações e um botão Transferir nas concluídas."/>
@@ -18435,7 +18435,7 @@
         <w:pStyle w:val="Ttulo1"/>
         <w:pageBreakBefore/>
       </w:pPr>
-      <w:bookmarkStart w:id="28" w:name="_Toc241696649"/>
+      <w:bookmarkStart w:id="28" w:name="_Toc241745521"/>
       <w:r>
         <w:lastRenderedPageBreak/>
         <w:t>Definições</w:t>
@@ -18478,7 +18478,7 @@
           <w:noProof/>
         </w:rPr>
         <w:drawing>
-          <wp:inline distT="0" distB="0" distL="0" distR="0" wp14:anchorId="4D445EAE" wp14:editId="52F1130D">
+          <wp:inline distT="0" distB="0" distL="0" distR="0" wp14:anchorId="2B9A266B" wp14:editId="53C09B21">
             <wp:extent cx="5715000" cy="3571875"/>
             <wp:effectExtent l="0" t="0" r="0" b="0"/>
             <wp:docPr id="222" name="04-settings.png" descr="A página Definições com os cartões Idioma de exibição, Aparência e Paleta." title="A página Definições com os cartões Idioma de exibição, Aparência e Paleta."/>
@@ -19032,7 +19032,7 @@
         <w:pStyle w:val="Ttulo1"/>
         <w:pageBreakBefore/>
       </w:pPr>
-      <w:bookmarkStart w:id="29" w:name="_Toc241696650"/>
+      <w:bookmarkStart w:id="29" w:name="_Toc241745522"/>
       <w:r>
         <w:lastRenderedPageBreak/>
         <w:t>Perguntas frequentes</w:t>
@@ -19232,7 +19232,7 @@
         <w:pStyle w:val="Ttulo1"/>
         <w:pageBreakBefore/>
       </w:pPr>
-      <w:bookmarkStart w:id="30" w:name="_Toc241696651"/>
+      <w:bookmarkStart w:id="30" w:name="_Toc241745523"/>
       <w:r>
         <w:lastRenderedPageBreak/>
         <w:t>Glossário</w:t>
@@ -20318,10 +20318,10 @@
 <file path=word/numbering.xml><?xml version="1.0" encoding="utf-8"?>
 <w:numbering xmlns:wpc="http://schemas.microsoft.com/office/word/2010/wordprocessingCanvas" xmlns:cx="http://schemas.microsoft.com/office/drawing/2014/chartex" xmlns:cx1="http://schemas.microsoft.com/office/drawing/2015/9/8/chartex" xmlns:cx2="http://schemas.microsoft.com/office/drawing/2015/10/21/chartex" xmlns:cx3="http://schemas.microsoft.com/office/drawing/2016/5/9/chartex" xmlns:cx4="http://schemas.microsoft.com/office/drawing/2016/5/10/chartex" xmlns:cx5="http://schemas.microsoft.com/office/drawing/2016/5/11/chartex" xmlns:cx6="http://schemas.microsoft.com/office/drawing/2016/5/12/chartex" xmlns:cx7="http://schemas.microsoft.com/office/drawing/2016/5/13/chartex" xmlns:cx8="http://schemas.microsoft.com/office/drawing/2016/5/14/chartex" xmlns:mc="http://schemas.openxmlformats.org/markup-compatibility/2006" xmlns:aink="http://schemas.microsoft.com/office/drawing/2016/ink" xmlns:am3d="http://schemas.microsoft.com/office/drawing/2017/model3d" xmlns:o="urn:schemas-microsoft-com:office:office" xmlns:oel="http://schemas.microsoft.com/office/2019/extlst" xmlns:r="http://schemas.openxmlformats.org/officeDocument/2006/relationships" xmlns:m="http://schemas.openxmlformats.org/officeDocument/2006/math" xmlns:v="urn:schemas-microsoft-com:vml" xmlns:wp14="http://schemas.microsoft.com/office/word/2010/wordprocessingDrawing" xmlns:wp="http://schemas.openxmlformats.org/drawingml/2006/wordprocessingDrawing" xmlns:w10="urn:schemas-microsoft-com:office:word" xmlns:w="http://schemas.openxmlformats.org/wordprocessingml/2006/main" xmlns:w14="http://schemas.microsoft.com/office/word/2010/wordml" xmlns:w15="http://schemas.microsoft.com/office/word/2012/wordml" xmlns:w16cex="http://schemas.microsoft.com/office/word/2018/wordml/cex" xmlns:w16cid="http://schemas.microsoft.com/office/word/2016/wordml/cid" xmlns:w16="http://schemas.microsoft.com/office/word/2018/wordml" xmlns:w16sdtdh="http://schemas.microsoft.com/office/word/2020/wordml/sdtdatahash" xmlns:w16se="http://schemas.microsoft.com/office/word/2015/wordml/symex" xmlns:wpg="http://schemas.microsoft.com/office/word/2010/wordprocessingGroup" xmlns:wpi="http://schemas.microsoft.com/office/word/2010/wordprocessingInk" xmlns:wne="http://schemas.microsoft.com/office/word/2006/wordml" xmlns:wps="http://schemas.microsoft.com/office/word/2010/wordprocessingShape" mc:Ignorable="w14 w15 w16se w16cid w16 w16cex w16sdtdh wp14">
   <w:abstractNum w:abstractNumId="0" w15:restartNumberingAfterBreak="0">
-    <w:nsid w:val="198960D7"/>
+    <w:nsid w:val="057B0171"/>
     <w:multiLevelType w:val="hybridMultilevel"/>
-    <w:tmpl w:val="DFFC58A0"/>
-    <w:lvl w:ilvl="0" w:tplc="4FF24616">
+    <w:tmpl w:val="DFC064EA"/>
+    <w:lvl w:ilvl="0" w:tplc="032ACB58">
       <w:start w:val="1"/>
       <w:numFmt w:val="decimal"/>
       <w:lvlText w:val="%1."/>
@@ -20330,7 +20330,7 @@
         <w:ind w:left="360" w:hanging="300"/>
       </w:pPr>
     </w:lvl>
-    <w:lvl w:ilvl="1" w:tplc="0A14E580" w:tentative="1">
+    <w:lvl w:ilvl="1" w:tplc="6CBE26F8" w:tentative="1">
       <w:start w:val="1"/>
       <w:numFmt w:val="lowerLetter"/>
       <w:lvlText w:val="%2."/>
@@ -20339,47 +20339,105 @@
         <w:ind w:left="720" w:hanging="300"/>
       </w:pPr>
     </w:lvl>
-    <w:lvl w:ilvl="2" w:tplc="12FED766">
+    <w:lvl w:ilvl="2" w:tplc="6A0E3BFC">
       <w:numFmt w:val="decimal"/>
       <w:lvlText w:val=""/>
       <w:lvlJc w:val="left"/>
     </w:lvl>
-    <w:lvl w:ilvl="3" w:tplc="E55A56FA">
+    <w:lvl w:ilvl="3" w:tplc="8FB6D8F0">
       <w:numFmt w:val="decimal"/>
       <w:lvlText w:val=""/>
       <w:lvlJc w:val="left"/>
     </w:lvl>
-    <w:lvl w:ilvl="4" w:tplc="465A7D6C">
+    <w:lvl w:ilvl="4" w:tplc="E906416E">
       <w:numFmt w:val="decimal"/>
       <w:lvlText w:val=""/>
       <w:lvlJc w:val="left"/>
     </w:lvl>
-    <w:lvl w:ilvl="5" w:tplc="0480E1B8">
+    <w:lvl w:ilvl="5" w:tplc="86BA2BFC">
       <w:numFmt w:val="decimal"/>
       <w:lvlText w:val=""/>
       <w:lvlJc w:val="left"/>
     </w:lvl>
-    <w:lvl w:ilvl="6" w:tplc="EC24A03C">
+    <w:lvl w:ilvl="6" w:tplc="C2D01906">
       <w:numFmt w:val="decimal"/>
       <w:lvlText w:val=""/>
       <w:lvlJc w:val="left"/>
     </w:lvl>
-    <w:lvl w:ilvl="7" w:tplc="B8BEC572">
+    <w:lvl w:ilvl="7" w:tplc="6D909664">
       <w:numFmt w:val="decimal"/>
       <w:lvlText w:val=""/>
       <w:lvlJc w:val="left"/>
     </w:lvl>
-    <w:lvl w:ilvl="8" w:tplc="1AEAD19E">
+    <w:lvl w:ilvl="8" w:tplc="0B6EDCE2">
       <w:numFmt w:val="decimal"/>
       <w:lvlText w:val=""/>
       <w:lvlJc w:val="left"/>
     </w:lvl>
   </w:abstractNum>
   <w:abstractNum w:abstractNumId="1" w15:restartNumberingAfterBreak="0">
-    <w:nsid w:val="26AC3DF1"/>
+    <w:nsid w:val="143A1B9E"/>
     <w:multiLevelType w:val="hybridMultilevel"/>
-    <w:tmpl w:val="0A329CD8"/>
-    <w:lvl w:ilvl="0" w:tplc="AC667B4E" w:tentative="1">
+    <w:tmpl w:val="7E8434A4"/>
+    <w:lvl w:ilvl="0" w:tplc="C784CC78">
+      <w:start w:val="1"/>
+      <w:numFmt w:val="decimal"/>
+      <w:lvlText w:val="%1."/>
+      <w:lvlJc w:val="left"/>
+      <w:pPr>
+        <w:ind w:left="360" w:hanging="300"/>
+      </w:pPr>
+    </w:lvl>
+    <w:lvl w:ilvl="1" w:tplc="BA40A880" w:tentative="1">
+      <w:start w:val="1"/>
+      <w:numFmt w:val="lowerLetter"/>
+      <w:lvlText w:val="%2."/>
+      <w:lvlJc w:val="left"/>
+      <w:pPr>
+        <w:ind w:left="720" w:hanging="300"/>
+      </w:pPr>
+    </w:lvl>
+    <w:lvl w:ilvl="2" w:tplc="EA348C8E">
+      <w:numFmt w:val="decimal"/>
+      <w:lvlText w:val=""/>
+      <w:lvlJc w:val="left"/>
+    </w:lvl>
+    <w:lvl w:ilvl="3" w:tplc="98545B30">
+      <w:numFmt w:val="decimal"/>
+      <w:lvlText w:val=""/>
+      <w:lvlJc w:val="left"/>
+    </w:lvl>
+    <w:lvl w:ilvl="4" w:tplc="9410D852">
+      <w:numFmt w:val="decimal"/>
+      <w:lvlText w:val=""/>
+      <w:lvlJc w:val="left"/>
+    </w:lvl>
+    <w:lvl w:ilvl="5" w:tplc="3A789FC6">
+      <w:numFmt w:val="decimal"/>
+      <w:lvlText w:val=""/>
+      <w:lvlJc w:val="left"/>
+    </w:lvl>
+    <w:lvl w:ilvl="6" w:tplc="E6FA9E8A">
+      <w:numFmt w:val="decimal"/>
+      <w:lvlText w:val=""/>
+      <w:lvlJc w:val="left"/>
+    </w:lvl>
+    <w:lvl w:ilvl="7" w:tplc="79D43356">
+      <w:numFmt w:val="decimal"/>
+      <w:lvlText w:val=""/>
+      <w:lvlJc w:val="left"/>
+    </w:lvl>
+    <w:lvl w:ilvl="8" w:tplc="BA363B2E">
+      <w:numFmt w:val="decimal"/>
+      <w:lvlText w:val=""/>
+      <w:lvlJc w:val="left"/>
+    </w:lvl>
+  </w:abstractNum>
+  <w:abstractNum w:abstractNumId="2" w15:restartNumberingAfterBreak="0">
+    <w:nsid w:val="2EFC2AD5"/>
+    <w:multiLevelType w:val="hybridMultilevel"/>
+    <w:tmpl w:val="CBE46B44"/>
+    <w:lvl w:ilvl="0" w:tplc="7E307160" w:tentative="1">
       <w:start w:val="1"/>
       <w:numFmt w:val="bullet"/>
       <w:lvlText w:val="●"/>
@@ -20388,7 +20446,7 @@
         <w:ind w:left="720" w:hanging="360"/>
       </w:pPr>
     </w:lvl>
-    <w:lvl w:ilvl="1" w:tplc="D23E46D0" w:tentative="1">
+    <w:lvl w:ilvl="1" w:tplc="DBF29582" w:tentative="1">
       <w:start w:val="1"/>
       <w:numFmt w:val="bullet"/>
       <w:lvlText w:val="○"/>
@@ -20397,7 +20455,7 @@
         <w:ind w:left="1440" w:hanging="360"/>
       </w:pPr>
     </w:lvl>
-    <w:lvl w:ilvl="2" w:tplc="EE2A4E0E" w:tentative="1">
+    <w:lvl w:ilvl="2" w:tplc="2AAEDC00" w:tentative="1">
       <w:start w:val="1"/>
       <w:numFmt w:val="bullet"/>
       <w:lvlText w:val="■"/>
@@ -20406,7 +20464,7 @@
         <w:ind w:left="2160" w:hanging="360"/>
       </w:pPr>
     </w:lvl>
-    <w:lvl w:ilvl="3" w:tplc="FBA0DF96" w:tentative="1">
+    <w:lvl w:ilvl="3" w:tplc="7018C424" w:tentative="1">
       <w:start w:val="1"/>
       <w:numFmt w:val="bullet"/>
       <w:lvlText w:val="●"/>
@@ -20415,7 +20473,7 @@
         <w:ind w:left="2880" w:hanging="360"/>
       </w:pPr>
     </w:lvl>
-    <w:lvl w:ilvl="4" w:tplc="3EB042E2" w:tentative="1">
+    <w:lvl w:ilvl="4" w:tplc="51047128" w:tentative="1">
       <w:start w:val="1"/>
       <w:numFmt w:val="bullet"/>
       <w:lvlText w:val="○"/>
@@ -20424,7 +20482,7 @@
         <w:ind w:left="3600" w:hanging="360"/>
       </w:pPr>
     </w:lvl>
-    <w:lvl w:ilvl="5" w:tplc="64069936" w:tentative="1">
+    <w:lvl w:ilvl="5" w:tplc="6718918E" w:tentative="1">
       <w:start w:val="1"/>
       <w:numFmt w:val="bullet"/>
       <w:lvlText w:val="■"/>
@@ -20433,7 +20491,7 @@
         <w:ind w:left="4320" w:hanging="360"/>
       </w:pPr>
     </w:lvl>
-    <w:lvl w:ilvl="6" w:tplc="1CE87808" w:tentative="1">
+    <w:lvl w:ilvl="6" w:tplc="59FEDE36" w:tentative="1">
       <w:start w:val="1"/>
       <w:numFmt w:val="bullet"/>
       <w:lvlText w:val="●"/>
@@ -20442,7 +20500,7 @@
         <w:ind w:left="5040" w:hanging="360"/>
       </w:pPr>
     </w:lvl>
-    <w:lvl w:ilvl="7" w:tplc="6F520CC0" w:tentative="1">
+    <w:lvl w:ilvl="7" w:tplc="46C69196" w:tentative="1">
       <w:start w:val="1"/>
       <w:numFmt w:val="bullet"/>
       <w:lvlText w:val="●"/>
@@ -20451,7 +20509,7 @@
         <w:ind w:left="5760" w:hanging="360"/>
       </w:pPr>
     </w:lvl>
-    <w:lvl w:ilvl="8" w:tplc="9B8A8910" w:tentative="1">
+    <w:lvl w:ilvl="8" w:tplc="93DE3378" w:tentative="1">
       <w:start w:val="1"/>
       <w:numFmt w:val="bullet"/>
       <w:lvlText w:val="●"/>
@@ -20461,11 +20519,11 @@
       </w:pPr>
     </w:lvl>
   </w:abstractNum>
-  <w:abstractNum w:abstractNumId="2" w15:restartNumberingAfterBreak="0">
-    <w:nsid w:val="3F1A7CE1"/>
+  <w:abstractNum w:abstractNumId="3" w15:restartNumberingAfterBreak="0">
+    <w:nsid w:val="30F42E1A"/>
     <w:multiLevelType w:val="hybridMultilevel"/>
-    <w:tmpl w:val="45623354"/>
-    <w:lvl w:ilvl="0" w:tplc="8548B2D4">
+    <w:tmpl w:val="920A35C2"/>
+    <w:lvl w:ilvl="0" w:tplc="C60691D2">
       <w:start w:val="1"/>
       <w:numFmt w:val="decimal"/>
       <w:lvlText w:val="%1."/>
@@ -20474,7 +20532,7 @@
         <w:ind w:left="360" w:hanging="300"/>
       </w:pPr>
     </w:lvl>
-    <w:lvl w:ilvl="1" w:tplc="0FCEAEDA" w:tentative="1">
+    <w:lvl w:ilvl="1" w:tplc="97D8AFA2" w:tentative="1">
       <w:start w:val="1"/>
       <w:numFmt w:val="lowerLetter"/>
       <w:lvlText w:val="%2."/>
@@ -20483,47 +20541,47 @@
         <w:ind w:left="720" w:hanging="300"/>
       </w:pPr>
     </w:lvl>
-    <w:lvl w:ilvl="2" w:tplc="8442592E">
+    <w:lvl w:ilvl="2" w:tplc="7CE25036">
       <w:numFmt w:val="decimal"/>
       <w:lvlText w:val=""/>
       <w:lvlJc w:val="left"/>
     </w:lvl>
-    <w:lvl w:ilvl="3" w:tplc="C38EC6AE">
+    <w:lvl w:ilvl="3" w:tplc="95BAA8B8">
       <w:numFmt w:val="decimal"/>
       <w:lvlText w:val=""/>
       <w:lvlJc w:val="left"/>
     </w:lvl>
-    <w:lvl w:ilvl="4" w:tplc="A8D22E32">
+    <w:lvl w:ilvl="4" w:tplc="14FC4770">
       <w:numFmt w:val="decimal"/>
       <w:lvlText w:val=""/>
       <w:lvlJc w:val="left"/>
     </w:lvl>
-    <w:lvl w:ilvl="5" w:tplc="BB564D74">
+    <w:lvl w:ilvl="5" w:tplc="12A0C7D2">
       <w:numFmt w:val="decimal"/>
       <w:lvlText w:val=""/>
       <w:lvlJc w:val="left"/>
     </w:lvl>
-    <w:lvl w:ilvl="6" w:tplc="F36ABF7C">
+    <w:lvl w:ilvl="6" w:tplc="3ACE4FF0">
       <w:numFmt w:val="decimal"/>
       <w:lvlText w:val=""/>
       <w:lvlJc w:val="left"/>
     </w:lvl>
-    <w:lvl w:ilvl="7" w:tplc="8C0AD1E6">
+    <w:lvl w:ilvl="7" w:tplc="1496310A">
       <w:numFmt w:val="decimal"/>
       <w:lvlText w:val=""/>
       <w:lvlJc w:val="left"/>
     </w:lvl>
-    <w:lvl w:ilvl="8" w:tplc="06A6679C">
+    <w:lvl w:ilvl="8" w:tplc="CAE07D08">
       <w:numFmt w:val="decimal"/>
       <w:lvlText w:val=""/>
       <w:lvlJc w:val="left"/>
     </w:lvl>
   </w:abstractNum>
-  <w:abstractNum w:abstractNumId="3" w15:restartNumberingAfterBreak="0">
-    <w:nsid w:val="3F5A2365"/>
+  <w:abstractNum w:abstractNumId="4" w15:restartNumberingAfterBreak="0">
+    <w:nsid w:val="43CE66AD"/>
     <w:multiLevelType w:val="hybridMultilevel"/>
-    <w:tmpl w:val="039CC628"/>
-    <w:lvl w:ilvl="0" w:tplc="6C5A31C6">
+    <w:tmpl w:val="6BAE5DEC"/>
+    <w:lvl w:ilvl="0" w:tplc="B85C5608">
       <w:start w:val="1"/>
       <w:numFmt w:val="bullet"/>
       <w:lvlText w:val="•"/>
@@ -20532,7 +20590,7 @@
         <w:ind w:left="360" w:hanging="260"/>
       </w:pPr>
     </w:lvl>
-    <w:lvl w:ilvl="1" w:tplc="01D251C8" w:tentative="1">
+    <w:lvl w:ilvl="1" w:tplc="DF263276" w:tentative="1">
       <w:start w:val="1"/>
       <w:numFmt w:val="bullet"/>
       <w:lvlText w:val="–"/>
@@ -20541,47 +20599,47 @@
         <w:ind w:left="720" w:hanging="260"/>
       </w:pPr>
     </w:lvl>
-    <w:lvl w:ilvl="2" w:tplc="E1540C6A">
+    <w:lvl w:ilvl="2" w:tplc="4892563A">
       <w:numFmt w:val="decimal"/>
       <w:lvlText w:val=""/>
       <w:lvlJc w:val="left"/>
     </w:lvl>
-    <w:lvl w:ilvl="3" w:tplc="AC64E2C0">
+    <w:lvl w:ilvl="3" w:tplc="64D83478">
       <w:numFmt w:val="decimal"/>
       <w:lvlText w:val=""/>
       <w:lvlJc w:val="left"/>
     </w:lvl>
-    <w:lvl w:ilvl="4" w:tplc="68A60F18">
+    <w:lvl w:ilvl="4" w:tplc="2C38DE4C">
       <w:numFmt w:val="decimal"/>
       <w:lvlText w:val=""/>
       <w:lvlJc w:val="left"/>
     </w:lvl>
-    <w:lvl w:ilvl="5" w:tplc="62001BC0">
+    <w:lvl w:ilvl="5" w:tplc="88BE4662">
       <w:numFmt w:val="decimal"/>
       <w:lvlText w:val=""/>
       <w:lvlJc w:val="left"/>
     </w:lvl>
-    <w:lvl w:ilvl="6" w:tplc="FD94DF50">
+    <w:lvl w:ilvl="6" w:tplc="89145004">
       <w:numFmt w:val="decimal"/>
       <w:lvlText w:val=""/>
       <w:lvlJc w:val="left"/>
     </w:lvl>
-    <w:lvl w:ilvl="7" w:tplc="9A56845C">
+    <w:lvl w:ilvl="7" w:tplc="0A9A16D6">
       <w:numFmt w:val="decimal"/>
       <w:lvlText w:val=""/>
       <w:lvlJc w:val="left"/>
     </w:lvl>
-    <w:lvl w:ilvl="8" w:tplc="279AB068">
+    <w:lvl w:ilvl="8" w:tplc="95B4B372">
       <w:numFmt w:val="decimal"/>
       <w:lvlText w:val=""/>
       <w:lvlJc w:val="left"/>
     </w:lvl>
   </w:abstractNum>
-  <w:abstractNum w:abstractNumId="4" w15:restartNumberingAfterBreak="0">
-    <w:nsid w:val="4DE172AD"/>
+  <w:abstractNum w:abstractNumId="5" w15:restartNumberingAfterBreak="0">
+    <w:nsid w:val="481458E9"/>
     <w:multiLevelType w:val="hybridMultilevel"/>
-    <w:tmpl w:val="576E6828"/>
-    <w:lvl w:ilvl="0" w:tplc="602024B2">
+    <w:tmpl w:val="442CCA7A"/>
+    <w:lvl w:ilvl="0" w:tplc="228CD220">
       <w:start w:val="1"/>
       <w:numFmt w:val="decimal"/>
       <w:lvlText w:val="%1."/>
@@ -20590,7 +20648,7 @@
         <w:ind w:left="360" w:hanging="300"/>
       </w:pPr>
     </w:lvl>
-    <w:lvl w:ilvl="1" w:tplc="17D48700" w:tentative="1">
+    <w:lvl w:ilvl="1" w:tplc="A6D49D48" w:tentative="1">
       <w:start w:val="1"/>
       <w:numFmt w:val="lowerLetter"/>
       <w:lvlText w:val="%2."/>
@@ -20599,47 +20657,47 @@
         <w:ind w:left="720" w:hanging="300"/>
       </w:pPr>
     </w:lvl>
-    <w:lvl w:ilvl="2" w:tplc="78CC8AF4">
+    <w:lvl w:ilvl="2" w:tplc="3A36986A">
       <w:numFmt w:val="decimal"/>
       <w:lvlText w:val=""/>
       <w:lvlJc w:val="left"/>
     </w:lvl>
-    <w:lvl w:ilvl="3" w:tplc="549422AE">
+    <w:lvl w:ilvl="3" w:tplc="8A346796">
       <w:numFmt w:val="decimal"/>
       <w:lvlText w:val=""/>
       <w:lvlJc w:val="left"/>
     </w:lvl>
-    <w:lvl w:ilvl="4" w:tplc="C9C669D2">
+    <w:lvl w:ilvl="4" w:tplc="7DF6CBF4">
       <w:numFmt w:val="decimal"/>
       <w:lvlText w:val=""/>
       <w:lvlJc w:val="left"/>
     </w:lvl>
-    <w:lvl w:ilvl="5" w:tplc="F77E65A2">
+    <w:lvl w:ilvl="5" w:tplc="C478DCA0">
       <w:numFmt w:val="decimal"/>
       <w:lvlText w:val=""/>
       <w:lvlJc w:val="left"/>
     </w:lvl>
-    <w:lvl w:ilvl="6" w:tplc="83442D84">
+    <w:lvl w:ilvl="6" w:tplc="9C6A269C">
       <w:numFmt w:val="decimal"/>
       <w:lvlText w:val=""/>
       <w:lvlJc w:val="left"/>
     </w:lvl>
-    <w:lvl w:ilvl="7" w:tplc="9DAEB1DE">
+    <w:lvl w:ilvl="7" w:tplc="A0685636">
       <w:numFmt w:val="decimal"/>
       <w:lvlText w:val=""/>
       <w:lvlJc w:val="left"/>
     </w:lvl>
-    <w:lvl w:ilvl="8" w:tplc="382EC41E">
+    <w:lvl w:ilvl="8" w:tplc="F1420974">
       <w:numFmt w:val="decimal"/>
       <w:lvlText w:val=""/>
       <w:lvlJc w:val="left"/>
     </w:lvl>
   </w:abstractNum>
-  <w:abstractNum w:abstractNumId="5" w15:restartNumberingAfterBreak="0">
-    <w:nsid w:val="529739B7"/>
+  <w:abstractNum w:abstractNumId="6" w15:restartNumberingAfterBreak="0">
+    <w:nsid w:val="49C962BC"/>
     <w:multiLevelType w:val="hybridMultilevel"/>
-    <w:tmpl w:val="C882DBB8"/>
-    <w:lvl w:ilvl="0" w:tplc="C3FAC2E2">
+    <w:tmpl w:val="385471AA"/>
+    <w:lvl w:ilvl="0" w:tplc="0ECE34CE">
       <w:start w:val="1"/>
       <w:numFmt w:val="decimal"/>
       <w:lvlText w:val="%1."/>
@@ -20648,7 +20706,7 @@
         <w:ind w:left="360" w:hanging="300"/>
       </w:pPr>
     </w:lvl>
-    <w:lvl w:ilvl="1" w:tplc="EEC48972" w:tentative="1">
+    <w:lvl w:ilvl="1" w:tplc="2CCCE20E" w:tentative="1">
       <w:start w:val="1"/>
       <w:numFmt w:val="lowerLetter"/>
       <w:lvlText w:val="%2."/>
@@ -20657,47 +20715,47 @@
         <w:ind w:left="720" w:hanging="300"/>
       </w:pPr>
     </w:lvl>
-    <w:lvl w:ilvl="2" w:tplc="64C2C696">
+    <w:lvl w:ilvl="2" w:tplc="F214ADC4">
       <w:numFmt w:val="decimal"/>
       <w:lvlText w:val=""/>
       <w:lvlJc w:val="left"/>
     </w:lvl>
-    <w:lvl w:ilvl="3" w:tplc="12767EA8">
+    <w:lvl w:ilvl="3" w:tplc="CFB84538">
       <w:numFmt w:val="decimal"/>
       <w:lvlText w:val=""/>
       <w:lvlJc w:val="left"/>
     </w:lvl>
-    <w:lvl w:ilvl="4" w:tplc="77A43852">
+    <w:lvl w:ilvl="4" w:tplc="C0D672FA">
       <w:numFmt w:val="decimal"/>
       <w:lvlText w:val=""/>
       <w:lvlJc w:val="left"/>
     </w:lvl>
-    <w:lvl w:ilvl="5" w:tplc="0B9CE220">
+    <w:lvl w:ilvl="5" w:tplc="5E16D34A">
       <w:numFmt w:val="decimal"/>
       <w:lvlText w:val=""/>
       <w:lvlJc w:val="left"/>
     </w:lvl>
-    <w:lvl w:ilvl="6" w:tplc="7FEE69B4">
+    <w:lvl w:ilvl="6" w:tplc="7E0C3054">
       <w:numFmt w:val="decimal"/>
       <w:lvlText w:val=""/>
       <w:lvlJc w:val="left"/>
     </w:lvl>
-    <w:lvl w:ilvl="7" w:tplc="9D54270E">
+    <w:lvl w:ilvl="7" w:tplc="61FA4CDC">
       <w:numFmt w:val="decimal"/>
       <w:lvlText w:val=""/>
       <w:lvlJc w:val="left"/>
     </w:lvl>
-    <w:lvl w:ilvl="8" w:tplc="B0007C90">
+    <w:lvl w:ilvl="8" w:tplc="EAD20FEE">
       <w:numFmt w:val="decimal"/>
       <w:lvlText w:val=""/>
       <w:lvlJc w:val="left"/>
     </w:lvl>
   </w:abstractNum>
-  <w:abstractNum w:abstractNumId="6" w15:restartNumberingAfterBreak="0">
-    <w:nsid w:val="53A771D4"/>
+  <w:abstractNum w:abstractNumId="7" w15:restartNumberingAfterBreak="0">
+    <w:nsid w:val="7352644E"/>
     <w:multiLevelType w:val="hybridMultilevel"/>
-    <w:tmpl w:val="62023DEE"/>
-    <w:lvl w:ilvl="0" w:tplc="6820EBBE">
+    <w:tmpl w:val="AF3E78F2"/>
+    <w:lvl w:ilvl="0" w:tplc="5770F922">
       <w:start w:val="1"/>
       <w:numFmt w:val="decimal"/>
       <w:lvlText w:val="%1."/>
@@ -20706,7 +20764,7 @@
         <w:ind w:left="360" w:hanging="300"/>
       </w:pPr>
     </w:lvl>
-    <w:lvl w:ilvl="1" w:tplc="5CC8C988" w:tentative="1">
+    <w:lvl w:ilvl="1" w:tplc="11FC3406" w:tentative="1">
       <w:start w:val="1"/>
       <w:numFmt w:val="lowerLetter"/>
       <w:lvlText w:val="%2."/>
@@ -20715,47 +20773,47 @@
         <w:ind w:left="720" w:hanging="300"/>
       </w:pPr>
     </w:lvl>
-    <w:lvl w:ilvl="2" w:tplc="1862DA7A">
+    <w:lvl w:ilvl="2" w:tplc="553A0564">
       <w:numFmt w:val="decimal"/>
       <w:lvlText w:val=""/>
       <w:lvlJc w:val="left"/>
     </w:lvl>
-    <w:lvl w:ilvl="3" w:tplc="FC4809FA">
+    <w:lvl w:ilvl="3" w:tplc="0C26586A">
       <w:numFmt w:val="decimal"/>
       <w:lvlText w:val=""/>
       <w:lvlJc w:val="left"/>
     </w:lvl>
-    <w:lvl w:ilvl="4" w:tplc="04BCFAB4">
+    <w:lvl w:ilvl="4" w:tplc="758AC0DE">
       <w:numFmt w:val="decimal"/>
       <w:lvlText w:val=""/>
       <w:lvlJc w:val="left"/>
     </w:lvl>
-    <w:lvl w:ilvl="5" w:tplc="55D4339A">
+    <w:lvl w:ilvl="5" w:tplc="78C82CDC">
       <w:numFmt w:val="decimal"/>
       <w:lvlText w:val=""/>
       <w:lvlJc w:val="left"/>
     </w:lvl>
-    <w:lvl w:ilvl="6" w:tplc="136C933A">
+    <w:lvl w:ilvl="6" w:tplc="79AAF484">
       <w:numFmt w:val="decimal"/>
       <w:lvlText w:val=""/>
       <w:lvlJc w:val="left"/>
     </w:lvl>
-    <w:lvl w:ilvl="7" w:tplc="A18C1222">
+    <w:lvl w:ilvl="7" w:tplc="33C8091A">
       <w:numFmt w:val="decimal"/>
       <w:lvlText w:val=""/>
       <w:lvlJc w:val="left"/>
     </w:lvl>
-    <w:lvl w:ilvl="8" w:tplc="F816F552">
+    <w:lvl w:ilvl="8" w:tplc="7D28C7EA">
       <w:numFmt w:val="decimal"/>
       <w:lvlText w:val=""/>
       <w:lvlJc w:val="left"/>
     </w:lvl>
   </w:abstractNum>
-  <w:abstractNum w:abstractNumId="7" w15:restartNumberingAfterBreak="0">
-    <w:nsid w:val="5D3911DF"/>
+  <w:abstractNum w:abstractNumId="8" w15:restartNumberingAfterBreak="0">
+    <w:nsid w:val="7CF04A54"/>
     <w:multiLevelType w:val="hybridMultilevel"/>
-    <w:tmpl w:val="8FCC2AB6"/>
-    <w:lvl w:ilvl="0" w:tplc="0C8255F0">
+    <w:tmpl w:val="9BFA72D8"/>
+    <w:lvl w:ilvl="0" w:tplc="479454D2">
       <w:start w:val="1"/>
       <w:numFmt w:val="decimal"/>
       <w:lvlText w:val="%1."/>
@@ -20764,7 +20822,7 @@
         <w:ind w:left="360" w:hanging="300"/>
       </w:pPr>
     </w:lvl>
-    <w:lvl w:ilvl="1" w:tplc="53BE1B2A" w:tentative="1">
+    <w:lvl w:ilvl="1" w:tplc="857447E8" w:tentative="1">
       <w:start w:val="1"/>
       <w:numFmt w:val="lowerLetter"/>
       <w:lvlText w:val="%2."/>
@@ -20773,150 +20831,92 @@
         <w:ind w:left="720" w:hanging="300"/>
       </w:pPr>
     </w:lvl>
-    <w:lvl w:ilvl="2" w:tplc="9084C4E0">
+    <w:lvl w:ilvl="2" w:tplc="2186839A">
       <w:numFmt w:val="decimal"/>
       <w:lvlText w:val=""/>
       <w:lvlJc w:val="left"/>
     </w:lvl>
-    <w:lvl w:ilvl="3" w:tplc="7D3A8C1A">
+    <w:lvl w:ilvl="3" w:tplc="379CBF5E">
       <w:numFmt w:val="decimal"/>
       <w:lvlText w:val=""/>
       <w:lvlJc w:val="left"/>
     </w:lvl>
-    <w:lvl w:ilvl="4" w:tplc="5C00DB18">
+    <w:lvl w:ilvl="4" w:tplc="26DAE04A">
       <w:numFmt w:val="decimal"/>
       <w:lvlText w:val=""/>
       <w:lvlJc w:val="left"/>
     </w:lvl>
-    <w:lvl w:ilvl="5" w:tplc="D92CEC20">
+    <w:lvl w:ilvl="5" w:tplc="F99202EC">
       <w:numFmt w:val="decimal"/>
       <w:lvlText w:val=""/>
       <w:lvlJc w:val="left"/>
     </w:lvl>
-    <w:lvl w:ilvl="6" w:tplc="127A254C">
+    <w:lvl w:ilvl="6" w:tplc="74E26E0C">
       <w:numFmt w:val="decimal"/>
       <w:lvlText w:val=""/>
       <w:lvlJc w:val="left"/>
     </w:lvl>
-    <w:lvl w:ilvl="7" w:tplc="4D2C0774">
+    <w:lvl w:ilvl="7" w:tplc="6218A9C4">
       <w:numFmt w:val="decimal"/>
       <w:lvlText w:val=""/>
       <w:lvlJc w:val="left"/>
     </w:lvl>
-    <w:lvl w:ilvl="8" w:tplc="5C9AE3D8">
+    <w:lvl w:ilvl="8" w:tplc="4E3E121E">
       <w:numFmt w:val="decimal"/>
       <w:lvlText w:val=""/>
       <w:lvlJc w:val="left"/>
     </w:lvl>
   </w:abstractNum>
-  <w:abstractNum w:abstractNumId="8" w15:restartNumberingAfterBreak="0">
-    <w:nsid w:val="756A2FB1"/>
-    <w:multiLevelType w:val="hybridMultilevel"/>
-    <w:tmpl w:val="B6403BDE"/>
-    <w:lvl w:ilvl="0" w:tplc="28D0336C">
-      <w:start w:val="1"/>
-      <w:numFmt w:val="decimal"/>
-      <w:lvlText w:val="%1."/>
-      <w:lvlJc w:val="left"/>
-      <w:pPr>
-        <w:ind w:left="360" w:hanging="300"/>
-      </w:pPr>
-    </w:lvl>
-    <w:lvl w:ilvl="1" w:tplc="238644E0" w:tentative="1">
-      <w:start w:val="1"/>
-      <w:numFmt w:val="lowerLetter"/>
-      <w:lvlText w:val="%2."/>
-      <w:lvlJc w:val="left"/>
-      <w:pPr>
-        <w:ind w:left="720" w:hanging="300"/>
-      </w:pPr>
-    </w:lvl>
-    <w:lvl w:ilvl="2" w:tplc="9BE41C2A">
-      <w:numFmt w:val="decimal"/>
-      <w:lvlText w:val=""/>
-      <w:lvlJc w:val="left"/>
-    </w:lvl>
-    <w:lvl w:ilvl="3" w:tplc="D584A3BE">
-      <w:numFmt w:val="decimal"/>
-      <w:lvlText w:val=""/>
-      <w:lvlJc w:val="left"/>
-    </w:lvl>
-    <w:lvl w:ilvl="4" w:tplc="1BF6FB78">
-      <w:numFmt w:val="decimal"/>
-      <w:lvlText w:val=""/>
-      <w:lvlJc w:val="left"/>
-    </w:lvl>
-    <w:lvl w:ilvl="5" w:tplc="BE08B820">
-      <w:numFmt w:val="decimal"/>
-      <w:lvlText w:val=""/>
-      <w:lvlJc w:val="left"/>
-    </w:lvl>
-    <w:lvl w:ilvl="6" w:tplc="39CA85C4">
-      <w:numFmt w:val="decimal"/>
-      <w:lvlText w:val=""/>
-      <w:lvlJc w:val="left"/>
-    </w:lvl>
-    <w:lvl w:ilvl="7" w:tplc="1E62E958">
-      <w:numFmt w:val="decimal"/>
-      <w:lvlText w:val=""/>
-      <w:lvlJc w:val="left"/>
-    </w:lvl>
-    <w:lvl w:ilvl="8" w:tplc="74AE9856">
-      <w:numFmt w:val="decimal"/>
-      <w:lvlText w:val=""/>
-      <w:lvlJc w:val="left"/>
-    </w:lvl>
-  </w:abstractNum>
-  <w:num w:numId="1" w16cid:durableId="938638345">
+  <w:num w:numId="1" w16cid:durableId="553394425">
+    <w:abstractNumId w:val="2"/>
+    <w:lvlOverride w:ilvl="0">
+      <w:startOverride w:val="1"/>
+    </w:lvlOverride>
+  </w:num>
+  <w:num w:numId="2" w16cid:durableId="1478262203">
+    <w:abstractNumId w:val="4"/>
+    <w:lvlOverride w:ilvl="0">
+      <w:startOverride w:val="1"/>
+    </w:lvlOverride>
+  </w:num>
+  <w:num w:numId="3" w16cid:durableId="984622786">
+    <w:abstractNumId w:val="0"/>
+    <w:lvlOverride w:ilvl="0">
+      <w:startOverride w:val="1"/>
+    </w:lvlOverride>
+  </w:num>
+  <w:num w:numId="4" w16cid:durableId="1911040098">
     <w:abstractNumId w:val="1"/>
     <w:lvlOverride w:ilvl="0">
       <w:startOverride w:val="1"/>
     </w:lvlOverride>
   </w:num>
-  <w:num w:numId="2" w16cid:durableId="1414467805">
+  <w:num w:numId="5" w16cid:durableId="1202861654">
+    <w:abstractNumId w:val="8"/>
+    <w:lvlOverride w:ilvl="0">
+      <w:startOverride w:val="1"/>
+    </w:lvlOverride>
+  </w:num>
+  <w:num w:numId="6" w16cid:durableId="1520894916">
+    <w:abstractNumId w:val="7"/>
+    <w:lvlOverride w:ilvl="0">
+      <w:startOverride w:val="1"/>
+    </w:lvlOverride>
+  </w:num>
+  <w:num w:numId="7" w16cid:durableId="1492090506">
+    <w:abstractNumId w:val="5"/>
+    <w:lvlOverride w:ilvl="0">
+      <w:startOverride w:val="1"/>
+    </w:lvlOverride>
+  </w:num>
+  <w:num w:numId="8" w16cid:durableId="2018850671">
     <w:abstractNumId w:val="3"/>
     <w:lvlOverride w:ilvl="0">
       <w:startOverride w:val="1"/>
     </w:lvlOverride>
   </w:num>
-  <w:num w:numId="3" w16cid:durableId="1872717614">
+  <w:num w:numId="9" w16cid:durableId="480318951">
     <w:abstractNumId w:val="6"/>
-    <w:lvlOverride w:ilvl="0">
-      <w:startOverride w:val="1"/>
-    </w:lvlOverride>
-  </w:num>
-  <w:num w:numId="4" w16cid:durableId="1758479294">
-    <w:abstractNumId w:val="8"/>
-    <w:lvlOverride w:ilvl="0">
-      <w:startOverride w:val="1"/>
-    </w:lvlOverride>
-  </w:num>
-  <w:num w:numId="5" w16cid:durableId="1743748818">
-    <w:abstractNumId w:val="0"/>
-    <w:lvlOverride w:ilvl="0">
-      <w:startOverride w:val="1"/>
-    </w:lvlOverride>
-  </w:num>
-  <w:num w:numId="6" w16cid:durableId="846097483">
-    <w:abstractNumId w:val="4"/>
-    <w:lvlOverride w:ilvl="0">
-      <w:startOverride w:val="1"/>
-    </w:lvlOverride>
-  </w:num>
-  <w:num w:numId="7" w16cid:durableId="1651330390">
-    <w:abstractNumId w:val="7"/>
-    <w:lvlOverride w:ilvl="0">
-      <w:startOverride w:val="1"/>
-    </w:lvlOverride>
-  </w:num>
-  <w:num w:numId="8" w16cid:durableId="1432041769">
-    <w:abstractNumId w:val="5"/>
-    <w:lvlOverride w:ilvl="0">
-      <w:startOverride w:val="1"/>
-    </w:lvlOverride>
-  </w:num>
-  <w:num w:numId="9" w16cid:durableId="325089436">
-    <w:abstractNumId w:val="2"/>
     <w:lvlOverride w:ilvl="0">
       <w:startOverride w:val="1"/>
     </w:lvlOverride>
@@ -21596,7 +21596,7 @@
     <w:autoRedefine/>
     <w:uiPriority w:val="39"/>
     <w:unhideWhenUsed/>
-    <w:rsid w:val="002C76DF"/>
+    <w:rsid w:val="00E2565D"/>
     <w:pPr>
       <w:spacing w:after="100"/>
     </w:pPr>
@@ -21608,7 +21608,7 @@
     <w:autoRedefine/>
     <w:uiPriority w:val="39"/>
     <w:unhideWhenUsed/>
-    <w:rsid w:val="002C76DF"/>
+    <w:rsid w:val="00E2565D"/>
     <w:pPr>
       <w:spacing w:after="100"/>
       <w:ind w:left="210"/>

--- a/discoverer-neo/docs/user-guide/manual/Discoverer-Neo-MANAGER-Guide-Full-pt-PT.docx
+++ b/discoverer-neo/docs/user-guide/manual/Discoverer-Neo-MANAGER-Guide-Full-pt-PT.docx
@@ -54,7 +54,7 @@
           <w:sz w:val="22"/>
           <w:szCs w:val="22"/>
         </w:rPr>
-        <w:t>Versão 2.1.0</w:t>
+        <w:t>Versão 2.1.1</w:t>
       </w:r>
     </w:p>
     <w:p>
@@ -74,7 +74,7 @@
     <w:sdt>
       <w:sdtPr>
         <w:alias w:val="Índice"/>
-        <w:id w:val="-256912575"/>
+        <w:id w:val="2031377903"/>
       </w:sdtPr>
       <w:sdtEndPr/>
       <w:sdtContent>
@@ -102,7 +102,7 @@
           <w:r>
             <w:fldChar w:fldCharType="separate"/>
           </w:r>
-          <w:hyperlink w:anchor="_Toc241745493" w:history="1">
+          <w:hyperlink w:anchor="_Toc241748333" w:history="1">
             <w:r>
               <w:rPr>
                 <w:rStyle w:val="Hiperligao"/>
@@ -126,7 +126,7 @@
               <w:rPr>
                 <w:noProof/>
               </w:rPr>
-              <w:instrText xml:space="preserve"> PAGEREF _Toc241745493 \h </w:instrText>
+              <w:instrText xml:space="preserve"> PAGEREF _Toc241748333 \h </w:instrText>
             </w:r>
             <w:r>
               <w:rPr>
@@ -168,7 +168,7 @@
               <w14:ligatures w14:val="standardContextual"/>
             </w:rPr>
           </w:pPr>
-          <w:hyperlink w:anchor="_Toc241745494" w:history="1">
+          <w:hyperlink w:anchor="_Toc241748334" w:history="1">
             <w:r>
               <w:rPr>
                 <w:rStyle w:val="Hiperligao"/>
@@ -192,7 +192,7 @@
               <w:rPr>
                 <w:noProof/>
               </w:rPr>
-              <w:instrText xml:space="preserve"> PAGEREF _Toc241745494 \h </w:instrText>
+              <w:instrText xml:space="preserve"> PAGEREF _Toc241748334 \h </w:instrText>
             </w:r>
             <w:r>
               <w:rPr>
@@ -234,7 +234,7 @@
               <w14:ligatures w14:val="standardContextual"/>
             </w:rPr>
           </w:pPr>
-          <w:hyperlink w:anchor="_Toc241745495" w:history="1">
+          <w:hyperlink w:anchor="_Toc241748335" w:history="1">
             <w:r>
               <w:rPr>
                 <w:rStyle w:val="Hiperligao"/>
@@ -258,7 +258,7 @@
               <w:rPr>
                 <w:noProof/>
               </w:rPr>
-              <w:instrText xml:space="preserve"> PAGEREF _Toc241745495 \h </w:instrText>
+              <w:instrText xml:space="preserve"> PAGEREF _Toc241748335 \h </w:instrText>
             </w:r>
             <w:r>
               <w:rPr>
@@ -300,7 +300,7 @@
               <w14:ligatures w14:val="standardContextual"/>
             </w:rPr>
           </w:pPr>
-          <w:hyperlink w:anchor="_Toc241745496" w:history="1">
+          <w:hyperlink w:anchor="_Toc241748336" w:history="1">
             <w:r>
               <w:rPr>
                 <w:rStyle w:val="Hiperligao"/>
@@ -324,7 +324,7 @@
               <w:rPr>
                 <w:noProof/>
               </w:rPr>
-              <w:instrText xml:space="preserve"> PAGEREF _Toc241745496 \h </w:instrText>
+              <w:instrText xml:space="preserve"> PAGEREF _Toc241748336 \h </w:instrText>
             </w:r>
             <w:r>
               <w:rPr>
@@ -366,7 +366,7 @@
               <w14:ligatures w14:val="standardContextual"/>
             </w:rPr>
           </w:pPr>
-          <w:hyperlink w:anchor="_Toc241745497" w:history="1">
+          <w:hyperlink w:anchor="_Toc241748337" w:history="1">
             <w:r>
               <w:rPr>
                 <w:rStyle w:val="Hiperligao"/>
@@ -390,7 +390,7 @@
               <w:rPr>
                 <w:noProof/>
               </w:rPr>
-              <w:instrText xml:space="preserve"> PAGEREF _Toc241745497 \h </w:instrText>
+              <w:instrText xml:space="preserve"> PAGEREF _Toc241748337 \h </w:instrText>
             </w:r>
             <w:r>
               <w:rPr>
@@ -432,7 +432,7 @@
               <w14:ligatures w14:val="standardContextual"/>
             </w:rPr>
           </w:pPr>
-          <w:hyperlink w:anchor="_Toc241745498" w:history="1">
+          <w:hyperlink w:anchor="_Toc241748338" w:history="1">
             <w:r>
               <w:rPr>
                 <w:rStyle w:val="Hiperligao"/>
@@ -456,7 +456,7 @@
               <w:rPr>
                 <w:noProof/>
               </w:rPr>
-              <w:instrText xml:space="preserve"> PAGEREF _Toc241745498 \h </w:instrText>
+              <w:instrText xml:space="preserve"> PAGEREF _Toc241748338 \h </w:instrText>
             </w:r>
             <w:r>
               <w:rPr>
@@ -498,7 +498,7 @@
               <w14:ligatures w14:val="standardContextual"/>
             </w:rPr>
           </w:pPr>
-          <w:hyperlink w:anchor="_Toc241745499" w:history="1">
+          <w:hyperlink w:anchor="_Toc241748339" w:history="1">
             <w:r>
               <w:rPr>
                 <w:rStyle w:val="Hiperligao"/>
@@ -522,7 +522,7 @@
               <w:rPr>
                 <w:noProof/>
               </w:rPr>
-              <w:instrText xml:space="preserve"> PAGEREF _Toc241745499 \h </w:instrText>
+              <w:instrText xml:space="preserve"> PAGEREF _Toc241748339 \h </w:instrText>
             </w:r>
             <w:r>
               <w:rPr>
@@ -564,7 +564,7 @@
               <w14:ligatures w14:val="standardContextual"/>
             </w:rPr>
           </w:pPr>
-          <w:hyperlink w:anchor="_Toc241745500" w:history="1">
+          <w:hyperlink w:anchor="_Toc241748340" w:history="1">
             <w:r>
               <w:rPr>
                 <w:rStyle w:val="Hiperligao"/>
@@ -588,7 +588,7 @@
               <w:rPr>
                 <w:noProof/>
               </w:rPr>
-              <w:instrText xml:space="preserve"> PAGEREF _Toc241745500 \h </w:instrText>
+              <w:instrText xml:space="preserve"> PAGEREF _Toc241748340 \h </w:instrText>
             </w:r>
             <w:r>
               <w:rPr>
@@ -630,7 +630,7 @@
               <w14:ligatures w14:val="standardContextual"/>
             </w:rPr>
           </w:pPr>
-          <w:hyperlink w:anchor="_Toc241745501" w:history="1">
+          <w:hyperlink w:anchor="_Toc241748341" w:history="1">
             <w:r>
               <w:rPr>
                 <w:rStyle w:val="Hiperligao"/>
@@ -654,7 +654,7 @@
               <w:rPr>
                 <w:noProof/>
               </w:rPr>
-              <w:instrText xml:space="preserve"> PAGEREF _Toc241745501 \h </w:instrText>
+              <w:instrText xml:space="preserve"> PAGEREF _Toc241748341 \h </w:instrText>
             </w:r>
             <w:r>
               <w:rPr>
@@ -696,7 +696,7 @@
               <w14:ligatures w14:val="standardContextual"/>
             </w:rPr>
           </w:pPr>
-          <w:hyperlink w:anchor="_Toc241745502" w:history="1">
+          <w:hyperlink w:anchor="_Toc241748342" w:history="1">
             <w:r>
               <w:rPr>
                 <w:rStyle w:val="Hiperligao"/>
@@ -720,7 +720,7 @@
               <w:rPr>
                 <w:noProof/>
               </w:rPr>
-              <w:instrText xml:space="preserve"> PAGEREF _Toc241745502 \h </w:instrText>
+              <w:instrText xml:space="preserve"> PAGEREF _Toc241748342 \h </w:instrText>
             </w:r>
             <w:r>
               <w:rPr>
@@ -762,7 +762,7 @@
               <w14:ligatures w14:val="standardContextual"/>
             </w:rPr>
           </w:pPr>
-          <w:hyperlink w:anchor="_Toc241745503" w:history="1">
+          <w:hyperlink w:anchor="_Toc241748343" w:history="1">
             <w:r>
               <w:rPr>
                 <w:rStyle w:val="Hiperligao"/>
@@ -786,7 +786,7 @@
               <w:rPr>
                 <w:noProof/>
               </w:rPr>
-              <w:instrText xml:space="preserve"> PAGEREF _Toc241745503 \h </w:instrText>
+              <w:instrText xml:space="preserve"> PAGEREF _Toc241748343 \h </w:instrText>
             </w:r>
             <w:r>
               <w:rPr>
@@ -828,7 +828,7 @@
               <w14:ligatures w14:val="standardContextual"/>
             </w:rPr>
           </w:pPr>
-          <w:hyperlink w:anchor="_Toc241745504" w:history="1">
+          <w:hyperlink w:anchor="_Toc241748344" w:history="1">
             <w:r>
               <w:rPr>
                 <w:rStyle w:val="Hiperligao"/>
@@ -852,7 +852,7 @@
               <w:rPr>
                 <w:noProof/>
               </w:rPr>
-              <w:instrText xml:space="preserve"> PAGEREF _Toc241745504 \h </w:instrText>
+              <w:instrText xml:space="preserve"> PAGEREF _Toc241748344 \h </w:instrText>
             </w:r>
             <w:r>
               <w:rPr>
@@ -894,7 +894,7 @@
               <w14:ligatures w14:val="standardContextual"/>
             </w:rPr>
           </w:pPr>
-          <w:hyperlink w:anchor="_Toc241745505" w:history="1">
+          <w:hyperlink w:anchor="_Toc241748345" w:history="1">
             <w:r>
               <w:rPr>
                 <w:rStyle w:val="Hiperligao"/>
@@ -918,7 +918,7 @@
               <w:rPr>
                 <w:noProof/>
               </w:rPr>
-              <w:instrText xml:space="preserve"> PAGEREF _Toc241745505 \h </w:instrText>
+              <w:instrText xml:space="preserve"> PAGEREF _Toc241748345 \h </w:instrText>
             </w:r>
             <w:r>
               <w:rPr>
@@ -960,7 +960,7 @@
               <w14:ligatures w14:val="standardContextual"/>
             </w:rPr>
           </w:pPr>
-          <w:hyperlink w:anchor="_Toc241745506" w:history="1">
+          <w:hyperlink w:anchor="_Toc241748346" w:history="1">
             <w:r>
               <w:rPr>
                 <w:rStyle w:val="Hiperligao"/>
@@ -984,7 +984,7 @@
               <w:rPr>
                 <w:noProof/>
               </w:rPr>
-              <w:instrText xml:space="preserve"> PAGEREF _Toc241745506 \h </w:instrText>
+              <w:instrText xml:space="preserve"> PAGEREF _Toc241748346 \h </w:instrText>
             </w:r>
             <w:r>
               <w:rPr>
@@ -1026,7 +1026,7 @@
               <w14:ligatures w14:val="standardContextual"/>
             </w:rPr>
           </w:pPr>
-          <w:hyperlink w:anchor="_Toc241745507" w:history="1">
+          <w:hyperlink w:anchor="_Toc241748347" w:history="1">
             <w:r>
               <w:rPr>
                 <w:rStyle w:val="Hiperligao"/>
@@ -1050,7 +1050,7 @@
               <w:rPr>
                 <w:noProof/>
               </w:rPr>
-              <w:instrText xml:space="preserve"> PAGEREF _Toc241745507 \h </w:instrText>
+              <w:instrText xml:space="preserve"> PAGEREF _Toc241748347 \h </w:instrText>
             </w:r>
             <w:r>
               <w:rPr>
@@ -1092,7 +1092,7 @@
               <w14:ligatures w14:val="standardContextual"/>
             </w:rPr>
           </w:pPr>
-          <w:hyperlink w:anchor="_Toc241745508" w:history="1">
+          <w:hyperlink w:anchor="_Toc241748348" w:history="1">
             <w:r>
               <w:rPr>
                 <w:rStyle w:val="Hiperligao"/>
@@ -1116,7 +1116,7 @@
               <w:rPr>
                 <w:noProof/>
               </w:rPr>
-              <w:instrText xml:space="preserve"> PAGEREF _Toc241745508 \h </w:instrText>
+              <w:instrText xml:space="preserve"> PAGEREF _Toc241748348 \h </w:instrText>
             </w:r>
             <w:r>
               <w:rPr>
@@ -1158,7 +1158,7 @@
               <w14:ligatures w14:val="standardContextual"/>
             </w:rPr>
           </w:pPr>
-          <w:hyperlink w:anchor="_Toc241745509" w:history="1">
+          <w:hyperlink w:anchor="_Toc241748349" w:history="1">
             <w:r>
               <w:rPr>
                 <w:rStyle w:val="Hiperligao"/>
@@ -1182,7 +1182,7 @@
               <w:rPr>
                 <w:noProof/>
               </w:rPr>
-              <w:instrText xml:space="preserve"> PAGEREF _Toc241745509 \h </w:instrText>
+              <w:instrText xml:space="preserve"> PAGEREF _Toc241748349 \h </w:instrText>
             </w:r>
             <w:r>
               <w:rPr>
@@ -1224,7 +1224,7 @@
               <w14:ligatures w14:val="standardContextual"/>
             </w:rPr>
           </w:pPr>
-          <w:hyperlink w:anchor="_Toc241745510" w:history="1">
+          <w:hyperlink w:anchor="_Toc241748350" w:history="1">
             <w:r>
               <w:rPr>
                 <w:rStyle w:val="Hiperligao"/>
@@ -1248,7 +1248,7 @@
               <w:rPr>
                 <w:noProof/>
               </w:rPr>
-              <w:instrText xml:space="preserve"> PAGEREF _Toc241745510 \h </w:instrText>
+              <w:instrText xml:space="preserve"> PAGEREF _Toc241748350 \h </w:instrText>
             </w:r>
             <w:r>
               <w:rPr>
@@ -1290,7 +1290,7 @@
               <w14:ligatures w14:val="standardContextual"/>
             </w:rPr>
           </w:pPr>
-          <w:hyperlink w:anchor="_Toc241745511" w:history="1">
+          <w:hyperlink w:anchor="_Toc241748351" w:history="1">
             <w:r>
               <w:rPr>
                 <w:rStyle w:val="Hiperligao"/>
@@ -1314,7 +1314,7 @@
               <w:rPr>
                 <w:noProof/>
               </w:rPr>
-              <w:instrText xml:space="preserve"> PAGEREF _Toc241745511 \h </w:instrText>
+              <w:instrText xml:space="preserve"> PAGEREF _Toc241748351 \h </w:instrText>
             </w:r>
             <w:r>
               <w:rPr>
@@ -1356,7 +1356,7 @@
               <w14:ligatures w14:val="standardContextual"/>
             </w:rPr>
           </w:pPr>
-          <w:hyperlink w:anchor="_Toc241745512" w:history="1">
+          <w:hyperlink w:anchor="_Toc241748352" w:history="1">
             <w:r>
               <w:rPr>
                 <w:rStyle w:val="Hiperligao"/>
@@ -1380,7 +1380,7 @@
               <w:rPr>
                 <w:noProof/>
               </w:rPr>
-              <w:instrText xml:space="preserve"> PAGEREF _Toc241745512 \h </w:instrText>
+              <w:instrText xml:space="preserve"> PAGEREF _Toc241748352 \h </w:instrText>
             </w:r>
             <w:r>
               <w:rPr>
@@ -1422,7 +1422,7 @@
               <w14:ligatures w14:val="standardContextual"/>
             </w:rPr>
           </w:pPr>
-          <w:hyperlink w:anchor="_Toc241745513" w:history="1">
+          <w:hyperlink w:anchor="_Toc241748353" w:history="1">
             <w:r>
               <w:rPr>
                 <w:rStyle w:val="Hiperligao"/>
@@ -1446,7 +1446,7 @@
               <w:rPr>
                 <w:noProof/>
               </w:rPr>
-              <w:instrText xml:space="preserve"> PAGEREF _Toc241745513 \h </w:instrText>
+              <w:instrText xml:space="preserve"> PAGEREF _Toc241748353 \h </w:instrText>
             </w:r>
             <w:r>
               <w:rPr>
@@ -1488,7 +1488,7 @@
               <w14:ligatures w14:val="standardContextual"/>
             </w:rPr>
           </w:pPr>
-          <w:hyperlink w:anchor="_Toc241745514" w:history="1">
+          <w:hyperlink w:anchor="_Toc241748354" w:history="1">
             <w:r>
               <w:rPr>
                 <w:rStyle w:val="Hiperligao"/>
@@ -1512,7 +1512,7 @@
               <w:rPr>
                 <w:noProof/>
               </w:rPr>
-              <w:instrText xml:space="preserve"> PAGEREF _Toc241745514 \h </w:instrText>
+              <w:instrText xml:space="preserve"> PAGEREF _Toc241748354 \h </w:instrText>
             </w:r>
             <w:r>
               <w:rPr>
@@ -1554,7 +1554,7 @@
               <w14:ligatures w14:val="standardContextual"/>
             </w:rPr>
           </w:pPr>
-          <w:hyperlink w:anchor="_Toc241745515" w:history="1">
+          <w:hyperlink w:anchor="_Toc241748355" w:history="1">
             <w:r>
               <w:rPr>
                 <w:rStyle w:val="Hiperligao"/>
@@ -1578,7 +1578,7 @@
               <w:rPr>
                 <w:noProof/>
               </w:rPr>
-              <w:instrText xml:space="preserve"> PAGEREF _Toc241745515 \h </w:instrText>
+              <w:instrText xml:space="preserve"> PAGEREF _Toc241748355 \h </w:instrText>
             </w:r>
             <w:r>
               <w:rPr>
@@ -1620,7 +1620,7 @@
               <w14:ligatures w14:val="standardContextual"/>
             </w:rPr>
           </w:pPr>
-          <w:hyperlink w:anchor="_Toc241745516" w:history="1">
+          <w:hyperlink w:anchor="_Toc241748356" w:history="1">
             <w:r>
               <w:rPr>
                 <w:rStyle w:val="Hiperligao"/>
@@ -1644,7 +1644,7 @@
               <w:rPr>
                 <w:noProof/>
               </w:rPr>
-              <w:instrText xml:space="preserve"> PAGEREF _Toc241745516 \h </w:instrText>
+              <w:instrText xml:space="preserve"> PAGEREF _Toc241748356 \h </w:instrText>
             </w:r>
             <w:r>
               <w:rPr>
@@ -1686,7 +1686,7 @@
               <w14:ligatures w14:val="standardContextual"/>
             </w:rPr>
           </w:pPr>
-          <w:hyperlink w:anchor="_Toc241745517" w:history="1">
+          <w:hyperlink w:anchor="_Toc241748357" w:history="1">
             <w:r>
               <w:rPr>
                 <w:rStyle w:val="Hiperligao"/>
@@ -1710,7 +1710,7 @@
               <w:rPr>
                 <w:noProof/>
               </w:rPr>
-              <w:instrText xml:space="preserve"> PAGEREF _Toc241745517 \h </w:instrText>
+              <w:instrText xml:space="preserve"> PAGEREF _Toc241748357 \h </w:instrText>
             </w:r>
             <w:r>
               <w:rPr>
@@ -1752,7 +1752,7 @@
               <w14:ligatures w14:val="standardContextual"/>
             </w:rPr>
           </w:pPr>
-          <w:hyperlink w:anchor="_Toc241745518" w:history="1">
+          <w:hyperlink w:anchor="_Toc241748358" w:history="1">
             <w:r>
               <w:rPr>
                 <w:rStyle w:val="Hiperligao"/>
@@ -1776,7 +1776,7 @@
               <w:rPr>
                 <w:noProof/>
               </w:rPr>
-              <w:instrText xml:space="preserve"> PAGEREF _Toc241745518 \h </w:instrText>
+              <w:instrText xml:space="preserve"> PAGEREF _Toc241748358 \h </w:instrText>
             </w:r>
             <w:r>
               <w:rPr>
@@ -1818,7 +1818,7 @@
               <w14:ligatures w14:val="standardContextual"/>
             </w:rPr>
           </w:pPr>
-          <w:hyperlink w:anchor="_Toc241745519" w:history="1">
+          <w:hyperlink w:anchor="_Toc241748359" w:history="1">
             <w:r>
               <w:rPr>
                 <w:rStyle w:val="Hiperligao"/>
@@ -1842,7 +1842,7 @@
               <w:rPr>
                 <w:noProof/>
               </w:rPr>
-              <w:instrText xml:space="preserve"> PAGEREF _Toc241745519 \h </w:instrText>
+              <w:instrText xml:space="preserve"> PAGEREF _Toc241748359 \h </w:instrText>
             </w:r>
             <w:r>
               <w:rPr>
@@ -1884,7 +1884,7 @@
               <w14:ligatures w14:val="standardContextual"/>
             </w:rPr>
           </w:pPr>
-          <w:hyperlink w:anchor="_Toc241745520" w:history="1">
+          <w:hyperlink w:anchor="_Toc241748360" w:history="1">
             <w:r>
               <w:rPr>
                 <w:rStyle w:val="Hiperligao"/>
@@ -1908,7 +1908,7 @@
               <w:rPr>
                 <w:noProof/>
               </w:rPr>
-              <w:instrText xml:space="preserve"> PAGEREF _Toc241745520 \h </w:instrText>
+              <w:instrText xml:space="preserve"> PAGEREF _Toc241748360 \h </w:instrText>
             </w:r>
             <w:r>
               <w:rPr>
@@ -1950,7 +1950,7 @@
               <w14:ligatures w14:val="standardContextual"/>
             </w:rPr>
           </w:pPr>
-          <w:hyperlink w:anchor="_Toc241745521" w:history="1">
+          <w:hyperlink w:anchor="_Toc241748361" w:history="1">
             <w:r>
               <w:rPr>
                 <w:rStyle w:val="Hiperligao"/>
@@ -1974,7 +1974,7 @@
               <w:rPr>
                 <w:noProof/>
               </w:rPr>
-              <w:instrText xml:space="preserve"> PAGEREF _Toc241745521 \h </w:instrText>
+              <w:instrText xml:space="preserve"> PAGEREF _Toc241748361 \h </w:instrText>
             </w:r>
             <w:r>
               <w:rPr>
@@ -2016,7 +2016,7 @@
               <w14:ligatures w14:val="standardContextual"/>
             </w:rPr>
           </w:pPr>
-          <w:hyperlink w:anchor="_Toc241745522" w:history="1">
+          <w:hyperlink w:anchor="_Toc241748362" w:history="1">
             <w:r>
               <w:rPr>
                 <w:rStyle w:val="Hiperligao"/>
@@ -2040,7 +2040,7 @@
               <w:rPr>
                 <w:noProof/>
               </w:rPr>
-              <w:instrText xml:space="preserve"> PAGEREF _Toc241745522 \h </w:instrText>
+              <w:instrText xml:space="preserve"> PAGEREF _Toc241748362 \h </w:instrText>
             </w:r>
             <w:r>
               <w:rPr>
@@ -2082,7 +2082,7 @@
               <w14:ligatures w14:val="standardContextual"/>
             </w:rPr>
           </w:pPr>
-          <w:hyperlink w:anchor="_Toc241745523" w:history="1">
+          <w:hyperlink w:anchor="_Toc241748363" w:history="1">
             <w:r>
               <w:rPr>
                 <w:rStyle w:val="Hiperligao"/>
@@ -2106,7 +2106,7 @@
               <w:rPr>
                 <w:noProof/>
               </w:rPr>
-              <w:instrText xml:space="preserve"> PAGEREF _Toc241745523 \h </w:instrText>
+              <w:instrText xml:space="preserve"> PAGEREF _Toc241748363 \h </w:instrText>
             </w:r>
             <w:r>
               <w:rPr>
@@ -2154,7 +2154,7 @@
       <w:pPr>
         <w:pStyle w:val="Ttulo1"/>
       </w:pPr>
-      <w:bookmarkStart w:id="0" w:name="_Toc241745493"/>
+      <w:bookmarkStart w:id="0" w:name="_Toc241748333"/>
       <w:r>
         <w:lastRenderedPageBreak/>
         <w:t>A sua função num relance</w:t>
@@ -2235,7 +2235,7 @@
       <w:pPr>
         <w:pStyle w:val="Ttulo2"/>
       </w:pPr>
-      <w:bookmarkStart w:id="1" w:name="_Toc241745494"/>
+      <w:bookmarkStart w:id="1" w:name="_Toc241748334"/>
       <w:r>
         <w:t>Pode / Não pode</w:t>
       </w:r>
@@ -2969,7 +2969,7 @@
       <w:pPr>
         <w:pStyle w:val="Ttulo2"/>
       </w:pPr>
-      <w:bookmarkStart w:id="2" w:name="_Toc241745495"/>
+      <w:bookmarkStart w:id="2" w:name="_Toc241748335"/>
       <w:r>
         <w:t>De onde vem o seu acesso</w:t>
       </w:r>
@@ -3579,7 +3579,7 @@
       <w:pPr>
         <w:pStyle w:val="Ttulo2"/>
       </w:pPr>
-      <w:bookmarkStart w:id="3" w:name="_Toc241745496"/>
+      <w:bookmarkStart w:id="3" w:name="_Toc241748336"/>
       <w:r>
         <w:t>Como iniciar sessão, alterar a palavra-passe e terminar sessão</w:t>
       </w:r>
@@ -3704,7 +3704,7 @@
         </w:rPr>
         <w:lastRenderedPageBreak/>
         <w:drawing>
-          <wp:inline distT="0" distB="0" distL="0" distR="0" wp14:anchorId="07E70AE4" wp14:editId="45999403">
+          <wp:inline distT="0" distB="0" distL="0" distR="0" wp14:anchorId="00D188E7" wp14:editId="017DC310">
             <wp:extent cx="5715000" cy="3571875"/>
             <wp:effectExtent l="0" t="0" r="0" b="0"/>
             <wp:docPr id="210" name="01-login.png" descr="A página de início de sessão com Email, Palavra-passe, Manter sessão iniciada e o botão Iniciar sessão." title="A página de início de sessão com Email, Palavra-passe, Manter sessão iniciada e o botão Iniciar sessão."/>
@@ -3815,7 +3815,7 @@
         </w:rPr>
         <w:lastRenderedPageBreak/>
         <w:drawing>
-          <wp:inline distT="0" distB="0" distL="0" distR="0" wp14:anchorId="2FCFFFFF" wp14:editId="599CA95C">
+          <wp:inline distT="0" distB="0" distL="0" distR="0" wp14:anchorId="50B0F8AE" wp14:editId="30411592">
             <wp:extent cx="5715000" cy="3571875"/>
             <wp:effectExtent l="0" t="0" r="0" b="0"/>
             <wp:docPr id="211" name="03-user-menu.png" descr="O menu da conta aberto, com Definições e Terminar sessão." title="O menu da conta aberto, com Definições e Terminar sessão."/>
@@ -3868,7 +3868,7 @@
         <w:pStyle w:val="Ttulo1"/>
         <w:pageBreakBefore/>
       </w:pPr>
-      <w:bookmarkStart w:id="4" w:name="_Toc241745497"/>
+      <w:bookmarkStart w:id="4" w:name="_Toc241748337"/>
       <w:r>
         <w:lastRenderedPageBreak/>
         <w:t>Painel</w:t>
@@ -3901,7 +3901,7 @@
           <w:noProof/>
         </w:rPr>
         <w:drawing>
-          <wp:inline distT="0" distB="0" distL="0" distR="0" wp14:anchorId="6A1A1273" wp14:editId="0542B26D">
+          <wp:inline distT="0" distB="0" distL="0" distR="0" wp14:anchorId="4BE551EA" wp14:editId="3784499C">
             <wp:extent cx="5715000" cy="5133975"/>
             <wp:effectExtent l="0" t="0" r="0" b="0"/>
             <wp:docPr id="212" name="01-dashboard-sidebar.png" descr="O painel do Manager com a barra lateral e os cartões de resumo." title="O painel do Manager com a barra lateral e os cartões de resumo."/>
@@ -4409,7 +4409,7 @@
         <w:pStyle w:val="Ttulo1"/>
         <w:pageBreakBefore/>
       </w:pPr>
-      <w:bookmarkStart w:id="5" w:name="_Toc241745498"/>
+      <w:bookmarkStart w:id="5" w:name="_Toc241748338"/>
       <w:r>
         <w:lastRenderedPageBreak/>
         <w:t>Utilizadores</w:t>
@@ -4442,7 +4442,7 @@
           <w:noProof/>
         </w:rPr>
         <w:drawing>
-          <wp:inline distT="0" distB="0" distL="0" distR="0" wp14:anchorId="6AC3C19B" wp14:editId="72E7587B">
+          <wp:inline distT="0" distB="0" distL="0" distR="0" wp14:anchorId="6908CA13" wp14:editId="113D2408">
             <wp:extent cx="5715000" cy="3571875"/>
             <wp:effectExtent l="0" t="0" r="0" b="0"/>
             <wp:docPr id="213" name="06-users.png" descr="A lista de Utilizadores para um Manager, sem administradores e sem os botões Novo Utilizador nem Ficheiro de credenciais." title="A lista de Utilizadores para um Manager, sem administradores e sem os botões Novo Utilizador nem Ficheiro de credenciais."/>
@@ -4891,7 +4891,7 @@
       <w:pPr>
         <w:pStyle w:val="Ttulo2"/>
       </w:pPr>
-      <w:bookmarkStart w:id="6" w:name="_Toc241745499"/>
+      <w:bookmarkStart w:id="6" w:name="_Toc241748339"/>
       <w:r>
         <w:lastRenderedPageBreak/>
         <w:t>Mapas de uma pessoa</w:t>
@@ -4934,7 +4934,7 @@
           <w:noProof/>
         </w:rPr>
         <w:drawing>
-          <wp:inline distT="0" distB="0" distL="0" distR="0" wp14:anchorId="303A6C95" wp14:editId="4C645A62">
+          <wp:inline distT="0" distB="0" distL="0" distR="0" wp14:anchorId="719BF44F" wp14:editId="06F87DC1">
             <wp:extent cx="4362450" cy="2190750"/>
             <wp:effectExtent l="0" t="0" r="0" b="0"/>
             <wp:docPr id="214" name="09-users-maps-dialog.png" descr="A caixa de diálogo Mapas de um utilizador, com listas de nível de partilha e ícones de proprietário e remover." title="A caixa de diálogo Mapas de um utilizador, com listas de nível de partilha e ícones de proprietário e remover."/>
@@ -6174,7 +6174,7 @@
       <w:pPr>
         <w:pStyle w:val="Ttulo2"/>
       </w:pPr>
-      <w:bookmarkStart w:id="7" w:name="_Toc241745500"/>
+      <w:bookmarkStart w:id="7" w:name="_Toc241748340"/>
       <w:r>
         <w:t>Exemplo: dar um mapa a um colega que assume o trabalho</w:t>
       </w:r>
@@ -6302,7 +6302,7 @@
         <w:pStyle w:val="Ttulo1"/>
         <w:pageBreakBefore/>
       </w:pPr>
-      <w:bookmarkStart w:id="8" w:name="_Toc241745501"/>
+      <w:bookmarkStart w:id="8" w:name="_Toc241748341"/>
       <w:r>
         <w:lastRenderedPageBreak/>
         <w:t>Mapas</w:t>
@@ -6335,7 +6335,7 @@
           <w:noProof/>
         </w:rPr>
         <w:drawing>
-          <wp:inline distT="0" distB="0" distL="0" distR="0" wp14:anchorId="40EC3BAA" wp14:editId="41B9CF56">
+          <wp:inline distT="0" distB="0" distL="0" distR="0" wp14:anchorId="05FCFCC1" wp14:editId="55792EF6">
             <wp:extent cx="5715000" cy="3429000"/>
             <wp:effectExtent l="0" t="0" r="0" b="0"/>
             <wp:docPr id="215" name="02-maps-all.png" descr="A lista de Mapas, separador Todos, com os ícones Copiar, Partilhar, Agendar e Exportar em cada linha." title="A lista de Mapas, separador Todos, com os ícones Copiar, Partilhar, Agendar e Exportar em cada linha."/>
@@ -6387,7 +6387,7 @@
       <w:pPr>
         <w:pStyle w:val="Ttulo2"/>
       </w:pPr>
-      <w:bookmarkStart w:id="9" w:name="_Toc241745502"/>
+      <w:bookmarkStart w:id="9" w:name="_Toc241748342"/>
       <w:r>
         <w:t>Encontrar um mapa</w:t>
       </w:r>
@@ -7013,7 +7013,7 @@
       <w:pPr>
         <w:pStyle w:val="Ttulo2"/>
       </w:pPr>
-      <w:bookmarkStart w:id="10" w:name="_Toc241745503"/>
+      <w:bookmarkStart w:id="10" w:name="_Toc241748343"/>
       <w:r>
         <w:lastRenderedPageBreak/>
         <w:t>O que faz cada ícone</w:t>
@@ -7613,7 +7613,7 @@
       <w:pPr>
         <w:pStyle w:val="Ttulo2"/>
       </w:pPr>
-      <w:bookmarkStart w:id="11" w:name="_Toc241745504"/>
+      <w:bookmarkStart w:id="11" w:name="_Toc241748344"/>
       <w:r>
         <w:t>Copiar um mapa para construir o seu</w:t>
       </w:r>
@@ -7702,7 +7702,7 @@
       <w:pPr>
         <w:pStyle w:val="Ttulo2"/>
       </w:pPr>
-      <w:bookmarkStart w:id="12" w:name="_Toc241745505"/>
+      <w:bookmarkStart w:id="12" w:name="_Toc241748345"/>
       <w:r>
         <w:t>Partilhar um mapa</w:t>
       </w:r>
@@ -7807,7 +7807,7 @@
         </w:rPr>
         <w:lastRenderedPageBreak/>
         <w:drawing>
-          <wp:inline distT="0" distB="0" distL="0" distR="0" wp14:anchorId="1053E346" wp14:editId="7D429D69">
+          <wp:inline distT="0" distB="0" distL="0" distR="0" wp14:anchorId="250B6BB6" wp14:editId="422FDE83">
             <wp:extent cx="3743325" cy="3895725"/>
             <wp:effectExtent l="0" t="0" r="0" b="0"/>
             <wp:docPr id="216" name="03-share-dialog.png" descr="A caixa de diálogo Partilhar mapa com uma caixa de pesquisa e os botões Pode ver, Pode exportar e Pode editar." title="A caixa de diálogo Partilhar mapa com uma caixa de pesquisa e os botões Pode ver, Pode exportar e Pode editar."/>
@@ -7890,7 +7890,7 @@
         <w:pStyle w:val="Ttulo1"/>
         <w:pageBreakBefore/>
       </w:pPr>
-      <w:bookmarkStart w:id="13" w:name="_Toc241745506"/>
+      <w:bookmarkStart w:id="13" w:name="_Toc241748346"/>
       <w:r>
         <w:lastRenderedPageBreak/>
         <w:t>Construtor de mapas</w:t>
@@ -7923,7 +7923,7 @@
           <w:noProof/>
         </w:rPr>
         <w:drawing>
-          <wp:inline distT="0" distB="0" distL="0" distR="0" wp14:anchorId="7F9DD30E" wp14:editId="64B6C17C">
+          <wp:inline distT="0" distB="0" distL="0" distR="0" wp14:anchorId="417826AD" wp14:editId="39708195">
             <wp:extent cx="5715000" cy="3571875"/>
             <wp:effectExtent l="0" t="0" r="0" b="0"/>
             <wp:docPr id="217" name="05-builder-overview.png" descr="O construtor de mapas com a árvore Áreas de Negócio, a área de Colunas e o painel Propriedades." title="O construtor de mapas com a árvore Áreas de Negócio, a área de Colunas e o painel Propriedades."/>
@@ -7975,7 +7975,7 @@
       <w:pPr>
         <w:pStyle w:val="Ttulo2"/>
       </w:pPr>
-      <w:bookmarkStart w:id="14" w:name="_Toc241745507"/>
+      <w:bookmarkStart w:id="14" w:name="_Toc241748347"/>
       <w:r>
         <w:t>O que pode guardar</w:t>
       </w:r>
@@ -8356,7 +8356,7 @@
       <w:pPr>
         <w:pStyle w:val="Ttulo2"/>
       </w:pPr>
-      <w:bookmarkStart w:id="15" w:name="_Toc241745508"/>
+      <w:bookmarkStart w:id="15" w:name="_Toc241748348"/>
       <w:r>
         <w:t>A barra de ferramentas</w:t>
       </w:r>
@@ -9197,7 +9197,7 @@
       <w:pPr>
         <w:pStyle w:val="Ttulo2"/>
       </w:pPr>
-      <w:bookmarkStart w:id="16" w:name="_Toc241745509"/>
+      <w:bookmarkStart w:id="16" w:name="_Toc241748349"/>
       <w:r>
         <w:t>Construir um mapa</w:t>
       </w:r>
@@ -9365,7 +9365,7 @@
       <w:pPr>
         <w:pStyle w:val="Ttulo2"/>
       </w:pPr>
-      <w:bookmarkStart w:id="17" w:name="_Toc241745510"/>
+      <w:bookmarkStart w:id="17" w:name="_Toc241748350"/>
       <w:r>
         <w:t>Configurar coluna</w:t>
       </w:r>
@@ -11282,7 +11282,7 @@
       <w:pPr>
         <w:pStyle w:val="Ttulo2"/>
       </w:pPr>
-      <w:bookmarkStart w:id="18" w:name="_Toc241745511"/>
+      <w:bookmarkStart w:id="18" w:name="_Toc241748351"/>
       <w:r>
         <w:lastRenderedPageBreak/>
         <w:t>Os cinco separadores de definições</w:t>
@@ -12948,7 +12948,7 @@
       <w:pPr>
         <w:pStyle w:val="Ttulo2"/>
       </w:pPr>
-      <w:bookmarkStart w:id="19" w:name="_Toc241745512"/>
+      <w:bookmarkStart w:id="19" w:name="_Toc241748352"/>
       <w:r>
         <w:t>Formatação condicional</w:t>
       </w:r>
@@ -13654,7 +13654,7 @@
       <w:pPr>
         <w:pStyle w:val="Ttulo2"/>
       </w:pPr>
-      <w:bookmarkStart w:id="20" w:name="_Toc241745513"/>
+      <w:bookmarkStart w:id="20" w:name="_Toc241748353"/>
       <w:r>
         <w:t>Mapas recusados</w:t>
       </w:r>
@@ -13670,7 +13670,7 @@
         <w:pStyle w:val="Ttulo1"/>
         <w:pageBreakBefore/>
       </w:pPr>
-      <w:bookmarkStart w:id="21" w:name="_Toc241745514"/>
+      <w:bookmarkStart w:id="21" w:name="_Toc241748354"/>
       <w:r>
         <w:lastRenderedPageBreak/>
         <w:t>Visualizador de mapas</w:t>
@@ -13713,7 +13713,7 @@
           <w:noProof/>
         </w:rPr>
         <w:drawing>
-          <wp:inline distT="0" distB="0" distL="0" distR="0" wp14:anchorId="5229A68F" wp14:editId="22E7A719">
+          <wp:inline distT="0" distB="0" distL="0" distR="0" wp14:anchorId="2C27F697" wp14:editId="142BC0F2">
             <wp:extent cx="5715000" cy="3571875"/>
             <wp:effectExtent l="0" t="0" r="0" b="0"/>
             <wp:docPr id="218" name="06-viewer-results.png" descr="Uma execução concluída com os botões Excel, CSV e PDF por cima da grelha de resultados." title="Uma execução concluída com os botões Excel, CSV e PDF por cima da grelha de resultados."/>
@@ -14601,7 +14601,7 @@
       <w:pPr>
         <w:pStyle w:val="Ttulo2"/>
       </w:pPr>
-      <w:bookmarkStart w:id="22" w:name="_Toc241745515"/>
+      <w:bookmarkStart w:id="22" w:name="_Toc241748355"/>
       <w:r>
         <w:t>Exportar para PDF</w:t>
       </w:r>
@@ -15013,7 +15013,7 @@
       <w:pPr>
         <w:pStyle w:val="Ttulo2"/>
       </w:pPr>
-      <w:bookmarkStart w:id="23" w:name="_Toc241745516"/>
+      <w:bookmarkStart w:id="23" w:name="_Toc241748356"/>
       <w:r>
         <w:t>Exemplo: executar e exportar GD_M.M10_V01.DIS</w:t>
       </w:r>
@@ -15126,7 +15126,7 @@
         <w:pStyle w:val="Ttulo1"/>
         <w:pageBreakBefore/>
       </w:pPr>
-      <w:bookmarkStart w:id="24" w:name="_Toc241745517"/>
+      <w:bookmarkStart w:id="24" w:name="_Toc241748357"/>
       <w:r>
         <w:lastRenderedPageBreak/>
         <w:t>Agendamentos</w:t>
@@ -15149,7 +15149,7 @@
           <w:noProof/>
         </w:rPr>
         <w:drawing>
-          <wp:inline distT="0" distB="0" distL="0" distR="0" wp14:anchorId="2C023A2F" wp14:editId="6C7ED737">
+          <wp:inline distT="0" distB="0" distL="0" distR="0" wp14:anchorId="6D95BF54" wp14:editId="24D9FB4B">
             <wp:extent cx="5715000" cy="3571875"/>
             <wp:effectExtent l="0" t="0" r="0" b="0"/>
             <wp:docPr id="219" name="38-schedules-list.png" descr="A página Agendamentos com um agendamento em pausa e os respetivos ícones de ação." title="A página Agendamentos com um agendamento em pausa e os respetivos ícones de ação."/>
@@ -17210,7 +17210,7 @@
       <w:pPr>
         <w:pStyle w:val="Ttulo2"/>
       </w:pPr>
-      <w:bookmarkStart w:id="25" w:name="_Toc241745518"/>
+      <w:bookmarkStart w:id="25" w:name="_Toc241748358"/>
       <w:r>
         <w:t>Exemplo: agendar uma execução semanal</w:t>
       </w:r>
@@ -17376,7 +17376,7 @@
         <w:pStyle w:val="Ttulo1"/>
         <w:pageBreakBefore/>
       </w:pPr>
-      <w:bookmarkStart w:id="26" w:name="_Toc241745519"/>
+      <w:bookmarkStart w:id="26" w:name="_Toc241748359"/>
       <w:r>
         <w:lastRenderedPageBreak/>
         <w:t>Execuções</w:t>
@@ -17406,7 +17406,7 @@
           <w:noProof/>
         </w:rPr>
         <w:drawing>
-          <wp:inline distT="0" distB="0" distL="0" distR="0" wp14:anchorId="59135762" wp14:editId="560C34EC">
+          <wp:inline distT="0" distB="0" distL="0" distR="0" wp14:anchorId="598A36CC" wp14:editId="2665260C">
             <wp:extent cx="5715000" cy="3571875"/>
             <wp:effectExtent l="0" t="0" r="0" b="0"/>
             <wp:docPr id="220" name="08-runs.png" descr="A página Execuções com os filtros Mapa, Estado e Tipo e a lista de execuções." title="A página Execuções com os filtros Mapa, Estado e Tipo e a lista de execuções."/>
@@ -18128,7 +18128,7 @@
         <w:pStyle w:val="Ttulo1"/>
         <w:pageBreakBefore/>
       </w:pPr>
-      <w:bookmarkStart w:id="27" w:name="_Toc241745520"/>
+      <w:bookmarkStart w:id="27" w:name="_Toc241748360"/>
       <w:r>
         <w:lastRenderedPageBreak/>
         <w:t>Exportações</w:t>
@@ -18158,7 +18158,7 @@
           <w:noProof/>
         </w:rPr>
         <w:drawing>
-          <wp:inline distT="0" distB="0" distL="0" distR="0" wp14:anchorId="2D573846" wp14:editId="0616968C">
+          <wp:inline distT="0" distB="0" distL="0" distR="0" wp14:anchorId="11717075" wp14:editId="47F3E0AA">
             <wp:extent cx="5715000" cy="3571875"/>
             <wp:effectExtent l="0" t="0" r="0" b="0"/>
             <wp:docPr id="221" name="44-exports.png" descr="A página Exportações com a lista de exportações e um botão Transferir nas concluídas." title="A página Exportações com a lista de exportações e um botão Transferir nas concluídas."/>
@@ -18435,7 +18435,7 @@
         <w:pStyle w:val="Ttulo1"/>
         <w:pageBreakBefore/>
       </w:pPr>
-      <w:bookmarkStart w:id="28" w:name="_Toc241745521"/>
+      <w:bookmarkStart w:id="28" w:name="_Toc241748361"/>
       <w:r>
         <w:lastRenderedPageBreak/>
         <w:t>Definições</w:t>
@@ -18478,7 +18478,7 @@
           <w:noProof/>
         </w:rPr>
         <w:drawing>
-          <wp:inline distT="0" distB="0" distL="0" distR="0" wp14:anchorId="2B9A266B" wp14:editId="53C09B21">
+          <wp:inline distT="0" distB="0" distL="0" distR="0" wp14:anchorId="71FEC162" wp14:editId="554DAE75">
             <wp:extent cx="5715000" cy="3571875"/>
             <wp:effectExtent l="0" t="0" r="0" b="0"/>
             <wp:docPr id="222" name="04-settings.png" descr="A página Definições com os cartões Idioma de exibição, Aparência e Paleta." title="A página Definições com os cartões Idioma de exibição, Aparência e Paleta."/>
@@ -19032,7 +19032,7 @@
         <w:pStyle w:val="Ttulo1"/>
         <w:pageBreakBefore/>
       </w:pPr>
-      <w:bookmarkStart w:id="29" w:name="_Toc241745522"/>
+      <w:bookmarkStart w:id="29" w:name="_Toc241748362"/>
       <w:r>
         <w:lastRenderedPageBreak/>
         <w:t>Perguntas frequentes</w:t>
@@ -19232,7 +19232,7 @@
         <w:pStyle w:val="Ttulo1"/>
         <w:pageBreakBefore/>
       </w:pPr>
-      <w:bookmarkStart w:id="30" w:name="_Toc241745523"/>
+      <w:bookmarkStart w:id="30" w:name="_Toc241748363"/>
       <w:r>
         <w:lastRenderedPageBreak/>
         <w:t>Glossário</w:t>
@@ -20309,7 +20309,7 @@
         <w:sz w:val="16"/>
         <w:szCs w:val="16"/>
       </w:rPr>
-      <w:t>Discoverer Neo 2.1.0 · Guia completo · MANAGER</w:t>
+      <w:t>Discoverer Neo 2.1.1 · Guia completo · MANAGER</w:t>
     </w:r>
   </w:p>
 </w:hdr>
@@ -20318,10 +20318,10 @@
 <file path=word/numbering.xml><?xml version="1.0" encoding="utf-8"?>
 <w:numbering xmlns:wpc="http://schemas.microsoft.com/office/word/2010/wordprocessingCanvas" xmlns:cx="http://schemas.microsoft.com/office/drawing/2014/chartex" xmlns:cx1="http://schemas.microsoft.com/office/drawing/2015/9/8/chartex" xmlns:cx2="http://schemas.microsoft.com/office/drawing/2015/10/21/chartex" xmlns:cx3="http://schemas.microsoft.com/office/drawing/2016/5/9/chartex" xmlns:cx4="http://schemas.microsoft.com/office/drawing/2016/5/10/chartex" xmlns:cx5="http://schemas.microsoft.com/office/drawing/2016/5/11/chartex" xmlns:cx6="http://schemas.microsoft.com/office/drawing/2016/5/12/chartex" xmlns:cx7="http://schemas.microsoft.com/office/drawing/2016/5/13/chartex" xmlns:cx8="http://schemas.microsoft.com/office/drawing/2016/5/14/chartex" xmlns:mc="http://schemas.openxmlformats.org/markup-compatibility/2006" xmlns:aink="http://schemas.microsoft.com/office/drawing/2016/ink" xmlns:am3d="http://schemas.microsoft.com/office/drawing/2017/model3d" xmlns:o="urn:schemas-microsoft-com:office:office" xmlns:oel="http://schemas.microsoft.com/office/2019/extlst" xmlns:r="http://schemas.openxmlformats.org/officeDocument/2006/relationships" xmlns:m="http://schemas.openxmlformats.org/officeDocument/2006/math" xmlns:v="urn:schemas-microsoft-com:vml" xmlns:wp14="http://schemas.microsoft.com/office/word/2010/wordprocessingDrawing" xmlns:wp="http://schemas.openxmlformats.org/drawingml/2006/wordprocessingDrawing" xmlns:w10="urn:schemas-microsoft-com:office:word" xmlns:w="http://schemas.openxmlformats.org/wordprocessingml/2006/main" xmlns:w14="http://schemas.microsoft.com/office/word/2010/wordml" xmlns:w15="http://schemas.microsoft.com/office/word/2012/wordml" xmlns:w16cex="http://schemas.microsoft.com/office/word/2018/wordml/cex" xmlns:w16cid="http://schemas.microsoft.com/office/word/2016/wordml/cid" xmlns:w16="http://schemas.microsoft.com/office/word/2018/wordml" xmlns:w16sdtdh="http://schemas.microsoft.com/office/word/2020/wordml/sdtdatahash" xmlns:w16se="http://schemas.microsoft.com/office/word/2015/wordml/symex" xmlns:wpg="http://schemas.microsoft.com/office/word/2010/wordprocessingGroup" xmlns:wpi="http://schemas.microsoft.com/office/word/2010/wordprocessingInk" xmlns:wne="http://schemas.microsoft.com/office/word/2006/wordml" xmlns:wps="http://schemas.microsoft.com/office/word/2010/wordprocessingShape" mc:Ignorable="w14 w15 w16se w16cid w16 w16cex w16sdtdh wp14">
   <w:abstractNum w:abstractNumId="0" w15:restartNumberingAfterBreak="0">
-    <w:nsid w:val="057B0171"/>
+    <w:nsid w:val="02082495"/>
     <w:multiLevelType w:val="hybridMultilevel"/>
-    <w:tmpl w:val="DFC064EA"/>
-    <w:lvl w:ilvl="0" w:tplc="032ACB58">
+    <w:tmpl w:val="4366114E"/>
+    <w:lvl w:ilvl="0" w:tplc="5A12C204">
       <w:start w:val="1"/>
       <w:numFmt w:val="decimal"/>
       <w:lvlText w:val="%1."/>
@@ -20330,7 +20330,7 @@
         <w:ind w:left="360" w:hanging="300"/>
       </w:pPr>
     </w:lvl>
-    <w:lvl w:ilvl="1" w:tplc="6CBE26F8" w:tentative="1">
+    <w:lvl w:ilvl="1" w:tplc="C678958E" w:tentative="1">
       <w:start w:val="1"/>
       <w:numFmt w:val="lowerLetter"/>
       <w:lvlText w:val="%2."/>
@@ -20339,47 +20339,47 @@
         <w:ind w:left="720" w:hanging="300"/>
       </w:pPr>
     </w:lvl>
-    <w:lvl w:ilvl="2" w:tplc="6A0E3BFC">
+    <w:lvl w:ilvl="2" w:tplc="09E4BFB2">
       <w:numFmt w:val="decimal"/>
       <w:lvlText w:val=""/>
       <w:lvlJc w:val="left"/>
     </w:lvl>
-    <w:lvl w:ilvl="3" w:tplc="8FB6D8F0">
+    <w:lvl w:ilvl="3" w:tplc="965A67D6">
       <w:numFmt w:val="decimal"/>
       <w:lvlText w:val=""/>
       <w:lvlJc w:val="left"/>
     </w:lvl>
-    <w:lvl w:ilvl="4" w:tplc="E906416E">
+    <w:lvl w:ilvl="4" w:tplc="E17CCF3A">
       <w:numFmt w:val="decimal"/>
       <w:lvlText w:val=""/>
       <w:lvlJc w:val="left"/>
     </w:lvl>
-    <w:lvl w:ilvl="5" w:tplc="86BA2BFC">
+    <w:lvl w:ilvl="5" w:tplc="892A80BA">
       <w:numFmt w:val="decimal"/>
       <w:lvlText w:val=""/>
       <w:lvlJc w:val="left"/>
     </w:lvl>
-    <w:lvl w:ilvl="6" w:tplc="C2D01906">
+    <w:lvl w:ilvl="6" w:tplc="FC0856C2">
       <w:numFmt w:val="decimal"/>
       <w:lvlText w:val=""/>
       <w:lvlJc w:val="left"/>
     </w:lvl>
-    <w:lvl w:ilvl="7" w:tplc="6D909664">
+    <w:lvl w:ilvl="7" w:tplc="A70CEF04">
       <w:numFmt w:val="decimal"/>
       <w:lvlText w:val=""/>
       <w:lvlJc w:val="left"/>
     </w:lvl>
-    <w:lvl w:ilvl="8" w:tplc="0B6EDCE2">
+    <w:lvl w:ilvl="8" w:tplc="0E147122">
       <w:numFmt w:val="decimal"/>
       <w:lvlText w:val=""/>
       <w:lvlJc w:val="left"/>
     </w:lvl>
   </w:abstractNum>
   <w:abstractNum w:abstractNumId="1" w15:restartNumberingAfterBreak="0">
-    <w:nsid w:val="143A1B9E"/>
+    <w:nsid w:val="02EA0BC8"/>
     <w:multiLevelType w:val="hybridMultilevel"/>
-    <w:tmpl w:val="7E8434A4"/>
-    <w:lvl w:ilvl="0" w:tplc="C784CC78">
+    <w:tmpl w:val="6FB28C74"/>
+    <w:lvl w:ilvl="0" w:tplc="D34C8B32">
       <w:start w:val="1"/>
       <w:numFmt w:val="decimal"/>
       <w:lvlText w:val="%1."/>
@@ -20388,7 +20388,7 @@
         <w:ind w:left="360" w:hanging="300"/>
       </w:pPr>
     </w:lvl>
-    <w:lvl w:ilvl="1" w:tplc="BA40A880" w:tentative="1">
+    <w:lvl w:ilvl="1" w:tplc="9CEA5A6E" w:tentative="1">
       <w:start w:val="1"/>
       <w:numFmt w:val="lowerLetter"/>
       <w:lvlText w:val="%2."/>
@@ -20397,47 +20397,163 @@
         <w:ind w:left="720" w:hanging="300"/>
       </w:pPr>
     </w:lvl>
-    <w:lvl w:ilvl="2" w:tplc="EA348C8E">
+    <w:lvl w:ilvl="2" w:tplc="B2FE40DC">
       <w:numFmt w:val="decimal"/>
       <w:lvlText w:val=""/>
       <w:lvlJc w:val="left"/>
     </w:lvl>
-    <w:lvl w:ilvl="3" w:tplc="98545B30">
+    <w:lvl w:ilvl="3" w:tplc="C9D0E0F6">
       <w:numFmt w:val="decimal"/>
       <w:lvlText w:val=""/>
       <w:lvlJc w:val="left"/>
     </w:lvl>
-    <w:lvl w:ilvl="4" w:tplc="9410D852">
+    <w:lvl w:ilvl="4" w:tplc="C18A579C">
       <w:numFmt w:val="decimal"/>
       <w:lvlText w:val=""/>
       <w:lvlJc w:val="left"/>
     </w:lvl>
-    <w:lvl w:ilvl="5" w:tplc="3A789FC6">
+    <w:lvl w:ilvl="5" w:tplc="525038BE">
       <w:numFmt w:val="decimal"/>
       <w:lvlText w:val=""/>
       <w:lvlJc w:val="left"/>
     </w:lvl>
-    <w:lvl w:ilvl="6" w:tplc="E6FA9E8A">
+    <w:lvl w:ilvl="6" w:tplc="373C4900">
       <w:numFmt w:val="decimal"/>
       <w:lvlText w:val=""/>
       <w:lvlJc w:val="left"/>
     </w:lvl>
-    <w:lvl w:ilvl="7" w:tplc="79D43356">
+    <w:lvl w:ilvl="7" w:tplc="18CE162A">
       <w:numFmt w:val="decimal"/>
       <w:lvlText w:val=""/>
       <w:lvlJc w:val="left"/>
     </w:lvl>
-    <w:lvl w:ilvl="8" w:tplc="BA363B2E">
+    <w:lvl w:ilvl="8" w:tplc="CC485FA2">
       <w:numFmt w:val="decimal"/>
       <w:lvlText w:val=""/>
       <w:lvlJc w:val="left"/>
     </w:lvl>
   </w:abstractNum>
   <w:abstractNum w:abstractNumId="2" w15:restartNumberingAfterBreak="0">
-    <w:nsid w:val="2EFC2AD5"/>
+    <w:nsid w:val="0ABD35EA"/>
     <w:multiLevelType w:val="hybridMultilevel"/>
-    <w:tmpl w:val="CBE46B44"/>
-    <w:lvl w:ilvl="0" w:tplc="7E307160" w:tentative="1">
+    <w:tmpl w:val="45540B06"/>
+    <w:lvl w:ilvl="0" w:tplc="423A1144">
+      <w:start w:val="1"/>
+      <w:numFmt w:val="decimal"/>
+      <w:lvlText w:val="%1."/>
+      <w:lvlJc w:val="left"/>
+      <w:pPr>
+        <w:ind w:left="360" w:hanging="300"/>
+      </w:pPr>
+    </w:lvl>
+    <w:lvl w:ilvl="1" w:tplc="DC3EB038" w:tentative="1">
+      <w:start w:val="1"/>
+      <w:numFmt w:val="lowerLetter"/>
+      <w:lvlText w:val="%2."/>
+      <w:lvlJc w:val="left"/>
+      <w:pPr>
+        <w:ind w:left="720" w:hanging="300"/>
+      </w:pPr>
+    </w:lvl>
+    <w:lvl w:ilvl="2" w:tplc="D088A23A">
+      <w:numFmt w:val="decimal"/>
+      <w:lvlText w:val=""/>
+      <w:lvlJc w:val="left"/>
+    </w:lvl>
+    <w:lvl w:ilvl="3" w:tplc="09EABF46">
+      <w:numFmt w:val="decimal"/>
+      <w:lvlText w:val=""/>
+      <w:lvlJc w:val="left"/>
+    </w:lvl>
+    <w:lvl w:ilvl="4" w:tplc="87426AC8">
+      <w:numFmt w:val="decimal"/>
+      <w:lvlText w:val=""/>
+      <w:lvlJc w:val="left"/>
+    </w:lvl>
+    <w:lvl w:ilvl="5" w:tplc="09A09490">
+      <w:numFmt w:val="decimal"/>
+      <w:lvlText w:val=""/>
+      <w:lvlJc w:val="left"/>
+    </w:lvl>
+    <w:lvl w:ilvl="6" w:tplc="D826A206">
+      <w:numFmt w:val="decimal"/>
+      <w:lvlText w:val=""/>
+      <w:lvlJc w:val="left"/>
+    </w:lvl>
+    <w:lvl w:ilvl="7" w:tplc="50EE4504">
+      <w:numFmt w:val="decimal"/>
+      <w:lvlText w:val=""/>
+      <w:lvlJc w:val="left"/>
+    </w:lvl>
+    <w:lvl w:ilvl="8" w:tplc="061840A2">
+      <w:numFmt w:val="decimal"/>
+      <w:lvlText w:val=""/>
+      <w:lvlJc w:val="left"/>
+    </w:lvl>
+  </w:abstractNum>
+  <w:abstractNum w:abstractNumId="3" w15:restartNumberingAfterBreak="0">
+    <w:nsid w:val="0FD9236A"/>
+    <w:multiLevelType w:val="hybridMultilevel"/>
+    <w:tmpl w:val="92BE1A1C"/>
+    <w:lvl w:ilvl="0" w:tplc="2364F9B4">
+      <w:start w:val="1"/>
+      <w:numFmt w:val="decimal"/>
+      <w:lvlText w:val="%1."/>
+      <w:lvlJc w:val="left"/>
+      <w:pPr>
+        <w:ind w:left="360" w:hanging="300"/>
+      </w:pPr>
+    </w:lvl>
+    <w:lvl w:ilvl="1" w:tplc="F3A0CA6A" w:tentative="1">
+      <w:start w:val="1"/>
+      <w:numFmt w:val="lowerLetter"/>
+      <w:lvlText w:val="%2."/>
+      <w:lvlJc w:val="left"/>
+      <w:pPr>
+        <w:ind w:left="720" w:hanging="300"/>
+      </w:pPr>
+    </w:lvl>
+    <w:lvl w:ilvl="2" w:tplc="DB4EC532">
+      <w:numFmt w:val="decimal"/>
+      <w:lvlText w:val=""/>
+      <w:lvlJc w:val="left"/>
+    </w:lvl>
+    <w:lvl w:ilvl="3" w:tplc="C5BAFFD8">
+      <w:numFmt w:val="decimal"/>
+      <w:lvlText w:val=""/>
+      <w:lvlJc w:val="left"/>
+    </w:lvl>
+    <w:lvl w:ilvl="4" w:tplc="89562276">
+      <w:numFmt w:val="decimal"/>
+      <w:lvlText w:val=""/>
+      <w:lvlJc w:val="left"/>
+    </w:lvl>
+    <w:lvl w:ilvl="5" w:tplc="6A38644E">
+      <w:numFmt w:val="decimal"/>
+      <w:lvlText w:val=""/>
+      <w:lvlJc w:val="left"/>
+    </w:lvl>
+    <w:lvl w:ilvl="6" w:tplc="74D6996C">
+      <w:numFmt w:val="decimal"/>
+      <w:lvlText w:val=""/>
+      <w:lvlJc w:val="left"/>
+    </w:lvl>
+    <w:lvl w:ilvl="7" w:tplc="658C07E4">
+      <w:numFmt w:val="decimal"/>
+      <w:lvlText w:val=""/>
+      <w:lvlJc w:val="left"/>
+    </w:lvl>
+    <w:lvl w:ilvl="8" w:tplc="0302DDD2">
+      <w:numFmt w:val="decimal"/>
+      <w:lvlText w:val=""/>
+      <w:lvlJc w:val="left"/>
+    </w:lvl>
+  </w:abstractNum>
+  <w:abstractNum w:abstractNumId="4" w15:restartNumberingAfterBreak="0">
+    <w:nsid w:val="16C541CB"/>
+    <w:multiLevelType w:val="hybridMultilevel"/>
+    <w:tmpl w:val="B2447A50"/>
+    <w:lvl w:ilvl="0" w:tplc="C83C2B7A" w:tentative="1">
       <w:start w:val="1"/>
       <w:numFmt w:val="bullet"/>
       <w:lvlText w:val="●"/>
@@ -20446,7 +20562,7 @@
         <w:ind w:left="720" w:hanging="360"/>
       </w:pPr>
     </w:lvl>
-    <w:lvl w:ilvl="1" w:tplc="DBF29582" w:tentative="1">
+    <w:lvl w:ilvl="1" w:tplc="32BEF76A" w:tentative="1">
       <w:start w:val="1"/>
       <w:numFmt w:val="bullet"/>
       <w:lvlText w:val="○"/>
@@ -20455,7 +20571,7 @@
         <w:ind w:left="1440" w:hanging="360"/>
       </w:pPr>
     </w:lvl>
-    <w:lvl w:ilvl="2" w:tplc="2AAEDC00" w:tentative="1">
+    <w:lvl w:ilvl="2" w:tplc="4BAEE682" w:tentative="1">
       <w:start w:val="1"/>
       <w:numFmt w:val="bullet"/>
       <w:lvlText w:val="■"/>
@@ -20464,7 +20580,7 @@
         <w:ind w:left="2160" w:hanging="360"/>
       </w:pPr>
     </w:lvl>
-    <w:lvl w:ilvl="3" w:tplc="7018C424" w:tentative="1">
+    <w:lvl w:ilvl="3" w:tplc="A2DA3216" w:tentative="1">
       <w:start w:val="1"/>
       <w:numFmt w:val="bullet"/>
       <w:lvlText w:val="●"/>
@@ -20473,7 +20589,7 @@
         <w:ind w:left="2880" w:hanging="360"/>
       </w:pPr>
     </w:lvl>
-    <w:lvl w:ilvl="4" w:tplc="51047128" w:tentative="1">
+    <w:lvl w:ilvl="4" w:tplc="DB06353C" w:tentative="1">
       <w:start w:val="1"/>
       <w:numFmt w:val="bullet"/>
       <w:lvlText w:val="○"/>
@@ -20482,7 +20598,7 @@
         <w:ind w:left="3600" w:hanging="360"/>
       </w:pPr>
     </w:lvl>
-    <w:lvl w:ilvl="5" w:tplc="6718918E" w:tentative="1">
+    <w:lvl w:ilvl="5" w:tplc="C7CC562E" w:tentative="1">
       <w:start w:val="1"/>
       <w:numFmt w:val="bullet"/>
       <w:lvlText w:val="■"/>
@@ -20491,7 +20607,7 @@
         <w:ind w:left="4320" w:hanging="360"/>
       </w:pPr>
     </w:lvl>
-    <w:lvl w:ilvl="6" w:tplc="59FEDE36" w:tentative="1">
+    <w:lvl w:ilvl="6" w:tplc="97B8E472" w:tentative="1">
       <w:start w:val="1"/>
       <w:numFmt w:val="bullet"/>
       <w:lvlText w:val="●"/>
@@ -20500,7 +20616,7 @@
         <w:ind w:left="5040" w:hanging="360"/>
       </w:pPr>
     </w:lvl>
-    <w:lvl w:ilvl="7" w:tplc="46C69196" w:tentative="1">
+    <w:lvl w:ilvl="7" w:tplc="8E90A72C" w:tentative="1">
       <w:start w:val="1"/>
       <w:numFmt w:val="bullet"/>
       <w:lvlText w:val="●"/>
@@ -20509,7 +20625,7 @@
         <w:ind w:left="5760" w:hanging="360"/>
       </w:pPr>
     </w:lvl>
-    <w:lvl w:ilvl="8" w:tplc="93DE3378" w:tentative="1">
+    <w:lvl w:ilvl="8" w:tplc="EA2881C8" w:tentative="1">
       <w:start w:val="1"/>
       <w:numFmt w:val="bullet"/>
       <w:lvlText w:val="●"/>
@@ -20519,11 +20635,11 @@
       </w:pPr>
     </w:lvl>
   </w:abstractNum>
-  <w:abstractNum w:abstractNumId="3" w15:restartNumberingAfterBreak="0">
-    <w:nsid w:val="30F42E1A"/>
+  <w:abstractNum w:abstractNumId="5" w15:restartNumberingAfterBreak="0">
+    <w:nsid w:val="22BE7A60"/>
     <w:multiLevelType w:val="hybridMultilevel"/>
-    <w:tmpl w:val="920A35C2"/>
-    <w:lvl w:ilvl="0" w:tplc="C60691D2">
+    <w:tmpl w:val="23446A50"/>
+    <w:lvl w:ilvl="0" w:tplc="05BAF084">
       <w:start w:val="1"/>
       <w:numFmt w:val="decimal"/>
       <w:lvlText w:val="%1."/>
@@ -20532,7 +20648,7 @@
         <w:ind w:left="360" w:hanging="300"/>
       </w:pPr>
     </w:lvl>
-    <w:lvl w:ilvl="1" w:tplc="97D8AFA2" w:tentative="1">
+    <w:lvl w:ilvl="1" w:tplc="A52AB9A6" w:tentative="1">
       <w:start w:val="1"/>
       <w:numFmt w:val="lowerLetter"/>
       <w:lvlText w:val="%2."/>
@@ -20541,47 +20657,105 @@
         <w:ind w:left="720" w:hanging="300"/>
       </w:pPr>
     </w:lvl>
-    <w:lvl w:ilvl="2" w:tplc="7CE25036">
+    <w:lvl w:ilvl="2" w:tplc="94423F40">
       <w:numFmt w:val="decimal"/>
       <w:lvlText w:val=""/>
       <w:lvlJc w:val="left"/>
     </w:lvl>
-    <w:lvl w:ilvl="3" w:tplc="95BAA8B8">
+    <w:lvl w:ilvl="3" w:tplc="083C3EE4">
       <w:numFmt w:val="decimal"/>
       <w:lvlText w:val=""/>
       <w:lvlJc w:val="left"/>
     </w:lvl>
-    <w:lvl w:ilvl="4" w:tplc="14FC4770">
+    <w:lvl w:ilvl="4" w:tplc="0BB458E2">
       <w:numFmt w:val="decimal"/>
       <w:lvlText w:val=""/>
       <w:lvlJc w:val="left"/>
     </w:lvl>
-    <w:lvl w:ilvl="5" w:tplc="12A0C7D2">
+    <w:lvl w:ilvl="5" w:tplc="346C7F9C">
       <w:numFmt w:val="decimal"/>
       <w:lvlText w:val=""/>
       <w:lvlJc w:val="left"/>
     </w:lvl>
-    <w:lvl w:ilvl="6" w:tplc="3ACE4FF0">
+    <w:lvl w:ilvl="6" w:tplc="FA7050CC">
       <w:numFmt w:val="decimal"/>
       <w:lvlText w:val=""/>
       <w:lvlJc w:val="left"/>
     </w:lvl>
-    <w:lvl w:ilvl="7" w:tplc="1496310A">
+    <w:lvl w:ilvl="7" w:tplc="3B8E2202">
       <w:numFmt w:val="decimal"/>
       <w:lvlText w:val=""/>
       <w:lvlJc w:val="left"/>
     </w:lvl>
-    <w:lvl w:ilvl="8" w:tplc="CAE07D08">
+    <w:lvl w:ilvl="8" w:tplc="2266263C">
       <w:numFmt w:val="decimal"/>
       <w:lvlText w:val=""/>
       <w:lvlJc w:val="left"/>
     </w:lvl>
   </w:abstractNum>
-  <w:abstractNum w:abstractNumId="4" w15:restartNumberingAfterBreak="0">
-    <w:nsid w:val="43CE66AD"/>
+  <w:abstractNum w:abstractNumId="6" w15:restartNumberingAfterBreak="0">
+    <w:nsid w:val="26E9650D"/>
     <w:multiLevelType w:val="hybridMultilevel"/>
-    <w:tmpl w:val="6BAE5DEC"/>
-    <w:lvl w:ilvl="0" w:tplc="B85C5608">
+    <w:tmpl w:val="E5CA0FE2"/>
+    <w:lvl w:ilvl="0" w:tplc="94586B92">
+      <w:start w:val="1"/>
+      <w:numFmt w:val="decimal"/>
+      <w:lvlText w:val="%1."/>
+      <w:lvlJc w:val="left"/>
+      <w:pPr>
+        <w:ind w:left="360" w:hanging="300"/>
+      </w:pPr>
+    </w:lvl>
+    <w:lvl w:ilvl="1" w:tplc="1DAA8D8C" w:tentative="1">
+      <w:start w:val="1"/>
+      <w:numFmt w:val="lowerLetter"/>
+      <w:lvlText w:val="%2."/>
+      <w:lvlJc w:val="left"/>
+      <w:pPr>
+        <w:ind w:left="720" w:hanging="300"/>
+      </w:pPr>
+    </w:lvl>
+    <w:lvl w:ilvl="2" w:tplc="C1FA4DC4">
+      <w:numFmt w:val="decimal"/>
+      <w:lvlText w:val=""/>
+      <w:lvlJc w:val="left"/>
+    </w:lvl>
+    <w:lvl w:ilvl="3" w:tplc="BB148AAC">
+      <w:numFmt w:val="decimal"/>
+      <w:lvlText w:val=""/>
+      <w:lvlJc w:val="left"/>
+    </w:lvl>
+    <w:lvl w:ilvl="4" w:tplc="88A0CD72">
+      <w:numFmt w:val="decimal"/>
+      <w:lvlText w:val=""/>
+      <w:lvlJc w:val="left"/>
+    </w:lvl>
+    <w:lvl w:ilvl="5" w:tplc="0FCA19C8">
+      <w:numFmt w:val="decimal"/>
+      <w:lvlText w:val=""/>
+      <w:lvlJc w:val="left"/>
+    </w:lvl>
+    <w:lvl w:ilvl="6" w:tplc="8AA20C74">
+      <w:numFmt w:val="decimal"/>
+      <w:lvlText w:val=""/>
+      <w:lvlJc w:val="left"/>
+    </w:lvl>
+    <w:lvl w:ilvl="7" w:tplc="3AD214C2">
+      <w:numFmt w:val="decimal"/>
+      <w:lvlText w:val=""/>
+      <w:lvlJc w:val="left"/>
+    </w:lvl>
+    <w:lvl w:ilvl="8" w:tplc="CBBA4B1A">
+      <w:numFmt w:val="decimal"/>
+      <w:lvlText w:val=""/>
+      <w:lvlJc w:val="left"/>
+    </w:lvl>
+  </w:abstractNum>
+  <w:abstractNum w:abstractNumId="7" w15:restartNumberingAfterBreak="0">
+    <w:nsid w:val="3F4332B1"/>
+    <w:multiLevelType w:val="hybridMultilevel"/>
+    <w:tmpl w:val="F60E234C"/>
+    <w:lvl w:ilvl="0" w:tplc="5EC08786">
       <w:start w:val="1"/>
       <w:numFmt w:val="bullet"/>
       <w:lvlText w:val="•"/>
@@ -20590,7 +20764,7 @@
         <w:ind w:left="360" w:hanging="260"/>
       </w:pPr>
     </w:lvl>
-    <w:lvl w:ilvl="1" w:tplc="DF263276" w:tentative="1">
+    <w:lvl w:ilvl="1" w:tplc="B2C268F6" w:tentative="1">
       <w:start w:val="1"/>
       <w:numFmt w:val="bullet"/>
       <w:lvlText w:val="–"/>
@@ -20599,47 +20773,47 @@
         <w:ind w:left="720" w:hanging="260"/>
       </w:pPr>
     </w:lvl>
-    <w:lvl w:ilvl="2" w:tplc="4892563A">
+    <w:lvl w:ilvl="2" w:tplc="321E07C8">
       <w:numFmt w:val="decimal"/>
       <w:lvlText w:val=""/>
       <w:lvlJc w:val="left"/>
     </w:lvl>
-    <w:lvl w:ilvl="3" w:tplc="64D83478">
+    <w:lvl w:ilvl="3" w:tplc="EE06FB1C">
       <w:numFmt w:val="decimal"/>
       <w:lvlText w:val=""/>
       <w:lvlJc w:val="left"/>
     </w:lvl>
-    <w:lvl w:ilvl="4" w:tplc="2C38DE4C">
+    <w:lvl w:ilvl="4" w:tplc="EB5846D4">
       <w:numFmt w:val="decimal"/>
       <w:lvlText w:val=""/>
       <w:lvlJc w:val="left"/>
     </w:lvl>
-    <w:lvl w:ilvl="5" w:tplc="88BE4662">
+    <w:lvl w:ilvl="5" w:tplc="A34E7D2C">
       <w:numFmt w:val="decimal"/>
       <w:lvlText w:val=""/>
       <w:lvlJc w:val="left"/>
     </w:lvl>
-    <w:lvl w:ilvl="6" w:tplc="89145004">
+    <w:lvl w:ilvl="6" w:tplc="7052848E">
       <w:numFmt w:val="decimal"/>
       <w:lvlText w:val=""/>
       <w:lvlJc w:val="left"/>
     </w:lvl>
-    <w:lvl w:ilvl="7" w:tplc="0A9A16D6">
+    <w:lvl w:ilvl="7" w:tplc="D6AE826A">
       <w:numFmt w:val="decimal"/>
       <w:lvlText w:val=""/>
       <w:lvlJc w:val="left"/>
     </w:lvl>
-    <w:lvl w:ilvl="8" w:tplc="95B4B372">
+    <w:lvl w:ilvl="8" w:tplc="97D096AE">
       <w:numFmt w:val="decimal"/>
       <w:lvlText w:val=""/>
       <w:lvlJc w:val="left"/>
     </w:lvl>
   </w:abstractNum>
-  <w:abstractNum w:abstractNumId="5" w15:restartNumberingAfterBreak="0">
-    <w:nsid w:val="481458E9"/>
+  <w:abstractNum w:abstractNumId="8" w15:restartNumberingAfterBreak="0">
+    <w:nsid w:val="75A21E5A"/>
     <w:multiLevelType w:val="hybridMultilevel"/>
-    <w:tmpl w:val="442CCA7A"/>
-    <w:lvl w:ilvl="0" w:tplc="228CD220">
+    <w:tmpl w:val="205CE192"/>
+    <w:lvl w:ilvl="0" w:tplc="531CF450">
       <w:start w:val="1"/>
       <w:numFmt w:val="decimal"/>
       <w:lvlText w:val="%1."/>
@@ -20648,7 +20822,7 @@
         <w:ind w:left="360" w:hanging="300"/>
       </w:pPr>
     </w:lvl>
-    <w:lvl w:ilvl="1" w:tplc="A6D49D48" w:tentative="1">
+    <w:lvl w:ilvl="1" w:tplc="5AAC0384" w:tentative="1">
       <w:start w:val="1"/>
       <w:numFmt w:val="lowerLetter"/>
       <w:lvlText w:val="%2."/>
@@ -20657,266 +20831,92 @@
         <w:ind w:left="720" w:hanging="300"/>
       </w:pPr>
     </w:lvl>
-    <w:lvl w:ilvl="2" w:tplc="3A36986A">
+    <w:lvl w:ilvl="2" w:tplc="3398DB10">
       <w:numFmt w:val="decimal"/>
       <w:lvlText w:val=""/>
       <w:lvlJc w:val="left"/>
     </w:lvl>
-    <w:lvl w:ilvl="3" w:tplc="8A346796">
+    <w:lvl w:ilvl="3" w:tplc="6DB8997A">
       <w:numFmt w:val="decimal"/>
       <w:lvlText w:val=""/>
       <w:lvlJc w:val="left"/>
     </w:lvl>
-    <w:lvl w:ilvl="4" w:tplc="7DF6CBF4">
+    <w:lvl w:ilvl="4" w:tplc="56C6577E">
       <w:numFmt w:val="decimal"/>
       <w:lvlText w:val=""/>
       <w:lvlJc w:val="left"/>
     </w:lvl>
-    <w:lvl w:ilvl="5" w:tplc="C478DCA0">
+    <w:lvl w:ilvl="5" w:tplc="0DC0D980">
       <w:numFmt w:val="decimal"/>
       <w:lvlText w:val=""/>
       <w:lvlJc w:val="left"/>
     </w:lvl>
-    <w:lvl w:ilvl="6" w:tplc="9C6A269C">
+    <w:lvl w:ilvl="6" w:tplc="A3EAD0BE">
       <w:numFmt w:val="decimal"/>
       <w:lvlText w:val=""/>
       <w:lvlJc w:val="left"/>
     </w:lvl>
-    <w:lvl w:ilvl="7" w:tplc="A0685636">
+    <w:lvl w:ilvl="7" w:tplc="B4E666E2">
       <w:numFmt w:val="decimal"/>
       <w:lvlText w:val=""/>
       <w:lvlJc w:val="left"/>
     </w:lvl>
-    <w:lvl w:ilvl="8" w:tplc="F1420974">
+    <w:lvl w:ilvl="8" w:tplc="6A688F86">
       <w:numFmt w:val="decimal"/>
       <w:lvlText w:val=""/>
       <w:lvlJc w:val="left"/>
     </w:lvl>
   </w:abstractNum>
-  <w:abstractNum w:abstractNumId="6" w15:restartNumberingAfterBreak="0">
-    <w:nsid w:val="49C962BC"/>
-    <w:multiLevelType w:val="hybridMultilevel"/>
-    <w:tmpl w:val="385471AA"/>
-    <w:lvl w:ilvl="0" w:tplc="0ECE34CE">
-      <w:start w:val="1"/>
-      <w:numFmt w:val="decimal"/>
-      <w:lvlText w:val="%1."/>
-      <w:lvlJc w:val="left"/>
-      <w:pPr>
-        <w:ind w:left="360" w:hanging="300"/>
-      </w:pPr>
-    </w:lvl>
-    <w:lvl w:ilvl="1" w:tplc="2CCCE20E" w:tentative="1">
-      <w:start w:val="1"/>
-      <w:numFmt w:val="lowerLetter"/>
-      <w:lvlText w:val="%2."/>
-      <w:lvlJc w:val="left"/>
-      <w:pPr>
-        <w:ind w:left="720" w:hanging="300"/>
-      </w:pPr>
-    </w:lvl>
-    <w:lvl w:ilvl="2" w:tplc="F214ADC4">
-      <w:numFmt w:val="decimal"/>
-      <w:lvlText w:val=""/>
-      <w:lvlJc w:val="left"/>
-    </w:lvl>
-    <w:lvl w:ilvl="3" w:tplc="CFB84538">
-      <w:numFmt w:val="decimal"/>
-      <w:lvlText w:val=""/>
-      <w:lvlJc w:val="left"/>
-    </w:lvl>
-    <w:lvl w:ilvl="4" w:tplc="C0D672FA">
-      <w:numFmt w:val="decimal"/>
-      <w:lvlText w:val=""/>
-      <w:lvlJc w:val="left"/>
-    </w:lvl>
-    <w:lvl w:ilvl="5" w:tplc="5E16D34A">
-      <w:numFmt w:val="decimal"/>
-      <w:lvlText w:val=""/>
-      <w:lvlJc w:val="left"/>
-    </w:lvl>
-    <w:lvl w:ilvl="6" w:tplc="7E0C3054">
-      <w:numFmt w:val="decimal"/>
-      <w:lvlText w:val=""/>
-      <w:lvlJc w:val="left"/>
-    </w:lvl>
-    <w:lvl w:ilvl="7" w:tplc="61FA4CDC">
-      <w:numFmt w:val="decimal"/>
-      <w:lvlText w:val=""/>
-      <w:lvlJc w:val="left"/>
-    </w:lvl>
-    <w:lvl w:ilvl="8" w:tplc="EAD20FEE">
-      <w:numFmt w:val="decimal"/>
-      <w:lvlText w:val=""/>
-      <w:lvlJc w:val="left"/>
-    </w:lvl>
-  </w:abstractNum>
-  <w:abstractNum w:abstractNumId="7" w15:restartNumberingAfterBreak="0">
-    <w:nsid w:val="7352644E"/>
-    <w:multiLevelType w:val="hybridMultilevel"/>
-    <w:tmpl w:val="AF3E78F2"/>
-    <w:lvl w:ilvl="0" w:tplc="5770F922">
-      <w:start w:val="1"/>
-      <w:numFmt w:val="decimal"/>
-      <w:lvlText w:val="%1."/>
-      <w:lvlJc w:val="left"/>
-      <w:pPr>
-        <w:ind w:left="360" w:hanging="300"/>
-      </w:pPr>
-    </w:lvl>
-    <w:lvl w:ilvl="1" w:tplc="11FC3406" w:tentative="1">
-      <w:start w:val="1"/>
-      <w:numFmt w:val="lowerLetter"/>
-      <w:lvlText w:val="%2."/>
-      <w:lvlJc w:val="left"/>
-      <w:pPr>
-        <w:ind w:left="720" w:hanging="300"/>
-      </w:pPr>
-    </w:lvl>
-    <w:lvl w:ilvl="2" w:tplc="553A0564">
-      <w:numFmt w:val="decimal"/>
-      <w:lvlText w:val=""/>
-      <w:lvlJc w:val="left"/>
-    </w:lvl>
-    <w:lvl w:ilvl="3" w:tplc="0C26586A">
-      <w:numFmt w:val="decimal"/>
-      <w:lvlText w:val=""/>
-      <w:lvlJc w:val="left"/>
-    </w:lvl>
-    <w:lvl w:ilvl="4" w:tplc="758AC0DE">
-      <w:numFmt w:val="decimal"/>
-      <w:lvlText w:val=""/>
-      <w:lvlJc w:val="left"/>
-    </w:lvl>
-    <w:lvl w:ilvl="5" w:tplc="78C82CDC">
-      <w:numFmt w:val="decimal"/>
-      <w:lvlText w:val=""/>
-      <w:lvlJc w:val="left"/>
-    </w:lvl>
-    <w:lvl w:ilvl="6" w:tplc="79AAF484">
-      <w:numFmt w:val="decimal"/>
-      <w:lvlText w:val=""/>
-      <w:lvlJc w:val="left"/>
-    </w:lvl>
-    <w:lvl w:ilvl="7" w:tplc="33C8091A">
-      <w:numFmt w:val="decimal"/>
-      <w:lvlText w:val=""/>
-      <w:lvlJc w:val="left"/>
-    </w:lvl>
-    <w:lvl w:ilvl="8" w:tplc="7D28C7EA">
-      <w:numFmt w:val="decimal"/>
-      <w:lvlText w:val=""/>
-      <w:lvlJc w:val="left"/>
-    </w:lvl>
-  </w:abstractNum>
-  <w:abstractNum w:abstractNumId="8" w15:restartNumberingAfterBreak="0">
-    <w:nsid w:val="7CF04A54"/>
-    <w:multiLevelType w:val="hybridMultilevel"/>
-    <w:tmpl w:val="9BFA72D8"/>
-    <w:lvl w:ilvl="0" w:tplc="479454D2">
-      <w:start w:val="1"/>
-      <w:numFmt w:val="decimal"/>
-      <w:lvlText w:val="%1."/>
-      <w:lvlJc w:val="left"/>
-      <w:pPr>
-        <w:ind w:left="360" w:hanging="300"/>
-      </w:pPr>
-    </w:lvl>
-    <w:lvl w:ilvl="1" w:tplc="857447E8" w:tentative="1">
-      <w:start w:val="1"/>
-      <w:numFmt w:val="lowerLetter"/>
-      <w:lvlText w:val="%2."/>
-      <w:lvlJc w:val="left"/>
-      <w:pPr>
-        <w:ind w:left="720" w:hanging="300"/>
-      </w:pPr>
-    </w:lvl>
-    <w:lvl w:ilvl="2" w:tplc="2186839A">
-      <w:numFmt w:val="decimal"/>
-      <w:lvlText w:val=""/>
-      <w:lvlJc w:val="left"/>
-    </w:lvl>
-    <w:lvl w:ilvl="3" w:tplc="379CBF5E">
-      <w:numFmt w:val="decimal"/>
-      <w:lvlText w:val=""/>
-      <w:lvlJc w:val="left"/>
-    </w:lvl>
-    <w:lvl w:ilvl="4" w:tplc="26DAE04A">
-      <w:numFmt w:val="decimal"/>
-      <w:lvlText w:val=""/>
-      <w:lvlJc w:val="left"/>
-    </w:lvl>
-    <w:lvl w:ilvl="5" w:tplc="F99202EC">
-      <w:numFmt w:val="decimal"/>
-      <w:lvlText w:val=""/>
-      <w:lvlJc w:val="left"/>
-    </w:lvl>
-    <w:lvl w:ilvl="6" w:tplc="74E26E0C">
-      <w:numFmt w:val="decimal"/>
-      <w:lvlText w:val=""/>
-      <w:lvlJc w:val="left"/>
-    </w:lvl>
-    <w:lvl w:ilvl="7" w:tplc="6218A9C4">
-      <w:numFmt w:val="decimal"/>
-      <w:lvlText w:val=""/>
-      <w:lvlJc w:val="left"/>
-    </w:lvl>
-    <w:lvl w:ilvl="8" w:tplc="4E3E121E">
-      <w:numFmt w:val="decimal"/>
-      <w:lvlText w:val=""/>
-      <w:lvlJc w:val="left"/>
-    </w:lvl>
-  </w:abstractNum>
-  <w:num w:numId="1" w16cid:durableId="553394425">
+  <w:num w:numId="1" w16cid:durableId="126901849">
+    <w:abstractNumId w:val="4"/>
+    <w:lvlOverride w:ilvl="0">
+      <w:startOverride w:val="1"/>
+    </w:lvlOverride>
+  </w:num>
+  <w:num w:numId="2" w16cid:durableId="1285817409">
+    <w:abstractNumId w:val="7"/>
+    <w:lvlOverride w:ilvl="0">
+      <w:startOverride w:val="1"/>
+    </w:lvlOverride>
+  </w:num>
+  <w:num w:numId="3" w16cid:durableId="721173550">
     <w:abstractNumId w:val="2"/>
     <w:lvlOverride w:ilvl="0">
       <w:startOverride w:val="1"/>
     </w:lvlOverride>
   </w:num>
-  <w:num w:numId="2" w16cid:durableId="1478262203">
-    <w:abstractNumId w:val="4"/>
+  <w:num w:numId="4" w16cid:durableId="637537287">
+    <w:abstractNumId w:val="6"/>
     <w:lvlOverride w:ilvl="0">
       <w:startOverride w:val="1"/>
     </w:lvlOverride>
   </w:num>
-  <w:num w:numId="3" w16cid:durableId="984622786">
+  <w:num w:numId="5" w16cid:durableId="772020466">
     <w:abstractNumId w:val="0"/>
     <w:lvlOverride w:ilvl="0">
       <w:startOverride w:val="1"/>
     </w:lvlOverride>
   </w:num>
-  <w:num w:numId="4" w16cid:durableId="1911040098">
-    <w:abstractNumId w:val="1"/>
-    <w:lvlOverride w:ilvl="0">
-      <w:startOverride w:val="1"/>
-    </w:lvlOverride>
-  </w:num>
-  <w:num w:numId="5" w16cid:durableId="1202861654">
+  <w:num w:numId="6" w16cid:durableId="1821271063">
     <w:abstractNumId w:val="8"/>
     <w:lvlOverride w:ilvl="0">
       <w:startOverride w:val="1"/>
     </w:lvlOverride>
   </w:num>
-  <w:num w:numId="6" w16cid:durableId="1520894916">
-    <w:abstractNumId w:val="7"/>
+  <w:num w:numId="7" w16cid:durableId="466506539">
+    <w:abstractNumId w:val="3"/>
     <w:lvlOverride w:ilvl="0">
       <w:startOverride w:val="1"/>
     </w:lvlOverride>
   </w:num>
-  <w:num w:numId="7" w16cid:durableId="1492090506">
+  <w:num w:numId="8" w16cid:durableId="1912151821">
     <w:abstractNumId w:val="5"/>
     <w:lvlOverride w:ilvl="0">
       <w:startOverride w:val="1"/>
     </w:lvlOverride>
   </w:num>
-  <w:num w:numId="8" w16cid:durableId="2018850671">
-    <w:abstractNumId w:val="3"/>
-    <w:lvlOverride w:ilvl="0">
-      <w:startOverride w:val="1"/>
-    </w:lvlOverride>
-  </w:num>
-  <w:num w:numId="9" w16cid:durableId="480318951">
-    <w:abstractNumId w:val="6"/>
+  <w:num w:numId="9" w16cid:durableId="1195844719">
+    <w:abstractNumId w:val="1"/>
     <w:lvlOverride w:ilvl="0">
       <w:startOverride w:val="1"/>
     </w:lvlOverride>
@@ -21596,7 +21596,7 @@
     <w:autoRedefine/>
     <w:uiPriority w:val="39"/>
     <w:unhideWhenUsed/>
-    <w:rsid w:val="00E2565D"/>
+    <w:rsid w:val="005E739F"/>
     <w:pPr>
       <w:spacing w:after="100"/>
     </w:pPr>
@@ -21608,7 +21608,7 @@
     <w:autoRedefine/>
     <w:uiPriority w:val="39"/>
     <w:unhideWhenUsed/>
-    <w:rsid w:val="00E2565D"/>
+    <w:rsid w:val="005E739F"/>
     <w:pPr>
       <w:spacing w:after="100"/>
       <w:ind w:left="210"/>

--- a/discoverer-neo/docs/user-guide/manual/Discoverer-Neo-MANAGER-Guide-Full-pt-PT.docx
+++ b/discoverer-neo/docs/user-guide/manual/Discoverer-Neo-MANAGER-Guide-Full-pt-PT.docx
@@ -54,7 +54,7 @@
           <w:sz w:val="22"/>
           <w:szCs w:val="22"/>
         </w:rPr>
-        <w:t>Versão 2.1.1</w:t>
+        <w:t>Versão 2.2.0</w:t>
       </w:r>
     </w:p>
     <w:p>
@@ -74,7 +74,7 @@
     <w:sdt>
       <w:sdtPr>
         <w:alias w:val="Índice"/>
-        <w:id w:val="2031377903"/>
+        <w:id w:val="-741561936"/>
       </w:sdtPr>
       <w:sdtEndPr/>
       <w:sdtContent>
@@ -102,7 +102,7 @@
           <w:r>
             <w:fldChar w:fldCharType="separate"/>
           </w:r>
-          <w:hyperlink w:anchor="_Toc241748333" w:history="1">
+          <w:hyperlink w:anchor="_Toc241848572" w:history="1">
             <w:r>
               <w:rPr>
                 <w:rStyle w:val="Hiperligao"/>
@@ -126,7 +126,7 @@
               <w:rPr>
                 <w:noProof/>
               </w:rPr>
-              <w:instrText xml:space="preserve"> PAGEREF _Toc241748333 \h </w:instrText>
+              <w:instrText xml:space="preserve"> PAGEREF _Toc241848572 \h </w:instrText>
             </w:r>
             <w:r>
               <w:rPr>
@@ -168,7 +168,7 @@
               <w14:ligatures w14:val="standardContextual"/>
             </w:rPr>
           </w:pPr>
-          <w:hyperlink w:anchor="_Toc241748334" w:history="1">
+          <w:hyperlink w:anchor="_Toc241848573" w:history="1">
             <w:r>
               <w:rPr>
                 <w:rStyle w:val="Hiperligao"/>
@@ -192,7 +192,7 @@
               <w:rPr>
                 <w:noProof/>
               </w:rPr>
-              <w:instrText xml:space="preserve"> PAGEREF _Toc241748334 \h </w:instrText>
+              <w:instrText xml:space="preserve"> PAGEREF _Toc241848573 \h </w:instrText>
             </w:r>
             <w:r>
               <w:rPr>
@@ -234,7 +234,7 @@
               <w14:ligatures w14:val="standardContextual"/>
             </w:rPr>
           </w:pPr>
-          <w:hyperlink w:anchor="_Toc241748335" w:history="1">
+          <w:hyperlink w:anchor="_Toc241848574" w:history="1">
             <w:r>
               <w:rPr>
                 <w:rStyle w:val="Hiperligao"/>
@@ -258,7 +258,7 @@
               <w:rPr>
                 <w:noProof/>
               </w:rPr>
-              <w:instrText xml:space="preserve"> PAGEREF _Toc241748335 \h </w:instrText>
+              <w:instrText xml:space="preserve"> PAGEREF _Toc241848574 \h </w:instrText>
             </w:r>
             <w:r>
               <w:rPr>
@@ -300,7 +300,7 @@
               <w14:ligatures w14:val="standardContextual"/>
             </w:rPr>
           </w:pPr>
-          <w:hyperlink w:anchor="_Toc241748336" w:history="1">
+          <w:hyperlink w:anchor="_Toc241848575" w:history="1">
             <w:r>
               <w:rPr>
                 <w:rStyle w:val="Hiperligao"/>
@@ -324,7 +324,7 @@
               <w:rPr>
                 <w:noProof/>
               </w:rPr>
-              <w:instrText xml:space="preserve"> PAGEREF _Toc241748336 \h </w:instrText>
+              <w:instrText xml:space="preserve"> PAGEREF _Toc241848575 \h </w:instrText>
             </w:r>
             <w:r>
               <w:rPr>
@@ -366,7 +366,7 @@
               <w14:ligatures w14:val="standardContextual"/>
             </w:rPr>
           </w:pPr>
-          <w:hyperlink w:anchor="_Toc241748337" w:history="1">
+          <w:hyperlink w:anchor="_Toc241848576" w:history="1">
             <w:r>
               <w:rPr>
                 <w:rStyle w:val="Hiperligao"/>
@@ -390,7 +390,7 @@
               <w:rPr>
                 <w:noProof/>
               </w:rPr>
-              <w:instrText xml:space="preserve"> PAGEREF _Toc241748337 \h </w:instrText>
+              <w:instrText xml:space="preserve"> PAGEREF _Toc241848576 \h </w:instrText>
             </w:r>
             <w:r>
               <w:rPr>
@@ -432,7 +432,7 @@
               <w14:ligatures w14:val="standardContextual"/>
             </w:rPr>
           </w:pPr>
-          <w:hyperlink w:anchor="_Toc241748338" w:history="1">
+          <w:hyperlink w:anchor="_Toc241848577" w:history="1">
             <w:r>
               <w:rPr>
                 <w:rStyle w:val="Hiperligao"/>
@@ -456,7 +456,7 @@
               <w:rPr>
                 <w:noProof/>
               </w:rPr>
-              <w:instrText xml:space="preserve"> PAGEREF _Toc241748338 \h </w:instrText>
+              <w:instrText xml:space="preserve"> PAGEREF _Toc241848577 \h </w:instrText>
             </w:r>
             <w:r>
               <w:rPr>
@@ -498,7 +498,7 @@
               <w14:ligatures w14:val="standardContextual"/>
             </w:rPr>
           </w:pPr>
-          <w:hyperlink w:anchor="_Toc241748339" w:history="1">
+          <w:hyperlink w:anchor="_Toc241848578" w:history="1">
             <w:r>
               <w:rPr>
                 <w:rStyle w:val="Hiperligao"/>
@@ -522,7 +522,7 @@
               <w:rPr>
                 <w:noProof/>
               </w:rPr>
-              <w:instrText xml:space="preserve"> PAGEREF _Toc241748339 \h </w:instrText>
+              <w:instrText xml:space="preserve"> PAGEREF _Toc241848578 \h </w:instrText>
             </w:r>
             <w:r>
               <w:rPr>
@@ -564,7 +564,7 @@
               <w14:ligatures w14:val="standardContextual"/>
             </w:rPr>
           </w:pPr>
-          <w:hyperlink w:anchor="_Toc241748340" w:history="1">
+          <w:hyperlink w:anchor="_Toc241848579" w:history="1">
             <w:r>
               <w:rPr>
                 <w:rStyle w:val="Hiperligao"/>
@@ -588,7 +588,7 @@
               <w:rPr>
                 <w:noProof/>
               </w:rPr>
-              <w:instrText xml:space="preserve"> PAGEREF _Toc241748340 \h </w:instrText>
+              <w:instrText xml:space="preserve"> PAGEREF _Toc241848579 \h </w:instrText>
             </w:r>
             <w:r>
               <w:rPr>
@@ -630,7 +630,7 @@
               <w14:ligatures w14:val="standardContextual"/>
             </w:rPr>
           </w:pPr>
-          <w:hyperlink w:anchor="_Toc241748341" w:history="1">
+          <w:hyperlink w:anchor="_Toc241848580" w:history="1">
             <w:r>
               <w:rPr>
                 <w:rStyle w:val="Hiperligao"/>
@@ -654,7 +654,7 @@
               <w:rPr>
                 <w:noProof/>
               </w:rPr>
-              <w:instrText xml:space="preserve"> PAGEREF _Toc241748341 \h </w:instrText>
+              <w:instrText xml:space="preserve"> PAGEREF _Toc241848580 \h </w:instrText>
             </w:r>
             <w:r>
               <w:rPr>
@@ -696,7 +696,7 @@
               <w14:ligatures w14:val="standardContextual"/>
             </w:rPr>
           </w:pPr>
-          <w:hyperlink w:anchor="_Toc241748342" w:history="1">
+          <w:hyperlink w:anchor="_Toc241848581" w:history="1">
             <w:r>
               <w:rPr>
                 <w:rStyle w:val="Hiperligao"/>
@@ -720,7 +720,7 @@
               <w:rPr>
                 <w:noProof/>
               </w:rPr>
-              <w:instrText xml:space="preserve"> PAGEREF _Toc241748342 \h </w:instrText>
+              <w:instrText xml:space="preserve"> PAGEREF _Toc241848581 \h </w:instrText>
             </w:r>
             <w:r>
               <w:rPr>
@@ -762,7 +762,7 @@
               <w14:ligatures w14:val="standardContextual"/>
             </w:rPr>
           </w:pPr>
-          <w:hyperlink w:anchor="_Toc241748343" w:history="1">
+          <w:hyperlink w:anchor="_Toc241848582" w:history="1">
             <w:r>
               <w:rPr>
                 <w:rStyle w:val="Hiperligao"/>
@@ -786,7 +786,7 @@
               <w:rPr>
                 <w:noProof/>
               </w:rPr>
-              <w:instrText xml:space="preserve"> PAGEREF _Toc241748343 \h </w:instrText>
+              <w:instrText xml:space="preserve"> PAGEREF _Toc241848582 \h </w:instrText>
             </w:r>
             <w:r>
               <w:rPr>
@@ -828,7 +828,7 @@
               <w14:ligatures w14:val="standardContextual"/>
             </w:rPr>
           </w:pPr>
-          <w:hyperlink w:anchor="_Toc241748344" w:history="1">
+          <w:hyperlink w:anchor="_Toc241848583" w:history="1">
             <w:r>
               <w:rPr>
                 <w:rStyle w:val="Hiperligao"/>
@@ -852,7 +852,7 @@
               <w:rPr>
                 <w:noProof/>
               </w:rPr>
-              <w:instrText xml:space="preserve"> PAGEREF _Toc241748344 \h </w:instrText>
+              <w:instrText xml:space="preserve"> PAGEREF _Toc241848583 \h </w:instrText>
             </w:r>
             <w:r>
               <w:rPr>
@@ -894,7 +894,7 @@
               <w14:ligatures w14:val="standardContextual"/>
             </w:rPr>
           </w:pPr>
-          <w:hyperlink w:anchor="_Toc241748345" w:history="1">
+          <w:hyperlink w:anchor="_Toc241848584" w:history="1">
             <w:r>
               <w:rPr>
                 <w:rStyle w:val="Hiperligao"/>
@@ -918,7 +918,7 @@
               <w:rPr>
                 <w:noProof/>
               </w:rPr>
-              <w:instrText xml:space="preserve"> PAGEREF _Toc241748345 \h </w:instrText>
+              <w:instrText xml:space="preserve"> PAGEREF _Toc241848584 \h </w:instrText>
             </w:r>
             <w:r>
               <w:rPr>
@@ -960,7 +960,7 @@
               <w14:ligatures w14:val="standardContextual"/>
             </w:rPr>
           </w:pPr>
-          <w:hyperlink w:anchor="_Toc241748346" w:history="1">
+          <w:hyperlink w:anchor="_Toc241848585" w:history="1">
             <w:r>
               <w:rPr>
                 <w:rStyle w:val="Hiperligao"/>
@@ -984,7 +984,7 @@
               <w:rPr>
                 <w:noProof/>
               </w:rPr>
-              <w:instrText xml:space="preserve"> PAGEREF _Toc241748346 \h </w:instrText>
+              <w:instrText xml:space="preserve"> PAGEREF _Toc241848585 \h </w:instrText>
             </w:r>
             <w:r>
               <w:rPr>
@@ -1026,7 +1026,7 @@
               <w14:ligatures w14:val="standardContextual"/>
             </w:rPr>
           </w:pPr>
-          <w:hyperlink w:anchor="_Toc241748347" w:history="1">
+          <w:hyperlink w:anchor="_Toc241848586" w:history="1">
             <w:r>
               <w:rPr>
                 <w:rStyle w:val="Hiperligao"/>
@@ -1050,7 +1050,7 @@
               <w:rPr>
                 <w:noProof/>
               </w:rPr>
-              <w:instrText xml:space="preserve"> PAGEREF _Toc241748347 \h </w:instrText>
+              <w:instrText xml:space="preserve"> PAGEREF _Toc241848586 \h </w:instrText>
             </w:r>
             <w:r>
               <w:rPr>
@@ -1092,7 +1092,7 @@
               <w14:ligatures w14:val="standardContextual"/>
             </w:rPr>
           </w:pPr>
-          <w:hyperlink w:anchor="_Toc241748348" w:history="1">
+          <w:hyperlink w:anchor="_Toc241848587" w:history="1">
             <w:r>
               <w:rPr>
                 <w:rStyle w:val="Hiperligao"/>
@@ -1116,7 +1116,7 @@
               <w:rPr>
                 <w:noProof/>
               </w:rPr>
-              <w:instrText xml:space="preserve"> PAGEREF _Toc241748348 \h </w:instrText>
+              <w:instrText xml:space="preserve"> PAGEREF _Toc241848587 \h </w:instrText>
             </w:r>
             <w:r>
               <w:rPr>
@@ -1158,7 +1158,7 @@
               <w14:ligatures w14:val="standardContextual"/>
             </w:rPr>
           </w:pPr>
-          <w:hyperlink w:anchor="_Toc241748349" w:history="1">
+          <w:hyperlink w:anchor="_Toc241848588" w:history="1">
             <w:r>
               <w:rPr>
                 <w:rStyle w:val="Hiperligao"/>
@@ -1182,7 +1182,7 @@
               <w:rPr>
                 <w:noProof/>
               </w:rPr>
-              <w:instrText xml:space="preserve"> PAGEREF _Toc241748349 \h </w:instrText>
+              <w:instrText xml:space="preserve"> PAGEREF _Toc241848588 \h </w:instrText>
             </w:r>
             <w:r>
               <w:rPr>
@@ -1224,7 +1224,7 @@
               <w14:ligatures w14:val="standardContextual"/>
             </w:rPr>
           </w:pPr>
-          <w:hyperlink w:anchor="_Toc241748350" w:history="1">
+          <w:hyperlink w:anchor="_Toc241848589" w:history="1">
             <w:r>
               <w:rPr>
                 <w:rStyle w:val="Hiperligao"/>
@@ -1248,7 +1248,7 @@
               <w:rPr>
                 <w:noProof/>
               </w:rPr>
-              <w:instrText xml:space="preserve"> PAGEREF _Toc241748350 \h </w:instrText>
+              <w:instrText xml:space="preserve"> PAGEREF _Toc241848589 \h </w:instrText>
             </w:r>
             <w:r>
               <w:rPr>
@@ -1265,7 +1265,7 @@
               <w:rPr>
                 <w:noProof/>
               </w:rPr>
-              <w:t>13</w:t>
+              <w:t>14</w:t>
             </w:r>
             <w:r>
               <w:rPr>
@@ -1290,7 +1290,7 @@
               <w14:ligatures w14:val="standardContextual"/>
             </w:rPr>
           </w:pPr>
-          <w:hyperlink w:anchor="_Toc241748351" w:history="1">
+          <w:hyperlink w:anchor="_Toc241848590" w:history="1">
             <w:r>
               <w:rPr>
                 <w:rStyle w:val="Hiperligao"/>
@@ -1314,7 +1314,7 @@
               <w:rPr>
                 <w:noProof/>
               </w:rPr>
-              <w:instrText xml:space="preserve"> PAGEREF _Toc241748351 \h </w:instrText>
+              <w:instrText xml:space="preserve"> PAGEREF _Toc241848590 \h </w:instrText>
             </w:r>
             <w:r>
               <w:rPr>
@@ -1356,7 +1356,7 @@
               <w14:ligatures w14:val="standardContextual"/>
             </w:rPr>
           </w:pPr>
-          <w:hyperlink w:anchor="_Toc241748352" w:history="1">
+          <w:hyperlink w:anchor="_Toc241848591" w:history="1">
             <w:r>
               <w:rPr>
                 <w:rStyle w:val="Hiperligao"/>
@@ -1380,7 +1380,7 @@
               <w:rPr>
                 <w:noProof/>
               </w:rPr>
-              <w:instrText xml:space="preserve"> PAGEREF _Toc241748352 \h </w:instrText>
+              <w:instrText xml:space="preserve"> PAGEREF _Toc241848591 \h </w:instrText>
             </w:r>
             <w:r>
               <w:rPr>
@@ -1422,7 +1422,7 @@
               <w14:ligatures w14:val="standardContextual"/>
             </w:rPr>
           </w:pPr>
-          <w:hyperlink w:anchor="_Toc241748353" w:history="1">
+          <w:hyperlink w:anchor="_Toc241848592" w:history="1">
             <w:r>
               <w:rPr>
                 <w:rStyle w:val="Hiperligao"/>
@@ -1446,7 +1446,7 @@
               <w:rPr>
                 <w:noProof/>
               </w:rPr>
-              <w:instrText xml:space="preserve"> PAGEREF _Toc241748353 \h </w:instrText>
+              <w:instrText xml:space="preserve"> PAGEREF _Toc241848592 \h </w:instrText>
             </w:r>
             <w:r>
               <w:rPr>
@@ -1488,7 +1488,7 @@
               <w14:ligatures w14:val="standardContextual"/>
             </w:rPr>
           </w:pPr>
-          <w:hyperlink w:anchor="_Toc241748354" w:history="1">
+          <w:hyperlink w:anchor="_Toc241848593" w:history="1">
             <w:r>
               <w:rPr>
                 <w:rStyle w:val="Hiperligao"/>
@@ -1512,7 +1512,7 @@
               <w:rPr>
                 <w:noProof/>
               </w:rPr>
-              <w:instrText xml:space="preserve"> PAGEREF _Toc241748354 \h </w:instrText>
+              <w:instrText xml:space="preserve"> PAGEREF _Toc241848593 \h </w:instrText>
             </w:r>
             <w:r>
               <w:rPr>
@@ -1554,7 +1554,7 @@
               <w14:ligatures w14:val="standardContextual"/>
             </w:rPr>
           </w:pPr>
-          <w:hyperlink w:anchor="_Toc241748355" w:history="1">
+          <w:hyperlink w:anchor="_Toc241848594" w:history="1">
             <w:r>
               <w:rPr>
                 <w:rStyle w:val="Hiperligao"/>
@@ -1578,7 +1578,7 @@
               <w:rPr>
                 <w:noProof/>
               </w:rPr>
-              <w:instrText xml:space="preserve"> PAGEREF _Toc241748355 \h </w:instrText>
+              <w:instrText xml:space="preserve"> PAGEREF _Toc241848594 \h </w:instrText>
             </w:r>
             <w:r>
               <w:rPr>
@@ -1620,7 +1620,7 @@
               <w14:ligatures w14:val="standardContextual"/>
             </w:rPr>
           </w:pPr>
-          <w:hyperlink w:anchor="_Toc241748356" w:history="1">
+          <w:hyperlink w:anchor="_Toc241848595" w:history="1">
             <w:r>
               <w:rPr>
                 <w:rStyle w:val="Hiperligao"/>
@@ -1644,7 +1644,7 @@
               <w:rPr>
                 <w:noProof/>
               </w:rPr>
-              <w:instrText xml:space="preserve"> PAGEREF _Toc241748356 \h </w:instrText>
+              <w:instrText xml:space="preserve"> PAGEREF _Toc241848595 \h </w:instrText>
             </w:r>
             <w:r>
               <w:rPr>
@@ -1686,7 +1686,7 @@
               <w14:ligatures w14:val="standardContextual"/>
             </w:rPr>
           </w:pPr>
-          <w:hyperlink w:anchor="_Toc241748357" w:history="1">
+          <w:hyperlink w:anchor="_Toc241848596" w:history="1">
             <w:r>
               <w:rPr>
                 <w:rStyle w:val="Hiperligao"/>
@@ -1710,7 +1710,7 @@
               <w:rPr>
                 <w:noProof/>
               </w:rPr>
-              <w:instrText xml:space="preserve"> PAGEREF _Toc241748357 \h </w:instrText>
+              <w:instrText xml:space="preserve"> PAGEREF _Toc241848596 \h </w:instrText>
             </w:r>
             <w:r>
               <w:rPr>
@@ -1752,12 +1752,78 @@
               <w14:ligatures w14:val="standardContextual"/>
             </w:rPr>
           </w:pPr>
-          <w:hyperlink w:anchor="_Toc241748358" w:history="1">
+          <w:hyperlink w:anchor="_Toc241848597" w:history="1">
             <w:r>
               <w:rPr>
                 <w:rStyle w:val="Hiperligao"/>
                 <w:noProof/>
               </w:rPr>
+              <w:t>Parâmetros que acompanham a data de execução</w:t>
+            </w:r>
+            <w:r>
+              <w:rPr>
+                <w:noProof/>
+              </w:rPr>
+              <w:tab/>
+            </w:r>
+            <w:r>
+              <w:rPr>
+                <w:noProof/>
+              </w:rPr>
+              <w:fldChar w:fldCharType="begin"/>
+            </w:r>
+            <w:r>
+              <w:rPr>
+                <w:noProof/>
+              </w:rPr>
+              <w:instrText xml:space="preserve"> PAGEREF _Toc241848597 \h </w:instrText>
+            </w:r>
+            <w:r>
+              <w:rPr>
+                <w:noProof/>
+              </w:rPr>
+            </w:r>
+            <w:r>
+              <w:rPr>
+                <w:noProof/>
+              </w:rPr>
+              <w:fldChar w:fldCharType="separate"/>
+            </w:r>
+            <w:r>
+              <w:rPr>
+                <w:noProof/>
+              </w:rPr>
+              <w:t>21</w:t>
+            </w:r>
+            <w:r>
+              <w:rPr>
+                <w:noProof/>
+              </w:rPr>
+              <w:fldChar w:fldCharType="end"/>
+            </w:r>
+          </w:hyperlink>
+        </w:p>
+        <w:p>
+          <w:pPr>
+            <w:pStyle w:val="ndice2"/>
+            <w:tabs>
+              <w:tab w:val="right" w:leader="dot" w:pos="9016"/>
+            </w:tabs>
+            <w:rPr>
+              <w:rFonts w:asciiTheme="minorHAnsi" w:eastAsiaTheme="minorEastAsia" w:hAnsiTheme="minorHAnsi" w:cstheme="minorBidi"/>
+              <w:noProof/>
+              <w:kern w:val="2"/>
+              <w:sz w:val="24"/>
+              <w:szCs w:val="24"/>
+              <w14:ligatures w14:val="standardContextual"/>
+            </w:rPr>
+          </w:pPr>
+          <w:hyperlink w:anchor="_Toc241848598" w:history="1">
+            <w:r>
+              <w:rPr>
+                <w:rStyle w:val="Hiperligao"/>
+                <w:noProof/>
+              </w:rPr>
               <w:t>Exemplo: agendar uma execução semanal</w:t>
             </w:r>
             <w:r>
@@ -1776,7 +1842,7 @@
               <w:rPr>
                 <w:noProof/>
               </w:rPr>
-              <w:instrText xml:space="preserve"> PAGEREF _Toc241748358 \h </w:instrText>
+              <w:instrText xml:space="preserve"> PAGEREF _Toc241848598 \h </w:instrText>
             </w:r>
             <w:r>
               <w:rPr>
@@ -1793,7 +1859,7 @@
               <w:rPr>
                 <w:noProof/>
               </w:rPr>
-              <w:t>20</w:t>
+              <w:t>22</w:t>
             </w:r>
             <w:r>
               <w:rPr>
@@ -1818,7 +1884,7 @@
               <w14:ligatures w14:val="standardContextual"/>
             </w:rPr>
           </w:pPr>
-          <w:hyperlink w:anchor="_Toc241748359" w:history="1">
+          <w:hyperlink w:anchor="_Toc241848599" w:history="1">
             <w:r>
               <w:rPr>
                 <w:rStyle w:val="Hiperligao"/>
@@ -1842,7 +1908,7 @@
               <w:rPr>
                 <w:noProof/>
               </w:rPr>
-              <w:instrText xml:space="preserve"> PAGEREF _Toc241748359 \h </w:instrText>
+              <w:instrText xml:space="preserve"> PAGEREF _Toc241848599 \h </w:instrText>
             </w:r>
             <w:r>
               <w:rPr>
@@ -1859,7 +1925,7 @@
               <w:rPr>
                 <w:noProof/>
               </w:rPr>
-              <w:t>21</w:t>
+              <w:t>23</w:t>
             </w:r>
             <w:r>
               <w:rPr>
@@ -1884,7 +1950,7 @@
               <w14:ligatures w14:val="standardContextual"/>
             </w:rPr>
           </w:pPr>
-          <w:hyperlink w:anchor="_Toc241748360" w:history="1">
+          <w:hyperlink w:anchor="_Toc241848600" w:history="1">
             <w:r>
               <w:rPr>
                 <w:rStyle w:val="Hiperligao"/>
@@ -1908,7 +1974,7 @@
               <w:rPr>
                 <w:noProof/>
               </w:rPr>
-              <w:instrText xml:space="preserve"> PAGEREF _Toc241748360 \h </w:instrText>
+              <w:instrText xml:space="preserve"> PAGEREF _Toc241848600 \h </w:instrText>
             </w:r>
             <w:r>
               <w:rPr>
@@ -1925,7 +1991,7 @@
               <w:rPr>
                 <w:noProof/>
               </w:rPr>
-              <w:t>23</w:t>
+              <w:t>25</w:t>
             </w:r>
             <w:r>
               <w:rPr>
@@ -1950,7 +2016,7 @@
               <w14:ligatures w14:val="standardContextual"/>
             </w:rPr>
           </w:pPr>
-          <w:hyperlink w:anchor="_Toc241748361" w:history="1">
+          <w:hyperlink w:anchor="_Toc241848601" w:history="1">
             <w:r>
               <w:rPr>
                 <w:rStyle w:val="Hiperligao"/>
@@ -1974,7 +2040,7 @@
               <w:rPr>
                 <w:noProof/>
               </w:rPr>
-              <w:instrText xml:space="preserve"> PAGEREF _Toc241748361 \h </w:instrText>
+              <w:instrText xml:space="preserve"> PAGEREF _Toc241848601 \h </w:instrText>
             </w:r>
             <w:r>
               <w:rPr>
@@ -1991,7 +2057,7 @@
               <w:rPr>
                 <w:noProof/>
               </w:rPr>
-              <w:t>24</w:t>
+              <w:t>26</w:t>
             </w:r>
             <w:r>
               <w:rPr>
@@ -2016,7 +2082,7 @@
               <w14:ligatures w14:val="standardContextual"/>
             </w:rPr>
           </w:pPr>
-          <w:hyperlink w:anchor="_Toc241748362" w:history="1">
+          <w:hyperlink w:anchor="_Toc241848602" w:history="1">
             <w:r>
               <w:rPr>
                 <w:rStyle w:val="Hiperligao"/>
@@ -2040,7 +2106,7 @@
               <w:rPr>
                 <w:noProof/>
               </w:rPr>
-              <w:instrText xml:space="preserve"> PAGEREF _Toc241748362 \h </w:instrText>
+              <w:instrText xml:space="preserve"> PAGEREF _Toc241848602 \h </w:instrText>
             </w:r>
             <w:r>
               <w:rPr>
@@ -2057,7 +2123,7 @@
               <w:rPr>
                 <w:noProof/>
               </w:rPr>
-              <w:t>25</w:t>
+              <w:t>27</w:t>
             </w:r>
             <w:r>
               <w:rPr>
@@ -2082,7 +2148,7 @@
               <w14:ligatures w14:val="standardContextual"/>
             </w:rPr>
           </w:pPr>
-          <w:hyperlink w:anchor="_Toc241748363" w:history="1">
+          <w:hyperlink w:anchor="_Toc241848603" w:history="1">
             <w:r>
               <w:rPr>
                 <w:rStyle w:val="Hiperligao"/>
@@ -2106,7 +2172,7 @@
               <w:rPr>
                 <w:noProof/>
               </w:rPr>
-              <w:instrText xml:space="preserve"> PAGEREF _Toc241748363 \h </w:instrText>
+              <w:instrText xml:space="preserve"> PAGEREF _Toc241848603 \h </w:instrText>
             </w:r>
             <w:r>
               <w:rPr>
@@ -2123,7 +2189,7 @@
               <w:rPr>
                 <w:noProof/>
               </w:rPr>
-              <w:t>26</w:t>
+              <w:t>28</w:t>
             </w:r>
             <w:r>
               <w:rPr>
@@ -2154,7 +2220,7 @@
       <w:pPr>
         <w:pStyle w:val="Ttulo1"/>
       </w:pPr>
-      <w:bookmarkStart w:id="0" w:name="_Toc241748333"/>
+      <w:bookmarkStart w:id="0" w:name="_Toc241848572"/>
       <w:r>
         <w:lastRenderedPageBreak/>
         <w:t>A sua função num relance</w:t>
@@ -2235,7 +2301,7 @@
       <w:pPr>
         <w:pStyle w:val="Ttulo2"/>
       </w:pPr>
-      <w:bookmarkStart w:id="1" w:name="_Toc241748334"/>
+      <w:bookmarkStart w:id="1" w:name="_Toc241848573"/>
       <w:r>
         <w:t>Pode / Não pode</w:t>
       </w:r>
@@ -2969,7 +3035,7 @@
       <w:pPr>
         <w:pStyle w:val="Ttulo2"/>
       </w:pPr>
-      <w:bookmarkStart w:id="2" w:name="_Toc241748335"/>
+      <w:bookmarkStart w:id="2" w:name="_Toc241848574"/>
       <w:r>
         <w:t>De onde vem o seu acesso</w:t>
       </w:r>
@@ -3579,7 +3645,7 @@
       <w:pPr>
         <w:pStyle w:val="Ttulo2"/>
       </w:pPr>
-      <w:bookmarkStart w:id="3" w:name="_Toc241748336"/>
+      <w:bookmarkStart w:id="3" w:name="_Toc241848575"/>
       <w:r>
         <w:t>Como iniciar sessão, alterar a palavra-passe e terminar sessão</w:t>
       </w:r>
@@ -3704,10 +3770,10 @@
         </w:rPr>
         <w:lastRenderedPageBreak/>
         <w:drawing>
-          <wp:inline distT="0" distB="0" distL="0" distR="0" wp14:anchorId="00D188E7" wp14:editId="017DC310">
+          <wp:inline distT="0" distB="0" distL="0" distR="0" wp14:anchorId="13DBAA59" wp14:editId="6D22DDDD">
             <wp:extent cx="5715000" cy="3571875"/>
             <wp:effectExtent l="0" t="0" r="0" b="0"/>
-            <wp:docPr id="210" name="01-login.png" descr="A página de início de sessão com Email, Palavra-passe, Manter sessão iniciada e o botão Iniciar sessão." title="A página de início de sessão com Email, Palavra-passe, Manter sessão iniciada e o botão Iniciar sessão."/>
+            <wp:docPr id="215" name="01-login.png" descr="A página de início de sessão com Email, Palavra-passe, Manter sessão iniciada e o botão Iniciar sessão." title="A página de início de sessão com Email, Palavra-passe, Manter sessão iniciada e o botão Iniciar sessão."/>
             <wp:cNvGraphicFramePr>
               <a:graphicFrameLocks xmlns:a="http://schemas.openxmlformats.org/drawingml/2006/main" noChangeAspect="1"/>
             </wp:cNvGraphicFramePr>
@@ -3815,10 +3881,10 @@
         </w:rPr>
         <w:lastRenderedPageBreak/>
         <w:drawing>
-          <wp:inline distT="0" distB="0" distL="0" distR="0" wp14:anchorId="50B0F8AE" wp14:editId="30411592">
+          <wp:inline distT="0" distB="0" distL="0" distR="0" wp14:anchorId="6DA656B3" wp14:editId="21591521">
             <wp:extent cx="5715000" cy="3571875"/>
             <wp:effectExtent l="0" t="0" r="0" b="0"/>
-            <wp:docPr id="211" name="03-user-menu.png" descr="O menu da conta aberto, com Definições e Terminar sessão." title="O menu da conta aberto, com Definições e Terminar sessão."/>
+            <wp:docPr id="216" name="03-user-menu.png" descr="O menu da conta aberto, com Definições e Terminar sessão." title="O menu da conta aberto, com Definições e Terminar sessão."/>
             <wp:cNvGraphicFramePr>
               <a:graphicFrameLocks xmlns:a="http://schemas.openxmlformats.org/drawingml/2006/main" noChangeAspect="1"/>
             </wp:cNvGraphicFramePr>
@@ -3868,7 +3934,7 @@
         <w:pStyle w:val="Ttulo1"/>
         <w:pageBreakBefore/>
       </w:pPr>
-      <w:bookmarkStart w:id="4" w:name="_Toc241748337"/>
+      <w:bookmarkStart w:id="4" w:name="_Toc241848576"/>
       <w:r>
         <w:lastRenderedPageBreak/>
         <w:t>Painel</w:t>
@@ -3901,10 +3967,10 @@
           <w:noProof/>
         </w:rPr>
         <w:drawing>
-          <wp:inline distT="0" distB="0" distL="0" distR="0" wp14:anchorId="4BE551EA" wp14:editId="3784499C">
+          <wp:inline distT="0" distB="0" distL="0" distR="0" wp14:anchorId="718C4F74" wp14:editId="2ED10562">
             <wp:extent cx="5715000" cy="5133975"/>
             <wp:effectExtent l="0" t="0" r="0" b="0"/>
-            <wp:docPr id="212" name="01-dashboard-sidebar.png" descr="O painel do Manager com a barra lateral e os cartões de resumo." title="O painel do Manager com a barra lateral e os cartões de resumo."/>
+            <wp:docPr id="217" name="01-dashboard-sidebar.png" descr="O painel do Manager com a barra lateral e os cartões de resumo." title="O painel do Manager com a barra lateral e os cartões de resumo."/>
             <wp:cNvGraphicFramePr>
               <a:graphicFrameLocks xmlns:a="http://schemas.openxmlformats.org/drawingml/2006/main" noChangeAspect="1"/>
             </wp:cNvGraphicFramePr>
@@ -4409,7 +4475,7 @@
         <w:pStyle w:val="Ttulo1"/>
         <w:pageBreakBefore/>
       </w:pPr>
-      <w:bookmarkStart w:id="5" w:name="_Toc241748338"/>
+      <w:bookmarkStart w:id="5" w:name="_Toc241848577"/>
       <w:r>
         <w:lastRenderedPageBreak/>
         <w:t>Utilizadores</w:t>
@@ -4442,10 +4508,10 @@
           <w:noProof/>
         </w:rPr>
         <w:drawing>
-          <wp:inline distT="0" distB="0" distL="0" distR="0" wp14:anchorId="6908CA13" wp14:editId="113D2408">
+          <wp:inline distT="0" distB="0" distL="0" distR="0" wp14:anchorId="23C85E57" wp14:editId="58D7EBFF">
             <wp:extent cx="5715000" cy="3571875"/>
             <wp:effectExtent l="0" t="0" r="0" b="0"/>
-            <wp:docPr id="213" name="06-users.png" descr="A lista de Utilizadores para um Manager, sem administradores e sem os botões Novo Utilizador nem Ficheiro de credenciais." title="A lista de Utilizadores para um Manager, sem administradores e sem os botões Novo Utilizador nem Ficheiro de credenciais."/>
+            <wp:docPr id="218" name="06-users.png" descr="A lista de Utilizadores para um Manager, sem administradores e sem os botões Novo Utilizador nem Ficheiro de credenciais." title="A lista de Utilizadores para um Manager, sem administradores e sem os botões Novo Utilizador nem Ficheiro de credenciais."/>
             <wp:cNvGraphicFramePr>
               <a:graphicFrameLocks xmlns:a="http://schemas.openxmlformats.org/drawingml/2006/main" noChangeAspect="1"/>
             </wp:cNvGraphicFramePr>
@@ -4891,7 +4957,7 @@
       <w:pPr>
         <w:pStyle w:val="Ttulo2"/>
       </w:pPr>
-      <w:bookmarkStart w:id="6" w:name="_Toc241748339"/>
+      <w:bookmarkStart w:id="6" w:name="_Toc241848578"/>
       <w:r>
         <w:lastRenderedPageBreak/>
         <w:t>Mapas de uma pessoa</w:t>
@@ -4934,10 +5000,10 @@
           <w:noProof/>
         </w:rPr>
         <w:drawing>
-          <wp:inline distT="0" distB="0" distL="0" distR="0" wp14:anchorId="719BF44F" wp14:editId="06F87DC1">
+          <wp:inline distT="0" distB="0" distL="0" distR="0" wp14:anchorId="6E857EE9" wp14:editId="1262925B">
             <wp:extent cx="4362450" cy="2190750"/>
             <wp:effectExtent l="0" t="0" r="0" b="0"/>
-            <wp:docPr id="214" name="09-users-maps-dialog.png" descr="A caixa de diálogo Mapas de um utilizador, com listas de nível de partilha e ícones de proprietário e remover." title="A caixa de diálogo Mapas de um utilizador, com listas de nível de partilha e ícones de proprietário e remover."/>
+            <wp:docPr id="219" name="09-users-maps-dialog.png" descr="A caixa de diálogo Mapas de um utilizador, com listas de nível de partilha e ícones de proprietário e remover." title="A caixa de diálogo Mapas de um utilizador, com listas de nível de partilha e ícones de proprietário e remover."/>
             <wp:cNvGraphicFramePr>
               <a:graphicFrameLocks xmlns:a="http://schemas.openxmlformats.org/drawingml/2006/main" noChangeAspect="1"/>
             </wp:cNvGraphicFramePr>
@@ -6174,7 +6240,7 @@
       <w:pPr>
         <w:pStyle w:val="Ttulo2"/>
       </w:pPr>
-      <w:bookmarkStart w:id="7" w:name="_Toc241748340"/>
+      <w:bookmarkStart w:id="7" w:name="_Toc241848579"/>
       <w:r>
         <w:t>Exemplo: dar um mapa a um colega que assume o trabalho</w:t>
       </w:r>
@@ -6302,7 +6368,7 @@
         <w:pStyle w:val="Ttulo1"/>
         <w:pageBreakBefore/>
       </w:pPr>
-      <w:bookmarkStart w:id="8" w:name="_Toc241748341"/>
+      <w:bookmarkStart w:id="8" w:name="_Toc241848580"/>
       <w:r>
         <w:lastRenderedPageBreak/>
         <w:t>Mapas</w:t>
@@ -6335,10 +6401,10 @@
           <w:noProof/>
         </w:rPr>
         <w:drawing>
-          <wp:inline distT="0" distB="0" distL="0" distR="0" wp14:anchorId="05FCFCC1" wp14:editId="55792EF6">
+          <wp:inline distT="0" distB="0" distL="0" distR="0" wp14:anchorId="6A955B23" wp14:editId="7ED642C0">
             <wp:extent cx="5715000" cy="3429000"/>
             <wp:effectExtent l="0" t="0" r="0" b="0"/>
-            <wp:docPr id="215" name="02-maps-all.png" descr="A lista de Mapas, separador Todos, com os ícones Copiar, Partilhar, Agendar e Exportar em cada linha." title="A lista de Mapas, separador Todos, com os ícones Copiar, Partilhar, Agendar e Exportar em cada linha."/>
+            <wp:docPr id="220" name="02-maps-all.png" descr="A lista de Mapas, separador Todos, com os ícones Copiar, Partilhar, Agendar e Exportar em cada linha." title="A lista de Mapas, separador Todos, com os ícones Copiar, Partilhar, Agendar e Exportar em cada linha."/>
             <wp:cNvGraphicFramePr>
               <a:graphicFrameLocks xmlns:a="http://schemas.openxmlformats.org/drawingml/2006/main" noChangeAspect="1"/>
             </wp:cNvGraphicFramePr>
@@ -6387,7 +6453,7 @@
       <w:pPr>
         <w:pStyle w:val="Ttulo2"/>
       </w:pPr>
-      <w:bookmarkStart w:id="9" w:name="_Toc241748342"/>
+      <w:bookmarkStart w:id="9" w:name="_Toc241848581"/>
       <w:r>
         <w:t>Encontrar um mapa</w:t>
       </w:r>
@@ -7013,7 +7079,7 @@
       <w:pPr>
         <w:pStyle w:val="Ttulo2"/>
       </w:pPr>
-      <w:bookmarkStart w:id="10" w:name="_Toc241748343"/>
+      <w:bookmarkStart w:id="10" w:name="_Toc241848582"/>
       <w:r>
         <w:lastRenderedPageBreak/>
         <w:t>O que faz cada ícone</w:t>
@@ -7613,7 +7679,7 @@
       <w:pPr>
         <w:pStyle w:val="Ttulo2"/>
       </w:pPr>
-      <w:bookmarkStart w:id="11" w:name="_Toc241748344"/>
+      <w:bookmarkStart w:id="11" w:name="_Toc241848583"/>
       <w:r>
         <w:t>Copiar um mapa para construir o seu</w:t>
       </w:r>
@@ -7702,7 +7768,7 @@
       <w:pPr>
         <w:pStyle w:val="Ttulo2"/>
       </w:pPr>
-      <w:bookmarkStart w:id="12" w:name="_Toc241748345"/>
+      <w:bookmarkStart w:id="12" w:name="_Toc241848584"/>
       <w:r>
         <w:t>Partilhar um mapa</w:t>
       </w:r>
@@ -7807,10 +7873,10 @@
         </w:rPr>
         <w:lastRenderedPageBreak/>
         <w:drawing>
-          <wp:inline distT="0" distB="0" distL="0" distR="0" wp14:anchorId="250B6BB6" wp14:editId="422FDE83">
+          <wp:inline distT="0" distB="0" distL="0" distR="0" wp14:anchorId="7CCBB54F" wp14:editId="2DF797C1">
             <wp:extent cx="3743325" cy="3895725"/>
             <wp:effectExtent l="0" t="0" r="0" b="0"/>
-            <wp:docPr id="216" name="03-share-dialog.png" descr="A caixa de diálogo Partilhar mapa com uma caixa de pesquisa e os botões Pode ver, Pode exportar e Pode editar." title="A caixa de diálogo Partilhar mapa com uma caixa de pesquisa e os botões Pode ver, Pode exportar e Pode editar."/>
+            <wp:docPr id="221" name="03-share-dialog.png" descr="A caixa de diálogo Partilhar mapa com uma caixa de pesquisa e os botões Pode ver, Pode exportar e Pode editar." title="A caixa de diálogo Partilhar mapa com uma caixa de pesquisa e os botões Pode ver, Pode exportar e Pode editar."/>
             <wp:cNvGraphicFramePr>
               <a:graphicFrameLocks xmlns:a="http://schemas.openxmlformats.org/drawingml/2006/main" noChangeAspect="1"/>
             </wp:cNvGraphicFramePr>
@@ -7890,7 +7956,7 @@
         <w:pStyle w:val="Ttulo1"/>
         <w:pageBreakBefore/>
       </w:pPr>
-      <w:bookmarkStart w:id="13" w:name="_Toc241748346"/>
+      <w:bookmarkStart w:id="13" w:name="_Toc241848585"/>
       <w:r>
         <w:lastRenderedPageBreak/>
         <w:t>Construtor de mapas</w:t>
@@ -7923,10 +7989,10 @@
           <w:noProof/>
         </w:rPr>
         <w:drawing>
-          <wp:inline distT="0" distB="0" distL="0" distR="0" wp14:anchorId="417826AD" wp14:editId="39708195">
+          <wp:inline distT="0" distB="0" distL="0" distR="0" wp14:anchorId="0E858AED" wp14:editId="342F6856">
             <wp:extent cx="5715000" cy="3571875"/>
             <wp:effectExtent l="0" t="0" r="0" b="0"/>
-            <wp:docPr id="217" name="05-builder-overview.png" descr="O construtor de mapas com a árvore Áreas de Negócio, a área de Colunas e o painel Propriedades." title="O construtor de mapas com a árvore Áreas de Negócio, a área de Colunas e o painel Propriedades."/>
+            <wp:docPr id="222" name="05-builder-overview.png" descr="O construtor de mapas com a árvore Áreas de Negócio, a área de Colunas e o painel Propriedades." title="O construtor de mapas com a árvore Áreas de Negócio, a área de Colunas e o painel Propriedades."/>
             <wp:cNvGraphicFramePr>
               <a:graphicFrameLocks xmlns:a="http://schemas.openxmlformats.org/drawingml/2006/main" noChangeAspect="1"/>
             </wp:cNvGraphicFramePr>
@@ -7975,7 +8041,7 @@
       <w:pPr>
         <w:pStyle w:val="Ttulo2"/>
       </w:pPr>
-      <w:bookmarkStart w:id="14" w:name="_Toc241748347"/>
+      <w:bookmarkStart w:id="14" w:name="_Toc241848586"/>
       <w:r>
         <w:t>O que pode guardar</w:t>
       </w:r>
@@ -8356,7 +8422,7 @@
       <w:pPr>
         <w:pStyle w:val="Ttulo2"/>
       </w:pPr>
-      <w:bookmarkStart w:id="15" w:name="_Toc241748348"/>
+      <w:bookmarkStart w:id="15" w:name="_Toc241848587"/>
       <w:r>
         <w:t>A barra de ferramentas</w:t>
       </w:r>
@@ -8888,7 +8954,17 @@
               <w:spacing w:after="0"/>
             </w:pPr>
             <w:r>
-              <w:t>Guarda as suas alterações. Nada é guardado automaticamente.</w:t>
+              <w:t xml:space="preserve">Guarda as suas alterações. Nada é guardado automaticamente. Se nada mudou, mostra </w:t>
+            </w:r>
+            <w:r>
+              <w:rPr>
+                <w:b/>
+                <w:bCs/>
+              </w:rPr>
+              <w:t>Sem alterações para guardar</w:t>
+            </w:r>
+            <w:r>
+              <w:t>.</w:t>
             </w:r>
           </w:p>
         </w:tc>
@@ -9197,7 +9273,7 @@
       <w:pPr>
         <w:pStyle w:val="Ttulo2"/>
       </w:pPr>
-      <w:bookmarkStart w:id="16" w:name="_Toc241748349"/>
+      <w:bookmarkStart w:id="16" w:name="_Toc241848588"/>
       <w:r>
         <w:t>Construir um mapa</w:t>
       </w:r>
@@ -9365,8 +9441,9 @@
       <w:pPr>
         <w:pStyle w:val="Ttulo2"/>
       </w:pPr>
-      <w:bookmarkStart w:id="17" w:name="_Toc241748350"/>
-      <w:r>
+      <w:bookmarkStart w:id="17" w:name="_Toc241848589"/>
+      <w:r>
+        <w:lastRenderedPageBreak/>
         <w:t>Configurar coluna</w:t>
       </w:r>
       <w:bookmarkEnd w:id="17"/>
@@ -9567,7 +9644,6 @@
                 <w:b/>
                 <w:bCs/>
               </w:rPr>
-              <w:lastRenderedPageBreak/>
               <w:t>Agregação</w:t>
             </w:r>
           </w:p>
@@ -11241,6 +11317,7 @@
               <w:spacing w:after="0"/>
             </w:pPr>
             <w:r>
+              <w:lastRenderedPageBreak/>
               <w:t>Data (YYYY-MM-DD)</w:t>
             </w:r>
           </w:p>
@@ -11282,9 +11359,8 @@
       <w:pPr>
         <w:pStyle w:val="Ttulo2"/>
       </w:pPr>
-      <w:bookmarkStart w:id="18" w:name="_Toc241748351"/>
-      <w:r>
-        <w:lastRenderedPageBreak/>
+      <w:bookmarkStart w:id="18" w:name="_Toc241848590"/>
+      <w:r>
         <w:t>Os cinco separadores de definições</w:t>
       </w:r>
       <w:bookmarkEnd w:id="18"/>
@@ -12516,6 +12592,7 @@
           <w:b/>
           <w:bCs/>
         </w:rPr>
+        <w:lastRenderedPageBreak/>
         <w:t>Parâmetros.</w:t>
       </w:r>
       <w:r>
@@ -12611,7 +12688,6 @@
                 <w:bCs/>
                 <w:color w:val="FFFFFF"/>
               </w:rPr>
-              <w:lastRenderedPageBreak/>
               <w:t>Opção (tipo de parâmetro)</w:t>
             </w:r>
           </w:p>
@@ -12948,7 +13024,7 @@
       <w:pPr>
         <w:pStyle w:val="Ttulo2"/>
       </w:pPr>
-      <w:bookmarkStart w:id="19" w:name="_Toc241748352"/>
+      <w:bookmarkStart w:id="19" w:name="_Toc241848591"/>
       <w:r>
         <w:t>Formatação condicional</w:t>
       </w:r>
@@ -13654,7 +13730,7 @@
       <w:pPr>
         <w:pStyle w:val="Ttulo2"/>
       </w:pPr>
-      <w:bookmarkStart w:id="20" w:name="_Toc241748353"/>
+      <w:bookmarkStart w:id="20" w:name="_Toc241848592"/>
       <w:r>
         <w:t>Mapas recusados</w:t>
       </w:r>
@@ -13670,7 +13746,7 @@
         <w:pStyle w:val="Ttulo1"/>
         <w:pageBreakBefore/>
       </w:pPr>
-      <w:bookmarkStart w:id="21" w:name="_Toc241748354"/>
+      <w:bookmarkStart w:id="21" w:name="_Toc241848593"/>
       <w:r>
         <w:lastRenderedPageBreak/>
         <w:t>Visualizador de mapas</w:t>
@@ -13713,10 +13789,10 @@
           <w:noProof/>
         </w:rPr>
         <w:drawing>
-          <wp:inline distT="0" distB="0" distL="0" distR="0" wp14:anchorId="2C27F697" wp14:editId="142BC0F2">
+          <wp:inline distT="0" distB="0" distL="0" distR="0" wp14:anchorId="19C2749A" wp14:editId="53FFE4C0">
             <wp:extent cx="5715000" cy="3571875"/>
             <wp:effectExtent l="0" t="0" r="0" b="0"/>
-            <wp:docPr id="218" name="06-viewer-results.png" descr="Uma execução concluída com os botões Excel, CSV e PDF por cima da grelha de resultados." title="Uma execução concluída com os botões Excel, CSV e PDF por cima da grelha de resultados."/>
+            <wp:docPr id="223" name="06-viewer-results.png" descr="Uma execução concluída com os botões Excel, CSV e PDF por cima da grelha de resultados." title="Uma execução concluída com os botões Excel, CSV e PDF por cima da grelha de resultados."/>
             <wp:cNvGraphicFramePr>
               <a:graphicFrameLocks xmlns:a="http://schemas.openxmlformats.org/drawingml/2006/main" noChangeAspect="1"/>
             </wp:cNvGraphicFramePr>
@@ -14601,7 +14677,7 @@
       <w:pPr>
         <w:pStyle w:val="Ttulo2"/>
       </w:pPr>
-      <w:bookmarkStart w:id="22" w:name="_Toc241748355"/>
+      <w:bookmarkStart w:id="22" w:name="_Toc241848594"/>
       <w:r>
         <w:t>Exportar para PDF</w:t>
       </w:r>
@@ -15013,7 +15089,7 @@
       <w:pPr>
         <w:pStyle w:val="Ttulo2"/>
       </w:pPr>
-      <w:bookmarkStart w:id="23" w:name="_Toc241748356"/>
+      <w:bookmarkStart w:id="23" w:name="_Toc241848595"/>
       <w:r>
         <w:t>Exemplo: executar e exportar GD_M.M10_V01.DIS</w:t>
       </w:r>
@@ -15126,7 +15202,7 @@
         <w:pStyle w:val="Ttulo1"/>
         <w:pageBreakBefore/>
       </w:pPr>
-      <w:bookmarkStart w:id="24" w:name="_Toc241748357"/>
+      <w:bookmarkStart w:id="24" w:name="_Toc241848596"/>
       <w:r>
         <w:lastRenderedPageBreak/>
         <w:t>Agendamentos</w:t>
@@ -15149,10 +15225,10 @@
           <w:noProof/>
         </w:rPr>
         <w:drawing>
-          <wp:inline distT="0" distB="0" distL="0" distR="0" wp14:anchorId="6D95BF54" wp14:editId="24D9FB4B">
+          <wp:inline distT="0" distB="0" distL="0" distR="0" wp14:anchorId="1AF78B6B" wp14:editId="25AC5067">
             <wp:extent cx="5715000" cy="3571875"/>
             <wp:effectExtent l="0" t="0" r="0" b="0"/>
-            <wp:docPr id="219" name="38-schedules-list.png" descr="A página Agendamentos com um agendamento em pausa e os respetivos ícones de ação." title="A página Agendamentos com um agendamento em pausa e os respetivos ícones de ação."/>
+            <wp:docPr id="224" name="38-schedules-list.png" descr="A página Agendamentos com um agendamento em pausa e os respetivos ícones de ação." title="A página Agendamentos com um agendamento em pausa e os respetivos ícones de ação."/>
             <wp:cNvGraphicFramePr>
               <a:graphicFrameLocks xmlns:a="http://schemas.openxmlformats.org/drawingml/2006/main" noChangeAspect="1"/>
             </wp:cNvGraphicFramePr>
@@ -16158,7 +16234,7 @@
               <w:spacing w:after="0"/>
             </w:pPr>
             <w:r>
-              <w:t>O relógio que as horas usam. Por predefinição, UTC.</w:t>
+              <w:t>O relógio que as horas usam. Por predefinição, o fuso horário do seu computador.</w:t>
             </w:r>
           </w:p>
         </w:tc>
@@ -16198,7 +16274,7 @@
                 <w:b/>
                 <w:bCs/>
               </w:rPr>
-              <w:t>Expressão cron</w:t>
+              <w:t>Hora</w:t>
             </w:r>
           </w:p>
         </w:tc>
@@ -16223,17 +16299,17 @@
               <w:spacing w:after="0"/>
             </w:pPr>
             <w:r>
-              <w:t xml:space="preserve">Mostrada para </w:t>
-            </w:r>
-            <w:r>
-              <w:rPr>
-                <w:b/>
-                <w:bCs/>
-              </w:rPr>
-              <w:t>Personalizado</w:t>
-            </w:r>
-            <w:r>
-              <w:t>. Cinco campos: minuto, hora, dia do mês, mês, dia da semana.</w:t>
+              <w:t xml:space="preserve">A hora e o minuto da execução. Mostrada para todas as frequências exceto </w:t>
+            </w:r>
+            <w:r>
+              <w:rPr>
+                <w:b/>
+                <w:bCs/>
+              </w:rPr>
+              <w:t>Personalizado (cron)</w:t>
+            </w:r>
+            <w:r>
+              <w:t>.</w:t>
             </w:r>
           </w:p>
         </w:tc>
@@ -16274,17 +16350,7 @@
                 <w:b/>
                 <w:bCs/>
               </w:rPr>
-              <w:t>Válido a partir de</w:t>
-            </w:r>
-            <w:r>
-              <w:t xml:space="preserve"> e </w:t>
-            </w:r>
-            <w:r>
-              <w:rPr>
-                <w:b/>
-                <w:bCs/>
-              </w:rPr>
-              <w:t>Válido até</w:t>
+              <w:t>Dia da semana</w:t>
             </w:r>
           </w:p>
         </w:tc>
@@ -16310,7 +16376,17 @@
               <w:spacing w:after="0"/>
             </w:pPr>
             <w:r>
-              <w:t>Datas opcionais. O agendamento só é executado entre elas.</w:t>
+              <w:t xml:space="preserve">Mostrado para </w:t>
+            </w:r>
+            <w:r>
+              <w:rPr>
+                <w:b/>
+                <w:bCs/>
+              </w:rPr>
+              <w:t>Semanal</w:t>
+            </w:r>
+            <w:r>
+              <w:t>.</w:t>
             </w:r>
           </w:p>
         </w:tc>
@@ -16350,7 +16426,7 @@
                 <w:b/>
                 <w:bCs/>
               </w:rPr>
-              <w:t>Formato de Saída</w:t>
+              <w:t>Dia do mês</w:t>
             </w:r>
           </w:p>
         </w:tc>
@@ -16375,7 +16451,37 @@
               <w:spacing w:after="0"/>
             </w:pPr>
             <w:r>
-              <w:t>Veja abaixo.</w:t>
+              <w:t xml:space="preserve">De 1 a 28, ou </w:t>
+            </w:r>
+            <w:r>
+              <w:rPr>
+                <w:b/>
+                <w:bCs/>
+              </w:rPr>
+              <w:t>Último dia</w:t>
+            </w:r>
+            <w:r>
+              <w:t xml:space="preserve">. Os dias 29 a 31 não são oferecidos, para que nenhum mês curto seja saltado. Mostrado para </w:t>
+            </w:r>
+            <w:r>
+              <w:rPr>
+                <w:b/>
+                <w:bCs/>
+              </w:rPr>
+              <w:t>Mensal</w:t>
+            </w:r>
+            <w:r>
+              <w:t xml:space="preserve">, as frequências mais longas e </w:t>
+            </w:r>
+            <w:r>
+              <w:rPr>
+                <w:b/>
+                <w:bCs/>
+              </w:rPr>
+              <w:t>Anual</w:t>
+            </w:r>
+            <w:r>
+              <w:t>.</w:t>
             </w:r>
           </w:p>
         </w:tc>
@@ -16416,6 +16522,300 @@
                 <w:b/>
                 <w:bCs/>
               </w:rPr>
+              <w:t>Mês</w:t>
+            </w:r>
+          </w:p>
+        </w:tc>
+        <w:tc>
+          <w:tcPr>
+            <w:tcW w:w="5416" w:type="dxa"/>
+            <w:tcBorders>
+              <w:top w:val="single" w:sz="4" w:space="0" w:color="BFC7D1"/>
+              <w:left w:val="single" w:sz="4" w:space="0" w:color="BFC7D1"/>
+              <w:bottom w:val="single" w:sz="4" w:space="0" w:color="BFC7D1"/>
+              <w:right w:val="single" w:sz="4" w:space="0" w:color="BFC7D1"/>
+            </w:tcBorders>
+            <w:shd w:val="clear" w:color="auto" w:fill="F3F6F9"/>
+            <w:tcMar>
+              <w:top w:w="60" w:type="dxa"/>
+              <w:left w:w="100" w:type="dxa"/>
+              <w:bottom w:w="60" w:type="dxa"/>
+              <w:right w:w="100" w:type="dxa"/>
+            </w:tcMar>
+          </w:tcPr>
+          <w:p>
+            <w:pPr>
+              <w:spacing w:after="0"/>
+            </w:pPr>
+            <w:r>
+              <w:t xml:space="preserve">Mostrado para </w:t>
+            </w:r>
+            <w:r>
+              <w:rPr>
+                <w:b/>
+                <w:bCs/>
+              </w:rPr>
+              <w:t>Anual</w:t>
+            </w:r>
+            <w:r>
+              <w:t>.</w:t>
+            </w:r>
+          </w:p>
+        </w:tc>
+      </w:tr>
+      <w:tr>
+        <w:tblPrEx>
+          <w:tblCellMar>
+            <w:top w:w="0" w:type="dxa"/>
+            <w:bottom w:w="0" w:type="dxa"/>
+          </w:tblCellMar>
+        </w:tblPrEx>
+        <w:trPr>
+          <w:cantSplit/>
+        </w:trPr>
+        <w:tc>
+          <w:tcPr>
+            <w:tcW w:w="3610" w:type="dxa"/>
+            <w:tcBorders>
+              <w:top w:val="single" w:sz="4" w:space="0" w:color="BFC7D1"/>
+              <w:left w:val="single" w:sz="4" w:space="0" w:color="BFC7D1"/>
+              <w:bottom w:val="single" w:sz="4" w:space="0" w:color="BFC7D1"/>
+              <w:right w:val="single" w:sz="4" w:space="0" w:color="BFC7D1"/>
+            </w:tcBorders>
+            <w:tcMar>
+              <w:top w:w="60" w:type="dxa"/>
+              <w:left w:w="100" w:type="dxa"/>
+              <w:bottom w:w="60" w:type="dxa"/>
+              <w:right w:w="100" w:type="dxa"/>
+            </w:tcMar>
+          </w:tcPr>
+          <w:p>
+            <w:pPr>
+              <w:spacing w:after="0"/>
+            </w:pPr>
+            <w:r>
+              <w:rPr>
+                <w:b/>
+                <w:bCs/>
+              </w:rPr>
+              <w:t>Expressão cron</w:t>
+            </w:r>
+          </w:p>
+        </w:tc>
+        <w:tc>
+          <w:tcPr>
+            <w:tcW w:w="5416" w:type="dxa"/>
+            <w:tcBorders>
+              <w:top w:val="single" w:sz="4" w:space="0" w:color="BFC7D1"/>
+              <w:left w:val="single" w:sz="4" w:space="0" w:color="BFC7D1"/>
+              <w:bottom w:val="single" w:sz="4" w:space="0" w:color="BFC7D1"/>
+              <w:right w:val="single" w:sz="4" w:space="0" w:color="BFC7D1"/>
+            </w:tcBorders>
+            <w:tcMar>
+              <w:top w:w="60" w:type="dxa"/>
+              <w:left w:w="100" w:type="dxa"/>
+              <w:bottom w:w="60" w:type="dxa"/>
+              <w:right w:w="100" w:type="dxa"/>
+            </w:tcMar>
+          </w:tcPr>
+          <w:p>
+            <w:pPr>
+              <w:spacing w:after="0"/>
+            </w:pPr>
+            <w:r>
+              <w:t xml:space="preserve">Mostrada para </w:t>
+            </w:r>
+            <w:r>
+              <w:rPr>
+                <w:b/>
+                <w:bCs/>
+              </w:rPr>
+              <w:t>Personalizado (cron)</w:t>
+            </w:r>
+            <w:r>
+              <w:t>. Cinco campos: minuto, hora, dia do mês, mês, dia da semana.</w:t>
+            </w:r>
+          </w:p>
+        </w:tc>
+      </w:tr>
+      <w:tr>
+        <w:tblPrEx>
+          <w:tblCellMar>
+            <w:top w:w="0" w:type="dxa"/>
+            <w:bottom w:w="0" w:type="dxa"/>
+          </w:tblCellMar>
+        </w:tblPrEx>
+        <w:trPr>
+          <w:cantSplit/>
+        </w:trPr>
+        <w:tc>
+          <w:tcPr>
+            <w:tcW w:w="3610" w:type="dxa"/>
+            <w:tcBorders>
+              <w:top w:val="single" w:sz="4" w:space="0" w:color="BFC7D1"/>
+              <w:left w:val="single" w:sz="4" w:space="0" w:color="BFC7D1"/>
+              <w:bottom w:val="single" w:sz="4" w:space="0" w:color="BFC7D1"/>
+              <w:right w:val="single" w:sz="4" w:space="0" w:color="BFC7D1"/>
+            </w:tcBorders>
+            <w:shd w:val="clear" w:color="auto" w:fill="F3F6F9"/>
+            <w:tcMar>
+              <w:top w:w="60" w:type="dxa"/>
+              <w:left w:w="100" w:type="dxa"/>
+              <w:bottom w:w="60" w:type="dxa"/>
+              <w:right w:w="100" w:type="dxa"/>
+            </w:tcMar>
+          </w:tcPr>
+          <w:p>
+            <w:pPr>
+              <w:spacing w:after="0"/>
+            </w:pPr>
+            <w:r>
+              <w:rPr>
+                <w:b/>
+                <w:bCs/>
+              </w:rPr>
+              <w:t>Válido a partir de</w:t>
+            </w:r>
+            <w:r>
+              <w:t xml:space="preserve"> e </w:t>
+            </w:r>
+            <w:r>
+              <w:rPr>
+                <w:b/>
+                <w:bCs/>
+              </w:rPr>
+              <w:t>Válido até</w:t>
+            </w:r>
+          </w:p>
+        </w:tc>
+        <w:tc>
+          <w:tcPr>
+            <w:tcW w:w="5416" w:type="dxa"/>
+            <w:tcBorders>
+              <w:top w:val="single" w:sz="4" w:space="0" w:color="BFC7D1"/>
+              <w:left w:val="single" w:sz="4" w:space="0" w:color="BFC7D1"/>
+              <w:bottom w:val="single" w:sz="4" w:space="0" w:color="BFC7D1"/>
+              <w:right w:val="single" w:sz="4" w:space="0" w:color="BFC7D1"/>
+            </w:tcBorders>
+            <w:shd w:val="clear" w:color="auto" w:fill="F3F6F9"/>
+            <w:tcMar>
+              <w:top w:w="60" w:type="dxa"/>
+              <w:left w:w="100" w:type="dxa"/>
+              <w:bottom w:w="60" w:type="dxa"/>
+              <w:right w:w="100" w:type="dxa"/>
+            </w:tcMar>
+          </w:tcPr>
+          <w:p>
+            <w:pPr>
+              <w:spacing w:after="0"/>
+            </w:pPr>
+            <w:r>
+              <w:t>Datas opcionais. O agendamento só é executado entre elas.</w:t>
+            </w:r>
+          </w:p>
+        </w:tc>
+      </w:tr>
+      <w:tr>
+        <w:tblPrEx>
+          <w:tblCellMar>
+            <w:top w:w="0" w:type="dxa"/>
+            <w:bottom w:w="0" w:type="dxa"/>
+          </w:tblCellMar>
+        </w:tblPrEx>
+        <w:trPr>
+          <w:cantSplit/>
+        </w:trPr>
+        <w:tc>
+          <w:tcPr>
+            <w:tcW w:w="3610" w:type="dxa"/>
+            <w:tcBorders>
+              <w:top w:val="single" w:sz="4" w:space="0" w:color="BFC7D1"/>
+              <w:left w:val="single" w:sz="4" w:space="0" w:color="BFC7D1"/>
+              <w:bottom w:val="single" w:sz="4" w:space="0" w:color="BFC7D1"/>
+              <w:right w:val="single" w:sz="4" w:space="0" w:color="BFC7D1"/>
+            </w:tcBorders>
+            <w:tcMar>
+              <w:top w:w="60" w:type="dxa"/>
+              <w:left w:w="100" w:type="dxa"/>
+              <w:bottom w:w="60" w:type="dxa"/>
+              <w:right w:w="100" w:type="dxa"/>
+            </w:tcMar>
+          </w:tcPr>
+          <w:p>
+            <w:pPr>
+              <w:spacing w:after="0"/>
+            </w:pPr>
+            <w:r>
+              <w:rPr>
+                <w:b/>
+                <w:bCs/>
+              </w:rPr>
+              <w:t>Formato de Saída</w:t>
+            </w:r>
+          </w:p>
+        </w:tc>
+        <w:tc>
+          <w:tcPr>
+            <w:tcW w:w="5416" w:type="dxa"/>
+            <w:tcBorders>
+              <w:top w:val="single" w:sz="4" w:space="0" w:color="BFC7D1"/>
+              <w:left w:val="single" w:sz="4" w:space="0" w:color="BFC7D1"/>
+              <w:bottom w:val="single" w:sz="4" w:space="0" w:color="BFC7D1"/>
+              <w:right w:val="single" w:sz="4" w:space="0" w:color="BFC7D1"/>
+            </w:tcBorders>
+            <w:tcMar>
+              <w:top w:w="60" w:type="dxa"/>
+              <w:left w:w="100" w:type="dxa"/>
+              <w:bottom w:w="60" w:type="dxa"/>
+              <w:right w:w="100" w:type="dxa"/>
+            </w:tcMar>
+          </w:tcPr>
+          <w:p>
+            <w:pPr>
+              <w:spacing w:after="0"/>
+            </w:pPr>
+            <w:r>
+              <w:t>Veja abaixo.</w:t>
+            </w:r>
+          </w:p>
+        </w:tc>
+      </w:tr>
+      <w:tr>
+        <w:tblPrEx>
+          <w:tblCellMar>
+            <w:top w:w="0" w:type="dxa"/>
+            <w:bottom w:w="0" w:type="dxa"/>
+          </w:tblCellMar>
+        </w:tblPrEx>
+        <w:trPr>
+          <w:cantSplit/>
+        </w:trPr>
+        <w:tc>
+          <w:tcPr>
+            <w:tcW w:w="3610" w:type="dxa"/>
+            <w:tcBorders>
+              <w:top w:val="single" w:sz="4" w:space="0" w:color="BFC7D1"/>
+              <w:left w:val="single" w:sz="4" w:space="0" w:color="BFC7D1"/>
+              <w:bottom w:val="single" w:sz="4" w:space="0" w:color="BFC7D1"/>
+              <w:right w:val="single" w:sz="4" w:space="0" w:color="BFC7D1"/>
+            </w:tcBorders>
+            <w:shd w:val="clear" w:color="auto" w:fill="F3F6F9"/>
+            <w:tcMar>
+              <w:top w:w="60" w:type="dxa"/>
+              <w:left w:w="100" w:type="dxa"/>
+              <w:bottom w:w="60" w:type="dxa"/>
+              <w:right w:w="100" w:type="dxa"/>
+            </w:tcMar>
+          </w:tcPr>
+          <w:p>
+            <w:pPr>
+              <w:spacing w:after="0"/>
+            </w:pPr>
+            <w:r>
+              <w:rPr>
+                <w:b/>
+                <w:bCs/>
+              </w:rPr>
               <w:t>Predefinições de parâmetros</w:t>
             </w:r>
           </w:p>
@@ -16442,7 +16842,27 @@
               <w:spacing w:after="0"/>
             </w:pPr>
             <w:r>
-              <w:t>O valor usado de cada vez para cada parâmetro do mapa.</w:t>
+              <w:t xml:space="preserve">O valor de cada parâmetro do mapa: um </w:t>
+            </w:r>
+            <w:r>
+              <w:rPr>
+                <w:b/>
+                <w:bCs/>
+              </w:rPr>
+              <w:t>Valor fixo</w:t>
+            </w:r>
+            <w:r>
+              <w:t xml:space="preserve">, ou </w:t>
+            </w:r>
+            <w:r>
+              <w:rPr>
+                <w:b/>
+                <w:bCs/>
+              </w:rPr>
+              <w:t>Relativo à data de execução</w:t>
+            </w:r>
+            <w:r>
+              <w:t xml:space="preserve"> (veja abaixo).</w:t>
             </w:r>
           </w:p>
         </w:tc>
@@ -16536,8 +16956,8 @@
         <w:tblLook w:val="0000" w:firstRow="0" w:lastRow="0" w:firstColumn="0" w:lastColumn="0" w:noHBand="0" w:noVBand="0"/>
       </w:tblPr>
       <w:tblGrid>
-        <w:gridCol w:w="4190"/>
-        <w:gridCol w:w="4836"/>
+        <w:gridCol w:w="3384"/>
+        <w:gridCol w:w="5642"/>
       </w:tblGrid>
       <w:tr>
         <w:tblPrEx>
@@ -16552,7 +16972,7 @@
         </w:trPr>
         <w:tc>
           <w:tcPr>
-            <w:tcW w:w="4190" w:type="dxa"/>
+            <w:tcW w:w="3384" w:type="dxa"/>
             <w:tcBorders>
               <w:top w:val="single" w:sz="4" w:space="0" w:color="BFC7D1"/>
               <w:left w:val="single" w:sz="4" w:space="0" w:color="BFC7D1"/>
@@ -16583,7 +17003,7 @@
         </w:tc>
         <w:tc>
           <w:tcPr>
-            <w:tcW w:w="4836" w:type="dxa"/>
+            <w:tcW w:w="5642" w:type="dxa"/>
             <w:tcBorders>
               <w:top w:val="single" w:sz="4" w:space="0" w:color="BFC7D1"/>
               <w:left w:val="single" w:sz="4" w:space="0" w:color="BFC7D1"/>
@@ -16625,51 +17045,65 @@
         </w:trPr>
         <w:tc>
           <w:tcPr>
-            <w:tcW w:w="4190" w:type="dxa"/>
-            <w:tcBorders>
-              <w:top w:val="single" w:sz="4" w:space="0" w:color="BFC7D1"/>
-              <w:left w:val="single" w:sz="4" w:space="0" w:color="BFC7D1"/>
-              <w:bottom w:val="single" w:sz="4" w:space="0" w:color="BFC7D1"/>
-              <w:right w:val="single" w:sz="4" w:space="0" w:color="BFC7D1"/>
-            </w:tcBorders>
-            <w:tcMar>
-              <w:top w:w="60" w:type="dxa"/>
-              <w:left w:w="100" w:type="dxa"/>
-              <w:bottom w:w="60" w:type="dxa"/>
-              <w:right w:w="100" w:type="dxa"/>
-            </w:tcMar>
-          </w:tcPr>
-          <w:p>
-            <w:pPr>
-              <w:spacing w:after="0"/>
-            </w:pPr>
-            <w:r>
-              <w:t>Diariamente (meia-noite)</w:t>
-            </w:r>
-          </w:p>
-        </w:tc>
-        <w:tc>
-          <w:tcPr>
-            <w:tcW w:w="4836" w:type="dxa"/>
-            <w:tcBorders>
-              <w:top w:val="single" w:sz="4" w:space="0" w:color="BFC7D1"/>
-              <w:left w:val="single" w:sz="4" w:space="0" w:color="BFC7D1"/>
-              <w:bottom w:val="single" w:sz="4" w:space="0" w:color="BFC7D1"/>
-              <w:right w:val="single" w:sz="4" w:space="0" w:color="BFC7D1"/>
-            </w:tcBorders>
-            <w:tcMar>
-              <w:top w:w="60" w:type="dxa"/>
-              <w:left w:w="100" w:type="dxa"/>
-              <w:bottom w:w="60" w:type="dxa"/>
-              <w:right w:w="100" w:type="dxa"/>
-            </w:tcMar>
-          </w:tcPr>
-          <w:p>
-            <w:pPr>
-              <w:spacing w:after="0"/>
-            </w:pPr>
-            <w:r>
-              <w:t>Todos os dias às 00:00.</w:t>
+            <w:tcW w:w="3384" w:type="dxa"/>
+            <w:tcBorders>
+              <w:top w:val="single" w:sz="4" w:space="0" w:color="BFC7D1"/>
+              <w:left w:val="single" w:sz="4" w:space="0" w:color="BFC7D1"/>
+              <w:bottom w:val="single" w:sz="4" w:space="0" w:color="BFC7D1"/>
+              <w:right w:val="single" w:sz="4" w:space="0" w:color="BFC7D1"/>
+            </w:tcBorders>
+            <w:tcMar>
+              <w:top w:w="60" w:type="dxa"/>
+              <w:left w:w="100" w:type="dxa"/>
+              <w:bottom w:w="60" w:type="dxa"/>
+              <w:right w:w="100" w:type="dxa"/>
+            </w:tcMar>
+          </w:tcPr>
+          <w:p>
+            <w:pPr>
+              <w:spacing w:after="0"/>
+            </w:pPr>
+            <w:r>
+              <w:rPr>
+                <w:b/>
+                <w:bCs/>
+              </w:rPr>
+              <w:t>Diário</w:t>
+            </w:r>
+          </w:p>
+        </w:tc>
+        <w:tc>
+          <w:tcPr>
+            <w:tcW w:w="5642" w:type="dxa"/>
+            <w:tcBorders>
+              <w:top w:val="single" w:sz="4" w:space="0" w:color="BFC7D1"/>
+              <w:left w:val="single" w:sz="4" w:space="0" w:color="BFC7D1"/>
+              <w:bottom w:val="single" w:sz="4" w:space="0" w:color="BFC7D1"/>
+              <w:right w:val="single" w:sz="4" w:space="0" w:color="BFC7D1"/>
+            </w:tcBorders>
+            <w:tcMar>
+              <w:top w:w="60" w:type="dxa"/>
+              <w:left w:w="100" w:type="dxa"/>
+              <w:bottom w:w="60" w:type="dxa"/>
+              <w:right w:w="100" w:type="dxa"/>
+            </w:tcMar>
+          </w:tcPr>
+          <w:p>
+            <w:pPr>
+              <w:spacing w:after="0"/>
+            </w:pPr>
+            <w:r>
+              <w:t xml:space="preserve">Todos os dias, à </w:t>
+            </w:r>
+            <w:r>
+              <w:rPr>
+                <w:b/>
+                <w:bCs/>
+              </w:rPr>
+              <w:t>Hora</w:t>
+            </w:r>
+            <w:r>
+              <w:t xml:space="preserve"> que escolher.</w:t>
             </w:r>
           </w:p>
         </w:tc>
@@ -16686,7 +17120,7 @@
         </w:trPr>
         <w:tc>
           <w:tcPr>
-            <w:tcW w:w="4190" w:type="dxa"/>
+            <w:tcW w:w="3384" w:type="dxa"/>
             <w:tcBorders>
               <w:top w:val="single" w:sz="4" w:space="0" w:color="BFC7D1"/>
               <w:left w:val="single" w:sz="4" w:space="0" w:color="BFC7D1"/>
@@ -16706,13 +17140,17 @@
               <w:spacing w:after="0"/>
             </w:pPr>
             <w:r>
-              <w:t>Semanalmente (domingo, meia-noite)</w:t>
-            </w:r>
-          </w:p>
-        </w:tc>
-        <w:tc>
-          <w:tcPr>
-            <w:tcW w:w="4836" w:type="dxa"/>
+              <w:rPr>
+                <w:b/>
+                <w:bCs/>
+              </w:rPr>
+              <w:t>Semanal</w:t>
+            </w:r>
+          </w:p>
+        </w:tc>
+        <w:tc>
+          <w:tcPr>
+            <w:tcW w:w="5642" w:type="dxa"/>
             <w:tcBorders>
               <w:top w:val="single" w:sz="4" w:space="0" w:color="BFC7D1"/>
               <w:left w:val="single" w:sz="4" w:space="0" w:color="BFC7D1"/>
@@ -16732,7 +17170,17 @@
               <w:spacing w:after="0"/>
             </w:pPr>
             <w:r>
-              <w:t>Todos os domingos às 00:00.</w:t>
+              <w:t xml:space="preserve">Uma vez por semana, no </w:t>
+            </w:r>
+            <w:r>
+              <w:rPr>
+                <w:b/>
+                <w:bCs/>
+              </w:rPr>
+              <w:t>Dia da semana</w:t>
+            </w:r>
+            <w:r>
+              <w:t xml:space="preserve"> que escolher.</w:t>
             </w:r>
           </w:p>
         </w:tc>
@@ -16749,51 +17197,55 @@
         </w:trPr>
         <w:tc>
           <w:tcPr>
-            <w:tcW w:w="4190" w:type="dxa"/>
-            <w:tcBorders>
-              <w:top w:val="single" w:sz="4" w:space="0" w:color="BFC7D1"/>
-              <w:left w:val="single" w:sz="4" w:space="0" w:color="BFC7D1"/>
-              <w:bottom w:val="single" w:sz="4" w:space="0" w:color="BFC7D1"/>
-              <w:right w:val="single" w:sz="4" w:space="0" w:color="BFC7D1"/>
-            </w:tcBorders>
-            <w:tcMar>
-              <w:top w:w="60" w:type="dxa"/>
-              <w:left w:w="100" w:type="dxa"/>
-              <w:bottom w:w="60" w:type="dxa"/>
-              <w:right w:w="100" w:type="dxa"/>
-            </w:tcMar>
-          </w:tcPr>
-          <w:p>
-            <w:pPr>
-              <w:spacing w:after="0"/>
-            </w:pPr>
-            <w:r>
-              <w:t>Mensalmente (dia 1, meia-noite)</w:t>
-            </w:r>
-          </w:p>
-        </w:tc>
-        <w:tc>
-          <w:tcPr>
-            <w:tcW w:w="4836" w:type="dxa"/>
-            <w:tcBorders>
-              <w:top w:val="single" w:sz="4" w:space="0" w:color="BFC7D1"/>
-              <w:left w:val="single" w:sz="4" w:space="0" w:color="BFC7D1"/>
-              <w:bottom w:val="single" w:sz="4" w:space="0" w:color="BFC7D1"/>
-              <w:right w:val="single" w:sz="4" w:space="0" w:color="BFC7D1"/>
-            </w:tcBorders>
-            <w:tcMar>
-              <w:top w:w="60" w:type="dxa"/>
-              <w:left w:w="100" w:type="dxa"/>
-              <w:bottom w:w="60" w:type="dxa"/>
-              <w:right w:w="100" w:type="dxa"/>
-            </w:tcMar>
-          </w:tcPr>
-          <w:p>
-            <w:pPr>
-              <w:spacing w:after="0"/>
-            </w:pPr>
-            <w:r>
-              <w:t>No primeiro dia de cada mês às 00:00.</w:t>
+            <w:tcW w:w="3384" w:type="dxa"/>
+            <w:tcBorders>
+              <w:top w:val="single" w:sz="4" w:space="0" w:color="BFC7D1"/>
+              <w:left w:val="single" w:sz="4" w:space="0" w:color="BFC7D1"/>
+              <w:bottom w:val="single" w:sz="4" w:space="0" w:color="BFC7D1"/>
+              <w:right w:val="single" w:sz="4" w:space="0" w:color="BFC7D1"/>
+            </w:tcBorders>
+            <w:tcMar>
+              <w:top w:w="60" w:type="dxa"/>
+              <w:left w:w="100" w:type="dxa"/>
+              <w:bottom w:w="60" w:type="dxa"/>
+              <w:right w:w="100" w:type="dxa"/>
+            </w:tcMar>
+          </w:tcPr>
+          <w:p>
+            <w:pPr>
+              <w:spacing w:after="0"/>
+            </w:pPr>
+            <w:r>
+              <w:rPr>
+                <w:b/>
+                <w:bCs/>
+              </w:rPr>
+              <w:t>Quinzenal (dia 1 e dia 16)</w:t>
+            </w:r>
+          </w:p>
+        </w:tc>
+        <w:tc>
+          <w:tcPr>
+            <w:tcW w:w="5642" w:type="dxa"/>
+            <w:tcBorders>
+              <w:top w:val="single" w:sz="4" w:space="0" w:color="BFC7D1"/>
+              <w:left w:val="single" w:sz="4" w:space="0" w:color="BFC7D1"/>
+              <w:bottom w:val="single" w:sz="4" w:space="0" w:color="BFC7D1"/>
+              <w:right w:val="single" w:sz="4" w:space="0" w:color="BFC7D1"/>
+            </w:tcBorders>
+            <w:tcMar>
+              <w:top w:w="60" w:type="dxa"/>
+              <w:left w:w="100" w:type="dxa"/>
+              <w:bottom w:w="60" w:type="dxa"/>
+              <w:right w:w="100" w:type="dxa"/>
+            </w:tcMar>
+          </w:tcPr>
+          <w:p>
+            <w:pPr>
+              <w:spacing w:after="0"/>
+            </w:pPr>
+            <w:r>
+              <w:t>No dia 1 e no dia 16 de cada mês.</w:t>
             </w:r>
           </w:p>
         </w:tc>
@@ -16810,7 +17262,7 @@
         </w:trPr>
         <w:tc>
           <w:tcPr>
-            <w:tcW w:w="4190" w:type="dxa"/>
+            <w:tcW w:w="3384" w:type="dxa"/>
             <w:tcBorders>
               <w:top w:val="single" w:sz="4" w:space="0" w:color="BFC7D1"/>
               <w:left w:val="single" w:sz="4" w:space="0" w:color="BFC7D1"/>
@@ -16830,13 +17282,17 @@
               <w:spacing w:after="0"/>
             </w:pPr>
             <w:r>
-              <w:t>Personalizado</w:t>
-            </w:r>
-          </w:p>
-        </w:tc>
-        <w:tc>
-          <w:tcPr>
-            <w:tcW w:w="4836" w:type="dxa"/>
+              <w:rPr>
+                <w:b/>
+                <w:bCs/>
+              </w:rPr>
+              <w:t>Mensal</w:t>
+            </w:r>
+          </w:p>
+        </w:tc>
+        <w:tc>
+          <w:tcPr>
+            <w:tcW w:w="5642" w:type="dxa"/>
             <w:tcBorders>
               <w:top w:val="single" w:sz="4" w:space="0" w:color="BFC7D1"/>
               <w:left w:val="single" w:sz="4" w:space="0" w:color="BFC7D1"/>
@@ -16856,7 +17312,444 @@
               <w:spacing w:after="0"/>
             </w:pPr>
             <w:r>
-              <w:t xml:space="preserve">Escreve a expressão cron. Exemplo: </w:t>
+              <w:t xml:space="preserve">Uma vez por mês, no </w:t>
+            </w:r>
+            <w:r>
+              <w:rPr>
+                <w:b/>
+                <w:bCs/>
+              </w:rPr>
+              <w:t>Dia do mês</w:t>
+            </w:r>
+            <w:r>
+              <w:t xml:space="preserve"> que escolher.</w:t>
+            </w:r>
+          </w:p>
+        </w:tc>
+      </w:tr>
+      <w:tr>
+        <w:tblPrEx>
+          <w:tblCellMar>
+            <w:top w:w="0" w:type="dxa"/>
+            <w:bottom w:w="0" w:type="dxa"/>
+          </w:tblCellMar>
+        </w:tblPrEx>
+        <w:trPr>
+          <w:cantSplit/>
+        </w:trPr>
+        <w:tc>
+          <w:tcPr>
+            <w:tcW w:w="3384" w:type="dxa"/>
+            <w:tcBorders>
+              <w:top w:val="single" w:sz="4" w:space="0" w:color="BFC7D1"/>
+              <w:left w:val="single" w:sz="4" w:space="0" w:color="BFC7D1"/>
+              <w:bottom w:val="single" w:sz="4" w:space="0" w:color="BFC7D1"/>
+              <w:right w:val="single" w:sz="4" w:space="0" w:color="BFC7D1"/>
+            </w:tcBorders>
+            <w:tcMar>
+              <w:top w:w="60" w:type="dxa"/>
+              <w:left w:w="100" w:type="dxa"/>
+              <w:bottom w:w="60" w:type="dxa"/>
+              <w:right w:w="100" w:type="dxa"/>
+            </w:tcMar>
+          </w:tcPr>
+          <w:p>
+            <w:pPr>
+              <w:spacing w:after="0"/>
+            </w:pPr>
+            <w:r>
+              <w:rPr>
+                <w:b/>
+                <w:bCs/>
+              </w:rPr>
+              <w:t>Bimestral</w:t>
+            </w:r>
+          </w:p>
+        </w:tc>
+        <w:tc>
+          <w:tcPr>
+            <w:tcW w:w="5642" w:type="dxa"/>
+            <w:tcBorders>
+              <w:top w:val="single" w:sz="4" w:space="0" w:color="BFC7D1"/>
+              <w:left w:val="single" w:sz="4" w:space="0" w:color="BFC7D1"/>
+              <w:bottom w:val="single" w:sz="4" w:space="0" w:color="BFC7D1"/>
+              <w:right w:val="single" w:sz="4" w:space="0" w:color="BFC7D1"/>
+            </w:tcBorders>
+            <w:tcMar>
+              <w:top w:w="60" w:type="dxa"/>
+              <w:left w:w="100" w:type="dxa"/>
+              <w:bottom w:w="60" w:type="dxa"/>
+              <w:right w:w="100" w:type="dxa"/>
+            </w:tcMar>
+          </w:tcPr>
+          <w:p>
+            <w:pPr>
+              <w:spacing w:after="0"/>
+            </w:pPr>
+            <w:r>
+              <w:t>Em janeiro, março, maio, julho, setembro e novembro.</w:t>
+            </w:r>
+          </w:p>
+        </w:tc>
+      </w:tr>
+      <w:tr>
+        <w:tblPrEx>
+          <w:tblCellMar>
+            <w:top w:w="0" w:type="dxa"/>
+            <w:bottom w:w="0" w:type="dxa"/>
+          </w:tblCellMar>
+        </w:tblPrEx>
+        <w:trPr>
+          <w:cantSplit/>
+        </w:trPr>
+        <w:tc>
+          <w:tcPr>
+            <w:tcW w:w="3384" w:type="dxa"/>
+            <w:tcBorders>
+              <w:top w:val="single" w:sz="4" w:space="0" w:color="BFC7D1"/>
+              <w:left w:val="single" w:sz="4" w:space="0" w:color="BFC7D1"/>
+              <w:bottom w:val="single" w:sz="4" w:space="0" w:color="BFC7D1"/>
+              <w:right w:val="single" w:sz="4" w:space="0" w:color="BFC7D1"/>
+            </w:tcBorders>
+            <w:shd w:val="clear" w:color="auto" w:fill="F3F6F9"/>
+            <w:tcMar>
+              <w:top w:w="60" w:type="dxa"/>
+              <w:left w:w="100" w:type="dxa"/>
+              <w:bottom w:w="60" w:type="dxa"/>
+              <w:right w:w="100" w:type="dxa"/>
+            </w:tcMar>
+          </w:tcPr>
+          <w:p>
+            <w:pPr>
+              <w:spacing w:after="0"/>
+            </w:pPr>
+            <w:r>
+              <w:rPr>
+                <w:b/>
+                <w:bCs/>
+              </w:rPr>
+              <w:t>Trimestral</w:t>
+            </w:r>
+          </w:p>
+        </w:tc>
+        <w:tc>
+          <w:tcPr>
+            <w:tcW w:w="5642" w:type="dxa"/>
+            <w:tcBorders>
+              <w:top w:val="single" w:sz="4" w:space="0" w:color="BFC7D1"/>
+              <w:left w:val="single" w:sz="4" w:space="0" w:color="BFC7D1"/>
+              <w:bottom w:val="single" w:sz="4" w:space="0" w:color="BFC7D1"/>
+              <w:right w:val="single" w:sz="4" w:space="0" w:color="BFC7D1"/>
+            </w:tcBorders>
+            <w:shd w:val="clear" w:color="auto" w:fill="F3F6F9"/>
+            <w:tcMar>
+              <w:top w:w="60" w:type="dxa"/>
+              <w:left w:w="100" w:type="dxa"/>
+              <w:bottom w:w="60" w:type="dxa"/>
+              <w:right w:w="100" w:type="dxa"/>
+            </w:tcMar>
+          </w:tcPr>
+          <w:p>
+            <w:pPr>
+              <w:spacing w:after="0"/>
+            </w:pPr>
+            <w:r>
+              <w:t>Em janeiro, abril, julho e outubro.</w:t>
+            </w:r>
+          </w:p>
+        </w:tc>
+      </w:tr>
+      <w:tr>
+        <w:tblPrEx>
+          <w:tblCellMar>
+            <w:top w:w="0" w:type="dxa"/>
+            <w:bottom w:w="0" w:type="dxa"/>
+          </w:tblCellMar>
+        </w:tblPrEx>
+        <w:trPr>
+          <w:cantSplit/>
+        </w:trPr>
+        <w:tc>
+          <w:tcPr>
+            <w:tcW w:w="3384" w:type="dxa"/>
+            <w:tcBorders>
+              <w:top w:val="single" w:sz="4" w:space="0" w:color="BFC7D1"/>
+              <w:left w:val="single" w:sz="4" w:space="0" w:color="BFC7D1"/>
+              <w:bottom w:val="single" w:sz="4" w:space="0" w:color="BFC7D1"/>
+              <w:right w:val="single" w:sz="4" w:space="0" w:color="BFC7D1"/>
+            </w:tcBorders>
+            <w:tcMar>
+              <w:top w:w="60" w:type="dxa"/>
+              <w:left w:w="100" w:type="dxa"/>
+              <w:bottom w:w="60" w:type="dxa"/>
+              <w:right w:w="100" w:type="dxa"/>
+            </w:tcMar>
+          </w:tcPr>
+          <w:p>
+            <w:pPr>
+              <w:spacing w:after="0"/>
+            </w:pPr>
+            <w:r>
+              <w:rPr>
+                <w:b/>
+                <w:bCs/>
+              </w:rPr>
+              <w:t>Quadrimestral</w:t>
+            </w:r>
+          </w:p>
+        </w:tc>
+        <w:tc>
+          <w:tcPr>
+            <w:tcW w:w="5642" w:type="dxa"/>
+            <w:tcBorders>
+              <w:top w:val="single" w:sz="4" w:space="0" w:color="BFC7D1"/>
+              <w:left w:val="single" w:sz="4" w:space="0" w:color="BFC7D1"/>
+              <w:bottom w:val="single" w:sz="4" w:space="0" w:color="BFC7D1"/>
+              <w:right w:val="single" w:sz="4" w:space="0" w:color="BFC7D1"/>
+            </w:tcBorders>
+            <w:tcMar>
+              <w:top w:w="60" w:type="dxa"/>
+              <w:left w:w="100" w:type="dxa"/>
+              <w:bottom w:w="60" w:type="dxa"/>
+              <w:right w:w="100" w:type="dxa"/>
+            </w:tcMar>
+          </w:tcPr>
+          <w:p>
+            <w:pPr>
+              <w:spacing w:after="0"/>
+            </w:pPr>
+            <w:r>
+              <w:t>Em janeiro, maio e setembro.</w:t>
+            </w:r>
+          </w:p>
+        </w:tc>
+      </w:tr>
+      <w:tr>
+        <w:tblPrEx>
+          <w:tblCellMar>
+            <w:top w:w="0" w:type="dxa"/>
+            <w:bottom w:w="0" w:type="dxa"/>
+          </w:tblCellMar>
+        </w:tblPrEx>
+        <w:trPr>
+          <w:cantSplit/>
+        </w:trPr>
+        <w:tc>
+          <w:tcPr>
+            <w:tcW w:w="3384" w:type="dxa"/>
+            <w:tcBorders>
+              <w:top w:val="single" w:sz="4" w:space="0" w:color="BFC7D1"/>
+              <w:left w:val="single" w:sz="4" w:space="0" w:color="BFC7D1"/>
+              <w:bottom w:val="single" w:sz="4" w:space="0" w:color="BFC7D1"/>
+              <w:right w:val="single" w:sz="4" w:space="0" w:color="BFC7D1"/>
+            </w:tcBorders>
+            <w:shd w:val="clear" w:color="auto" w:fill="F3F6F9"/>
+            <w:tcMar>
+              <w:top w:w="60" w:type="dxa"/>
+              <w:left w:w="100" w:type="dxa"/>
+              <w:bottom w:w="60" w:type="dxa"/>
+              <w:right w:w="100" w:type="dxa"/>
+            </w:tcMar>
+          </w:tcPr>
+          <w:p>
+            <w:pPr>
+              <w:spacing w:after="0"/>
+            </w:pPr>
+            <w:r>
+              <w:rPr>
+                <w:b/>
+                <w:bCs/>
+              </w:rPr>
+              <w:t>Semestral</w:t>
+            </w:r>
+          </w:p>
+        </w:tc>
+        <w:tc>
+          <w:tcPr>
+            <w:tcW w:w="5642" w:type="dxa"/>
+            <w:tcBorders>
+              <w:top w:val="single" w:sz="4" w:space="0" w:color="BFC7D1"/>
+              <w:left w:val="single" w:sz="4" w:space="0" w:color="BFC7D1"/>
+              <w:bottom w:val="single" w:sz="4" w:space="0" w:color="BFC7D1"/>
+              <w:right w:val="single" w:sz="4" w:space="0" w:color="BFC7D1"/>
+            </w:tcBorders>
+            <w:shd w:val="clear" w:color="auto" w:fill="F3F6F9"/>
+            <w:tcMar>
+              <w:top w:w="60" w:type="dxa"/>
+              <w:left w:w="100" w:type="dxa"/>
+              <w:bottom w:w="60" w:type="dxa"/>
+              <w:right w:w="100" w:type="dxa"/>
+            </w:tcMar>
+          </w:tcPr>
+          <w:p>
+            <w:pPr>
+              <w:spacing w:after="0"/>
+            </w:pPr>
+            <w:r>
+              <w:t>Em janeiro e julho.</w:t>
+            </w:r>
+          </w:p>
+        </w:tc>
+      </w:tr>
+      <w:tr>
+        <w:tblPrEx>
+          <w:tblCellMar>
+            <w:top w:w="0" w:type="dxa"/>
+            <w:bottom w:w="0" w:type="dxa"/>
+          </w:tblCellMar>
+        </w:tblPrEx>
+        <w:trPr>
+          <w:cantSplit/>
+        </w:trPr>
+        <w:tc>
+          <w:tcPr>
+            <w:tcW w:w="3384" w:type="dxa"/>
+            <w:tcBorders>
+              <w:top w:val="single" w:sz="4" w:space="0" w:color="BFC7D1"/>
+              <w:left w:val="single" w:sz="4" w:space="0" w:color="BFC7D1"/>
+              <w:bottom w:val="single" w:sz="4" w:space="0" w:color="BFC7D1"/>
+              <w:right w:val="single" w:sz="4" w:space="0" w:color="BFC7D1"/>
+            </w:tcBorders>
+            <w:tcMar>
+              <w:top w:w="60" w:type="dxa"/>
+              <w:left w:w="100" w:type="dxa"/>
+              <w:bottom w:w="60" w:type="dxa"/>
+              <w:right w:w="100" w:type="dxa"/>
+            </w:tcMar>
+          </w:tcPr>
+          <w:p>
+            <w:pPr>
+              <w:spacing w:after="0"/>
+            </w:pPr>
+            <w:r>
+              <w:rPr>
+                <w:b/>
+                <w:bCs/>
+              </w:rPr>
+              <w:t>Anual</w:t>
+            </w:r>
+          </w:p>
+        </w:tc>
+        <w:tc>
+          <w:tcPr>
+            <w:tcW w:w="5642" w:type="dxa"/>
+            <w:tcBorders>
+              <w:top w:val="single" w:sz="4" w:space="0" w:color="BFC7D1"/>
+              <w:left w:val="single" w:sz="4" w:space="0" w:color="BFC7D1"/>
+              <w:bottom w:val="single" w:sz="4" w:space="0" w:color="BFC7D1"/>
+              <w:right w:val="single" w:sz="4" w:space="0" w:color="BFC7D1"/>
+            </w:tcBorders>
+            <w:tcMar>
+              <w:top w:w="60" w:type="dxa"/>
+              <w:left w:w="100" w:type="dxa"/>
+              <w:bottom w:w="60" w:type="dxa"/>
+              <w:right w:w="100" w:type="dxa"/>
+            </w:tcMar>
+          </w:tcPr>
+          <w:p>
+            <w:pPr>
+              <w:spacing w:after="0"/>
+            </w:pPr>
+            <w:r>
+              <w:t xml:space="preserve">Uma vez por ano, no </w:t>
+            </w:r>
+            <w:r>
+              <w:rPr>
+                <w:b/>
+                <w:bCs/>
+              </w:rPr>
+              <w:t>Mês</w:t>
+            </w:r>
+            <w:r>
+              <w:t xml:space="preserve"> e no </w:t>
+            </w:r>
+            <w:r>
+              <w:rPr>
+                <w:b/>
+                <w:bCs/>
+              </w:rPr>
+              <w:t>Dia do mês</w:t>
+            </w:r>
+            <w:r>
+              <w:t xml:space="preserve"> que escolher.</w:t>
+            </w:r>
+          </w:p>
+        </w:tc>
+      </w:tr>
+      <w:tr>
+        <w:tblPrEx>
+          <w:tblCellMar>
+            <w:top w:w="0" w:type="dxa"/>
+            <w:bottom w:w="0" w:type="dxa"/>
+          </w:tblCellMar>
+        </w:tblPrEx>
+        <w:trPr>
+          <w:cantSplit/>
+        </w:trPr>
+        <w:tc>
+          <w:tcPr>
+            <w:tcW w:w="3384" w:type="dxa"/>
+            <w:tcBorders>
+              <w:top w:val="single" w:sz="4" w:space="0" w:color="BFC7D1"/>
+              <w:left w:val="single" w:sz="4" w:space="0" w:color="BFC7D1"/>
+              <w:bottom w:val="single" w:sz="4" w:space="0" w:color="BFC7D1"/>
+              <w:right w:val="single" w:sz="4" w:space="0" w:color="BFC7D1"/>
+            </w:tcBorders>
+            <w:shd w:val="clear" w:color="auto" w:fill="F3F6F9"/>
+            <w:tcMar>
+              <w:top w:w="60" w:type="dxa"/>
+              <w:left w:w="100" w:type="dxa"/>
+              <w:bottom w:w="60" w:type="dxa"/>
+              <w:right w:w="100" w:type="dxa"/>
+            </w:tcMar>
+          </w:tcPr>
+          <w:p>
+            <w:pPr>
+              <w:spacing w:after="0"/>
+            </w:pPr>
+            <w:r>
+              <w:rPr>
+                <w:b/>
+                <w:bCs/>
+              </w:rPr>
+              <w:lastRenderedPageBreak/>
+              <w:t>Personalizado (cron)</w:t>
+            </w:r>
+          </w:p>
+        </w:tc>
+        <w:tc>
+          <w:tcPr>
+            <w:tcW w:w="5642" w:type="dxa"/>
+            <w:tcBorders>
+              <w:top w:val="single" w:sz="4" w:space="0" w:color="BFC7D1"/>
+              <w:left w:val="single" w:sz="4" w:space="0" w:color="BFC7D1"/>
+              <w:bottom w:val="single" w:sz="4" w:space="0" w:color="BFC7D1"/>
+              <w:right w:val="single" w:sz="4" w:space="0" w:color="BFC7D1"/>
+            </w:tcBorders>
+            <w:shd w:val="clear" w:color="auto" w:fill="F3F6F9"/>
+            <w:tcMar>
+              <w:top w:w="60" w:type="dxa"/>
+              <w:left w:w="100" w:type="dxa"/>
+              <w:bottom w:w="60" w:type="dxa"/>
+              <w:right w:w="100" w:type="dxa"/>
+            </w:tcMar>
+          </w:tcPr>
+          <w:p>
+            <w:pPr>
+              <w:spacing w:after="0"/>
+            </w:pPr>
+            <w:r>
+              <w:t xml:space="preserve">Escreve uma </w:t>
+            </w:r>
+            <w:r>
+              <w:rPr>
+                <w:b/>
+                <w:bCs/>
+              </w:rPr>
+              <w:t>Expressão cron</w:t>
+            </w:r>
+            <w:r>
+              <w:t xml:space="preserve">: cinco campos, minuto, hora, dia do mês, mês, dia da semana. Exemplo: </w:t>
             </w:r>
             <w:r>
               <w:rPr>
@@ -16937,15 +17830,7 @@
                 <w:bCs/>
                 <w:color w:val="FFFFFF"/>
               </w:rPr>
-              <w:t>Opção (</w:t>
-            </w:r>
-            <w:r>
-              <w:rPr>
-                <w:b/>
-                <w:bCs/>
-                <w:color w:val="FFFFFF"/>
-              </w:rPr>
-              <w:t>Formato de Saída)</w:t>
+              <w:t>Opção (Formato de Saída)</w:t>
             </w:r>
           </w:p>
         </w:tc>
@@ -17210,11 +18095,51 @@
       <w:pPr>
         <w:pStyle w:val="Ttulo2"/>
       </w:pPr>
-      <w:bookmarkStart w:id="25" w:name="_Toc241748358"/>
-      <w:r>
-        <w:t>Exemplo: agendar uma execução semanal</w:t>
+      <w:bookmarkStart w:id="25" w:name="_Toc241848597"/>
+      <w:r>
+        <w:t>Parâmetros que acompanham a data de execução</w:t>
       </w:r>
       <w:bookmarkEnd w:id="25"/>
+    </w:p>
+    <w:p>
+      <w:r>
+        <w:t xml:space="preserve">Cada parâmetro em </w:t>
+      </w:r>
+      <w:r>
+        <w:rPr>
+          <w:b/>
+          <w:bCs/>
+        </w:rPr>
+        <w:t>Predefinições de parâmetros</w:t>
+      </w:r>
+      <w:r>
+        <w:t xml:space="preserve"> tem uma escolha: </w:t>
+      </w:r>
+      <w:r>
+        <w:rPr>
+          <w:b/>
+          <w:bCs/>
+        </w:rPr>
+        <w:t>Valor fixo</w:t>
+      </w:r>
+      <w:r>
+        <w:t xml:space="preserve"> ou </w:t>
+      </w:r>
+      <w:r>
+        <w:rPr>
+          <w:b/>
+          <w:bCs/>
+        </w:rPr>
+        <w:t>Relativo à data de execução</w:t>
+      </w:r>
+      <w:r>
+        <w:t>. Um valor fixo é o mesmo em todas as execuções. Um valor relativo muda com a data em que o agendamento é executado, por isso um relatório mensal cobre sempre o mês certo.</w:t>
+      </w:r>
+    </w:p>
+    <w:p>
+      <w:r>
+        <w:t>Um valor relativo tem três partes:</w:t>
+      </w:r>
     </w:p>
     <w:p>
       <w:pPr>
@@ -17226,17 +18151,14 @@
         <w:spacing w:after="60"/>
       </w:pPr>
       <w:r>
-        <w:t xml:space="preserve">Em </w:t>
-      </w:r>
-      <w:r>
         <w:rPr>
           <w:b/>
           <w:bCs/>
         </w:rPr>
-        <w:t>Mapas</w:t>
-      </w:r>
-      <w:r>
-        <w:t>, clique no ícone do calendário do mapa.</w:t>
+        <w:t>Mover a data de execução</w:t>
+      </w:r>
+      <w:r>
+        <w:t xml:space="preserve"> um número. Use -1 para o período anterior e 0 para o atual.</w:t>
       </w:r>
     </w:p>
     <w:p>
@@ -17249,34 +18171,74 @@
         <w:spacing w:after="60"/>
       </w:pPr>
       <w:r>
-        <w:t xml:space="preserve">Escreva um </w:t>
+        <w:t xml:space="preserve">O período: </w:t>
       </w:r>
       <w:r>
         <w:rPr>
           <w:b/>
           <w:bCs/>
         </w:rPr>
-        <w:t>Nome</w:t>
-      </w:r>
-      <w:r>
-        <w:t xml:space="preserve">. Defina a </w:t>
+        <w:t>dias</w:t>
+      </w:r>
+      <w:r>
+        <w:t xml:space="preserve">, </w:t>
       </w:r>
       <w:r>
         <w:rPr>
           <w:b/>
           <w:bCs/>
         </w:rPr>
-        <w:t>Frequência</w:t>
-      </w:r>
-      <w:r>
-        <w:t xml:space="preserve"> como </w:t>
+        <w:t>semanas</w:t>
+      </w:r>
+      <w:r>
+        <w:t xml:space="preserve">, </w:t>
       </w:r>
       <w:r>
         <w:rPr>
           <w:b/>
           <w:bCs/>
         </w:rPr>
-        <w:t>Semanalmente (domingo, meia-noite)</w:t>
+        <w:t>quinzenas</w:t>
+      </w:r>
+      <w:r>
+        <w:t xml:space="preserve">, </w:t>
+      </w:r>
+      <w:r>
+        <w:rPr>
+          <w:b/>
+          <w:bCs/>
+        </w:rPr>
+        <w:t>meses</w:t>
+      </w:r>
+      <w:r>
+        <w:t xml:space="preserve">, </w:t>
+      </w:r>
+      <w:r>
+        <w:rPr>
+          <w:b/>
+          <w:bCs/>
+        </w:rPr>
+        <w:t>trimestres</w:t>
+      </w:r>
+      <w:r>
+        <w:t xml:space="preserve">, </w:t>
+      </w:r>
+      <w:r>
+        <w:rPr>
+          <w:b/>
+          <w:bCs/>
+        </w:rPr>
+        <w:t>semestres</w:t>
+      </w:r>
+      <w:r>
+        <w:t xml:space="preserve"> ou </w:t>
+      </w:r>
+      <w:r>
+        <w:rPr>
+          <w:b/>
+          <w:bCs/>
+        </w:rPr>
+        <w:t>anos</w:t>
       </w:r>
       <w:r>
         <w:t>.</w:t>
@@ -17292,80 +18254,41 @@
         <w:spacing w:after="60"/>
       </w:pPr>
       <w:r>
-        <w:t xml:space="preserve">Escolha o seu </w:t>
-      </w:r>
-      <w:r>
         <w:rPr>
           <w:b/>
           <w:bCs/>
         </w:rPr>
-        <w:t>Fuso horário</w:t>
-      </w:r>
-      <w:r>
-        <w:t xml:space="preserve"> e o </w:t>
+        <w:t>e usar</w:t>
+      </w:r>
+      <w:r>
+        <w:t xml:space="preserve">: </w:t>
       </w:r>
       <w:r>
         <w:rPr>
           <w:b/>
           <w:bCs/>
         </w:rPr>
-        <w:t>Formato de Saída</w:t>
-      </w:r>
-      <w:r>
-        <w:t>.</w:t>
-      </w:r>
-    </w:p>
-    <w:p>
-      <w:pPr>
-        <w:pStyle w:val="PargrafodaLista"/>
-        <w:numPr>
-          <w:ilvl w:val="0"/>
-          <w:numId w:val="9"/>
-        </w:numPr>
-        <w:spacing w:after="60"/>
-      </w:pPr>
-      <w:r>
-        <w:t xml:space="preserve">Clique em </w:t>
+        <w:t>essa data</w:t>
+      </w:r>
+      <w:r>
+        <w:t xml:space="preserve">, o primeiro ou o último dia dessa semana, quinzena, mês, trimestre, semestre ou ano, </w:t>
       </w:r>
       <w:r>
         <w:rPr>
           <w:b/>
           <w:bCs/>
         </w:rPr>
-        <w:t>Guardar</w:t>
-      </w:r>
-      <w:r>
-        <w:t>.</w:t>
-      </w:r>
-    </w:p>
-    <w:p>
-      <w:pPr>
-        <w:pStyle w:val="PargrafodaLista"/>
-        <w:numPr>
-          <w:ilvl w:val="0"/>
-          <w:numId w:val="9"/>
-        </w:numPr>
-        <w:spacing w:after="60"/>
-      </w:pPr>
-      <w:r>
-        <w:t xml:space="preserve">Clique no ícone </w:t>
+        <w:t>o ano (número)</w:t>
+      </w:r>
+      <w:r>
+        <w:t xml:space="preserve"> ou </w:t>
       </w:r>
       <w:r>
         <w:rPr>
           <w:b/>
           <w:bCs/>
         </w:rPr>
-        <w:t>Executar agora</w:t>
-      </w:r>
-      <w:r>
-        <w:t xml:space="preserve"> para verificar que funciona. Depois abra </w:t>
-      </w:r>
-      <w:r>
-        <w:rPr>
-          <w:b/>
-          <w:bCs/>
-        </w:rPr>
-        <w:t>Histórico</w:t>
+        <w:t>o mês (número 1-12)</w:t>
       </w:r>
       <w:r>
         <w:t>.</w:t>
@@ -17373,27 +18296,8 @@
     </w:p>
     <w:p>
       <w:pPr>
-        <w:pStyle w:val="Ttulo1"/>
-        <w:pageBreakBefore/>
+        <w:spacing w:after="60"/>
       </w:pPr>
-      <w:bookmarkStart w:id="26" w:name="_Toc241748359"/>
-      <w:r>
-        <w:lastRenderedPageBreak/>
-        <w:t>Execuções</w:t>
-      </w:r>
-      <w:bookmarkEnd w:id="26"/>
-    </w:p>
-    <w:p>
-      <w:r>
-        <w:rPr>
-          <w:b/>
-          <w:bCs/>
-        </w:rPr>
-        <w:t>Execuções</w:t>
-      </w:r>
-      <w:r>
-        <w:t xml:space="preserve"> lista todas as execuções que pediu, quer estejam em espera, em curso ou terminadas. Mostra apenas as suas próprias execuções, não as de outras pessoas.</w:t>
-      </w:r>
     </w:p>
     <w:p>
       <w:pPr>
@@ -17406,10 +18310,10 @@
           <w:noProof/>
         </w:rPr>
         <w:drawing>
-          <wp:inline distT="0" distB="0" distL="0" distR="0" wp14:anchorId="598A36CC" wp14:editId="2665260C">
-            <wp:extent cx="5715000" cy="3571875"/>
+          <wp:inline distT="0" distB="0" distL="0" distR="0" wp14:anchorId="5E9552A9" wp14:editId="21911608">
+            <wp:extent cx="3419475" cy="1914525"/>
             <wp:effectExtent l="0" t="0" r="0" b="0"/>
-            <wp:docPr id="220" name="08-runs.png" descr="A página Execuções com os filtros Mapa, Estado e Tipo e a lista de execuções." title="A página Execuções com os filtros Mapa, Estado e Tipo e a lista de execuções."/>
+            <wp:docPr id="225" name="35-schedule-relative-date.png" descr="Predefinições de parâmetros com um valor fixo e um valor relativo à data de execução." title="Predefinições de parâmetros com um valor fixo e um valor relativo à data de execução."/>
             <wp:cNvGraphicFramePr>
               <a:graphicFrameLocks xmlns:a="http://schemas.openxmlformats.org/drawingml/2006/main" noChangeAspect="1"/>
             </wp:cNvGraphicFramePr>
@@ -17424,6 +18328,1099 @@
                   </pic:nvPicPr>
                   <pic:blipFill>
                     <a:blip r:embed="rId17"/>
+                    <a:srcRect/>
+                    <a:stretch>
+                      <a:fillRect/>
+                    </a:stretch>
+                  </pic:blipFill>
+                  <pic:spPr bwMode="auto">
+                    <a:xfrm>
+                      <a:off x="0" y="0"/>
+                      <a:ext cx="3419475" cy="1914525"/>
+                    </a:xfrm>
+                    <a:prstGeom prst="rect">
+                      <a:avLst/>
+                    </a:prstGeom>
+                  </pic:spPr>
+                </pic:pic>
+              </a:graphicData>
+            </a:graphic>
+          </wp:inline>
+        </w:drawing>
+      </w:r>
+    </w:p>
+    <w:p>
+      <w:pPr>
+        <w:pStyle w:val="Legenda"/>
+        <w:jc w:val="center"/>
+      </w:pPr>
+      <w:r>
+        <w:t>Predefinições de parâmetros com um valor fixo e um valor relativo à data de execução.</w:t>
+      </w:r>
+    </w:p>
+    <w:tbl>
+      <w:tblPr>
+        <w:tblW w:w="9026" w:type="dxa"/>
+        <w:tblBorders>
+          <w:top w:val="single" w:sz="4" w:space="0" w:color="auto"/>
+          <w:left w:val="single" w:sz="4" w:space="0" w:color="auto"/>
+          <w:bottom w:val="single" w:sz="4" w:space="0" w:color="auto"/>
+          <w:right w:val="single" w:sz="4" w:space="0" w:color="auto"/>
+          <w:insideH w:val="single" w:sz="4" w:space="0" w:color="auto"/>
+          <w:insideV w:val="single" w:sz="4" w:space="0" w:color="auto"/>
+        </w:tblBorders>
+        <w:tblCellMar>
+          <w:left w:w="10" w:type="dxa"/>
+          <w:right w:w="10" w:type="dxa"/>
+        </w:tblCellMar>
+        <w:tblLook w:val="0000" w:firstRow="0" w:lastRow="0" w:firstColumn="0" w:lastColumn="0" w:noHBand="0" w:noVBand="0"/>
+      </w:tblPr>
+      <w:tblGrid>
+        <w:gridCol w:w="2188"/>
+        <w:gridCol w:w="3829"/>
+        <w:gridCol w:w="3009"/>
+      </w:tblGrid>
+      <w:tr>
+        <w:tblPrEx>
+          <w:tblCellMar>
+            <w:top w:w="0" w:type="dxa"/>
+            <w:bottom w:w="0" w:type="dxa"/>
+          </w:tblCellMar>
+        </w:tblPrEx>
+        <w:trPr>
+          <w:cantSplit/>
+          <w:tblHeader/>
+        </w:trPr>
+        <w:tc>
+          <w:tcPr>
+            <w:tcW w:w="2188" w:type="dxa"/>
+            <w:tcBorders>
+              <w:top w:val="single" w:sz="4" w:space="0" w:color="BFC7D1"/>
+              <w:left w:val="single" w:sz="4" w:space="0" w:color="BFC7D1"/>
+              <w:bottom w:val="single" w:sz="4" w:space="0" w:color="BFC7D1"/>
+              <w:right w:val="single" w:sz="4" w:space="0" w:color="BFC7D1"/>
+            </w:tcBorders>
+            <w:shd w:val="clear" w:color="auto" w:fill="1F3A5F"/>
+            <w:tcMar>
+              <w:top w:w="60" w:type="dxa"/>
+              <w:left w:w="100" w:type="dxa"/>
+              <w:bottom w:w="60" w:type="dxa"/>
+              <w:right w:w="100" w:type="dxa"/>
+            </w:tcMar>
+          </w:tcPr>
+          <w:p>
+            <w:pPr>
+              <w:spacing w:after="0"/>
+            </w:pPr>
+            <w:r>
+              <w:rPr>
+                <w:b/>
+                <w:bCs/>
+                <w:color w:val="FFFFFF"/>
+              </w:rPr>
+              <w:t>Pretende</w:t>
+            </w:r>
+          </w:p>
+        </w:tc>
+        <w:tc>
+          <w:tcPr>
+            <w:tcW w:w="3829" w:type="dxa"/>
+            <w:tcBorders>
+              <w:top w:val="single" w:sz="4" w:space="0" w:color="BFC7D1"/>
+              <w:left w:val="single" w:sz="4" w:space="0" w:color="BFC7D1"/>
+              <w:bottom w:val="single" w:sz="4" w:space="0" w:color="BFC7D1"/>
+              <w:right w:val="single" w:sz="4" w:space="0" w:color="BFC7D1"/>
+            </w:tcBorders>
+            <w:shd w:val="clear" w:color="auto" w:fill="1F3A5F"/>
+            <w:tcMar>
+              <w:top w:w="60" w:type="dxa"/>
+              <w:left w:w="100" w:type="dxa"/>
+              <w:bottom w:w="60" w:type="dxa"/>
+              <w:right w:w="100" w:type="dxa"/>
+            </w:tcMar>
+          </w:tcPr>
+          <w:p>
+            <w:pPr>
+              <w:spacing w:after="0"/>
+            </w:pPr>
+            <w:r>
+              <w:rPr>
+                <w:b/>
+                <w:bCs/>
+                <w:color w:val="FFFFFF"/>
+              </w:rPr>
+              <w:t>Data de início</w:t>
+            </w:r>
+          </w:p>
+        </w:tc>
+        <w:tc>
+          <w:tcPr>
+            <w:tcW w:w="3009" w:type="dxa"/>
+            <w:tcBorders>
+              <w:top w:val="single" w:sz="4" w:space="0" w:color="BFC7D1"/>
+              <w:left w:val="single" w:sz="4" w:space="0" w:color="BFC7D1"/>
+              <w:bottom w:val="single" w:sz="4" w:space="0" w:color="BFC7D1"/>
+              <w:right w:val="single" w:sz="4" w:space="0" w:color="BFC7D1"/>
+            </w:tcBorders>
+            <w:shd w:val="clear" w:color="auto" w:fill="1F3A5F"/>
+            <w:tcMar>
+              <w:top w:w="60" w:type="dxa"/>
+              <w:left w:w="100" w:type="dxa"/>
+              <w:bottom w:w="60" w:type="dxa"/>
+              <w:right w:w="100" w:type="dxa"/>
+            </w:tcMar>
+          </w:tcPr>
+          <w:p>
+            <w:pPr>
+              <w:spacing w:after="0"/>
+            </w:pPr>
+            <w:r>
+              <w:rPr>
+                <w:b/>
+                <w:bCs/>
+                <w:color w:val="FFFFFF"/>
+              </w:rPr>
+              <w:t>Data de fim</w:t>
+            </w:r>
+          </w:p>
+        </w:tc>
+      </w:tr>
+      <w:tr>
+        <w:tblPrEx>
+          <w:tblCellMar>
+            <w:top w:w="0" w:type="dxa"/>
+            <w:bottom w:w="0" w:type="dxa"/>
+          </w:tblCellMar>
+        </w:tblPrEx>
+        <w:trPr>
+          <w:cantSplit/>
+        </w:trPr>
+        <w:tc>
+          <w:tcPr>
+            <w:tcW w:w="2188" w:type="dxa"/>
+            <w:tcBorders>
+              <w:top w:val="single" w:sz="4" w:space="0" w:color="BFC7D1"/>
+              <w:left w:val="single" w:sz="4" w:space="0" w:color="BFC7D1"/>
+              <w:bottom w:val="single" w:sz="4" w:space="0" w:color="BFC7D1"/>
+              <w:right w:val="single" w:sz="4" w:space="0" w:color="BFC7D1"/>
+            </w:tcBorders>
+            <w:tcMar>
+              <w:top w:w="60" w:type="dxa"/>
+              <w:left w:w="100" w:type="dxa"/>
+              <w:bottom w:w="60" w:type="dxa"/>
+              <w:right w:w="100" w:type="dxa"/>
+            </w:tcMar>
+          </w:tcPr>
+          <w:p>
+            <w:pPr>
+              <w:spacing w:after="0"/>
+            </w:pPr>
+            <w:r>
+              <w:t>O mês passado</w:t>
+            </w:r>
+          </w:p>
+        </w:tc>
+        <w:tc>
+          <w:tcPr>
+            <w:tcW w:w="3829" w:type="dxa"/>
+            <w:tcBorders>
+              <w:top w:val="single" w:sz="4" w:space="0" w:color="BFC7D1"/>
+              <w:left w:val="single" w:sz="4" w:space="0" w:color="BFC7D1"/>
+              <w:bottom w:val="single" w:sz="4" w:space="0" w:color="BFC7D1"/>
+              <w:right w:val="single" w:sz="4" w:space="0" w:color="BFC7D1"/>
+            </w:tcBorders>
+            <w:tcMar>
+              <w:top w:w="60" w:type="dxa"/>
+              <w:left w:w="100" w:type="dxa"/>
+              <w:bottom w:w="60" w:type="dxa"/>
+              <w:right w:w="100" w:type="dxa"/>
+            </w:tcMar>
+          </w:tcPr>
+          <w:p>
+            <w:pPr>
+              <w:spacing w:after="0"/>
+            </w:pPr>
+            <w:r>
+              <w:t xml:space="preserve">-1 </w:t>
+            </w:r>
+            <w:r>
+              <w:rPr>
+                <w:b/>
+                <w:bCs/>
+              </w:rPr>
+              <w:t>meses</w:t>
+            </w:r>
+            <w:r>
+              <w:t xml:space="preserve">, </w:t>
+            </w:r>
+            <w:r>
+              <w:rPr>
+                <w:b/>
+                <w:bCs/>
+              </w:rPr>
+              <w:t>primeiro dia desse mês</w:t>
+            </w:r>
+          </w:p>
+        </w:tc>
+        <w:tc>
+          <w:tcPr>
+            <w:tcW w:w="3009" w:type="dxa"/>
+            <w:tcBorders>
+              <w:top w:val="single" w:sz="4" w:space="0" w:color="BFC7D1"/>
+              <w:left w:val="single" w:sz="4" w:space="0" w:color="BFC7D1"/>
+              <w:bottom w:val="single" w:sz="4" w:space="0" w:color="BFC7D1"/>
+              <w:right w:val="single" w:sz="4" w:space="0" w:color="BFC7D1"/>
+            </w:tcBorders>
+            <w:tcMar>
+              <w:top w:w="60" w:type="dxa"/>
+              <w:left w:w="100" w:type="dxa"/>
+              <w:bottom w:w="60" w:type="dxa"/>
+              <w:right w:w="100" w:type="dxa"/>
+            </w:tcMar>
+          </w:tcPr>
+          <w:p>
+            <w:pPr>
+              <w:spacing w:after="0"/>
+            </w:pPr>
+            <w:r>
+              <w:t xml:space="preserve">-1 </w:t>
+            </w:r>
+            <w:r>
+              <w:rPr>
+                <w:b/>
+                <w:bCs/>
+              </w:rPr>
+              <w:t>meses</w:t>
+            </w:r>
+            <w:r>
+              <w:t xml:space="preserve">, </w:t>
+            </w:r>
+            <w:r>
+              <w:rPr>
+                <w:b/>
+                <w:bCs/>
+              </w:rPr>
+              <w:t>último dia desse mês</w:t>
+            </w:r>
+          </w:p>
+        </w:tc>
+      </w:tr>
+      <w:tr>
+        <w:tblPrEx>
+          <w:tblCellMar>
+            <w:top w:w="0" w:type="dxa"/>
+            <w:bottom w:w="0" w:type="dxa"/>
+          </w:tblCellMar>
+        </w:tblPrEx>
+        <w:trPr>
+          <w:cantSplit/>
+        </w:trPr>
+        <w:tc>
+          <w:tcPr>
+            <w:tcW w:w="2188" w:type="dxa"/>
+            <w:tcBorders>
+              <w:top w:val="single" w:sz="4" w:space="0" w:color="BFC7D1"/>
+              <w:left w:val="single" w:sz="4" w:space="0" w:color="BFC7D1"/>
+              <w:bottom w:val="single" w:sz="4" w:space="0" w:color="BFC7D1"/>
+              <w:right w:val="single" w:sz="4" w:space="0" w:color="BFC7D1"/>
+            </w:tcBorders>
+            <w:shd w:val="clear" w:color="auto" w:fill="F3F6F9"/>
+            <w:tcMar>
+              <w:top w:w="60" w:type="dxa"/>
+              <w:left w:w="100" w:type="dxa"/>
+              <w:bottom w:w="60" w:type="dxa"/>
+              <w:right w:w="100" w:type="dxa"/>
+            </w:tcMar>
+          </w:tcPr>
+          <w:p>
+            <w:pPr>
+              <w:spacing w:after="0"/>
+            </w:pPr>
+            <w:r>
+              <w:t>O ano até agora, até ao mês passado</w:t>
+            </w:r>
+          </w:p>
+        </w:tc>
+        <w:tc>
+          <w:tcPr>
+            <w:tcW w:w="3829" w:type="dxa"/>
+            <w:tcBorders>
+              <w:top w:val="single" w:sz="4" w:space="0" w:color="BFC7D1"/>
+              <w:left w:val="single" w:sz="4" w:space="0" w:color="BFC7D1"/>
+              <w:bottom w:val="single" w:sz="4" w:space="0" w:color="BFC7D1"/>
+              <w:right w:val="single" w:sz="4" w:space="0" w:color="BFC7D1"/>
+            </w:tcBorders>
+            <w:shd w:val="clear" w:color="auto" w:fill="F3F6F9"/>
+            <w:tcMar>
+              <w:top w:w="60" w:type="dxa"/>
+              <w:left w:w="100" w:type="dxa"/>
+              <w:bottom w:w="60" w:type="dxa"/>
+              <w:right w:w="100" w:type="dxa"/>
+            </w:tcMar>
+          </w:tcPr>
+          <w:p>
+            <w:pPr>
+              <w:spacing w:after="0"/>
+            </w:pPr>
+            <w:r>
+              <w:t xml:space="preserve">-1 </w:t>
+            </w:r>
+            <w:r>
+              <w:rPr>
+                <w:b/>
+                <w:bCs/>
+              </w:rPr>
+              <w:t>meses</w:t>
+            </w:r>
+            <w:r>
+              <w:t xml:space="preserve">, </w:t>
+            </w:r>
+            <w:r>
+              <w:rPr>
+                <w:b/>
+                <w:bCs/>
+              </w:rPr>
+              <w:t>primeiro dia desse ano</w:t>
+            </w:r>
+          </w:p>
+        </w:tc>
+        <w:tc>
+          <w:tcPr>
+            <w:tcW w:w="3009" w:type="dxa"/>
+            <w:tcBorders>
+              <w:top w:val="single" w:sz="4" w:space="0" w:color="BFC7D1"/>
+              <w:left w:val="single" w:sz="4" w:space="0" w:color="BFC7D1"/>
+              <w:bottom w:val="single" w:sz="4" w:space="0" w:color="BFC7D1"/>
+              <w:right w:val="single" w:sz="4" w:space="0" w:color="BFC7D1"/>
+            </w:tcBorders>
+            <w:shd w:val="clear" w:color="auto" w:fill="F3F6F9"/>
+            <w:tcMar>
+              <w:top w:w="60" w:type="dxa"/>
+              <w:left w:w="100" w:type="dxa"/>
+              <w:bottom w:w="60" w:type="dxa"/>
+              <w:right w:w="100" w:type="dxa"/>
+            </w:tcMar>
+          </w:tcPr>
+          <w:p>
+            <w:pPr>
+              <w:spacing w:after="0"/>
+            </w:pPr>
+            <w:r>
+              <w:t xml:space="preserve">-1 </w:t>
+            </w:r>
+            <w:r>
+              <w:rPr>
+                <w:b/>
+                <w:bCs/>
+              </w:rPr>
+              <w:t>meses</w:t>
+            </w:r>
+            <w:r>
+              <w:t xml:space="preserve">, </w:t>
+            </w:r>
+            <w:r>
+              <w:rPr>
+                <w:b/>
+                <w:bCs/>
+              </w:rPr>
+              <w:t>último dia desse mês</w:t>
+            </w:r>
+          </w:p>
+        </w:tc>
+      </w:tr>
+      <w:tr>
+        <w:tblPrEx>
+          <w:tblCellMar>
+            <w:top w:w="0" w:type="dxa"/>
+            <w:bottom w:w="0" w:type="dxa"/>
+          </w:tblCellMar>
+        </w:tblPrEx>
+        <w:trPr>
+          <w:cantSplit/>
+        </w:trPr>
+        <w:tc>
+          <w:tcPr>
+            <w:tcW w:w="2188" w:type="dxa"/>
+            <w:tcBorders>
+              <w:top w:val="single" w:sz="4" w:space="0" w:color="BFC7D1"/>
+              <w:left w:val="single" w:sz="4" w:space="0" w:color="BFC7D1"/>
+              <w:bottom w:val="single" w:sz="4" w:space="0" w:color="BFC7D1"/>
+              <w:right w:val="single" w:sz="4" w:space="0" w:color="BFC7D1"/>
+            </w:tcBorders>
+            <w:tcMar>
+              <w:top w:w="60" w:type="dxa"/>
+              <w:left w:w="100" w:type="dxa"/>
+              <w:bottom w:w="60" w:type="dxa"/>
+              <w:right w:w="100" w:type="dxa"/>
+            </w:tcMar>
+          </w:tcPr>
+          <w:p>
+            <w:pPr>
+              <w:spacing w:after="0"/>
+            </w:pPr>
+            <w:r>
+              <w:lastRenderedPageBreak/>
+              <w:t>Um início fixo, um fim que avança</w:t>
+            </w:r>
+          </w:p>
+        </w:tc>
+        <w:tc>
+          <w:tcPr>
+            <w:tcW w:w="3829" w:type="dxa"/>
+            <w:tcBorders>
+              <w:top w:val="single" w:sz="4" w:space="0" w:color="BFC7D1"/>
+              <w:left w:val="single" w:sz="4" w:space="0" w:color="BFC7D1"/>
+              <w:bottom w:val="single" w:sz="4" w:space="0" w:color="BFC7D1"/>
+              <w:right w:val="single" w:sz="4" w:space="0" w:color="BFC7D1"/>
+            </w:tcBorders>
+            <w:tcMar>
+              <w:top w:w="60" w:type="dxa"/>
+              <w:left w:w="100" w:type="dxa"/>
+              <w:bottom w:w="60" w:type="dxa"/>
+              <w:right w:w="100" w:type="dxa"/>
+            </w:tcMar>
+          </w:tcPr>
+          <w:p>
+            <w:pPr>
+              <w:spacing w:after="0"/>
+            </w:pPr>
+            <w:r>
+              <w:rPr>
+                <w:b/>
+                <w:bCs/>
+              </w:rPr>
+              <w:t>Valor fixo</w:t>
+            </w:r>
+            <w:r>
+              <w:t>, por exemplo 2026-01-01</w:t>
+            </w:r>
+          </w:p>
+        </w:tc>
+        <w:tc>
+          <w:tcPr>
+            <w:tcW w:w="3009" w:type="dxa"/>
+            <w:tcBorders>
+              <w:top w:val="single" w:sz="4" w:space="0" w:color="BFC7D1"/>
+              <w:left w:val="single" w:sz="4" w:space="0" w:color="BFC7D1"/>
+              <w:bottom w:val="single" w:sz="4" w:space="0" w:color="BFC7D1"/>
+              <w:right w:val="single" w:sz="4" w:space="0" w:color="BFC7D1"/>
+            </w:tcBorders>
+            <w:tcMar>
+              <w:top w:w="60" w:type="dxa"/>
+              <w:left w:w="100" w:type="dxa"/>
+              <w:bottom w:w="60" w:type="dxa"/>
+              <w:right w:w="100" w:type="dxa"/>
+            </w:tcMar>
+          </w:tcPr>
+          <w:p>
+            <w:pPr>
+              <w:spacing w:after="0"/>
+            </w:pPr>
+            <w:r>
+              <w:t xml:space="preserve">-1 </w:t>
+            </w:r>
+            <w:r>
+              <w:rPr>
+                <w:b/>
+                <w:bCs/>
+              </w:rPr>
+              <w:t>meses</w:t>
+            </w:r>
+            <w:r>
+              <w:t xml:space="preserve">, </w:t>
+            </w:r>
+            <w:r>
+              <w:rPr>
+                <w:b/>
+                <w:bCs/>
+              </w:rPr>
+              <w:t>último dia desse mês</w:t>
+            </w:r>
+          </w:p>
+        </w:tc>
+      </w:tr>
+      <w:tr>
+        <w:tblPrEx>
+          <w:tblCellMar>
+            <w:top w:w="0" w:type="dxa"/>
+            <w:bottom w:w="0" w:type="dxa"/>
+          </w:tblCellMar>
+        </w:tblPrEx>
+        <w:trPr>
+          <w:cantSplit/>
+        </w:trPr>
+        <w:tc>
+          <w:tcPr>
+            <w:tcW w:w="2188" w:type="dxa"/>
+            <w:tcBorders>
+              <w:top w:val="single" w:sz="4" w:space="0" w:color="BFC7D1"/>
+              <w:left w:val="single" w:sz="4" w:space="0" w:color="BFC7D1"/>
+              <w:bottom w:val="single" w:sz="4" w:space="0" w:color="BFC7D1"/>
+              <w:right w:val="single" w:sz="4" w:space="0" w:color="BFC7D1"/>
+            </w:tcBorders>
+            <w:shd w:val="clear" w:color="auto" w:fill="F3F6F9"/>
+            <w:tcMar>
+              <w:top w:w="60" w:type="dxa"/>
+              <w:left w:w="100" w:type="dxa"/>
+              <w:bottom w:w="60" w:type="dxa"/>
+              <w:right w:w="100" w:type="dxa"/>
+            </w:tcMar>
+          </w:tcPr>
+          <w:p>
+            <w:pPr>
+              <w:spacing w:after="0"/>
+            </w:pPr>
+            <w:r>
+              <w:t>O trimestre passado</w:t>
+            </w:r>
+          </w:p>
+        </w:tc>
+        <w:tc>
+          <w:tcPr>
+            <w:tcW w:w="3829" w:type="dxa"/>
+            <w:tcBorders>
+              <w:top w:val="single" w:sz="4" w:space="0" w:color="BFC7D1"/>
+              <w:left w:val="single" w:sz="4" w:space="0" w:color="BFC7D1"/>
+              <w:bottom w:val="single" w:sz="4" w:space="0" w:color="BFC7D1"/>
+              <w:right w:val="single" w:sz="4" w:space="0" w:color="BFC7D1"/>
+            </w:tcBorders>
+            <w:shd w:val="clear" w:color="auto" w:fill="F3F6F9"/>
+            <w:tcMar>
+              <w:top w:w="60" w:type="dxa"/>
+              <w:left w:w="100" w:type="dxa"/>
+              <w:bottom w:w="60" w:type="dxa"/>
+              <w:right w:w="100" w:type="dxa"/>
+            </w:tcMar>
+          </w:tcPr>
+          <w:p>
+            <w:pPr>
+              <w:spacing w:after="0"/>
+            </w:pPr>
+            <w:r>
+              <w:t xml:space="preserve">-1 </w:t>
+            </w:r>
+            <w:r>
+              <w:rPr>
+                <w:b/>
+                <w:bCs/>
+              </w:rPr>
+              <w:t>trimestres</w:t>
+            </w:r>
+            <w:r>
+              <w:t xml:space="preserve">, </w:t>
+            </w:r>
+            <w:r>
+              <w:rPr>
+                <w:b/>
+                <w:bCs/>
+              </w:rPr>
+              <w:t>primeiro dia desse trimestre</w:t>
+            </w:r>
+          </w:p>
+        </w:tc>
+        <w:tc>
+          <w:tcPr>
+            <w:tcW w:w="3009" w:type="dxa"/>
+            <w:tcBorders>
+              <w:top w:val="single" w:sz="4" w:space="0" w:color="BFC7D1"/>
+              <w:left w:val="single" w:sz="4" w:space="0" w:color="BFC7D1"/>
+              <w:bottom w:val="single" w:sz="4" w:space="0" w:color="BFC7D1"/>
+              <w:right w:val="single" w:sz="4" w:space="0" w:color="BFC7D1"/>
+            </w:tcBorders>
+            <w:shd w:val="clear" w:color="auto" w:fill="F3F6F9"/>
+            <w:tcMar>
+              <w:top w:w="60" w:type="dxa"/>
+              <w:left w:w="100" w:type="dxa"/>
+              <w:bottom w:w="60" w:type="dxa"/>
+              <w:right w:w="100" w:type="dxa"/>
+            </w:tcMar>
+          </w:tcPr>
+          <w:p>
+            <w:pPr>
+              <w:spacing w:after="0"/>
+            </w:pPr>
+            <w:r>
+              <w:t xml:space="preserve">-1 </w:t>
+            </w:r>
+            <w:r>
+              <w:rPr>
+                <w:b/>
+                <w:bCs/>
+              </w:rPr>
+              <w:t>trimestres</w:t>
+            </w:r>
+            <w:r>
+              <w:t xml:space="preserve">, </w:t>
+            </w:r>
+            <w:r>
+              <w:rPr>
+                <w:b/>
+                <w:bCs/>
+              </w:rPr>
+              <w:t>último dia desse trimestre</w:t>
+            </w:r>
+          </w:p>
+        </w:tc>
+      </w:tr>
+      <w:tr>
+        <w:tblPrEx>
+          <w:tblCellMar>
+            <w:top w:w="0" w:type="dxa"/>
+            <w:bottom w:w="0" w:type="dxa"/>
+          </w:tblCellMar>
+        </w:tblPrEx>
+        <w:trPr>
+          <w:cantSplit/>
+        </w:trPr>
+        <w:tc>
+          <w:tcPr>
+            <w:tcW w:w="2188" w:type="dxa"/>
+            <w:tcBorders>
+              <w:top w:val="single" w:sz="4" w:space="0" w:color="BFC7D1"/>
+              <w:left w:val="single" w:sz="4" w:space="0" w:color="BFC7D1"/>
+              <w:bottom w:val="single" w:sz="4" w:space="0" w:color="BFC7D1"/>
+              <w:right w:val="single" w:sz="4" w:space="0" w:color="BFC7D1"/>
+            </w:tcBorders>
+            <w:tcMar>
+              <w:top w:w="60" w:type="dxa"/>
+              <w:left w:w="100" w:type="dxa"/>
+              <w:bottom w:w="60" w:type="dxa"/>
+              <w:right w:w="100" w:type="dxa"/>
+            </w:tcMar>
+          </w:tcPr>
+          <w:p>
+            <w:pPr>
+              <w:spacing w:after="0"/>
+            </w:pPr>
+            <w:r>
+              <w:t>Ontem</w:t>
+            </w:r>
+          </w:p>
+        </w:tc>
+        <w:tc>
+          <w:tcPr>
+            <w:tcW w:w="3829" w:type="dxa"/>
+            <w:tcBorders>
+              <w:top w:val="single" w:sz="4" w:space="0" w:color="BFC7D1"/>
+              <w:left w:val="single" w:sz="4" w:space="0" w:color="BFC7D1"/>
+              <w:bottom w:val="single" w:sz="4" w:space="0" w:color="BFC7D1"/>
+              <w:right w:val="single" w:sz="4" w:space="0" w:color="BFC7D1"/>
+            </w:tcBorders>
+            <w:tcMar>
+              <w:top w:w="60" w:type="dxa"/>
+              <w:left w:w="100" w:type="dxa"/>
+              <w:bottom w:w="60" w:type="dxa"/>
+              <w:right w:w="100" w:type="dxa"/>
+            </w:tcMar>
+          </w:tcPr>
+          <w:p>
+            <w:pPr>
+              <w:spacing w:after="0"/>
+            </w:pPr>
+            <w:r>
+              <w:t xml:space="preserve">-1 </w:t>
+            </w:r>
+            <w:r>
+              <w:rPr>
+                <w:b/>
+                <w:bCs/>
+              </w:rPr>
+              <w:t>dias</w:t>
+            </w:r>
+            <w:r>
+              <w:t xml:space="preserve">, </w:t>
+            </w:r>
+            <w:r>
+              <w:rPr>
+                <w:b/>
+                <w:bCs/>
+              </w:rPr>
+              <w:t>essa data</w:t>
+            </w:r>
+          </w:p>
+        </w:tc>
+        <w:tc>
+          <w:tcPr>
+            <w:tcW w:w="3009" w:type="dxa"/>
+            <w:tcBorders>
+              <w:top w:val="single" w:sz="4" w:space="0" w:color="BFC7D1"/>
+              <w:left w:val="single" w:sz="4" w:space="0" w:color="BFC7D1"/>
+              <w:bottom w:val="single" w:sz="4" w:space="0" w:color="BFC7D1"/>
+              <w:right w:val="single" w:sz="4" w:space="0" w:color="BFC7D1"/>
+            </w:tcBorders>
+            <w:tcMar>
+              <w:top w:w="60" w:type="dxa"/>
+              <w:left w:w="100" w:type="dxa"/>
+              <w:bottom w:w="60" w:type="dxa"/>
+              <w:right w:w="100" w:type="dxa"/>
+            </w:tcMar>
+          </w:tcPr>
+          <w:p>
+            <w:pPr>
+              <w:spacing w:after="0"/>
+            </w:pPr>
+            <w:r>
+              <w:t xml:space="preserve">-1 </w:t>
+            </w:r>
+            <w:r>
+              <w:rPr>
+                <w:b/>
+                <w:bCs/>
+              </w:rPr>
+              <w:t>dias</w:t>
+            </w:r>
+            <w:r>
+              <w:t xml:space="preserve">, </w:t>
+            </w:r>
+            <w:r>
+              <w:rPr>
+                <w:b/>
+                <w:bCs/>
+              </w:rPr>
+              <w:t>essa data</w:t>
+            </w:r>
+          </w:p>
+        </w:tc>
+      </w:tr>
+    </w:tbl>
+    <w:p>
+      <w:pPr>
+        <w:spacing w:after="60"/>
+      </w:pPr>
+    </w:p>
+    <w:p>
+      <w:r>
+        <w:t xml:space="preserve">Para um parâmetro que pede um ano ou um mês como número, use </w:t>
+      </w:r>
+      <w:r>
+        <w:rPr>
+          <w:b/>
+          <w:bCs/>
+        </w:rPr>
+        <w:t>o ano (número)</w:t>
+      </w:r>
+      <w:r>
+        <w:t xml:space="preserve"> ou </w:t>
+      </w:r>
+      <w:r>
+        <w:rPr>
+          <w:b/>
+          <w:bCs/>
+        </w:rPr>
+        <w:t>o mês (número 1-12)</w:t>
+      </w:r>
+      <w:r>
+        <w:t>. Uma semana começa à segunda-feira. Uma quinzena vai do dia 1 ao dia 15, ou do dia 16 ao fim do mês.</w:t>
+      </w:r>
+    </w:p>
+    <w:p>
+      <w:pPr>
+        <w:pBdr>
+          <w:left w:val="single" w:sz="24" w:space="8" w:color="4E9A5B"/>
+        </w:pBdr>
+        <w:shd w:val="clear" w:color="auto" w:fill="E8F4EA"/>
+        <w:spacing w:before="120" w:after="160"/>
+        <w:ind w:left="200" w:right="200"/>
+      </w:pPr>
+      <w:r>
+        <w:rPr>
+          <w:b/>
+          <w:bCs/>
+        </w:rPr>
+        <w:t>Dica:</w:t>
+      </w:r>
+      <w:r>
+        <w:t xml:space="preserve"> -1 </w:t>
+      </w:r>
+      <w:r>
+        <w:rPr>
+          <w:b/>
+          <w:bCs/>
+        </w:rPr>
+        <w:t>meses</w:t>
+      </w:r>
+      <w:r>
+        <w:t xml:space="preserve">, </w:t>
+      </w:r>
+      <w:r>
+        <w:rPr>
+          <w:b/>
+          <w:bCs/>
+        </w:rPr>
+        <w:t>primeiro dia desse ano</w:t>
+      </w:r>
+      <w:r>
+        <w:t xml:space="preserve"> continua a dar todo o ano passado quando o agendamento é executado em janeiro. Um </w:t>
+      </w:r>
+      <w:r>
+        <w:rPr>
+          <w:b/>
+          <w:bCs/>
+        </w:rPr>
+        <w:t>Valor fixo</w:t>
+      </w:r>
+      <w:r>
+        <w:t xml:space="preserve"> não se move: um 2026-01-01 fixo continua a começar em 2026 quando o agendamento é executado em 2027.</w:t>
+      </w:r>
+    </w:p>
+    <w:p>
+      <w:r>
+        <w:t xml:space="preserve">A coluna </w:t>
+      </w:r>
+      <w:r>
+        <w:rPr>
+          <w:b/>
+          <w:bCs/>
+        </w:rPr>
+        <w:t>Próxima Execução</w:t>
+      </w:r>
+      <w:r>
+        <w:t xml:space="preserve"> mostra a data da próxima execução e, por baixo, os valores que essa execução vai usar. Verifique-a depois de guardar.</w:t>
+      </w:r>
+    </w:p>
+    <w:p>
+      <w:r>
+        <w:t>Pode dar a um mapa mais de um agendamento, cada um com a sua frequência e os seus valores. Exemplo: um agendamento mensal para o mês passado e um agendamento anual para o ano passado.</w:t>
+      </w:r>
+    </w:p>
+    <w:p>
+      <w:pPr>
+        <w:pStyle w:val="Ttulo2"/>
+      </w:pPr>
+      <w:bookmarkStart w:id="26" w:name="_Toc241848598"/>
+      <w:r>
+        <w:t>Exemplo: agendar uma execução semanal</w:t>
+      </w:r>
+      <w:bookmarkEnd w:id="26"/>
+    </w:p>
+    <w:p>
+      <w:pPr>
+        <w:pStyle w:val="PargrafodaLista"/>
+        <w:numPr>
+          <w:ilvl w:val="0"/>
+          <w:numId w:val="10"/>
+        </w:numPr>
+        <w:spacing w:after="60"/>
+      </w:pPr>
+      <w:r>
+        <w:t xml:space="preserve">Em </w:t>
+      </w:r>
+      <w:r>
+        <w:rPr>
+          <w:b/>
+          <w:bCs/>
+        </w:rPr>
+        <w:t>Mapas</w:t>
+      </w:r>
+      <w:r>
+        <w:t>, clique no ícone do calendário do mapa.</w:t>
+      </w:r>
+    </w:p>
+    <w:p>
+      <w:pPr>
+        <w:pStyle w:val="PargrafodaLista"/>
+        <w:numPr>
+          <w:ilvl w:val="0"/>
+          <w:numId w:val="10"/>
+        </w:numPr>
+        <w:spacing w:after="60"/>
+      </w:pPr>
+      <w:r>
+        <w:t xml:space="preserve">Escreva um </w:t>
+      </w:r>
+      <w:r>
+        <w:rPr>
+          <w:b/>
+          <w:bCs/>
+        </w:rPr>
+        <w:t>Nome</w:t>
+      </w:r>
+      <w:r>
+        <w:t xml:space="preserve">. Defina a </w:t>
+      </w:r>
+      <w:r>
+        <w:rPr>
+          <w:b/>
+          <w:bCs/>
+        </w:rPr>
+        <w:t>Frequência</w:t>
+      </w:r>
+      <w:r>
+        <w:t xml:space="preserve"> como </w:t>
+      </w:r>
+      <w:r>
+        <w:rPr>
+          <w:b/>
+          <w:bCs/>
+        </w:rPr>
+        <w:t>Semanal</w:t>
+      </w:r>
+      <w:r>
+        <w:t xml:space="preserve">, o </w:t>
+      </w:r>
+      <w:r>
+        <w:rPr>
+          <w:b/>
+          <w:bCs/>
+        </w:rPr>
+        <w:t>Dia da semana</w:t>
+      </w:r>
+      <w:r>
+        <w:t xml:space="preserve"> como segunda-feira e a </w:t>
+      </w:r>
+      <w:r>
+        <w:rPr>
+          <w:b/>
+          <w:bCs/>
+        </w:rPr>
+        <w:t>Hora</w:t>
+      </w:r>
+      <w:r>
+        <w:t xml:space="preserve"> como 07:00.</w:t>
+      </w:r>
+    </w:p>
+    <w:p>
+      <w:pPr>
+        <w:pStyle w:val="PargrafodaLista"/>
+        <w:numPr>
+          <w:ilvl w:val="0"/>
+          <w:numId w:val="10"/>
+        </w:numPr>
+        <w:spacing w:after="60"/>
+      </w:pPr>
+      <w:r>
+        <w:t xml:space="preserve">Escolha o seu </w:t>
+      </w:r>
+      <w:r>
+        <w:rPr>
+          <w:b/>
+          <w:bCs/>
+        </w:rPr>
+        <w:t>Fuso horário</w:t>
+      </w:r>
+      <w:r>
+        <w:t xml:space="preserve"> e o </w:t>
+      </w:r>
+      <w:r>
+        <w:rPr>
+          <w:b/>
+          <w:bCs/>
+        </w:rPr>
+        <w:t>Formato de Saída</w:t>
+      </w:r>
+      <w:r>
+        <w:t>.</w:t>
+      </w:r>
+    </w:p>
+    <w:p>
+      <w:pPr>
+        <w:pStyle w:val="PargrafodaLista"/>
+        <w:numPr>
+          <w:ilvl w:val="0"/>
+          <w:numId w:val="10"/>
+        </w:numPr>
+        <w:spacing w:after="60"/>
+      </w:pPr>
+      <w:r>
+        <w:t xml:space="preserve">Clique em </w:t>
+      </w:r>
+      <w:r>
+        <w:rPr>
+          <w:b/>
+          <w:bCs/>
+        </w:rPr>
+        <w:t>Guardar</w:t>
+      </w:r>
+      <w:r>
+        <w:t>.</w:t>
+      </w:r>
+    </w:p>
+    <w:p>
+      <w:pPr>
+        <w:pStyle w:val="PargrafodaLista"/>
+        <w:numPr>
+          <w:ilvl w:val="0"/>
+          <w:numId w:val="10"/>
+        </w:numPr>
+        <w:spacing w:after="60"/>
+      </w:pPr>
+      <w:r>
+        <w:t xml:space="preserve">Clique no ícone </w:t>
+      </w:r>
+      <w:r>
+        <w:rPr>
+          <w:b/>
+          <w:bCs/>
+        </w:rPr>
+        <w:t>Executar agora</w:t>
+      </w:r>
+      <w:r>
+        <w:t xml:space="preserve"> para verificar que funciona. Depois abra </w:t>
+      </w:r>
+      <w:r>
+        <w:rPr>
+          <w:b/>
+          <w:bCs/>
+        </w:rPr>
+        <w:t>Histórico</w:t>
+      </w:r>
+      <w:r>
+        <w:t>.</w:t>
+      </w:r>
+    </w:p>
+    <w:p>
+      <w:pPr>
+        <w:pStyle w:val="Ttulo1"/>
+        <w:pageBreakBefore/>
+      </w:pPr>
+      <w:bookmarkStart w:id="27" w:name="_Toc241848599"/>
+      <w:r>
+        <w:lastRenderedPageBreak/>
+        <w:t>Execuções</w:t>
+      </w:r>
+      <w:bookmarkEnd w:id="27"/>
+    </w:p>
+    <w:p>
+      <w:r>
+        <w:rPr>
+          <w:b/>
+          <w:bCs/>
+        </w:rPr>
+        <w:t>Execuções</w:t>
+      </w:r>
+      <w:r>
+        <w:t xml:space="preserve"> lista todas as execuções que pediu, quer estejam em espera, em curso ou terminadas. Mostra apenas as suas próprias execuções, não as de outras pessoas.</w:t>
+      </w:r>
+    </w:p>
+    <w:p>
+      <w:pPr>
+        <w:keepNext/>
+        <w:spacing w:before="120" w:after="60"/>
+        <w:jc w:val="center"/>
+      </w:pPr>
+      <w:r>
+        <w:rPr>
+          <w:noProof/>
+        </w:rPr>
+        <w:drawing>
+          <wp:inline distT="0" distB="0" distL="0" distR="0" wp14:anchorId="5606F551" wp14:editId="63FDF80B">
+            <wp:extent cx="5715000" cy="3571875"/>
+            <wp:effectExtent l="0" t="0" r="0" b="0"/>
+            <wp:docPr id="226" name="08-runs.png" descr="A página Execuções com os filtros Mapa, Estado e Tipo e a lista de execuções." title="A página Execuções com os filtros Mapa, Estado e Tipo e a lista de execuções."/>
+            <wp:cNvGraphicFramePr>
+              <a:graphicFrameLocks xmlns:a="http://schemas.openxmlformats.org/drawingml/2006/main" noChangeAspect="1"/>
+            </wp:cNvGraphicFramePr>
+            <a:graphic xmlns:a="http://schemas.openxmlformats.org/drawingml/2006/main">
+              <a:graphicData uri="http://schemas.openxmlformats.org/drawingml/2006/picture">
+                <pic:pic xmlns:pic="http://schemas.openxmlformats.org/drawingml/2006/picture">
+                  <pic:nvPicPr>
+                    <pic:cNvPr id="0" name=""/>
+                    <pic:cNvPicPr>
+                      <a:picLocks noChangeAspect="1" noChangeArrowheads="1"/>
+                    </pic:cNvPicPr>
+                  </pic:nvPicPr>
+                  <pic:blipFill>
+                    <a:blip r:embed="rId18"/>
                     <a:srcRect/>
                     <a:stretch>
                       <a:fillRect/>
@@ -18128,12 +20125,12 @@
         <w:pStyle w:val="Ttulo1"/>
         <w:pageBreakBefore/>
       </w:pPr>
-      <w:bookmarkStart w:id="27" w:name="_Toc241748360"/>
+      <w:bookmarkStart w:id="28" w:name="_Toc241848600"/>
       <w:r>
         <w:lastRenderedPageBreak/>
         <w:t>Exportações</w:t>
       </w:r>
-      <w:bookmarkEnd w:id="27"/>
+      <w:bookmarkEnd w:id="28"/>
     </w:p>
     <w:p>
       <w:r>
@@ -18158,10 +20155,10 @@
           <w:noProof/>
         </w:rPr>
         <w:drawing>
-          <wp:inline distT="0" distB="0" distL="0" distR="0" wp14:anchorId="11717075" wp14:editId="47F3E0AA">
+          <wp:inline distT="0" distB="0" distL="0" distR="0" wp14:anchorId="2121B31C" wp14:editId="24E10F57">
             <wp:extent cx="5715000" cy="3571875"/>
             <wp:effectExtent l="0" t="0" r="0" b="0"/>
-            <wp:docPr id="221" name="44-exports.png" descr="A página Exportações com a lista de exportações e um botão Transferir nas concluídas." title="A página Exportações com a lista de exportações e um botão Transferir nas concluídas."/>
+            <wp:docPr id="227" name="44-exports.png" descr="A página Exportações com a lista de exportações e um botão Transferir nas concluídas." title="A página Exportações com a lista de exportações e um botão Transferir nas concluídas."/>
             <wp:cNvGraphicFramePr>
               <a:graphicFrameLocks xmlns:a="http://schemas.openxmlformats.org/drawingml/2006/main" noChangeAspect="1"/>
             </wp:cNvGraphicFramePr>
@@ -18175,7 +20172,7 @@
                     </pic:cNvPicPr>
                   </pic:nvPicPr>
                   <pic:blipFill>
-                    <a:blip r:embed="rId18"/>
+                    <a:blip r:embed="rId19"/>
                     <a:srcRect/>
                     <a:stretch>
                       <a:fillRect/>
@@ -18435,12 +20432,12 @@
         <w:pStyle w:val="Ttulo1"/>
         <w:pageBreakBefore/>
       </w:pPr>
-      <w:bookmarkStart w:id="28" w:name="_Toc241748361"/>
+      <w:bookmarkStart w:id="29" w:name="_Toc241848601"/>
       <w:r>
         <w:lastRenderedPageBreak/>
         <w:t>Definições</w:t>
       </w:r>
-      <w:bookmarkEnd w:id="28"/>
+      <w:bookmarkEnd w:id="29"/>
     </w:p>
     <w:p>
       <w:r>
@@ -18478,10 +20475,10 @@
           <w:noProof/>
         </w:rPr>
         <w:drawing>
-          <wp:inline distT="0" distB="0" distL="0" distR="0" wp14:anchorId="71FEC162" wp14:editId="554DAE75">
+          <wp:inline distT="0" distB="0" distL="0" distR="0" wp14:anchorId="69165219" wp14:editId="18586C97">
             <wp:extent cx="5715000" cy="3571875"/>
             <wp:effectExtent l="0" t="0" r="0" b="0"/>
-            <wp:docPr id="222" name="04-settings.png" descr="A página Definições com os cartões Idioma de exibição, Aparência e Paleta." title="A página Definições com os cartões Idioma de exibição, Aparência e Paleta."/>
+            <wp:docPr id="228" name="04-settings.png" descr="A página Definições com os cartões Idioma de exibição, Aparência e Paleta." title="A página Definições com os cartões Idioma de exibição, Aparência e Paleta."/>
             <wp:cNvGraphicFramePr>
               <a:graphicFrameLocks xmlns:a="http://schemas.openxmlformats.org/drawingml/2006/main" noChangeAspect="1"/>
             </wp:cNvGraphicFramePr>
@@ -18495,7 +20492,7 @@
                     </pic:cNvPicPr>
                   </pic:nvPicPr>
                   <pic:blipFill>
-                    <a:blip r:embed="rId19"/>
+                    <a:blip r:embed="rId20"/>
                     <a:srcRect/>
                     <a:stretch>
                       <a:fillRect/>
@@ -19032,12 +21029,12 @@
         <w:pStyle w:val="Ttulo1"/>
         <w:pageBreakBefore/>
       </w:pPr>
-      <w:bookmarkStart w:id="29" w:name="_Toc241748362"/>
+      <w:bookmarkStart w:id="30" w:name="_Toc241848602"/>
       <w:r>
         <w:lastRenderedPageBreak/>
         <w:t>Perguntas frequentes</w:t>
       </w:r>
-      <w:bookmarkEnd w:id="29"/>
+      <w:bookmarkEnd w:id="30"/>
     </w:p>
     <w:p>
       <w:r>
@@ -19149,6 +21146,38 @@
       </w:r>
       <w:r>
         <w:t xml:space="preserve"> e use o ícone de proprietário em cada mapa para o dar a outra pessoa.</w:t>
+      </w:r>
+    </w:p>
+    <w:p>
+      <w:r>
+        <w:rPr>
+          <w:b/>
+          <w:bCs/>
+        </w:rPr>
+        <w:t>O meu agendamento mensal mostra sempre as mesmas datas.</w:t>
+      </w:r>
+      <w:r>
+        <w:t xml:space="preserve"> Os parâmetros de data têm um </w:t>
+      </w:r>
+      <w:r>
+        <w:rPr>
+          <w:b/>
+          <w:bCs/>
+        </w:rPr>
+        <w:t>Valor fixo</w:t>
+      </w:r>
+      <w:r>
+        <w:t xml:space="preserve">. Edite o agendamento e defina-os como </w:t>
+      </w:r>
+      <w:r>
+        <w:rPr>
+          <w:b/>
+          <w:bCs/>
+        </w:rPr>
+        <w:t>Relativo à data de execução</w:t>
+      </w:r>
+      <w:r>
+        <w:t>.</w:t>
       </w:r>
     </w:p>
     <w:p>
@@ -19232,12 +21261,12 @@
         <w:pStyle w:val="Ttulo1"/>
         <w:pageBreakBefore/>
       </w:pPr>
-      <w:bookmarkStart w:id="30" w:name="_Toc241748363"/>
+      <w:bookmarkStart w:id="31" w:name="_Toc241848603"/>
       <w:r>
         <w:lastRenderedPageBreak/>
         <w:t>Glossário</w:t>
       </w:r>
-      <w:bookmarkEnd w:id="30"/>
+      <w:bookmarkEnd w:id="31"/>
     </w:p>
     <w:tbl>
       <w:tblPr>
@@ -20176,8 +22205,8 @@
       </w:pPr>
     </w:p>
     <w:sectPr>
-      <w:headerReference w:type="default" r:id="rId20"/>
-      <w:footerReference w:type="default" r:id="rId21"/>
+      <w:headerReference w:type="default" r:id="rId21"/>
+      <w:footerReference w:type="default" r:id="rId22"/>
       <w:pgSz w:w="11906" w:h="16838"/>
       <w:pgMar w:top="1440" w:right="1440" w:bottom="1440" w:left="1440" w:header="708" w:footer="708" w:gutter="0"/>
       <w:pgNumType w:start="1"/>
@@ -20309,7 +22338,7 @@
         <w:sz w:val="16"/>
         <w:szCs w:val="16"/>
       </w:rPr>
-      <w:t>Discoverer Neo 2.1.1 · Guia completo · MANAGER</w:t>
+      <w:t>Discoverer Neo 2.2.0 · Guia completo · MANAGER</w:t>
     </w:r>
   </w:p>
 </w:hdr>
@@ -20318,10 +22347,68 @@
 <file path=word/numbering.xml><?xml version="1.0" encoding="utf-8"?>
 <w:numbering xmlns:wpc="http://schemas.microsoft.com/office/word/2010/wordprocessingCanvas" xmlns:cx="http://schemas.microsoft.com/office/drawing/2014/chartex" xmlns:cx1="http://schemas.microsoft.com/office/drawing/2015/9/8/chartex" xmlns:cx2="http://schemas.microsoft.com/office/drawing/2015/10/21/chartex" xmlns:cx3="http://schemas.microsoft.com/office/drawing/2016/5/9/chartex" xmlns:cx4="http://schemas.microsoft.com/office/drawing/2016/5/10/chartex" xmlns:cx5="http://schemas.microsoft.com/office/drawing/2016/5/11/chartex" xmlns:cx6="http://schemas.microsoft.com/office/drawing/2016/5/12/chartex" xmlns:cx7="http://schemas.microsoft.com/office/drawing/2016/5/13/chartex" xmlns:cx8="http://schemas.microsoft.com/office/drawing/2016/5/14/chartex" xmlns:mc="http://schemas.openxmlformats.org/markup-compatibility/2006" xmlns:aink="http://schemas.microsoft.com/office/drawing/2016/ink" xmlns:am3d="http://schemas.microsoft.com/office/drawing/2017/model3d" xmlns:o="urn:schemas-microsoft-com:office:office" xmlns:oel="http://schemas.microsoft.com/office/2019/extlst" xmlns:r="http://schemas.openxmlformats.org/officeDocument/2006/relationships" xmlns:m="http://schemas.openxmlformats.org/officeDocument/2006/math" xmlns:v="urn:schemas-microsoft-com:vml" xmlns:wp14="http://schemas.microsoft.com/office/word/2010/wordprocessingDrawing" xmlns:wp="http://schemas.openxmlformats.org/drawingml/2006/wordprocessingDrawing" xmlns:w10="urn:schemas-microsoft-com:office:word" xmlns:w="http://schemas.openxmlformats.org/wordprocessingml/2006/main" xmlns:w14="http://schemas.microsoft.com/office/word/2010/wordml" xmlns:w15="http://schemas.microsoft.com/office/word/2012/wordml" xmlns:w16cex="http://schemas.microsoft.com/office/word/2018/wordml/cex" xmlns:w16cid="http://schemas.microsoft.com/office/word/2016/wordml/cid" xmlns:w16="http://schemas.microsoft.com/office/word/2018/wordml" xmlns:w16sdtdh="http://schemas.microsoft.com/office/word/2020/wordml/sdtdatahash" xmlns:w16se="http://schemas.microsoft.com/office/word/2015/wordml/symex" xmlns:wpg="http://schemas.microsoft.com/office/word/2010/wordprocessingGroup" xmlns:wpi="http://schemas.microsoft.com/office/word/2010/wordprocessingInk" xmlns:wne="http://schemas.microsoft.com/office/word/2006/wordml" xmlns:wps="http://schemas.microsoft.com/office/word/2010/wordprocessingShape" mc:Ignorable="w14 w15 w16se w16cid w16 w16cex w16sdtdh wp14">
   <w:abstractNum w:abstractNumId="0" w15:restartNumberingAfterBreak="0">
-    <w:nsid w:val="02082495"/>
+    <w:nsid w:val="0C4024F5"/>
     <w:multiLevelType w:val="hybridMultilevel"/>
-    <w:tmpl w:val="4366114E"/>
-    <w:lvl w:ilvl="0" w:tplc="5A12C204">
+    <w:tmpl w:val="E5F6AE98"/>
+    <w:lvl w:ilvl="0" w:tplc="8C143D28">
+      <w:start w:val="1"/>
+      <w:numFmt w:val="bullet"/>
+      <w:lvlText w:val="•"/>
+      <w:lvlJc w:val="left"/>
+      <w:pPr>
+        <w:ind w:left="360" w:hanging="260"/>
+      </w:pPr>
+    </w:lvl>
+    <w:lvl w:ilvl="1" w:tplc="8B467FCE" w:tentative="1">
+      <w:start w:val="1"/>
+      <w:numFmt w:val="bullet"/>
+      <w:lvlText w:val="–"/>
+      <w:lvlJc w:val="left"/>
+      <w:pPr>
+        <w:ind w:left="720" w:hanging="260"/>
+      </w:pPr>
+    </w:lvl>
+    <w:lvl w:ilvl="2" w:tplc="A0427918">
+      <w:numFmt w:val="decimal"/>
+      <w:lvlText w:val=""/>
+      <w:lvlJc w:val="left"/>
+    </w:lvl>
+    <w:lvl w:ilvl="3" w:tplc="E8A0C75E">
+      <w:numFmt w:val="decimal"/>
+      <w:lvlText w:val=""/>
+      <w:lvlJc w:val="left"/>
+    </w:lvl>
+    <w:lvl w:ilvl="4" w:tplc="DDB63DAC">
+      <w:numFmt w:val="decimal"/>
+      <w:lvlText w:val=""/>
+      <w:lvlJc w:val="left"/>
+    </w:lvl>
+    <w:lvl w:ilvl="5" w:tplc="7DEAF1BE">
+      <w:numFmt w:val="decimal"/>
+      <w:lvlText w:val=""/>
+      <w:lvlJc w:val="left"/>
+    </w:lvl>
+    <w:lvl w:ilvl="6" w:tplc="B1C095F4">
+      <w:numFmt w:val="decimal"/>
+      <w:lvlText w:val=""/>
+      <w:lvlJc w:val="left"/>
+    </w:lvl>
+    <w:lvl w:ilvl="7" w:tplc="5E206916">
+      <w:numFmt w:val="decimal"/>
+      <w:lvlText w:val=""/>
+      <w:lvlJc w:val="left"/>
+    </w:lvl>
+    <w:lvl w:ilvl="8" w:tplc="CE401AA8">
+      <w:numFmt w:val="decimal"/>
+      <w:lvlText w:val=""/>
+      <w:lvlJc w:val="left"/>
+    </w:lvl>
+  </w:abstractNum>
+  <w:abstractNum w:abstractNumId="1" w15:restartNumberingAfterBreak="0">
+    <w:nsid w:val="10E26D95"/>
+    <w:multiLevelType w:val="hybridMultilevel"/>
+    <w:tmpl w:val="6D525D1C"/>
+    <w:lvl w:ilvl="0" w:tplc="848C660C">
       <w:start w:val="1"/>
       <w:numFmt w:val="decimal"/>
       <w:lvlText w:val="%1."/>
@@ -20330,7 +22417,7 @@
         <w:ind w:left="360" w:hanging="300"/>
       </w:pPr>
     </w:lvl>
-    <w:lvl w:ilvl="1" w:tplc="C678958E" w:tentative="1">
+    <w:lvl w:ilvl="1" w:tplc="54B404DE" w:tentative="1">
       <w:start w:val="1"/>
       <w:numFmt w:val="lowerLetter"/>
       <w:lvlText w:val="%2."/>
@@ -20339,47 +22426,47 @@
         <w:ind w:left="720" w:hanging="300"/>
       </w:pPr>
     </w:lvl>
-    <w:lvl w:ilvl="2" w:tplc="09E4BFB2">
+    <w:lvl w:ilvl="2" w:tplc="F58224E8">
       <w:numFmt w:val="decimal"/>
       <w:lvlText w:val=""/>
       <w:lvlJc w:val="left"/>
     </w:lvl>
-    <w:lvl w:ilvl="3" w:tplc="965A67D6">
+    <w:lvl w:ilvl="3" w:tplc="421EEF8E">
       <w:numFmt w:val="decimal"/>
       <w:lvlText w:val=""/>
       <w:lvlJc w:val="left"/>
     </w:lvl>
-    <w:lvl w:ilvl="4" w:tplc="E17CCF3A">
+    <w:lvl w:ilvl="4" w:tplc="CCEE72FA">
       <w:numFmt w:val="decimal"/>
       <w:lvlText w:val=""/>
       <w:lvlJc w:val="left"/>
     </w:lvl>
-    <w:lvl w:ilvl="5" w:tplc="892A80BA">
+    <w:lvl w:ilvl="5" w:tplc="72A81146">
       <w:numFmt w:val="decimal"/>
       <w:lvlText w:val=""/>
       <w:lvlJc w:val="left"/>
     </w:lvl>
-    <w:lvl w:ilvl="6" w:tplc="FC0856C2">
+    <w:lvl w:ilvl="6" w:tplc="F8EAF368">
       <w:numFmt w:val="decimal"/>
       <w:lvlText w:val=""/>
       <w:lvlJc w:val="left"/>
     </w:lvl>
-    <w:lvl w:ilvl="7" w:tplc="A70CEF04">
+    <w:lvl w:ilvl="7" w:tplc="65001AB6">
       <w:numFmt w:val="decimal"/>
       <w:lvlText w:val=""/>
       <w:lvlJc w:val="left"/>
     </w:lvl>
-    <w:lvl w:ilvl="8" w:tplc="0E147122">
+    <w:lvl w:ilvl="8" w:tplc="28EEBE40">
       <w:numFmt w:val="decimal"/>
       <w:lvlText w:val=""/>
       <w:lvlJc w:val="left"/>
     </w:lvl>
   </w:abstractNum>
-  <w:abstractNum w:abstractNumId="1" w15:restartNumberingAfterBreak="0">
-    <w:nsid w:val="02EA0BC8"/>
+  <w:abstractNum w:abstractNumId="2" w15:restartNumberingAfterBreak="0">
+    <w:nsid w:val="14A7067F"/>
     <w:multiLevelType w:val="hybridMultilevel"/>
-    <w:tmpl w:val="6FB28C74"/>
-    <w:lvl w:ilvl="0" w:tplc="D34C8B32">
+    <w:tmpl w:val="D068B23A"/>
+    <w:lvl w:ilvl="0" w:tplc="0C62561A">
       <w:start w:val="1"/>
       <w:numFmt w:val="decimal"/>
       <w:lvlText w:val="%1."/>
@@ -20388,7 +22475,7 @@
         <w:ind w:left="360" w:hanging="300"/>
       </w:pPr>
     </w:lvl>
-    <w:lvl w:ilvl="1" w:tplc="9CEA5A6E" w:tentative="1">
+    <w:lvl w:ilvl="1" w:tplc="91B074FE" w:tentative="1">
       <w:start w:val="1"/>
       <w:numFmt w:val="lowerLetter"/>
       <w:lvlText w:val="%2."/>
@@ -20397,47 +22484,47 @@
         <w:ind w:left="720" w:hanging="300"/>
       </w:pPr>
     </w:lvl>
-    <w:lvl w:ilvl="2" w:tplc="B2FE40DC">
+    <w:lvl w:ilvl="2" w:tplc="8FB6D960">
       <w:numFmt w:val="decimal"/>
       <w:lvlText w:val=""/>
       <w:lvlJc w:val="left"/>
     </w:lvl>
-    <w:lvl w:ilvl="3" w:tplc="C9D0E0F6">
+    <w:lvl w:ilvl="3" w:tplc="DCAEB5AA">
       <w:numFmt w:val="decimal"/>
       <w:lvlText w:val=""/>
       <w:lvlJc w:val="left"/>
     </w:lvl>
-    <w:lvl w:ilvl="4" w:tplc="C18A579C">
+    <w:lvl w:ilvl="4" w:tplc="B3C4D460">
       <w:numFmt w:val="decimal"/>
       <w:lvlText w:val=""/>
       <w:lvlJc w:val="left"/>
     </w:lvl>
-    <w:lvl w:ilvl="5" w:tplc="525038BE">
+    <w:lvl w:ilvl="5" w:tplc="0A7EF7B0">
       <w:numFmt w:val="decimal"/>
       <w:lvlText w:val=""/>
       <w:lvlJc w:val="left"/>
     </w:lvl>
-    <w:lvl w:ilvl="6" w:tplc="373C4900">
+    <w:lvl w:ilvl="6" w:tplc="C1CE7526">
       <w:numFmt w:val="decimal"/>
       <w:lvlText w:val=""/>
       <w:lvlJc w:val="left"/>
     </w:lvl>
-    <w:lvl w:ilvl="7" w:tplc="18CE162A">
+    <w:lvl w:ilvl="7" w:tplc="BC1E7452">
       <w:numFmt w:val="decimal"/>
       <w:lvlText w:val=""/>
       <w:lvlJc w:val="left"/>
     </w:lvl>
-    <w:lvl w:ilvl="8" w:tplc="CC485FA2">
+    <w:lvl w:ilvl="8" w:tplc="CF6C08DA">
       <w:numFmt w:val="decimal"/>
       <w:lvlText w:val=""/>
       <w:lvlJc w:val="left"/>
     </w:lvl>
   </w:abstractNum>
-  <w:abstractNum w:abstractNumId="2" w15:restartNumberingAfterBreak="0">
-    <w:nsid w:val="0ABD35EA"/>
+  <w:abstractNum w:abstractNumId="3" w15:restartNumberingAfterBreak="0">
+    <w:nsid w:val="17DD3113"/>
     <w:multiLevelType w:val="hybridMultilevel"/>
-    <w:tmpl w:val="45540B06"/>
-    <w:lvl w:ilvl="0" w:tplc="423A1144">
+    <w:tmpl w:val="BAAAB034"/>
+    <w:lvl w:ilvl="0" w:tplc="6F8A753C">
       <w:start w:val="1"/>
       <w:numFmt w:val="decimal"/>
       <w:lvlText w:val="%1."/>
@@ -20446,7 +22533,7 @@
         <w:ind w:left="360" w:hanging="300"/>
       </w:pPr>
     </w:lvl>
-    <w:lvl w:ilvl="1" w:tplc="DC3EB038" w:tentative="1">
+    <w:lvl w:ilvl="1" w:tplc="0EBA6C5C" w:tentative="1">
       <w:start w:val="1"/>
       <w:numFmt w:val="lowerLetter"/>
       <w:lvlText w:val="%2."/>
@@ -20455,47 +22542,47 @@
         <w:ind w:left="720" w:hanging="300"/>
       </w:pPr>
     </w:lvl>
-    <w:lvl w:ilvl="2" w:tplc="D088A23A">
+    <w:lvl w:ilvl="2" w:tplc="8B30395A">
       <w:numFmt w:val="decimal"/>
       <w:lvlText w:val=""/>
       <w:lvlJc w:val="left"/>
     </w:lvl>
-    <w:lvl w:ilvl="3" w:tplc="09EABF46">
+    <w:lvl w:ilvl="3" w:tplc="ACE41718">
       <w:numFmt w:val="decimal"/>
       <w:lvlText w:val=""/>
       <w:lvlJc w:val="left"/>
     </w:lvl>
-    <w:lvl w:ilvl="4" w:tplc="87426AC8">
+    <w:lvl w:ilvl="4" w:tplc="4E660F10">
       <w:numFmt w:val="decimal"/>
       <w:lvlText w:val=""/>
       <w:lvlJc w:val="left"/>
     </w:lvl>
-    <w:lvl w:ilvl="5" w:tplc="09A09490">
+    <w:lvl w:ilvl="5" w:tplc="4E36E5D0">
       <w:numFmt w:val="decimal"/>
       <w:lvlText w:val=""/>
       <w:lvlJc w:val="left"/>
     </w:lvl>
-    <w:lvl w:ilvl="6" w:tplc="D826A206">
+    <w:lvl w:ilvl="6" w:tplc="04BC0674">
       <w:numFmt w:val="decimal"/>
       <w:lvlText w:val=""/>
       <w:lvlJc w:val="left"/>
     </w:lvl>
-    <w:lvl w:ilvl="7" w:tplc="50EE4504">
+    <w:lvl w:ilvl="7" w:tplc="E4E83418">
       <w:numFmt w:val="decimal"/>
       <w:lvlText w:val=""/>
       <w:lvlJc w:val="left"/>
     </w:lvl>
-    <w:lvl w:ilvl="8" w:tplc="061840A2">
+    <w:lvl w:ilvl="8" w:tplc="D9CAAC76">
       <w:numFmt w:val="decimal"/>
       <w:lvlText w:val=""/>
       <w:lvlJc w:val="left"/>
     </w:lvl>
   </w:abstractNum>
-  <w:abstractNum w:abstractNumId="3" w15:restartNumberingAfterBreak="0">
-    <w:nsid w:val="0FD9236A"/>
+  <w:abstractNum w:abstractNumId="4" w15:restartNumberingAfterBreak="0">
+    <w:nsid w:val="21EE6B06"/>
     <w:multiLevelType w:val="hybridMultilevel"/>
-    <w:tmpl w:val="92BE1A1C"/>
-    <w:lvl w:ilvl="0" w:tplc="2364F9B4">
+    <w:tmpl w:val="3522A7AE"/>
+    <w:lvl w:ilvl="0" w:tplc="31FE6CA8">
       <w:start w:val="1"/>
       <w:numFmt w:val="decimal"/>
       <w:lvlText w:val="%1."/>
@@ -20504,7 +22591,7 @@
         <w:ind w:left="360" w:hanging="300"/>
       </w:pPr>
     </w:lvl>
-    <w:lvl w:ilvl="1" w:tplc="F3A0CA6A" w:tentative="1">
+    <w:lvl w:ilvl="1" w:tplc="D862DC50" w:tentative="1">
       <w:start w:val="1"/>
       <w:numFmt w:val="lowerLetter"/>
       <w:lvlText w:val="%2."/>
@@ -20513,47 +22600,47 @@
         <w:ind w:left="720" w:hanging="300"/>
       </w:pPr>
     </w:lvl>
-    <w:lvl w:ilvl="2" w:tplc="DB4EC532">
+    <w:lvl w:ilvl="2" w:tplc="82961C30">
       <w:numFmt w:val="decimal"/>
       <w:lvlText w:val=""/>
       <w:lvlJc w:val="left"/>
     </w:lvl>
-    <w:lvl w:ilvl="3" w:tplc="C5BAFFD8">
+    <w:lvl w:ilvl="3" w:tplc="CB9E1446">
       <w:numFmt w:val="decimal"/>
       <w:lvlText w:val=""/>
       <w:lvlJc w:val="left"/>
     </w:lvl>
-    <w:lvl w:ilvl="4" w:tplc="89562276">
+    <w:lvl w:ilvl="4" w:tplc="097E5FDE">
       <w:numFmt w:val="decimal"/>
       <w:lvlText w:val=""/>
       <w:lvlJc w:val="left"/>
     </w:lvl>
-    <w:lvl w:ilvl="5" w:tplc="6A38644E">
+    <w:lvl w:ilvl="5" w:tplc="2C564F8A">
       <w:numFmt w:val="decimal"/>
       <w:lvlText w:val=""/>
       <w:lvlJc w:val="left"/>
     </w:lvl>
-    <w:lvl w:ilvl="6" w:tplc="74D6996C">
+    <w:lvl w:ilvl="6" w:tplc="E934325C">
       <w:numFmt w:val="decimal"/>
       <w:lvlText w:val=""/>
       <w:lvlJc w:val="left"/>
     </w:lvl>
-    <w:lvl w:ilvl="7" w:tplc="658C07E4">
+    <w:lvl w:ilvl="7" w:tplc="716EFB7C">
       <w:numFmt w:val="decimal"/>
       <w:lvlText w:val=""/>
       <w:lvlJc w:val="left"/>
     </w:lvl>
-    <w:lvl w:ilvl="8" w:tplc="0302DDD2">
+    <w:lvl w:ilvl="8" w:tplc="68D2CEA4">
       <w:numFmt w:val="decimal"/>
       <w:lvlText w:val=""/>
       <w:lvlJc w:val="left"/>
     </w:lvl>
   </w:abstractNum>
-  <w:abstractNum w:abstractNumId="4" w15:restartNumberingAfterBreak="0">
-    <w:nsid w:val="16C541CB"/>
+  <w:abstractNum w:abstractNumId="5" w15:restartNumberingAfterBreak="0">
+    <w:nsid w:val="511A2302"/>
     <w:multiLevelType w:val="hybridMultilevel"/>
-    <w:tmpl w:val="B2447A50"/>
-    <w:lvl w:ilvl="0" w:tplc="C83C2B7A" w:tentative="1">
+    <w:tmpl w:val="9CFAB38C"/>
+    <w:lvl w:ilvl="0" w:tplc="AC5CE110" w:tentative="1">
       <w:start w:val="1"/>
       <w:numFmt w:val="bullet"/>
       <w:lvlText w:val="●"/>
@@ -20562,7 +22649,7 @@
         <w:ind w:left="720" w:hanging="360"/>
       </w:pPr>
     </w:lvl>
-    <w:lvl w:ilvl="1" w:tplc="32BEF76A" w:tentative="1">
+    <w:lvl w:ilvl="1" w:tplc="DD327068" w:tentative="1">
       <w:start w:val="1"/>
       <w:numFmt w:val="bullet"/>
       <w:lvlText w:val="○"/>
@@ -20571,7 +22658,7 @@
         <w:ind w:left="1440" w:hanging="360"/>
       </w:pPr>
     </w:lvl>
-    <w:lvl w:ilvl="2" w:tplc="4BAEE682" w:tentative="1">
+    <w:lvl w:ilvl="2" w:tplc="D97E3C88" w:tentative="1">
       <w:start w:val="1"/>
       <w:numFmt w:val="bullet"/>
       <w:lvlText w:val="■"/>
@@ -20580,7 +22667,7 @@
         <w:ind w:left="2160" w:hanging="360"/>
       </w:pPr>
     </w:lvl>
-    <w:lvl w:ilvl="3" w:tplc="A2DA3216" w:tentative="1">
+    <w:lvl w:ilvl="3" w:tplc="98D25C8C" w:tentative="1">
       <w:start w:val="1"/>
       <w:numFmt w:val="bullet"/>
       <w:lvlText w:val="●"/>
@@ -20589,7 +22676,7 @@
         <w:ind w:left="2880" w:hanging="360"/>
       </w:pPr>
     </w:lvl>
-    <w:lvl w:ilvl="4" w:tplc="DB06353C" w:tentative="1">
+    <w:lvl w:ilvl="4" w:tplc="FDD45F4A" w:tentative="1">
       <w:start w:val="1"/>
       <w:numFmt w:val="bullet"/>
       <w:lvlText w:val="○"/>
@@ -20598,7 +22685,7 @@
         <w:ind w:left="3600" w:hanging="360"/>
       </w:pPr>
     </w:lvl>
-    <w:lvl w:ilvl="5" w:tplc="C7CC562E" w:tentative="1">
+    <w:lvl w:ilvl="5" w:tplc="F4808532" w:tentative="1">
       <w:start w:val="1"/>
       <w:numFmt w:val="bullet"/>
       <w:lvlText w:val="■"/>
@@ -20607,7 +22694,7 @@
         <w:ind w:left="4320" w:hanging="360"/>
       </w:pPr>
     </w:lvl>
-    <w:lvl w:ilvl="6" w:tplc="97B8E472" w:tentative="1">
+    <w:lvl w:ilvl="6" w:tplc="78F03586" w:tentative="1">
       <w:start w:val="1"/>
       <w:numFmt w:val="bullet"/>
       <w:lvlText w:val="●"/>
@@ -20616,7 +22703,7 @@
         <w:ind w:left="5040" w:hanging="360"/>
       </w:pPr>
     </w:lvl>
-    <w:lvl w:ilvl="7" w:tplc="8E90A72C" w:tentative="1">
+    <w:lvl w:ilvl="7" w:tplc="B23E8884" w:tentative="1">
       <w:start w:val="1"/>
       <w:numFmt w:val="bullet"/>
       <w:lvlText w:val="●"/>
@@ -20625,7 +22712,7 @@
         <w:ind w:left="5760" w:hanging="360"/>
       </w:pPr>
     </w:lvl>
-    <w:lvl w:ilvl="8" w:tplc="EA2881C8" w:tentative="1">
+    <w:lvl w:ilvl="8" w:tplc="99E45A6E" w:tentative="1">
       <w:start w:val="1"/>
       <w:numFmt w:val="bullet"/>
       <w:lvlText w:val="●"/>
@@ -20635,11 +22722,11 @@
       </w:pPr>
     </w:lvl>
   </w:abstractNum>
-  <w:abstractNum w:abstractNumId="5" w15:restartNumberingAfterBreak="0">
-    <w:nsid w:val="22BE7A60"/>
+  <w:abstractNum w:abstractNumId="6" w15:restartNumberingAfterBreak="0">
+    <w:nsid w:val="56E13002"/>
     <w:multiLevelType w:val="hybridMultilevel"/>
-    <w:tmpl w:val="23446A50"/>
-    <w:lvl w:ilvl="0" w:tplc="05BAF084">
+    <w:tmpl w:val="FABE08AC"/>
+    <w:lvl w:ilvl="0" w:tplc="F4ACEBF4">
       <w:start w:val="1"/>
       <w:numFmt w:val="decimal"/>
       <w:lvlText w:val="%1."/>
@@ -20648,7 +22735,7 @@
         <w:ind w:left="360" w:hanging="300"/>
       </w:pPr>
     </w:lvl>
-    <w:lvl w:ilvl="1" w:tplc="A52AB9A6" w:tentative="1">
+    <w:lvl w:ilvl="1" w:tplc="8CC4E3DE" w:tentative="1">
       <w:start w:val="1"/>
       <w:numFmt w:val="lowerLetter"/>
       <w:lvlText w:val="%2."/>
@@ -20657,47 +22744,47 @@
         <w:ind w:left="720" w:hanging="300"/>
       </w:pPr>
     </w:lvl>
-    <w:lvl w:ilvl="2" w:tplc="94423F40">
+    <w:lvl w:ilvl="2" w:tplc="5838D0C4">
       <w:numFmt w:val="decimal"/>
       <w:lvlText w:val=""/>
       <w:lvlJc w:val="left"/>
     </w:lvl>
-    <w:lvl w:ilvl="3" w:tplc="083C3EE4">
+    <w:lvl w:ilvl="3" w:tplc="7FF8E794">
       <w:numFmt w:val="decimal"/>
       <w:lvlText w:val=""/>
       <w:lvlJc w:val="left"/>
     </w:lvl>
-    <w:lvl w:ilvl="4" w:tplc="0BB458E2">
+    <w:lvl w:ilvl="4" w:tplc="D94236DE">
       <w:numFmt w:val="decimal"/>
       <w:lvlText w:val=""/>
       <w:lvlJc w:val="left"/>
     </w:lvl>
-    <w:lvl w:ilvl="5" w:tplc="346C7F9C">
+    <w:lvl w:ilvl="5" w:tplc="6C823E7E">
       <w:numFmt w:val="decimal"/>
       <w:lvlText w:val=""/>
       <w:lvlJc w:val="left"/>
     </w:lvl>
-    <w:lvl w:ilvl="6" w:tplc="FA7050CC">
+    <w:lvl w:ilvl="6" w:tplc="BBE25F10">
       <w:numFmt w:val="decimal"/>
       <w:lvlText w:val=""/>
       <w:lvlJc w:val="left"/>
     </w:lvl>
-    <w:lvl w:ilvl="7" w:tplc="3B8E2202">
+    <w:lvl w:ilvl="7" w:tplc="5854E6A0">
       <w:numFmt w:val="decimal"/>
       <w:lvlText w:val=""/>
       <w:lvlJc w:val="left"/>
     </w:lvl>
-    <w:lvl w:ilvl="8" w:tplc="2266263C">
+    <w:lvl w:ilvl="8" w:tplc="0B924EEE">
       <w:numFmt w:val="decimal"/>
       <w:lvlText w:val=""/>
       <w:lvlJc w:val="left"/>
     </w:lvl>
   </w:abstractNum>
-  <w:abstractNum w:abstractNumId="6" w15:restartNumberingAfterBreak="0">
-    <w:nsid w:val="26E9650D"/>
+  <w:abstractNum w:abstractNumId="7" w15:restartNumberingAfterBreak="0">
+    <w:nsid w:val="5E4262CD"/>
     <w:multiLevelType w:val="hybridMultilevel"/>
-    <w:tmpl w:val="E5CA0FE2"/>
-    <w:lvl w:ilvl="0" w:tplc="94586B92">
+    <w:tmpl w:val="33BE645A"/>
+    <w:lvl w:ilvl="0" w:tplc="6E369F8E">
       <w:start w:val="1"/>
       <w:numFmt w:val="decimal"/>
       <w:lvlText w:val="%1."/>
@@ -20706,7 +22793,7 @@
         <w:ind w:left="360" w:hanging="300"/>
       </w:pPr>
     </w:lvl>
-    <w:lvl w:ilvl="1" w:tplc="1DAA8D8C" w:tentative="1">
+    <w:lvl w:ilvl="1" w:tplc="A42EE292" w:tentative="1">
       <w:start w:val="1"/>
       <w:numFmt w:val="lowerLetter"/>
       <w:lvlText w:val="%2."/>
@@ -20715,105 +22802,47 @@
         <w:ind w:left="720" w:hanging="300"/>
       </w:pPr>
     </w:lvl>
-    <w:lvl w:ilvl="2" w:tplc="C1FA4DC4">
+    <w:lvl w:ilvl="2" w:tplc="9C6459A6">
       <w:numFmt w:val="decimal"/>
       <w:lvlText w:val=""/>
       <w:lvlJc w:val="left"/>
     </w:lvl>
-    <w:lvl w:ilvl="3" w:tplc="BB148AAC">
+    <w:lvl w:ilvl="3" w:tplc="9B8CC39A">
       <w:numFmt w:val="decimal"/>
       <w:lvlText w:val=""/>
       <w:lvlJc w:val="left"/>
     </w:lvl>
-    <w:lvl w:ilvl="4" w:tplc="88A0CD72">
+    <w:lvl w:ilvl="4" w:tplc="64CA162C">
       <w:numFmt w:val="decimal"/>
       <w:lvlText w:val=""/>
       <w:lvlJc w:val="left"/>
     </w:lvl>
-    <w:lvl w:ilvl="5" w:tplc="0FCA19C8">
+    <w:lvl w:ilvl="5" w:tplc="1C0C424A">
       <w:numFmt w:val="decimal"/>
       <w:lvlText w:val=""/>
       <w:lvlJc w:val="left"/>
     </w:lvl>
-    <w:lvl w:ilvl="6" w:tplc="8AA20C74">
+    <w:lvl w:ilvl="6" w:tplc="6BC86A80">
       <w:numFmt w:val="decimal"/>
       <w:lvlText w:val=""/>
       <w:lvlJc w:val="left"/>
     </w:lvl>
-    <w:lvl w:ilvl="7" w:tplc="3AD214C2">
+    <w:lvl w:ilvl="7" w:tplc="1D582F96">
       <w:numFmt w:val="decimal"/>
       <w:lvlText w:val=""/>
       <w:lvlJc w:val="left"/>
     </w:lvl>
-    <w:lvl w:ilvl="8" w:tplc="CBBA4B1A">
-      <w:numFmt w:val="decimal"/>
-      <w:lvlText w:val=""/>
-      <w:lvlJc w:val="left"/>
-    </w:lvl>
-  </w:abstractNum>
-  <w:abstractNum w:abstractNumId="7" w15:restartNumberingAfterBreak="0">
-    <w:nsid w:val="3F4332B1"/>
-    <w:multiLevelType w:val="hybridMultilevel"/>
-    <w:tmpl w:val="F60E234C"/>
-    <w:lvl w:ilvl="0" w:tplc="5EC08786">
-      <w:start w:val="1"/>
-      <w:numFmt w:val="bullet"/>
-      <w:lvlText w:val="•"/>
-      <w:lvlJc w:val="left"/>
-      <w:pPr>
-        <w:ind w:left="360" w:hanging="260"/>
-      </w:pPr>
-    </w:lvl>
-    <w:lvl w:ilvl="1" w:tplc="B2C268F6" w:tentative="1">
-      <w:start w:val="1"/>
-      <w:numFmt w:val="bullet"/>
-      <w:lvlText w:val="–"/>
-      <w:lvlJc w:val="left"/>
-      <w:pPr>
-        <w:ind w:left="720" w:hanging="260"/>
-      </w:pPr>
-    </w:lvl>
-    <w:lvl w:ilvl="2" w:tplc="321E07C8">
-      <w:numFmt w:val="decimal"/>
-      <w:lvlText w:val=""/>
-      <w:lvlJc w:val="left"/>
-    </w:lvl>
-    <w:lvl w:ilvl="3" w:tplc="EE06FB1C">
-      <w:numFmt w:val="decimal"/>
-      <w:lvlText w:val=""/>
-      <w:lvlJc w:val="left"/>
-    </w:lvl>
-    <w:lvl w:ilvl="4" w:tplc="EB5846D4">
-      <w:numFmt w:val="decimal"/>
-      <w:lvlText w:val=""/>
-      <w:lvlJc w:val="left"/>
-    </w:lvl>
-    <w:lvl w:ilvl="5" w:tplc="A34E7D2C">
-      <w:numFmt w:val="decimal"/>
-      <w:lvlText w:val=""/>
-      <w:lvlJc w:val="left"/>
-    </w:lvl>
-    <w:lvl w:ilvl="6" w:tplc="7052848E">
-      <w:numFmt w:val="decimal"/>
-      <w:lvlText w:val=""/>
-      <w:lvlJc w:val="left"/>
-    </w:lvl>
-    <w:lvl w:ilvl="7" w:tplc="D6AE826A">
-      <w:numFmt w:val="decimal"/>
-      <w:lvlText w:val=""/>
-      <w:lvlJc w:val="left"/>
-    </w:lvl>
-    <w:lvl w:ilvl="8" w:tplc="97D096AE">
+    <w:lvl w:ilvl="8" w:tplc="E8FA41D4">
       <w:numFmt w:val="decimal"/>
       <w:lvlText w:val=""/>
       <w:lvlJc w:val="left"/>
     </w:lvl>
   </w:abstractNum>
   <w:abstractNum w:abstractNumId="8" w15:restartNumberingAfterBreak="0">
-    <w:nsid w:val="75A21E5A"/>
+    <w:nsid w:val="5F411414"/>
     <w:multiLevelType w:val="hybridMultilevel"/>
-    <w:tmpl w:val="205CE192"/>
-    <w:lvl w:ilvl="0" w:tplc="531CF450">
+    <w:tmpl w:val="135E604E"/>
+    <w:lvl w:ilvl="0" w:tplc="112E771A">
       <w:start w:val="1"/>
       <w:numFmt w:val="decimal"/>
       <w:lvlText w:val="%1."/>
@@ -20822,7 +22851,7 @@
         <w:ind w:left="360" w:hanging="300"/>
       </w:pPr>
     </w:lvl>
-    <w:lvl w:ilvl="1" w:tplc="5AAC0384" w:tentative="1">
+    <w:lvl w:ilvl="1" w:tplc="A926C432" w:tentative="1">
       <w:start w:val="1"/>
       <w:numFmt w:val="lowerLetter"/>
       <w:lvlText w:val="%2."/>
@@ -20831,92 +22860,156 @@
         <w:ind w:left="720" w:hanging="300"/>
       </w:pPr>
     </w:lvl>
-    <w:lvl w:ilvl="2" w:tplc="3398DB10">
+    <w:lvl w:ilvl="2" w:tplc="29ECBEE6">
       <w:numFmt w:val="decimal"/>
       <w:lvlText w:val=""/>
       <w:lvlJc w:val="left"/>
     </w:lvl>
-    <w:lvl w:ilvl="3" w:tplc="6DB8997A">
+    <w:lvl w:ilvl="3" w:tplc="1ED63F2A">
       <w:numFmt w:val="decimal"/>
       <w:lvlText w:val=""/>
       <w:lvlJc w:val="left"/>
     </w:lvl>
-    <w:lvl w:ilvl="4" w:tplc="56C6577E">
+    <w:lvl w:ilvl="4" w:tplc="97A2C57A">
       <w:numFmt w:val="decimal"/>
       <w:lvlText w:val=""/>
       <w:lvlJc w:val="left"/>
     </w:lvl>
-    <w:lvl w:ilvl="5" w:tplc="0DC0D980">
+    <w:lvl w:ilvl="5" w:tplc="879C0F8A">
       <w:numFmt w:val="decimal"/>
       <w:lvlText w:val=""/>
       <w:lvlJc w:val="left"/>
     </w:lvl>
-    <w:lvl w:ilvl="6" w:tplc="A3EAD0BE">
+    <w:lvl w:ilvl="6" w:tplc="6EC27FBE">
       <w:numFmt w:val="decimal"/>
       <w:lvlText w:val=""/>
       <w:lvlJc w:val="left"/>
     </w:lvl>
-    <w:lvl w:ilvl="7" w:tplc="B4E666E2">
+    <w:lvl w:ilvl="7" w:tplc="0F80FA84">
       <w:numFmt w:val="decimal"/>
       <w:lvlText w:val=""/>
       <w:lvlJc w:val="left"/>
     </w:lvl>
-    <w:lvl w:ilvl="8" w:tplc="6A688F86">
+    <w:lvl w:ilvl="8" w:tplc="58DA0472">
       <w:numFmt w:val="decimal"/>
       <w:lvlText w:val=""/>
       <w:lvlJc w:val="left"/>
     </w:lvl>
   </w:abstractNum>
-  <w:num w:numId="1" w16cid:durableId="126901849">
+  <w:abstractNum w:abstractNumId="9" w15:restartNumberingAfterBreak="0">
+    <w:nsid w:val="631F64D4"/>
+    <w:multiLevelType w:val="hybridMultilevel"/>
+    <w:tmpl w:val="AC8AA564"/>
+    <w:lvl w:ilvl="0" w:tplc="95E4ED82">
+      <w:start w:val="1"/>
+      <w:numFmt w:val="decimal"/>
+      <w:lvlText w:val="%1."/>
+      <w:lvlJc w:val="left"/>
+      <w:pPr>
+        <w:ind w:left="360" w:hanging="300"/>
+      </w:pPr>
+    </w:lvl>
+    <w:lvl w:ilvl="1" w:tplc="47CA69C6" w:tentative="1">
+      <w:start w:val="1"/>
+      <w:numFmt w:val="lowerLetter"/>
+      <w:lvlText w:val="%2."/>
+      <w:lvlJc w:val="left"/>
+      <w:pPr>
+        <w:ind w:left="720" w:hanging="300"/>
+      </w:pPr>
+    </w:lvl>
+    <w:lvl w:ilvl="2" w:tplc="453469B4">
+      <w:numFmt w:val="decimal"/>
+      <w:lvlText w:val=""/>
+      <w:lvlJc w:val="left"/>
+    </w:lvl>
+    <w:lvl w:ilvl="3" w:tplc="A4944952">
+      <w:numFmt w:val="decimal"/>
+      <w:lvlText w:val=""/>
+      <w:lvlJc w:val="left"/>
+    </w:lvl>
+    <w:lvl w:ilvl="4" w:tplc="630E943C">
+      <w:numFmt w:val="decimal"/>
+      <w:lvlText w:val=""/>
+      <w:lvlJc w:val="left"/>
+    </w:lvl>
+    <w:lvl w:ilvl="5" w:tplc="361421AE">
+      <w:numFmt w:val="decimal"/>
+      <w:lvlText w:val=""/>
+      <w:lvlJc w:val="left"/>
+    </w:lvl>
+    <w:lvl w:ilvl="6" w:tplc="821AAD0E">
+      <w:numFmt w:val="decimal"/>
+      <w:lvlText w:val=""/>
+      <w:lvlJc w:val="left"/>
+    </w:lvl>
+    <w:lvl w:ilvl="7" w:tplc="998054EA">
+      <w:numFmt w:val="decimal"/>
+      <w:lvlText w:val=""/>
+      <w:lvlJc w:val="left"/>
+    </w:lvl>
+    <w:lvl w:ilvl="8" w:tplc="E5C6790A">
+      <w:numFmt w:val="decimal"/>
+      <w:lvlText w:val=""/>
+      <w:lvlJc w:val="left"/>
+    </w:lvl>
+  </w:abstractNum>
+  <w:num w:numId="1" w16cid:durableId="45643782">
+    <w:abstractNumId w:val="5"/>
+    <w:lvlOverride w:ilvl="0">
+      <w:startOverride w:val="1"/>
+    </w:lvlOverride>
+  </w:num>
+  <w:num w:numId="2" w16cid:durableId="806246144">
+    <w:abstractNumId w:val="0"/>
+    <w:lvlOverride w:ilvl="0">
+      <w:startOverride w:val="1"/>
+    </w:lvlOverride>
+  </w:num>
+  <w:num w:numId="3" w16cid:durableId="1655989147">
+    <w:abstractNumId w:val="9"/>
+    <w:lvlOverride w:ilvl="0">
+      <w:startOverride w:val="1"/>
+    </w:lvlOverride>
+  </w:num>
+  <w:num w:numId="4" w16cid:durableId="909194347">
+    <w:abstractNumId w:val="1"/>
+    <w:lvlOverride w:ilvl="0">
+      <w:startOverride w:val="1"/>
+    </w:lvlOverride>
+  </w:num>
+  <w:num w:numId="5" w16cid:durableId="964237262">
+    <w:abstractNumId w:val="6"/>
+    <w:lvlOverride w:ilvl="0">
+      <w:startOverride w:val="1"/>
+    </w:lvlOverride>
+  </w:num>
+  <w:num w:numId="6" w16cid:durableId="85804951">
+    <w:abstractNumId w:val="3"/>
+    <w:lvlOverride w:ilvl="0">
+      <w:startOverride w:val="1"/>
+    </w:lvlOverride>
+  </w:num>
+  <w:num w:numId="7" w16cid:durableId="57822652">
+    <w:abstractNumId w:val="8"/>
+    <w:lvlOverride w:ilvl="0">
+      <w:startOverride w:val="1"/>
+    </w:lvlOverride>
+  </w:num>
+  <w:num w:numId="8" w16cid:durableId="1870682287">
     <w:abstractNumId w:val="4"/>
     <w:lvlOverride w:ilvl="0">
       <w:startOverride w:val="1"/>
     </w:lvlOverride>
   </w:num>
-  <w:num w:numId="2" w16cid:durableId="1285817409">
-    <w:abstractNumId w:val="7"/>
-    <w:lvlOverride w:ilvl="0">
-      <w:startOverride w:val="1"/>
-    </w:lvlOverride>
-  </w:num>
-  <w:num w:numId="3" w16cid:durableId="721173550">
+  <w:num w:numId="9" w16cid:durableId="373776143">
     <w:abstractNumId w:val="2"/>
     <w:lvlOverride w:ilvl="0">
       <w:startOverride w:val="1"/>
     </w:lvlOverride>
   </w:num>
-  <w:num w:numId="4" w16cid:durableId="637537287">
-    <w:abstractNumId w:val="6"/>
-    <w:lvlOverride w:ilvl="0">
-      <w:startOverride w:val="1"/>
-    </w:lvlOverride>
-  </w:num>
-  <w:num w:numId="5" w16cid:durableId="772020466">
-    <w:abstractNumId w:val="0"/>
-    <w:lvlOverride w:ilvl="0">
-      <w:startOverride w:val="1"/>
-    </w:lvlOverride>
-  </w:num>
-  <w:num w:numId="6" w16cid:durableId="1821271063">
-    <w:abstractNumId w:val="8"/>
-    <w:lvlOverride w:ilvl="0">
-      <w:startOverride w:val="1"/>
-    </w:lvlOverride>
-  </w:num>
-  <w:num w:numId="7" w16cid:durableId="466506539">
-    <w:abstractNumId w:val="3"/>
-    <w:lvlOverride w:ilvl="0">
-      <w:startOverride w:val="1"/>
-    </w:lvlOverride>
-  </w:num>
-  <w:num w:numId="8" w16cid:durableId="1912151821">
-    <w:abstractNumId w:val="5"/>
-    <w:lvlOverride w:ilvl="0">
-      <w:startOverride w:val="1"/>
-    </w:lvlOverride>
-  </w:num>
-  <w:num w:numId="9" w16cid:durableId="1195844719">
-    <w:abstractNumId w:val="1"/>
+  <w:num w:numId="10" w16cid:durableId="1605846435">
+    <w:abstractNumId w:val="7"/>
     <w:lvlOverride w:ilvl="0">
       <w:startOverride w:val="1"/>
     </w:lvlOverride>
@@ -21596,7 +23689,7 @@
     <w:autoRedefine/>
     <w:uiPriority w:val="39"/>
     <w:unhideWhenUsed/>
-    <w:rsid w:val="005E739F"/>
+    <w:rsid w:val="00A65CA9"/>
     <w:pPr>
       <w:spacing w:after="100"/>
     </w:pPr>
@@ -21608,7 +23701,7 @@
     <w:autoRedefine/>
     <w:uiPriority w:val="39"/>
     <w:unhideWhenUsed/>
-    <w:rsid w:val="005E739F"/>
+    <w:rsid w:val="00A65CA9"/>
     <w:pPr>
       <w:spacing w:after="100"/>
       <w:ind w:left="210"/>
